--- a/_manuscript/index.docx
+++ b/_manuscript/index.docx
@@ -139,7 +139,7 @@
         <w:pStyle w:val="Heading2"/>
       </w:pPr>
       <w:r>
-        <w:t xml:space="preserve">1.1 The Fungal Kingdom as a Climate-Responsive System</w:t>
+        <w:t xml:space="preserve">1.1 The fungal kingdom and environment</w:t>
       </w:r>
     </w:p>
     <w:p>
@@ -300,7 +300,7 @@
         <w:pStyle w:val="Heading2"/>
       </w:pPr>
       <w:r>
-        <w:t xml:space="preserve">1.2 Two Axes of Change: Chronic Warming and Acute Disturbance</w:t>
+        <w:t xml:space="preserve">1.2 Two axes of change: Chronic warming and acute disturbance</w:t>
       </w:r>
     </w:p>
     <w:p>
@@ -546,7 +546,7 @@
         <w:pStyle w:val="Heading2"/>
       </w:pPr>
       <w:r>
-        <w:t xml:space="preserve">1.3 Scope and Roadmap</w:t>
+        <w:t xml:space="preserve">1.3 Scope of this chapter</w:t>
       </w:r>
     </w:p>
     <w:p>
@@ -732,13 +732,13 @@
     </w:p>
     <w:bookmarkEnd w:id="15"/>
     <w:bookmarkEnd w:id="16"/>
-    <w:bookmarkStart w:id="25" w:name="sec-2"/>
+    <w:bookmarkStart w:id="26" w:name="sec-2"/>
     <w:p>
       <w:pPr>
         <w:pStyle w:val="Heading1"/>
       </w:pPr>
       <w:r>
-        <w:t xml:space="preserve">2. The Thermal Restriction Hypothesis and Its Limits</w:t>
+        <w:t xml:space="preserve">2. The Thermal Restriction Hypothesis</w:t>
       </w:r>
     </w:p>
     <w:bookmarkStart w:id="17" w:name="sec-2-1"/>
@@ -747,7 +747,7 @@
         <w:pStyle w:val="Heading2"/>
       </w:pPr>
       <w:r>
-        <w:t xml:space="preserve">2.1 Endothermy as a Barrier to Fungal Infection</w:t>
+        <w:t xml:space="preserve">2.1 Endothermy as a barrier to fungal infection</w:t>
       </w:r>
     </w:p>
     <w:p>
@@ -867,7 +867,7 @@
         <w:pStyle w:val="Heading2"/>
       </w:pPr>
       <w:r>
-        <w:t xml:space="preserve">2.2 The Narrowing Thermal Exclusion Zone</w:t>
+        <w:t xml:space="preserve">2.2 The Narrowing thermal exclusion zone</w:t>
       </w:r>
     </w:p>
     <w:p>
@@ -1055,7 +1055,7 @@
         <w:pStyle w:val="Heading2"/>
       </w:pPr>
       <w:r>
-        <w:t xml:space="preserve">2.3 What Adaptation Must Accomplish</w:t>
+        <w:t xml:space="preserve">2.3 Thermal adaptation and pathogenicity</w:t>
       </w:r>
     </w:p>
     <w:p>
@@ -1084,13 +1084,13 @@
       </w:r>
     </w:p>
     <w:bookmarkEnd w:id="23"/>
-    <w:bookmarkStart w:id="24" w:name="sec-2-4"/>
+    <w:bookmarkStart w:id="25" w:name="sec-2-4"/>
     <w:p>
       <w:pPr>
         <w:pStyle w:val="Heading2"/>
       </w:pPr>
       <w:r>
-        <w:t xml:space="preserve">2.4 Counterarguments and the Specificity Problem</w:t>
+        <w:t xml:space="preserve">2.4 The specificity problem</w:t>
       </w:r>
     </w:p>
     <w:p>
@@ -1098,7 +1098,7 @@
         <w:pStyle w:val="FirstParagraph"/>
       </w:pPr>
       <w:r>
-        <w:t xml:space="preserve">The strongest objection to the thermal restriction argument is the lack of specificity as a bottleneck for pathogenicity. Tens of thousands of fungal species already grow at 37 °C without ever causing human disease. Thermatolerance is therefore an essential, but not exclusive identifier of pathogenicity. Therefore, it would be illogical to accept that growing thermotolerance alone in environmental fungal will lead to new human pathogens</w:t>
+        <w:t xml:space="preserve">The strongest objection to the thermal restriction argument is the lack of specificity as a barrier for pathogenicity. Tens of thousands of fungal species already grow at 37 °C without ever causing human disease. Thermatolerance is therefore an essential, but not exclusive identifier of pathogenicity. Therefore, it would be illogical to accept that growing thermotolerance alone in environmental fungal will lead to new human pathogens</w:t>
       </w:r>
       <w:r>
         <w:t xml:space="preserve"> </w:t>
@@ -1154,13 +1154,14 @@
       <w:r>
         <w:t xml:space="preserve"> </w:t>
       </w:r>
-      <w:r>
-        <w:rPr>
-          <w:b/>
-          <w:bCs/>
-        </w:rPr>
-        <w:t xml:space="preserve">?@tbl-mechanisms</w:t>
-      </w:r>
+      <w:hyperlink w:anchor="tbl-mechanisms">
+        <w:r>
+          <w:rPr>
+            <w:rStyle w:val="Hyperlink"/>
+          </w:rPr>
+          <w:t xml:space="preserve">Table 1</w:t>
+        </w:r>
+      </w:hyperlink>
       <w:r>
         <w:t xml:space="preserve"> </w:t>
       </w:r>
@@ -1193,1453 +1194,6 @@
             <w:rStyle w:val="Hyperlink"/>
           </w:rPr>
           <w:t xml:space="preserve">Sect. 5</w:t>
-        </w:r>
-      </w:hyperlink>
-      <w:r>
-        <w:t xml:space="preserve">.</w:t>
-      </w:r>
-    </w:p>
-    <w:p>
-      <w:pPr>
-        <w:pStyle w:val="TableCaption"/>
-      </w:pPr>
-      <w:r>
-        <w:t xml:space="preserve">Mechanisms of fungal thermal and physical-stress adaptation, with evidence grade</w:t>
-      </w:r>
-    </w:p>
-    <w:tbl>
-      <w:tblPr>
-        <w:tblStyle w:val="Table"/>
-        <w:tblW w:type="pct" w:w="5000"/>
-        <w:tblLayout w:type="fixed"/>
-        <w:tblLook w:firstRow="1" w:lastRow="0" w:firstColumn="0" w:lastColumn="0" w:noHBand="0" w:noVBand="0" w:val="0020"/>
-        <w:tblCaption w:val="Mechanisms of fungal thermal and physical-stress adaptation, with evidence grade"/>
-      </w:tblPr>
-      <w:tblGrid>
-        <w:gridCol w:w="1584"/>
-        <w:gridCol w:w="1584"/>
-        <w:gridCol w:w="1584"/>
-        <w:gridCol w:w="1584"/>
-        <w:gridCol w:w="1584"/>
-      </w:tblGrid>
-      <w:tr>
-        <w:trPr>
-          <w:tblHeader w:val="on"/>
-        </w:trPr>
-        <w:tc>
-          <w:tcPr/>
-          <w:p>
-            <w:pPr>
-              <w:pStyle w:val="Compact"/>
-              <w:jc w:val="left"/>
-            </w:pPr>
-            <w:r>
-              <w:rPr>
-                <w:b/>
-                <w:bCs/>
-              </w:rPr>
-              <w:t xml:space="preserve">Mechanism</w:t>
-            </w:r>
-          </w:p>
-        </w:tc>
-        <w:tc>
-          <w:tcPr/>
-          <w:p>
-            <w:pPr>
-              <w:pStyle w:val="Compact"/>
-              <w:jc w:val="left"/>
-            </w:pPr>
-            <w:r>
-              <w:rPr>
-                <w:b/>
-                <w:bCs/>
-              </w:rPr>
-              <w:t xml:space="preserve">Principal organisms</w:t>
-            </w:r>
-          </w:p>
-        </w:tc>
-        <w:tc>
-          <w:tcPr/>
-          <w:p>
-            <w:pPr>
-              <w:pStyle w:val="Compact"/>
-              <w:jc w:val="left"/>
-            </w:pPr>
-            <w:r>
-              <w:rPr>
-                <w:b/>
-                <w:bCs/>
-              </w:rPr>
-              <w:t xml:space="preserve">Experimental system</w:t>
-            </w:r>
-          </w:p>
-        </w:tc>
-        <w:tc>
-          <w:tcPr/>
-          <w:p>
-            <w:pPr>
-              <w:pStyle w:val="Compact"/>
-              <w:jc w:val="left"/>
-            </w:pPr>
-            <w:r>
-              <w:rPr>
-                <w:b/>
-                <w:bCs/>
-              </w:rPr>
-              <w:t xml:space="preserve">Evidence grade</w:t>
-            </w:r>
-          </w:p>
-        </w:tc>
-        <w:tc>
-          <w:tcPr/>
-          <w:p>
-            <w:pPr>
-              <w:pStyle w:val="Compact"/>
-              <w:jc w:val="left"/>
-            </w:pPr>
-            <w:r>
-              <w:rPr>
-                <w:b/>
-                <w:bCs/>
-              </w:rPr>
-              <w:t xml:space="preserve">Key references</w:t>
-            </w:r>
-          </w:p>
-        </w:tc>
-      </w:tr>
-      <w:tr>
-        <w:tc>
-          <w:tcPr/>
-          <w:p>
-            <w:pPr>
-              <w:pStyle w:val="Compact"/>
-              <w:jc w:val="left"/>
-            </w:pPr>
-            <w:r>
-              <w:t xml:space="preserve">Heat-shock response (Hsf1, Hsp90, Hsp104, trehalose)</w:t>
-            </w:r>
-          </w:p>
-        </w:tc>
-        <w:tc>
-          <w:tcPr/>
-          <w:p>
-            <w:pPr>
-              <w:pStyle w:val="Compact"/>
-              <w:jc w:val="left"/>
-            </w:pPr>
-            <w:r>
-              <w:rPr>
-                <w:i/>
-                <w:iCs/>
-              </w:rPr>
-              <w:t xml:space="preserve">Candida albicans</w:t>
-            </w:r>
-            <w:r>
-              <w:t xml:space="preserve">,</w:t>
-            </w:r>
-            <w:r>
-              <w:t xml:space="preserve"> </w:t>
-            </w:r>
-            <w:r>
-              <w:rPr>
-                <w:i/>
-                <w:iCs/>
-              </w:rPr>
-              <w:t xml:space="preserve">Saccharomyces cerevisiae</w:t>
-            </w:r>
-            <w:r>
-              <w:t xml:space="preserve">,</w:t>
-            </w:r>
-            <w:r>
-              <w:t xml:space="preserve"> </w:t>
-            </w:r>
-            <w:r>
-              <w:rPr>
-                <w:i/>
-                <w:iCs/>
-              </w:rPr>
-              <w:t xml:space="preserve">C. auris</w:t>
-            </w:r>
-          </w:p>
-        </w:tc>
-        <w:tc>
-          <w:tcPr/>
-          <w:p>
-            <w:pPr>
-              <w:pStyle w:val="Compact"/>
-              <w:jc w:val="left"/>
-            </w:pPr>
-            <w:r>
-              <w:t xml:space="preserve">Genetics, murine virulence</w:t>
-            </w:r>
-          </w:p>
-        </w:tc>
-        <w:tc>
-          <w:tcPr/>
-          <w:p>
-            <w:pPr>
-              <w:pStyle w:val="Compact"/>
-              <w:jc w:val="left"/>
-            </w:pPr>
-            <w:r>
-              <w:t xml:space="preserve">Established</w:t>
-            </w:r>
-          </w:p>
-        </w:tc>
-        <w:tc>
-          <w:tcPr/>
-          <w:p>
-            <w:pPr>
-              <w:pStyle w:val="Compact"/>
-              <w:jc w:val="left"/>
-            </w:pPr>
-            <w:r>
-              <w:t xml:space="preserve">(</w:t>
-            </w:r>
-            <w:hyperlink w:anchor="ref-nicholls2010">
-              <w:r>
-                <w:rPr>
-                  <w:rStyle w:val="Hyperlink"/>
-                </w:rPr>
-                <w:t xml:space="preserve">Nicholls et al. 2010</w:t>
-              </w:r>
-            </w:hyperlink>
-            <w:r>
-              <w:t xml:space="preserve">;</w:t>
-            </w:r>
-            <w:r>
-              <w:t xml:space="preserve"> </w:t>
-            </w:r>
-            <w:hyperlink w:anchor="ref-morano2011">
-              <w:r>
-                <w:rPr>
-                  <w:rStyle w:val="Hyperlink"/>
-                </w:rPr>
-                <w:t xml:space="preserve">Morano et al. 2011</w:t>
-              </w:r>
-            </w:hyperlink>
-            <w:r>
-              <w:t xml:space="preserve">)</w:t>
-            </w:r>
-          </w:p>
-        </w:tc>
-      </w:tr>
-      <w:tr>
-        <w:tc>
-          <w:tcPr/>
-          <w:p>
-            <w:pPr>
-              <w:pStyle w:val="Compact"/>
-              <w:jc w:val="left"/>
-            </w:pPr>
-            <w:r>
-              <w:t xml:space="preserve">Hsp90 as a capacitor releasing cryptic variation</w:t>
-            </w:r>
-          </w:p>
-        </w:tc>
-        <w:tc>
-          <w:tcPr/>
-          <w:p>
-            <w:pPr>
-              <w:pStyle w:val="Compact"/>
-              <w:jc w:val="left"/>
-            </w:pPr>
-            <w:r>
-              <w:rPr>
-                <w:i/>
-                <w:iCs/>
-              </w:rPr>
-              <w:t xml:space="preserve">C. albicans</w:t>
-            </w:r>
-            <w:r>
-              <w:t xml:space="preserve">,</w:t>
-            </w:r>
-            <w:r>
-              <w:t xml:space="preserve"> </w:t>
-            </w:r>
-            <w:r>
-              <w:rPr>
-                <w:i/>
-                <w:iCs/>
-              </w:rPr>
-              <w:t xml:space="preserve">A. fumigatus</w:t>
-            </w:r>
-          </w:p>
-        </w:tc>
-        <w:tc>
-          <w:tcPr/>
-          <w:p>
-            <w:pPr>
-              <w:pStyle w:val="Compact"/>
-              <w:jc w:val="left"/>
-            </w:pPr>
-            <w:r>
-              <w:t xml:space="preserve">Drug-resistance evolution in vitro</w:t>
-            </w:r>
-          </w:p>
-        </w:tc>
-        <w:tc>
-          <w:tcPr/>
-          <w:p>
-            <w:pPr>
-              <w:pStyle w:val="Compact"/>
-              <w:jc w:val="left"/>
-            </w:pPr>
-            <w:r>
-              <w:t xml:space="preserve">Established (mechanism); emerging (climate relevance)</w:t>
-            </w:r>
-          </w:p>
-        </w:tc>
-        <w:tc>
-          <w:tcPr/>
-          <w:p>
-            <w:pPr>
-              <w:pStyle w:val="Compact"/>
-              <w:jc w:val="left"/>
-            </w:pPr>
-            <w:r>
-              <w:t xml:space="preserve">(</w:t>
-            </w:r>
-            <w:hyperlink w:anchor="ref-cowen2005">
-              <w:r>
-                <w:rPr>
-                  <w:rStyle w:val="Hyperlink"/>
-                </w:rPr>
-                <w:t xml:space="preserve">Cowen and Lindquist 2005</w:t>
-              </w:r>
-            </w:hyperlink>
-            <w:r>
-              <w:t xml:space="preserve">;</w:t>
-            </w:r>
-            <w:r>
-              <w:t xml:space="preserve"> </w:t>
-            </w:r>
-            <w:hyperlink w:anchor="ref-cowen2009">
-              <w:r>
-                <w:rPr>
-                  <w:rStyle w:val="Hyperlink"/>
-                </w:rPr>
-                <w:t xml:space="preserve">Cowen et al. 2009</w:t>
-              </w:r>
-            </w:hyperlink>
-            <w:r>
-              <w:t xml:space="preserve">)</w:t>
-            </w:r>
-          </w:p>
-        </w:tc>
-      </w:tr>
-      <w:tr>
-        <w:tc>
-          <w:tcPr/>
-          <w:p>
-            <w:pPr>
-              <w:pStyle w:val="Compact"/>
-              <w:jc w:val="left"/>
-            </w:pPr>
-            <w:r>
-              <w:t xml:space="preserve">Calcineurin–Crz1 signalling in thermal virulence</w:t>
-            </w:r>
-          </w:p>
-        </w:tc>
-        <w:tc>
-          <w:tcPr/>
-          <w:p>
-            <w:pPr>
-              <w:pStyle w:val="Compact"/>
-              <w:jc w:val="left"/>
-            </w:pPr>
-            <w:r>
-              <w:t xml:space="preserve">Mucorales,</w:t>
-            </w:r>
-            <w:r>
-              <w:t xml:space="preserve"> </w:t>
-            </w:r>
-            <w:r>
-              <w:rPr>
-                <w:i/>
-                <w:iCs/>
-              </w:rPr>
-              <w:t xml:space="preserve">Cryptococcus</w:t>
-            </w:r>
-            <w:r>
-              <w:t xml:space="preserve">,</w:t>
-            </w:r>
-            <w:r>
-              <w:t xml:space="preserve"> </w:t>
-            </w:r>
-            <w:r>
-              <w:rPr>
-                <w:i/>
-                <w:iCs/>
-              </w:rPr>
-              <w:t xml:space="preserve">Aspergillus</w:t>
-            </w:r>
-          </w:p>
-        </w:tc>
-        <w:tc>
-          <w:tcPr/>
-          <w:p>
-            <w:pPr>
-              <w:pStyle w:val="Compact"/>
-              <w:jc w:val="left"/>
-            </w:pPr>
-            <w:r>
-              <w:t xml:space="preserve">Fly and murine models, inhibitor studies</w:t>
-            </w:r>
-          </w:p>
-        </w:tc>
-        <w:tc>
-          <w:tcPr/>
-          <w:p>
-            <w:pPr>
-              <w:pStyle w:val="Compact"/>
-              <w:jc w:val="left"/>
-            </w:pPr>
-            <w:r>
-              <w:t xml:space="preserve">Established (pathway); to be verified (thermal-virulence data)</w:t>
-            </w:r>
-          </w:p>
-        </w:tc>
-        <w:tc>
-          <w:tcPr/>
-          <w:p>
-            <w:pPr>
-              <w:pStyle w:val="Compact"/>
-              <w:jc w:val="left"/>
-            </w:pPr>
-            <w:r>
-              <w:t xml:space="preserve">(</w:t>
-            </w:r>
-            <w:hyperlink w:anchor="ref-steinbach2007">
-              <w:r>
-                <w:rPr>
-                  <w:rStyle w:val="Hyperlink"/>
-                </w:rPr>
-                <w:t xml:space="preserve">Steinbach et al. 2007</w:t>
-              </w:r>
-            </w:hyperlink>
-            <w:r>
-              <w:t xml:space="preserve">;</w:t>
-            </w:r>
-            <w:r>
-              <w:t xml:space="preserve"> </w:t>
-            </w:r>
-            <w:hyperlink w:anchor="ref-juvvadi2016">
-              <w:r>
-                <w:rPr>
-                  <w:rStyle w:val="Hyperlink"/>
-                </w:rPr>
-                <w:t xml:space="preserve">Juvvadi et al. 2016</w:t>
-              </w:r>
-            </w:hyperlink>
-            <w:r>
-              <w:t xml:space="preserve">)</w:t>
-            </w:r>
-            <w:r>
-              <w:t xml:space="preserve">; authors’ unpublished/presented data</w:t>
-            </w:r>
-            <w:r>
-              <w:t xml:space="preserve"> </w:t>
-            </w:r>
-            <w:r>
-              <w:rPr>
-                <w:b/>
-                <w:bCs/>
-              </w:rPr>
-              <w:t xml:space="preserve">VERIFY</w:t>
-            </w:r>
-          </w:p>
-        </w:tc>
-      </w:tr>
-      <w:tr>
-        <w:tc>
-          <w:tcPr/>
-          <w:p>
-            <w:pPr>
-              <w:pStyle w:val="Compact"/>
-              <w:jc w:val="left"/>
-            </w:pPr>
-            <w:r>
-              <w:t xml:space="preserve">HOG/stress-activated protein kinase module</w:t>
-            </w:r>
-          </w:p>
-        </w:tc>
-        <w:tc>
-          <w:tcPr/>
-          <w:p>
-            <w:pPr>
-              <w:pStyle w:val="Compact"/>
-              <w:jc w:val="left"/>
-            </w:pPr>
-            <w:r>
-              <w:t xml:space="preserve">Multiple human pathogens</w:t>
-            </w:r>
-          </w:p>
-        </w:tc>
-        <w:tc>
-          <w:tcPr/>
-          <w:p>
-            <w:pPr>
-              <w:pStyle w:val="Compact"/>
-              <w:jc w:val="left"/>
-            </w:pPr>
-            <w:r>
-              <w:t xml:space="preserve">Genetics, stress assays</w:t>
-            </w:r>
-          </w:p>
-        </w:tc>
-        <w:tc>
-          <w:tcPr/>
-          <w:p>
-            <w:pPr>
-              <w:pStyle w:val="Compact"/>
-              <w:jc w:val="left"/>
-            </w:pPr>
-            <w:r>
-              <w:t xml:space="preserve">Established</w:t>
-            </w:r>
-          </w:p>
-        </w:tc>
-        <w:tc>
-          <w:tcPr/>
-          <w:p>
-            <w:pPr>
-              <w:pStyle w:val="Compact"/>
-              <w:jc w:val="left"/>
-            </w:pPr>
-            <w:r>
-              <w:t xml:space="preserve">(</w:t>
-            </w:r>
-            <w:hyperlink w:anchor="ref-day2019">
-              <w:r>
-                <w:rPr>
-                  <w:rStyle w:val="Hyperlink"/>
-                </w:rPr>
-                <w:t xml:space="preserve">Day and Quinn 2019</w:t>
-              </w:r>
-            </w:hyperlink>
-            <w:r>
-              <w:t xml:space="preserve">)</w:t>
-            </w:r>
-          </w:p>
-        </w:tc>
-      </w:tr>
-      <w:tr>
-        <w:tc>
-          <w:tcPr/>
-          <w:p>
-            <w:pPr>
-              <w:pStyle w:val="Compact"/>
-              <w:jc w:val="left"/>
-            </w:pPr>
-            <w:r>
-              <w:t xml:space="preserve">Oxidative-stress cross-protection after thermal priming</w:t>
-            </w:r>
-          </w:p>
-        </w:tc>
-        <w:tc>
-          <w:tcPr/>
-          <w:p>
-            <w:pPr>
-              <w:pStyle w:val="Compact"/>
-              <w:jc w:val="left"/>
-            </w:pPr>
-            <w:r>
-              <w:t xml:space="preserve">Mucorales,</w:t>
-            </w:r>
-            <w:r>
-              <w:t xml:space="preserve"> </w:t>
-            </w:r>
-            <w:r>
-              <w:rPr>
-                <w:i/>
-                <w:iCs/>
-              </w:rPr>
-              <w:t xml:space="preserve">Candida</w:t>
-            </w:r>
-          </w:p>
-        </w:tc>
-        <w:tc>
-          <w:tcPr/>
-          <w:p>
-            <w:pPr>
-              <w:pStyle w:val="Compact"/>
-              <w:jc w:val="left"/>
-            </w:pPr>
-            <w:r>
-              <w:t xml:space="preserve">In vitro priming, phagocyte assays</w:t>
-            </w:r>
-          </w:p>
-        </w:tc>
-        <w:tc>
-          <w:tcPr/>
-          <w:p>
-            <w:pPr>
-              <w:pStyle w:val="Compact"/>
-              <w:jc w:val="left"/>
-            </w:pPr>
-            <w:r>
-              <w:t xml:space="preserve">Emerging</w:t>
-            </w:r>
-          </w:p>
-        </w:tc>
-        <w:tc>
-          <w:tcPr/>
-          <w:p>
-            <w:pPr>
-              <w:pStyle w:val="Compact"/>
-              <w:jc w:val="left"/>
-            </w:pPr>
-            <w:r>
-              <w:t xml:space="preserve">(</w:t>
-            </w:r>
-            <w:hyperlink w:anchor="ref-harish2022">
-              <w:r>
-                <w:rPr>
-                  <w:rStyle w:val="Hyperlink"/>
-                </w:rPr>
-                <w:t xml:space="preserve">Harish and Osherov 2022</w:t>
-              </w:r>
-            </w:hyperlink>
-            <w:r>
-              <w:t xml:space="preserve">)</w:t>
-            </w:r>
-            <w:r>
-              <w:t xml:space="preserve">; authors’ presented data</w:t>
-            </w:r>
-            <w:r>
-              <w:t xml:space="preserve"> </w:t>
-            </w:r>
-            <w:r>
-              <w:rPr>
-                <w:b/>
-                <w:bCs/>
-              </w:rPr>
-              <w:t xml:space="preserve">VERIFY</w:t>
-            </w:r>
-          </w:p>
-        </w:tc>
-      </w:tr>
-      <w:tr>
-        <w:tc>
-          <w:tcPr/>
-          <w:p>
-            <w:pPr>
-              <w:pStyle w:val="Compact"/>
-              <w:jc w:val="left"/>
-            </w:pPr>
-            <w:r>
-              <w:t xml:space="preserve">Melanin-mediated thermal and radiation buffering</w:t>
-            </w:r>
-          </w:p>
-        </w:tc>
-        <w:tc>
-          <w:tcPr/>
-          <w:p>
-            <w:pPr>
-              <w:pStyle w:val="Compact"/>
-              <w:jc w:val="left"/>
-            </w:pPr>
-            <w:r>
-              <w:rPr>
-                <w:i/>
-                <w:iCs/>
-              </w:rPr>
-              <w:t xml:space="preserve">Cryptococcus</w:t>
-            </w:r>
-            <w:r>
-              <w:t xml:space="preserve">, black yeasts,</w:t>
-            </w:r>
-            <w:r>
-              <w:t xml:space="preserve"> </w:t>
-            </w:r>
-            <w:r>
-              <w:rPr>
-                <w:i/>
-                <w:iCs/>
-              </w:rPr>
-              <w:t xml:space="preserve">Rhodotorula</w:t>
-            </w:r>
-          </w:p>
-        </w:tc>
-        <w:tc>
-          <w:tcPr/>
-          <w:p>
-            <w:pPr>
-              <w:pStyle w:val="Compact"/>
-              <w:jc w:val="left"/>
-            </w:pPr>
-            <w:r>
-              <w:t xml:space="preserve">Biophysics, environmental isolates</w:t>
-            </w:r>
-          </w:p>
-        </w:tc>
-        <w:tc>
-          <w:tcPr/>
-          <w:p>
-            <w:pPr>
-              <w:pStyle w:val="Compact"/>
-              <w:jc w:val="left"/>
-            </w:pPr>
-            <w:r>
-              <w:t xml:space="preserve">Established (function); emerging (climate selection)</w:t>
-            </w:r>
-          </w:p>
-        </w:tc>
-        <w:tc>
-          <w:tcPr/>
-          <w:p>
-            <w:pPr>
-              <w:pStyle w:val="Compact"/>
-              <w:jc w:val="left"/>
-            </w:pPr>
-            <w:r>
-              <w:t xml:space="preserve">(</w:t>
-            </w:r>
-            <w:hyperlink w:anchor="ref-dadachova2007">
-              <w:r>
-                <w:rPr>
-                  <w:rStyle w:val="Hyperlink"/>
-                </w:rPr>
-                <w:t xml:space="preserve">Dadachova et al. 2007</w:t>
-              </w:r>
-            </w:hyperlink>
-            <w:r>
-              <w:t xml:space="preserve">;</w:t>
-            </w:r>
-            <w:r>
-              <w:t xml:space="preserve"> </w:t>
-            </w:r>
-            <w:hyperlink w:anchor="ref-cordero2017">
-              <w:r>
-                <w:rPr>
-                  <w:rStyle w:val="Hyperlink"/>
-                </w:rPr>
-                <w:t xml:space="preserve">Cordero and Casadevall 2017</w:t>
-              </w:r>
-            </w:hyperlink>
-            <w:r>
-              <w:t xml:space="preserve">;</w:t>
-            </w:r>
-            <w:r>
-              <w:t xml:space="preserve"> </w:t>
-            </w:r>
-            <w:hyperlink w:anchor="ref-smith2025">
-              <w:r>
-                <w:rPr>
-                  <w:rStyle w:val="Hyperlink"/>
-                </w:rPr>
-                <w:t xml:space="preserve">Smith et al. 2025</w:t>
-              </w:r>
-            </w:hyperlink>
-            <w:r>
-              <w:t xml:space="preserve">)</w:t>
-            </w:r>
-          </w:p>
-        </w:tc>
-      </w:tr>
-      <w:tr>
-        <w:tc>
-          <w:tcPr/>
-          <w:p>
-            <w:pPr>
-              <w:pStyle w:val="Compact"/>
-              <w:jc w:val="left"/>
-            </w:pPr>
-            <w:r>
-              <w:t xml:space="preserve">Mechanical/shear-stress-induced transient hypervirulence</w:t>
-            </w:r>
-          </w:p>
-        </w:tc>
-        <w:tc>
-          <w:tcPr/>
-          <w:p>
-            <w:pPr>
-              <w:pStyle w:val="Compact"/>
-              <w:jc w:val="left"/>
-            </w:pPr>
-            <w:r>
-              <w:t xml:space="preserve">Mucorales</w:t>
-            </w:r>
-          </w:p>
-        </w:tc>
-        <w:tc>
-          <w:tcPr/>
-          <w:p>
-            <w:pPr>
-              <w:pStyle w:val="Compact"/>
-              <w:jc w:val="left"/>
-            </w:pPr>
-            <w:r>
-              <w:t xml:space="preserve">Shear challenge + fly model</w:t>
-            </w:r>
-          </w:p>
-        </w:tc>
-        <w:tc>
-          <w:tcPr/>
-          <w:p>
-            <w:pPr>
-              <w:pStyle w:val="Compact"/>
-              <w:jc w:val="left"/>
-            </w:pPr>
-            <w:r>
-              <w:t xml:space="preserve">Emerging (single laboratory)</w:t>
-            </w:r>
-          </w:p>
-        </w:tc>
-        <w:tc>
-          <w:tcPr/>
-          <w:p>
-            <w:pPr>
-              <w:pStyle w:val="Compact"/>
-              <w:jc w:val="left"/>
-            </w:pPr>
-            <w:r>
-              <w:t xml:space="preserve">(</w:t>
-            </w:r>
-            <w:hyperlink w:anchor="ref-wurster2020">
-              <w:r>
-                <w:rPr>
-                  <w:rStyle w:val="Hyperlink"/>
-                </w:rPr>
-                <w:t xml:space="preserve">Wurster et al.</w:t>
-              </w:r>
-              <w:r>
-                <w:rPr>
-                  <w:rStyle w:val="Hyperlink"/>
-                </w:rPr>
-                <w:t xml:space="preserve"> </w:t>
-              </w:r>
-              <w:r>
-                <w:rPr>
-                  <w:rStyle w:val="Hyperlink"/>
-                </w:rPr>
-                <w:t xml:space="preserve">2020</w:t>
-              </w:r>
-            </w:hyperlink>
-            <w:r>
-              <w:t xml:space="preserve">)</w:t>
-            </w:r>
-            <w:r>
-              <w:t xml:space="preserve"> </w:t>
-            </w:r>
-            <w:r>
-              <w:rPr>
-                <w:b/>
-                <w:bCs/>
-              </w:rPr>
-              <w:t xml:space="preserve">VERIFY</w:t>
-            </w:r>
-          </w:p>
-        </w:tc>
-      </w:tr>
-      <w:tr>
-        <w:tc>
-          <w:tcPr/>
-          <w:p>
-            <w:pPr>
-              <w:pStyle w:val="Compact"/>
-              <w:jc w:val="left"/>
-            </w:pPr>
-            <w:r>
-              <w:t xml:space="preserve">Temperature-stimulated transposon mobilization</w:t>
-            </w:r>
-          </w:p>
-        </w:tc>
-        <w:tc>
-          <w:tcPr/>
-          <w:p>
-            <w:pPr>
-              <w:pStyle w:val="Compact"/>
-              <w:jc w:val="left"/>
-            </w:pPr>
-            <w:r>
-              <w:rPr>
-                <w:i/>
-                <w:iCs/>
-              </w:rPr>
-              <w:t xml:space="preserve">Cryptococcus deneoformans</w:t>
-            </w:r>
-          </w:p>
-        </w:tc>
-        <w:tc>
-          <w:tcPr/>
-          <w:p>
-            <w:pPr>
-              <w:pStyle w:val="Compact"/>
-              <w:jc w:val="left"/>
-            </w:pPr>
-            <w:r>
-              <w:t xml:space="preserve">Genome-wide mutation accumulation, murine infection</w:t>
-            </w:r>
-          </w:p>
-        </w:tc>
-        <w:tc>
-          <w:tcPr/>
-          <w:p>
-            <w:pPr>
-              <w:pStyle w:val="Compact"/>
-              <w:jc w:val="left"/>
-            </w:pPr>
-            <w:r>
-              <w:t xml:space="preserve">Established</w:t>
-            </w:r>
-          </w:p>
-        </w:tc>
-        <w:tc>
-          <w:tcPr/>
-          <w:p>
-            <w:pPr>
-              <w:pStyle w:val="Compact"/>
-              <w:jc w:val="left"/>
-            </w:pPr>
-            <w:r>
-              <w:t xml:space="preserve">(</w:t>
-            </w:r>
-            <w:hyperlink w:anchor="ref-gusa2020">
-              <w:r>
-                <w:rPr>
-                  <w:rStyle w:val="Hyperlink"/>
-                </w:rPr>
-                <w:t xml:space="preserve">Gusa et al. 2020</w:t>
-              </w:r>
-            </w:hyperlink>
-            <w:r>
-              <w:t xml:space="preserve">,</w:t>
-            </w:r>
-            <w:r>
-              <w:t xml:space="preserve"> </w:t>
-            </w:r>
-            <w:hyperlink w:anchor="ref-gusa2023">
-              <w:r>
-                <w:rPr>
-                  <w:rStyle w:val="Hyperlink"/>
-                </w:rPr>
-                <w:t xml:space="preserve">2023</w:t>
-              </w:r>
-            </w:hyperlink>
-            <w:r>
-              <w:t xml:space="preserve">)</w:t>
-            </w:r>
-          </w:p>
-        </w:tc>
-      </w:tr>
-      <w:tr>
-        <w:tc>
-          <w:tcPr/>
-          <w:p>
-            <w:pPr>
-              <w:pStyle w:val="Compact"/>
-              <w:jc w:val="left"/>
-            </w:pPr>
-            <w:r>
-              <w:t xml:space="preserve">Host-temperature-induced point mutagenesis</w:t>
-            </w:r>
-          </w:p>
-        </w:tc>
-        <w:tc>
-          <w:tcPr/>
-          <w:p>
-            <w:pPr>
-              <w:pStyle w:val="Compact"/>
-              <w:jc w:val="left"/>
-            </w:pPr>
-            <w:r>
-              <w:rPr>
-                <w:i/>
-                <w:iCs/>
-              </w:rPr>
-              <w:t xml:space="preserve">Rhodosporidiobolus fluvialis</w:t>
-            </w:r>
-          </w:p>
-        </w:tc>
-        <w:tc>
-          <w:tcPr/>
-          <w:p>
-            <w:pPr>
-              <w:pStyle w:val="Compact"/>
-              <w:jc w:val="left"/>
-            </w:pPr>
-            <w:r>
-              <w:t xml:space="preserve">Murine passage, in vitro evolution</w:t>
-            </w:r>
-          </w:p>
-        </w:tc>
-        <w:tc>
-          <w:tcPr/>
-          <w:p>
-            <w:pPr>
-              <w:pStyle w:val="Compact"/>
-              <w:jc w:val="left"/>
-            </w:pPr>
-            <w:r>
-              <w:t xml:space="preserve">Established mechanism; narrow taxonomic basis</w:t>
-            </w:r>
-          </w:p>
-        </w:tc>
-        <w:tc>
-          <w:tcPr/>
-          <w:p>
-            <w:pPr>
-              <w:pStyle w:val="Compact"/>
-              <w:jc w:val="left"/>
-            </w:pPr>
-            <w:r>
-              <w:t xml:space="preserve">(</w:t>
-            </w:r>
-            <w:hyperlink w:anchor="ref-huang2024">
-              <w:r>
-                <w:rPr>
-                  <w:rStyle w:val="Hyperlink"/>
-                </w:rPr>
-                <w:t xml:space="preserve">Huang et al. 2024</w:t>
-              </w:r>
-            </w:hyperlink>
-            <w:r>
-              <w:t xml:space="preserve">)</w:t>
-            </w:r>
-          </w:p>
-        </w:tc>
-      </w:tr>
-      <w:tr>
-        <w:tc>
-          <w:tcPr/>
-          <w:p>
-            <w:pPr>
-              <w:pStyle w:val="Compact"/>
-              <w:jc w:val="left"/>
-            </w:pPr>
-            <w:r>
-              <w:t xml:space="preserve">Aneuploidy and copy-number variation under stress</w:t>
-            </w:r>
-          </w:p>
-        </w:tc>
-        <w:tc>
-          <w:tcPr/>
-          <w:p>
-            <w:pPr>
-              <w:pStyle w:val="Compact"/>
-              <w:jc w:val="left"/>
-            </w:pPr>
-            <w:r>
-              <w:rPr>
-                <w:i/>
-                <w:iCs/>
-              </w:rPr>
-              <w:t xml:space="preserve">C. albicans</w:t>
-            </w:r>
-            <w:r>
-              <w:t xml:space="preserve">,</w:t>
-            </w:r>
-            <w:r>
-              <w:t xml:space="preserve"> </w:t>
-            </w:r>
-            <w:r>
-              <w:rPr>
-                <w:i/>
-                <w:iCs/>
-              </w:rPr>
-              <w:t xml:space="preserve">C. auris</w:t>
-            </w:r>
-            <w:r>
-              <w:t xml:space="preserve">,</w:t>
-            </w:r>
-            <w:r>
-              <w:t xml:space="preserve"> </w:t>
-            </w:r>
-            <w:r>
-              <w:rPr>
-                <w:i/>
-                <w:iCs/>
-              </w:rPr>
-              <w:t xml:space="preserve">Cryptococcus</w:t>
-            </w:r>
-          </w:p>
-        </w:tc>
-        <w:tc>
-          <w:tcPr/>
-          <w:p>
-            <w:pPr>
-              <w:pStyle w:val="Compact"/>
-              <w:jc w:val="left"/>
-            </w:pPr>
-            <w:r>
-              <w:t xml:space="preserve">Comparative genomics, in vitro selection</w:t>
-            </w:r>
-          </w:p>
-        </w:tc>
-        <w:tc>
-          <w:tcPr/>
-          <w:p>
-            <w:pPr>
-              <w:pStyle w:val="Compact"/>
-              <w:jc w:val="left"/>
-            </w:pPr>
-            <w:r>
-              <w:t xml:space="preserve">Established</w:t>
-            </w:r>
-          </w:p>
-        </w:tc>
-        <w:tc>
-          <w:tcPr/>
-          <w:p>
-            <w:pPr>
-              <w:pStyle w:val="Compact"/>
-              <w:jc w:val="left"/>
-            </w:pPr>
-            <w:r>
-              <w:t xml:space="preserve">(</w:t>
-            </w:r>
-            <w:hyperlink w:anchor="ref-selmecki2006">
-              <w:r>
-                <w:rPr>
-                  <w:rStyle w:val="Hyperlink"/>
-                </w:rPr>
-                <w:t xml:space="preserve">Selmecki et al. 2006</w:t>
-              </w:r>
-            </w:hyperlink>
-            <w:r>
-              <w:t xml:space="preserve">;</w:t>
-            </w:r>
-            <w:r>
-              <w:t xml:space="preserve"> </w:t>
-            </w:r>
-            <w:hyperlink w:anchor="ref-bennett2014">
-              <w:r>
-                <w:rPr>
-                  <w:rStyle w:val="Hyperlink"/>
-                </w:rPr>
-                <w:t xml:space="preserve">Bennett et al. 2014</w:t>
-              </w:r>
-            </w:hyperlink>
-            <w:r>
-              <w:t xml:space="preserve">;</w:t>
-            </w:r>
-            <w:r>
-              <w:t xml:space="preserve"> </w:t>
-            </w:r>
-            <w:hyperlink w:anchor="ref-steenwyk2016">
-              <w:r>
-                <w:rPr>
-                  <w:rStyle w:val="Hyperlink"/>
-                </w:rPr>
-                <w:t xml:space="preserve">Steenwyk et al. 2016</w:t>
-              </w:r>
-            </w:hyperlink>
-            <w:r>
-              <w:t xml:space="preserve">)</w:t>
-            </w:r>
-          </w:p>
-        </w:tc>
-      </w:tr>
-      <w:tr>
-        <w:tc>
-          <w:tcPr/>
-          <w:p>
-            <w:pPr>
-              <w:pStyle w:val="Compact"/>
-              <w:jc w:val="left"/>
-            </w:pPr>
-            <w:r>
-              <w:t xml:space="preserve">RNAi-dependent epimutation</w:t>
-            </w:r>
-          </w:p>
-        </w:tc>
-        <w:tc>
-          <w:tcPr/>
-          <w:p>
-            <w:pPr>
-              <w:pStyle w:val="Compact"/>
-              <w:jc w:val="left"/>
-            </w:pPr>
-            <w:r>
-              <w:rPr>
-                <w:i/>
-                <w:iCs/>
-              </w:rPr>
-              <w:t xml:space="preserve">Mucor</w:t>
-            </w:r>
-            <w:r>
-              <w:t xml:space="preserve"> </w:t>
-            </w:r>
-            <w:r>
-              <w:t xml:space="preserve">spp.</w:t>
-            </w:r>
-          </w:p>
-        </w:tc>
-        <w:tc>
-          <w:tcPr/>
-          <w:p>
-            <w:pPr>
-              <w:pStyle w:val="Compact"/>
-              <w:jc w:val="left"/>
-            </w:pPr>
-            <w:r>
-              <w:t xml:space="preserve">Drug-selection assays</w:t>
-            </w:r>
-          </w:p>
-        </w:tc>
-        <w:tc>
-          <w:tcPr/>
-          <w:p>
-            <w:pPr>
-              <w:pStyle w:val="Compact"/>
-              <w:jc w:val="left"/>
-            </w:pPr>
-            <w:r>
-              <w:t xml:space="preserve">Established (mechanism)</w:t>
-            </w:r>
-          </w:p>
-        </w:tc>
-        <w:tc>
-          <w:tcPr/>
-          <w:p>
-            <w:pPr>
-              <w:pStyle w:val="Compact"/>
-              <w:jc w:val="left"/>
-            </w:pPr>
-            <w:r>
-              <w:t xml:space="preserve">(</w:t>
-            </w:r>
-            <w:hyperlink w:anchor="ref-calo2014">
-              <w:r>
-                <w:rPr>
-                  <w:rStyle w:val="Hyperlink"/>
-                </w:rPr>
-                <w:t xml:space="preserve">Calo et al. 2014</w:t>
-              </w:r>
-            </w:hyperlink>
-            <w:r>
-              <w:t xml:space="preserve">)</w:t>
-            </w:r>
-          </w:p>
-        </w:tc>
-      </w:tr>
-      <w:tr>
-        <w:tc>
-          <w:tcPr/>
-          <w:p>
-            <w:pPr>
-              <w:pStyle w:val="Compact"/>
-              <w:jc w:val="left"/>
-            </w:pPr>
-            <w:r>
-              <w:t xml:space="preserve">Directed/experimental evolution of thermotolerance</w:t>
-            </w:r>
-          </w:p>
-        </w:tc>
-        <w:tc>
-          <w:tcPr/>
-          <w:p>
-            <w:pPr>
-              <w:pStyle w:val="Compact"/>
-              <w:jc w:val="left"/>
-            </w:pPr>
-            <w:r>
-              <w:t xml:space="preserve">Filamentous fungi</w:t>
-            </w:r>
-          </w:p>
-        </w:tc>
-        <w:tc>
-          <w:tcPr/>
-          <w:p>
-            <w:pPr>
-              <w:pStyle w:val="Compact"/>
-              <w:jc w:val="left"/>
-            </w:pPr>
-            <w:r>
-              <w:t xml:space="preserve">Continuous culture</w:t>
-            </w:r>
-          </w:p>
-        </w:tc>
-        <w:tc>
-          <w:tcPr/>
-          <w:p>
-            <w:pPr>
-              <w:pStyle w:val="Compact"/>
-              <w:jc w:val="left"/>
-            </w:pPr>
-            <w:r>
-              <w:t xml:space="preserve">Established (proof of principle)</w:t>
-            </w:r>
-          </w:p>
-        </w:tc>
-        <w:tc>
-          <w:tcPr/>
-          <w:p>
-            <w:pPr>
-              <w:pStyle w:val="Compact"/>
-              <w:jc w:val="left"/>
-            </w:pPr>
-            <w:r>
-              <w:t xml:space="preserve">(</w:t>
-            </w:r>
-            <w:hyperlink w:anchor="ref-decrecy2009">
-              <w:r>
-                <w:rPr>
-                  <w:rStyle w:val="Hyperlink"/>
-                </w:rPr>
-                <w:t xml:space="preserve">de Crécy et al.</w:t>
-              </w:r>
-              <w:r>
-                <w:rPr>
-                  <w:rStyle w:val="Hyperlink"/>
-                </w:rPr>
-                <w:t xml:space="preserve"> </w:t>
-              </w:r>
-              <w:r>
-                <w:rPr>
-                  <w:rStyle w:val="Hyperlink"/>
-                </w:rPr>
-                <w:t xml:space="preserve">2009</w:t>
-              </w:r>
-            </w:hyperlink>
-            <w:r>
-              <w:t xml:space="preserve">)</w:t>
-            </w:r>
-          </w:p>
-        </w:tc>
-      </w:tr>
-      <w:tr>
-        <w:tc>
-          <w:tcPr/>
-          <w:p>
-            <w:pPr>
-              <w:pStyle w:val="Compact"/>
-              <w:jc w:val="left"/>
-            </w:pPr>
-            <w:r>
-              <w:t xml:space="preserve">Environmental thermal selection generating new human pathogens</w:t>
-            </w:r>
-          </w:p>
-        </w:tc>
-        <w:tc>
-          <w:tcPr/>
-          <w:p>
-            <w:pPr>
-              <w:pStyle w:val="Compact"/>
-              <w:jc w:val="left"/>
-            </w:pPr>
-            <w:r>
-              <w:t xml:space="preserve">—</w:t>
-            </w:r>
-          </w:p>
-        </w:tc>
-        <w:tc>
-          <w:tcPr/>
-          <w:p>
-            <w:pPr>
-              <w:pStyle w:val="Compact"/>
-              <w:jc w:val="left"/>
-            </w:pPr>
-            <w:r>
-              <w:t xml:space="preserve">—</w:t>
-            </w:r>
-          </w:p>
-        </w:tc>
-        <w:tc>
-          <w:tcPr/>
-          <w:p>
-            <w:pPr>
-              <w:pStyle w:val="Compact"/>
-              <w:jc w:val="left"/>
-            </w:pPr>
-            <w:r>
-              <w:t xml:space="preserve">Hypothesis</w:t>
-            </w:r>
-          </w:p>
-        </w:tc>
-        <w:tc>
-          <w:tcPr/>
-          <w:p>
-            <w:pPr>
-              <w:pStyle w:val="Compact"/>
-              <w:jc w:val="left"/>
-            </w:pPr>
-            <w:r>
-              <w:t xml:space="preserve">(</w:t>
-            </w:r>
-            <w:hyperlink w:anchor="ref-casadevall2019">
-              <w:r>
-                <w:rPr>
-                  <w:rStyle w:val="Hyperlink"/>
-                </w:rPr>
-                <w:t xml:space="preserve">Casadevall et al. 2019</w:t>
-              </w:r>
-            </w:hyperlink>
-            <w:r>
-              <w:t xml:space="preserve">;</w:t>
-            </w:r>
-            <w:r>
-              <w:t xml:space="preserve"> </w:t>
-            </w:r>
-            <w:hyperlink w:anchor="ref-seidel2024">
-              <w:r>
-                <w:rPr>
-                  <w:rStyle w:val="Hyperlink"/>
-                </w:rPr>
-                <w:t xml:space="preserve">Seidel et al. 2024</w:t>
-              </w:r>
-            </w:hyperlink>
-            <w:r>
-              <w:t xml:space="preserve">)</w:t>
-            </w:r>
-          </w:p>
-        </w:tc>
-      </w:tr>
-    </w:tbl>
-    <w:bookmarkEnd w:id="24"/>
-    <w:bookmarkEnd w:id="25"/>
-    <w:bookmarkStart w:id="37" w:name="sec-3"/>
-    <w:p>
-      <w:pPr>
-        <w:pStyle w:val="Heading1"/>
-      </w:pPr>
-      <w:r>
-        <w:t xml:space="preserve">3. Phenotypic Adaptation: Plasticity Under Thermal and Physical Stress</w:t>
-      </w:r>
-    </w:p>
-    <w:p>
-      <w:pPr>
-        <w:pStyle w:val="FirstParagraph"/>
-      </w:pPr>
-      <w:r>
-        <w:t xml:space="preserve">!</w:t>
-      </w:r>
-    </w:p>
-    <w:p>
-      <w:pPr>
-        <w:pStyle w:val="BodyText"/>
-      </w:pPr>
-      <w:r>
-        <w:t xml:space="preserve">Phenotypic adaptation, in the sense used here, means a change in the properties of a fungal cell or population that occurs without any change in DNA sequence and that reverses when the inducing stimulus is withdrawn. It is fast, it is reversible, and it is the first thing a fungus does when the environment changes. Because it can produce large changes in virulence within hours, it is also frequently mistaken for evolution.</w:t>
-      </w:r>
-      <w:r>
-        <w:t xml:space="preserve"> </w:t>
-      </w:r>
-      <w:hyperlink w:anchor="fig-mechanisms">
-        <w:r>
-          <w:rPr>
-            <w:rStyle w:val="Hyperlink"/>
-          </w:rPr>
-          <w:t xml:space="preserve">Fig. 3</w:t>
-        </w:r>
-      </w:hyperlink>
-      <w:r>
-        <w:t xml:space="preserve"> </w:t>
-      </w:r>
-      <w:r>
-        <w:t xml:space="preserve">summarizes these plastic responses alongside the heritable routes considered in</w:t>
-      </w:r>
-      <w:r>
-        <w:t xml:space="preserve"> </w:t>
-      </w:r>
-      <w:hyperlink w:anchor="sec-4">
-        <w:r>
-          <w:rPr>
-            <w:rStyle w:val="Hyperlink"/>
-          </w:rPr>
-          <w:t xml:space="preserve">Sect. 4</w:t>
         </w:r>
       </w:hyperlink>
       <w:r>
@@ -2659,7 +1213,1539 @@
       <w:tr>
         <w:tc>
           <w:tcPr/>
-          <w:bookmarkStart w:id="29" w:name="fig-mechanisms"/>
+          <w:bookmarkStart w:id="24" w:name="tbl-mechanisms"/>
+          <w:p>
+            <w:pPr>
+              <w:jc w:val="center"/>
+            </w:pPr>
+            <w:pPr>
+              <w:jc w:val="left"/>
+              <w:spacing w:before="200"/>
+              <w:pStyle w:val="ImageCaption"/>
+            </w:pPr>
+            <w:r>
+              <w:t xml:space="preserve">Table 1: Mechanisms of fungal thermal and physical-stress adaptation, with evidence grade</w:t>
+            </w:r>
+          </w:p>
+          <w:tbl>
+            <w:tblPr>
+              <w:tblStyle w:val="Table"/>
+              <w:tblW w:type="pct" w:w="5000"/>
+              <w:tblLayout w:type="fixed"/>
+              <w:tblLook w:firstRow="1" w:lastRow="0" w:firstColumn="0" w:lastColumn="0" w:noHBand="0" w:noVBand="0" w:val="0020"/>
+            </w:tblPr>
+            <w:tblGrid>
+              <w:gridCol w:w="1584"/>
+              <w:gridCol w:w="1584"/>
+              <w:gridCol w:w="1584"/>
+              <w:gridCol w:w="1584"/>
+              <w:gridCol w:w="1584"/>
+            </w:tblGrid>
+            <w:tr>
+              <w:trPr>
+                <w:tblHeader w:val="on"/>
+              </w:trPr>
+              <w:tc>
+                <w:tcPr/>
+                <w:p>
+                  <w:pPr>
+                    <w:pStyle w:val="Compact"/>
+                    <w:jc w:val="left"/>
+                    <w:jc w:val="center"/>
+                  </w:pPr>
+                  <w:r>
+                    <w:rPr>
+                      <w:b/>
+                      <w:bCs/>
+                    </w:rPr>
+                    <w:t xml:space="preserve">Mechanism</w:t>
+                  </w:r>
+                </w:p>
+              </w:tc>
+              <w:tc>
+                <w:tcPr/>
+                <w:p>
+                  <w:pPr>
+                    <w:pStyle w:val="Compact"/>
+                    <w:jc w:val="left"/>
+                    <w:jc w:val="center"/>
+                  </w:pPr>
+                  <w:r>
+                    <w:rPr>
+                      <w:b/>
+                      <w:bCs/>
+                    </w:rPr>
+                    <w:t xml:space="preserve">Principal organisms</w:t>
+                  </w:r>
+                </w:p>
+              </w:tc>
+              <w:tc>
+                <w:tcPr/>
+                <w:p>
+                  <w:pPr>
+                    <w:pStyle w:val="Compact"/>
+                    <w:jc w:val="left"/>
+                    <w:jc w:val="center"/>
+                  </w:pPr>
+                  <w:r>
+                    <w:rPr>
+                      <w:b/>
+                      <w:bCs/>
+                    </w:rPr>
+                    <w:t xml:space="preserve">Experimental system</w:t>
+                  </w:r>
+                </w:p>
+              </w:tc>
+              <w:tc>
+                <w:tcPr/>
+                <w:p>
+                  <w:pPr>
+                    <w:pStyle w:val="Compact"/>
+                    <w:jc w:val="left"/>
+                    <w:jc w:val="center"/>
+                  </w:pPr>
+                  <w:r>
+                    <w:rPr>
+                      <w:b/>
+                      <w:bCs/>
+                    </w:rPr>
+                    <w:t xml:space="preserve">Evidence grade</w:t>
+                  </w:r>
+                </w:p>
+              </w:tc>
+              <w:tc>
+                <w:tcPr/>
+                <w:p>
+                  <w:pPr>
+                    <w:pStyle w:val="Compact"/>
+                    <w:jc w:val="left"/>
+                    <w:jc w:val="center"/>
+                  </w:pPr>
+                  <w:r>
+                    <w:rPr>
+                      <w:b/>
+                      <w:bCs/>
+                    </w:rPr>
+                    <w:t xml:space="preserve">Key references</w:t>
+                  </w:r>
+                </w:p>
+              </w:tc>
+            </w:tr>
+            <w:tr>
+              <w:tc>
+                <w:tcPr/>
+                <w:p>
+                  <w:pPr>
+                    <w:pStyle w:val="Compact"/>
+                    <w:jc w:val="left"/>
+                    <w:jc w:val="center"/>
+                  </w:pPr>
+                  <w:r>
+                    <w:t xml:space="preserve">Heat-shock response (Hsf1, Hsp90, Hsp104, trehalose)</w:t>
+                  </w:r>
+                </w:p>
+              </w:tc>
+              <w:tc>
+                <w:tcPr/>
+                <w:p>
+                  <w:pPr>
+                    <w:pStyle w:val="Compact"/>
+                    <w:jc w:val="left"/>
+                    <w:jc w:val="center"/>
+                  </w:pPr>
+                  <w:r>
+                    <w:rPr>
+                      <w:i/>
+                      <w:iCs/>
+                    </w:rPr>
+                    <w:t xml:space="preserve">Candida albicans</w:t>
+                  </w:r>
+                  <w:r>
+                    <w:t xml:space="preserve">,</w:t>
+                  </w:r>
+                  <w:r>
+                    <w:t xml:space="preserve"> </w:t>
+                  </w:r>
+                  <w:r>
+                    <w:rPr>
+                      <w:i/>
+                      <w:iCs/>
+                    </w:rPr>
+                    <w:t xml:space="preserve">Saccharomyces cerevisiae</w:t>
+                  </w:r>
+                  <w:r>
+                    <w:t xml:space="preserve">,</w:t>
+                  </w:r>
+                  <w:r>
+                    <w:t xml:space="preserve"> </w:t>
+                  </w:r>
+                  <w:r>
+                    <w:rPr>
+                      <w:i/>
+                      <w:iCs/>
+                    </w:rPr>
+                    <w:t xml:space="preserve">C. auris</w:t>
+                  </w:r>
+                </w:p>
+              </w:tc>
+              <w:tc>
+                <w:tcPr/>
+                <w:p>
+                  <w:pPr>
+                    <w:pStyle w:val="Compact"/>
+                    <w:jc w:val="left"/>
+                    <w:jc w:val="center"/>
+                  </w:pPr>
+                  <w:r>
+                    <w:t xml:space="preserve">Genetics, murine virulence</w:t>
+                  </w:r>
+                </w:p>
+              </w:tc>
+              <w:tc>
+                <w:tcPr/>
+                <w:p>
+                  <w:pPr>
+                    <w:pStyle w:val="Compact"/>
+                    <w:jc w:val="left"/>
+                    <w:jc w:val="center"/>
+                  </w:pPr>
+                  <w:r>
+                    <w:t xml:space="preserve">Established</w:t>
+                  </w:r>
+                </w:p>
+              </w:tc>
+              <w:tc>
+                <w:tcPr/>
+                <w:p>
+                  <w:pPr>
+                    <w:pStyle w:val="Compact"/>
+                    <w:jc w:val="left"/>
+                    <w:jc w:val="center"/>
+                  </w:pPr>
+                  <w:r>
+                    <w:t xml:space="preserve">(</w:t>
+                  </w:r>
+                  <w:hyperlink w:anchor="ref-nicholls2010">
+                    <w:r>
+                      <w:rPr>
+                        <w:rStyle w:val="Hyperlink"/>
+                      </w:rPr>
+                      <w:t xml:space="preserve">Nicholls et al. 2010</w:t>
+                    </w:r>
+                  </w:hyperlink>
+                  <w:r>
+                    <w:t xml:space="preserve">;</w:t>
+                  </w:r>
+                  <w:r>
+                    <w:t xml:space="preserve"> </w:t>
+                  </w:r>
+                  <w:hyperlink w:anchor="ref-morano2011">
+                    <w:r>
+                      <w:rPr>
+                        <w:rStyle w:val="Hyperlink"/>
+                      </w:rPr>
+                      <w:t xml:space="preserve">Morano et al. 2011</w:t>
+                    </w:r>
+                  </w:hyperlink>
+                  <w:r>
+                    <w:t xml:space="preserve">)</w:t>
+                  </w:r>
+                </w:p>
+              </w:tc>
+            </w:tr>
+            <w:tr>
+              <w:tc>
+                <w:tcPr/>
+                <w:p>
+                  <w:pPr>
+                    <w:pStyle w:val="Compact"/>
+                    <w:jc w:val="left"/>
+                    <w:jc w:val="center"/>
+                  </w:pPr>
+                  <w:r>
+                    <w:t xml:space="preserve">Hsp90 as a capacitor releasing cryptic variation</w:t>
+                  </w:r>
+                </w:p>
+              </w:tc>
+              <w:tc>
+                <w:tcPr/>
+                <w:p>
+                  <w:pPr>
+                    <w:pStyle w:val="Compact"/>
+                    <w:jc w:val="left"/>
+                    <w:jc w:val="center"/>
+                  </w:pPr>
+                  <w:r>
+                    <w:rPr>
+                      <w:i/>
+                      <w:iCs/>
+                    </w:rPr>
+                    <w:t xml:space="preserve">C. albicans</w:t>
+                  </w:r>
+                  <w:r>
+                    <w:t xml:space="preserve">,</w:t>
+                  </w:r>
+                  <w:r>
+                    <w:t xml:space="preserve"> </w:t>
+                  </w:r>
+                  <w:r>
+                    <w:rPr>
+                      <w:i/>
+                      <w:iCs/>
+                    </w:rPr>
+                    <w:t xml:space="preserve">A. fumigatus</w:t>
+                  </w:r>
+                </w:p>
+              </w:tc>
+              <w:tc>
+                <w:tcPr/>
+                <w:p>
+                  <w:pPr>
+                    <w:pStyle w:val="Compact"/>
+                    <w:jc w:val="left"/>
+                    <w:jc w:val="center"/>
+                  </w:pPr>
+                  <w:r>
+                    <w:t xml:space="preserve">Drug-resistance evolution in vitro</w:t>
+                  </w:r>
+                </w:p>
+              </w:tc>
+              <w:tc>
+                <w:tcPr/>
+                <w:p>
+                  <w:pPr>
+                    <w:pStyle w:val="Compact"/>
+                    <w:jc w:val="left"/>
+                    <w:jc w:val="center"/>
+                  </w:pPr>
+                  <w:r>
+                    <w:t xml:space="preserve">Established (mechanism); emerging (climate relevance)</w:t>
+                  </w:r>
+                </w:p>
+              </w:tc>
+              <w:tc>
+                <w:tcPr/>
+                <w:p>
+                  <w:pPr>
+                    <w:pStyle w:val="Compact"/>
+                    <w:jc w:val="left"/>
+                    <w:jc w:val="center"/>
+                  </w:pPr>
+                  <w:r>
+                    <w:t xml:space="preserve">(</w:t>
+                  </w:r>
+                  <w:hyperlink w:anchor="ref-cowen2005">
+                    <w:r>
+                      <w:rPr>
+                        <w:rStyle w:val="Hyperlink"/>
+                      </w:rPr>
+                      <w:t xml:space="preserve">Cowen and Lindquist 2005</w:t>
+                    </w:r>
+                  </w:hyperlink>
+                  <w:r>
+                    <w:t xml:space="preserve">;</w:t>
+                  </w:r>
+                  <w:r>
+                    <w:t xml:space="preserve"> </w:t>
+                  </w:r>
+                  <w:hyperlink w:anchor="ref-cowen2009">
+                    <w:r>
+                      <w:rPr>
+                        <w:rStyle w:val="Hyperlink"/>
+                      </w:rPr>
+                      <w:t xml:space="preserve">Cowen et al. 2009</w:t>
+                    </w:r>
+                  </w:hyperlink>
+                  <w:r>
+                    <w:t xml:space="preserve">)</w:t>
+                  </w:r>
+                </w:p>
+              </w:tc>
+            </w:tr>
+            <w:tr>
+              <w:tc>
+                <w:tcPr/>
+                <w:p>
+                  <w:pPr>
+                    <w:pStyle w:val="Compact"/>
+                    <w:jc w:val="left"/>
+                    <w:jc w:val="center"/>
+                  </w:pPr>
+                  <w:r>
+                    <w:t xml:space="preserve">Calcineurin–Crz1 signalling in thermal virulence</w:t>
+                  </w:r>
+                </w:p>
+              </w:tc>
+              <w:tc>
+                <w:tcPr/>
+                <w:p>
+                  <w:pPr>
+                    <w:pStyle w:val="Compact"/>
+                    <w:jc w:val="left"/>
+                    <w:jc w:val="center"/>
+                  </w:pPr>
+                  <w:r>
+                    <w:t xml:space="preserve">Mucorales,</w:t>
+                  </w:r>
+                  <w:r>
+                    <w:t xml:space="preserve"> </w:t>
+                  </w:r>
+                  <w:r>
+                    <w:rPr>
+                      <w:i/>
+                      <w:iCs/>
+                    </w:rPr>
+                    <w:t xml:space="preserve">Cryptococcus</w:t>
+                  </w:r>
+                  <w:r>
+                    <w:t xml:space="preserve">,</w:t>
+                  </w:r>
+                  <w:r>
+                    <w:t xml:space="preserve"> </w:t>
+                  </w:r>
+                  <w:r>
+                    <w:rPr>
+                      <w:i/>
+                      <w:iCs/>
+                    </w:rPr>
+                    <w:t xml:space="preserve">Aspergillus</w:t>
+                  </w:r>
+                </w:p>
+              </w:tc>
+              <w:tc>
+                <w:tcPr/>
+                <w:p>
+                  <w:pPr>
+                    <w:pStyle w:val="Compact"/>
+                    <w:jc w:val="left"/>
+                    <w:jc w:val="center"/>
+                  </w:pPr>
+                  <w:r>
+                    <w:t xml:space="preserve">Fly and murine models, inhibitor studies</w:t>
+                  </w:r>
+                </w:p>
+              </w:tc>
+              <w:tc>
+                <w:tcPr/>
+                <w:p>
+                  <w:pPr>
+                    <w:pStyle w:val="Compact"/>
+                    <w:jc w:val="left"/>
+                    <w:jc w:val="center"/>
+                  </w:pPr>
+                  <w:r>
+                    <w:t xml:space="preserve">Established (pathway); to be verified (thermal-virulence data)</w:t>
+                  </w:r>
+                </w:p>
+              </w:tc>
+              <w:tc>
+                <w:tcPr/>
+                <w:p>
+                  <w:pPr>
+                    <w:pStyle w:val="Compact"/>
+                    <w:jc w:val="left"/>
+                    <w:jc w:val="center"/>
+                  </w:pPr>
+                  <w:r>
+                    <w:t xml:space="preserve">(</w:t>
+                  </w:r>
+                  <w:hyperlink w:anchor="ref-steinbach2007">
+                    <w:r>
+                      <w:rPr>
+                        <w:rStyle w:val="Hyperlink"/>
+                      </w:rPr>
+                      <w:t xml:space="preserve">Steinbach et al. 2007</w:t>
+                    </w:r>
+                  </w:hyperlink>
+                  <w:r>
+                    <w:t xml:space="preserve">;</w:t>
+                  </w:r>
+                  <w:r>
+                    <w:t xml:space="preserve"> </w:t>
+                  </w:r>
+                  <w:hyperlink w:anchor="ref-juvvadi2016">
+                    <w:r>
+                      <w:rPr>
+                        <w:rStyle w:val="Hyperlink"/>
+                      </w:rPr>
+                      <w:t xml:space="preserve">Juvvadi et al. 2016</w:t>
+                    </w:r>
+                  </w:hyperlink>
+                  <w:r>
+                    <w:t xml:space="preserve">)</w:t>
+                  </w:r>
+                  <w:r>
+                    <w:t xml:space="preserve">; authors’ unpublished/presented data</w:t>
+                  </w:r>
+                  <w:r>
+                    <w:t xml:space="preserve"> </w:t>
+                  </w:r>
+                  <w:r>
+                    <w:rPr>
+                      <w:b/>
+                      <w:bCs/>
+                    </w:rPr>
+                    <w:t xml:space="preserve">VERIFY</w:t>
+                  </w:r>
+                </w:p>
+              </w:tc>
+            </w:tr>
+            <w:tr>
+              <w:tc>
+                <w:tcPr/>
+                <w:p>
+                  <w:pPr>
+                    <w:pStyle w:val="Compact"/>
+                    <w:jc w:val="left"/>
+                    <w:jc w:val="center"/>
+                  </w:pPr>
+                  <w:r>
+                    <w:t xml:space="preserve">HOG/stress-activated protein kinase module</w:t>
+                  </w:r>
+                </w:p>
+              </w:tc>
+              <w:tc>
+                <w:tcPr/>
+                <w:p>
+                  <w:pPr>
+                    <w:pStyle w:val="Compact"/>
+                    <w:jc w:val="left"/>
+                    <w:jc w:val="center"/>
+                  </w:pPr>
+                  <w:r>
+                    <w:t xml:space="preserve">Multiple human pathogens</w:t>
+                  </w:r>
+                </w:p>
+              </w:tc>
+              <w:tc>
+                <w:tcPr/>
+                <w:p>
+                  <w:pPr>
+                    <w:pStyle w:val="Compact"/>
+                    <w:jc w:val="left"/>
+                    <w:jc w:val="center"/>
+                  </w:pPr>
+                  <w:r>
+                    <w:t xml:space="preserve">Genetics, stress assays</w:t>
+                  </w:r>
+                </w:p>
+              </w:tc>
+              <w:tc>
+                <w:tcPr/>
+                <w:p>
+                  <w:pPr>
+                    <w:pStyle w:val="Compact"/>
+                    <w:jc w:val="left"/>
+                    <w:jc w:val="center"/>
+                  </w:pPr>
+                  <w:r>
+                    <w:t xml:space="preserve">Established</w:t>
+                  </w:r>
+                </w:p>
+              </w:tc>
+              <w:tc>
+                <w:tcPr/>
+                <w:p>
+                  <w:pPr>
+                    <w:pStyle w:val="Compact"/>
+                    <w:jc w:val="left"/>
+                    <w:jc w:val="center"/>
+                  </w:pPr>
+                  <w:r>
+                    <w:t xml:space="preserve">(</w:t>
+                  </w:r>
+                  <w:hyperlink w:anchor="ref-day2019">
+                    <w:r>
+                      <w:rPr>
+                        <w:rStyle w:val="Hyperlink"/>
+                      </w:rPr>
+                      <w:t xml:space="preserve">Day and Quinn 2019</w:t>
+                    </w:r>
+                  </w:hyperlink>
+                  <w:r>
+                    <w:t xml:space="preserve">)</w:t>
+                  </w:r>
+                </w:p>
+              </w:tc>
+            </w:tr>
+            <w:tr>
+              <w:tc>
+                <w:tcPr/>
+                <w:p>
+                  <w:pPr>
+                    <w:pStyle w:val="Compact"/>
+                    <w:jc w:val="left"/>
+                    <w:jc w:val="center"/>
+                  </w:pPr>
+                  <w:r>
+                    <w:t xml:space="preserve">Oxidative-stress cross-protection after thermal priming</w:t>
+                  </w:r>
+                </w:p>
+              </w:tc>
+              <w:tc>
+                <w:tcPr/>
+                <w:p>
+                  <w:pPr>
+                    <w:pStyle w:val="Compact"/>
+                    <w:jc w:val="left"/>
+                    <w:jc w:val="center"/>
+                  </w:pPr>
+                  <w:r>
+                    <w:t xml:space="preserve">Mucorales,</w:t>
+                  </w:r>
+                  <w:r>
+                    <w:t xml:space="preserve"> </w:t>
+                  </w:r>
+                  <w:r>
+                    <w:rPr>
+                      <w:i/>
+                      <w:iCs/>
+                    </w:rPr>
+                    <w:t xml:space="preserve">Candida</w:t>
+                  </w:r>
+                </w:p>
+              </w:tc>
+              <w:tc>
+                <w:tcPr/>
+                <w:p>
+                  <w:pPr>
+                    <w:pStyle w:val="Compact"/>
+                    <w:jc w:val="left"/>
+                    <w:jc w:val="center"/>
+                  </w:pPr>
+                  <w:r>
+                    <w:t xml:space="preserve">In vitro priming, phagocyte assays</w:t>
+                  </w:r>
+                </w:p>
+              </w:tc>
+              <w:tc>
+                <w:tcPr/>
+                <w:p>
+                  <w:pPr>
+                    <w:pStyle w:val="Compact"/>
+                    <w:jc w:val="left"/>
+                    <w:jc w:val="center"/>
+                  </w:pPr>
+                  <w:r>
+                    <w:t xml:space="preserve">Emerging</w:t>
+                  </w:r>
+                </w:p>
+              </w:tc>
+              <w:tc>
+                <w:tcPr/>
+                <w:p>
+                  <w:pPr>
+                    <w:pStyle w:val="Compact"/>
+                    <w:jc w:val="left"/>
+                    <w:jc w:val="center"/>
+                  </w:pPr>
+                  <w:r>
+                    <w:t xml:space="preserve">(</w:t>
+                  </w:r>
+                  <w:hyperlink w:anchor="ref-harish2022">
+                    <w:r>
+                      <w:rPr>
+                        <w:rStyle w:val="Hyperlink"/>
+                      </w:rPr>
+                      <w:t xml:space="preserve">Harish and Osherov 2022</w:t>
+                    </w:r>
+                  </w:hyperlink>
+                  <w:r>
+                    <w:t xml:space="preserve">)</w:t>
+                  </w:r>
+                  <w:r>
+                    <w:t xml:space="preserve">; authors’ presented data</w:t>
+                  </w:r>
+                  <w:r>
+                    <w:t xml:space="preserve"> </w:t>
+                  </w:r>
+                  <w:r>
+                    <w:rPr>
+                      <w:b/>
+                      <w:bCs/>
+                    </w:rPr>
+                    <w:t xml:space="preserve">VERIFY</w:t>
+                  </w:r>
+                </w:p>
+              </w:tc>
+            </w:tr>
+            <w:tr>
+              <w:tc>
+                <w:tcPr/>
+                <w:p>
+                  <w:pPr>
+                    <w:pStyle w:val="Compact"/>
+                    <w:jc w:val="left"/>
+                    <w:jc w:val="center"/>
+                  </w:pPr>
+                  <w:r>
+                    <w:t xml:space="preserve">Melanin-mediated thermal and radiation buffering</w:t>
+                  </w:r>
+                </w:p>
+              </w:tc>
+              <w:tc>
+                <w:tcPr/>
+                <w:p>
+                  <w:pPr>
+                    <w:pStyle w:val="Compact"/>
+                    <w:jc w:val="left"/>
+                    <w:jc w:val="center"/>
+                  </w:pPr>
+                  <w:r>
+                    <w:rPr>
+                      <w:i/>
+                      <w:iCs/>
+                    </w:rPr>
+                    <w:t xml:space="preserve">Cryptococcus</w:t>
+                  </w:r>
+                  <w:r>
+                    <w:t xml:space="preserve">, black yeasts,</w:t>
+                  </w:r>
+                  <w:r>
+                    <w:t xml:space="preserve"> </w:t>
+                  </w:r>
+                  <w:r>
+                    <w:rPr>
+                      <w:i/>
+                      <w:iCs/>
+                    </w:rPr>
+                    <w:t xml:space="preserve">Rhodotorula</w:t>
+                  </w:r>
+                </w:p>
+              </w:tc>
+              <w:tc>
+                <w:tcPr/>
+                <w:p>
+                  <w:pPr>
+                    <w:pStyle w:val="Compact"/>
+                    <w:jc w:val="left"/>
+                    <w:jc w:val="center"/>
+                  </w:pPr>
+                  <w:r>
+                    <w:t xml:space="preserve">Biophysics, environmental isolates</w:t>
+                  </w:r>
+                </w:p>
+              </w:tc>
+              <w:tc>
+                <w:tcPr/>
+                <w:p>
+                  <w:pPr>
+                    <w:pStyle w:val="Compact"/>
+                    <w:jc w:val="left"/>
+                    <w:jc w:val="center"/>
+                  </w:pPr>
+                  <w:r>
+                    <w:t xml:space="preserve">Established (function); emerging (climate selection)</w:t>
+                  </w:r>
+                </w:p>
+              </w:tc>
+              <w:tc>
+                <w:tcPr/>
+                <w:p>
+                  <w:pPr>
+                    <w:pStyle w:val="Compact"/>
+                    <w:jc w:val="left"/>
+                    <w:jc w:val="center"/>
+                  </w:pPr>
+                  <w:r>
+                    <w:t xml:space="preserve">(</w:t>
+                  </w:r>
+                  <w:hyperlink w:anchor="ref-dadachova2007">
+                    <w:r>
+                      <w:rPr>
+                        <w:rStyle w:val="Hyperlink"/>
+                      </w:rPr>
+                      <w:t xml:space="preserve">Dadachova et al. 2007</w:t>
+                    </w:r>
+                  </w:hyperlink>
+                  <w:r>
+                    <w:t xml:space="preserve">;</w:t>
+                  </w:r>
+                  <w:r>
+                    <w:t xml:space="preserve"> </w:t>
+                  </w:r>
+                  <w:hyperlink w:anchor="ref-cordero2017">
+                    <w:r>
+                      <w:rPr>
+                        <w:rStyle w:val="Hyperlink"/>
+                      </w:rPr>
+                      <w:t xml:space="preserve">Cordero and Casadevall 2017</w:t>
+                    </w:r>
+                  </w:hyperlink>
+                  <w:r>
+                    <w:t xml:space="preserve">;</w:t>
+                  </w:r>
+                  <w:r>
+                    <w:t xml:space="preserve"> </w:t>
+                  </w:r>
+                  <w:hyperlink w:anchor="ref-smith2025">
+                    <w:r>
+                      <w:rPr>
+                        <w:rStyle w:val="Hyperlink"/>
+                      </w:rPr>
+                      <w:t xml:space="preserve">Smith et al. 2025</w:t>
+                    </w:r>
+                  </w:hyperlink>
+                  <w:r>
+                    <w:t xml:space="preserve">)</w:t>
+                  </w:r>
+                </w:p>
+              </w:tc>
+            </w:tr>
+            <w:tr>
+              <w:tc>
+                <w:tcPr/>
+                <w:p>
+                  <w:pPr>
+                    <w:pStyle w:val="Compact"/>
+                    <w:jc w:val="left"/>
+                    <w:jc w:val="center"/>
+                  </w:pPr>
+                  <w:r>
+                    <w:t xml:space="preserve">Mechanical/shear-stress-induced transient hypervirulence</w:t>
+                  </w:r>
+                </w:p>
+              </w:tc>
+              <w:tc>
+                <w:tcPr/>
+                <w:p>
+                  <w:pPr>
+                    <w:pStyle w:val="Compact"/>
+                    <w:jc w:val="left"/>
+                    <w:jc w:val="center"/>
+                  </w:pPr>
+                  <w:r>
+                    <w:t xml:space="preserve">Mucorales</w:t>
+                  </w:r>
+                </w:p>
+              </w:tc>
+              <w:tc>
+                <w:tcPr/>
+                <w:p>
+                  <w:pPr>
+                    <w:pStyle w:val="Compact"/>
+                    <w:jc w:val="left"/>
+                    <w:jc w:val="center"/>
+                  </w:pPr>
+                  <w:r>
+                    <w:t xml:space="preserve">Shear challenge + fly model</w:t>
+                  </w:r>
+                </w:p>
+              </w:tc>
+              <w:tc>
+                <w:tcPr/>
+                <w:p>
+                  <w:pPr>
+                    <w:pStyle w:val="Compact"/>
+                    <w:jc w:val="left"/>
+                    <w:jc w:val="center"/>
+                  </w:pPr>
+                  <w:r>
+                    <w:t xml:space="preserve">Emerging (single laboratory)</w:t>
+                  </w:r>
+                </w:p>
+              </w:tc>
+              <w:tc>
+                <w:tcPr/>
+                <w:p>
+                  <w:pPr>
+                    <w:pStyle w:val="Compact"/>
+                    <w:jc w:val="left"/>
+                    <w:jc w:val="center"/>
+                  </w:pPr>
+                  <w:r>
+                    <w:t xml:space="preserve">(</w:t>
+                  </w:r>
+                  <w:hyperlink w:anchor="ref-wurster2020">
+                    <w:r>
+                      <w:rPr>
+                        <w:rStyle w:val="Hyperlink"/>
+                      </w:rPr>
+                      <w:t xml:space="preserve">Wurster et al.</w:t>
+                    </w:r>
+                    <w:r>
+                      <w:rPr>
+                        <w:rStyle w:val="Hyperlink"/>
+                      </w:rPr>
+                      <w:t xml:space="preserve"> </w:t>
+                    </w:r>
+                    <w:r>
+                      <w:rPr>
+                        <w:rStyle w:val="Hyperlink"/>
+                      </w:rPr>
+                      <w:t xml:space="preserve">2020</w:t>
+                    </w:r>
+                  </w:hyperlink>
+                  <w:r>
+                    <w:t xml:space="preserve">)</w:t>
+                  </w:r>
+                  <w:r>
+                    <w:t xml:space="preserve"> </w:t>
+                  </w:r>
+                  <w:r>
+                    <w:rPr>
+                      <w:b/>
+                      <w:bCs/>
+                    </w:rPr>
+                    <w:t xml:space="preserve">VERIFY</w:t>
+                  </w:r>
+                </w:p>
+              </w:tc>
+            </w:tr>
+            <w:tr>
+              <w:tc>
+                <w:tcPr/>
+                <w:p>
+                  <w:pPr>
+                    <w:pStyle w:val="Compact"/>
+                    <w:jc w:val="left"/>
+                    <w:jc w:val="center"/>
+                  </w:pPr>
+                  <w:r>
+                    <w:t xml:space="preserve">Temperature-stimulated transposon mobilization</w:t>
+                  </w:r>
+                </w:p>
+              </w:tc>
+              <w:tc>
+                <w:tcPr/>
+                <w:p>
+                  <w:pPr>
+                    <w:pStyle w:val="Compact"/>
+                    <w:jc w:val="left"/>
+                    <w:jc w:val="center"/>
+                  </w:pPr>
+                  <w:r>
+                    <w:rPr>
+                      <w:i/>
+                      <w:iCs/>
+                    </w:rPr>
+                    <w:t xml:space="preserve">Cryptococcus deneoformans</w:t>
+                  </w:r>
+                </w:p>
+              </w:tc>
+              <w:tc>
+                <w:tcPr/>
+                <w:p>
+                  <w:pPr>
+                    <w:pStyle w:val="Compact"/>
+                    <w:jc w:val="left"/>
+                    <w:jc w:val="center"/>
+                  </w:pPr>
+                  <w:r>
+                    <w:t xml:space="preserve">Genome-wide mutation accumulation, murine infection</w:t>
+                  </w:r>
+                </w:p>
+              </w:tc>
+              <w:tc>
+                <w:tcPr/>
+                <w:p>
+                  <w:pPr>
+                    <w:pStyle w:val="Compact"/>
+                    <w:jc w:val="left"/>
+                    <w:jc w:val="center"/>
+                  </w:pPr>
+                  <w:r>
+                    <w:t xml:space="preserve">Established</w:t>
+                  </w:r>
+                </w:p>
+              </w:tc>
+              <w:tc>
+                <w:tcPr/>
+                <w:p>
+                  <w:pPr>
+                    <w:pStyle w:val="Compact"/>
+                    <w:jc w:val="left"/>
+                    <w:jc w:val="center"/>
+                  </w:pPr>
+                  <w:r>
+                    <w:t xml:space="preserve">(</w:t>
+                  </w:r>
+                  <w:hyperlink w:anchor="ref-gusa2020">
+                    <w:r>
+                      <w:rPr>
+                        <w:rStyle w:val="Hyperlink"/>
+                      </w:rPr>
+                      <w:t xml:space="preserve">Gusa et al. 2020</w:t>
+                    </w:r>
+                  </w:hyperlink>
+                  <w:r>
+                    <w:t xml:space="preserve">,</w:t>
+                  </w:r>
+                  <w:r>
+                    <w:t xml:space="preserve"> </w:t>
+                  </w:r>
+                  <w:hyperlink w:anchor="ref-gusa2023">
+                    <w:r>
+                      <w:rPr>
+                        <w:rStyle w:val="Hyperlink"/>
+                      </w:rPr>
+                      <w:t xml:space="preserve">2023</w:t>
+                    </w:r>
+                  </w:hyperlink>
+                  <w:r>
+                    <w:t xml:space="preserve">)</w:t>
+                  </w:r>
+                </w:p>
+              </w:tc>
+            </w:tr>
+            <w:tr>
+              <w:tc>
+                <w:tcPr/>
+                <w:p>
+                  <w:pPr>
+                    <w:pStyle w:val="Compact"/>
+                    <w:jc w:val="left"/>
+                    <w:jc w:val="center"/>
+                  </w:pPr>
+                  <w:r>
+                    <w:t xml:space="preserve">Host-temperature-induced point mutagenesis</w:t>
+                  </w:r>
+                </w:p>
+              </w:tc>
+              <w:tc>
+                <w:tcPr/>
+                <w:p>
+                  <w:pPr>
+                    <w:pStyle w:val="Compact"/>
+                    <w:jc w:val="left"/>
+                    <w:jc w:val="center"/>
+                  </w:pPr>
+                  <w:r>
+                    <w:rPr>
+                      <w:i/>
+                      <w:iCs/>
+                    </w:rPr>
+                    <w:t xml:space="preserve">Rhodosporidiobolus fluvialis</w:t>
+                  </w:r>
+                </w:p>
+              </w:tc>
+              <w:tc>
+                <w:tcPr/>
+                <w:p>
+                  <w:pPr>
+                    <w:pStyle w:val="Compact"/>
+                    <w:jc w:val="left"/>
+                    <w:jc w:val="center"/>
+                  </w:pPr>
+                  <w:r>
+                    <w:t xml:space="preserve">Murine passage, in vitro evolution</w:t>
+                  </w:r>
+                </w:p>
+              </w:tc>
+              <w:tc>
+                <w:tcPr/>
+                <w:p>
+                  <w:pPr>
+                    <w:pStyle w:val="Compact"/>
+                    <w:jc w:val="left"/>
+                    <w:jc w:val="center"/>
+                  </w:pPr>
+                  <w:r>
+                    <w:t xml:space="preserve">Established mechanism; narrow taxonomic basis</w:t>
+                  </w:r>
+                </w:p>
+              </w:tc>
+              <w:tc>
+                <w:tcPr/>
+                <w:p>
+                  <w:pPr>
+                    <w:pStyle w:val="Compact"/>
+                    <w:jc w:val="left"/>
+                    <w:jc w:val="center"/>
+                  </w:pPr>
+                  <w:r>
+                    <w:t xml:space="preserve">(</w:t>
+                  </w:r>
+                  <w:hyperlink w:anchor="ref-huang2024">
+                    <w:r>
+                      <w:rPr>
+                        <w:rStyle w:val="Hyperlink"/>
+                      </w:rPr>
+                      <w:t xml:space="preserve">Huang et al. 2024</w:t>
+                    </w:r>
+                  </w:hyperlink>
+                  <w:r>
+                    <w:t xml:space="preserve">)</w:t>
+                  </w:r>
+                </w:p>
+              </w:tc>
+            </w:tr>
+            <w:tr>
+              <w:tc>
+                <w:tcPr/>
+                <w:p>
+                  <w:pPr>
+                    <w:pStyle w:val="Compact"/>
+                    <w:jc w:val="left"/>
+                    <w:jc w:val="center"/>
+                  </w:pPr>
+                  <w:r>
+                    <w:t xml:space="preserve">Aneuploidy and copy-number variation under stress</w:t>
+                  </w:r>
+                </w:p>
+              </w:tc>
+              <w:tc>
+                <w:tcPr/>
+                <w:p>
+                  <w:pPr>
+                    <w:pStyle w:val="Compact"/>
+                    <w:jc w:val="left"/>
+                    <w:jc w:val="center"/>
+                  </w:pPr>
+                  <w:r>
+                    <w:rPr>
+                      <w:i/>
+                      <w:iCs/>
+                    </w:rPr>
+                    <w:t xml:space="preserve">C. albicans</w:t>
+                  </w:r>
+                  <w:r>
+                    <w:t xml:space="preserve">,</w:t>
+                  </w:r>
+                  <w:r>
+                    <w:t xml:space="preserve"> </w:t>
+                  </w:r>
+                  <w:r>
+                    <w:rPr>
+                      <w:i/>
+                      <w:iCs/>
+                    </w:rPr>
+                    <w:t xml:space="preserve">C. auris</w:t>
+                  </w:r>
+                  <w:r>
+                    <w:t xml:space="preserve">,</w:t>
+                  </w:r>
+                  <w:r>
+                    <w:t xml:space="preserve"> </w:t>
+                  </w:r>
+                  <w:r>
+                    <w:rPr>
+                      <w:i/>
+                      <w:iCs/>
+                    </w:rPr>
+                    <w:t xml:space="preserve">Cryptococcus</w:t>
+                  </w:r>
+                </w:p>
+              </w:tc>
+              <w:tc>
+                <w:tcPr/>
+                <w:p>
+                  <w:pPr>
+                    <w:pStyle w:val="Compact"/>
+                    <w:jc w:val="left"/>
+                    <w:jc w:val="center"/>
+                  </w:pPr>
+                  <w:r>
+                    <w:t xml:space="preserve">Comparative genomics, in vitro selection</w:t>
+                  </w:r>
+                </w:p>
+              </w:tc>
+              <w:tc>
+                <w:tcPr/>
+                <w:p>
+                  <w:pPr>
+                    <w:pStyle w:val="Compact"/>
+                    <w:jc w:val="left"/>
+                    <w:jc w:val="center"/>
+                  </w:pPr>
+                  <w:r>
+                    <w:t xml:space="preserve">Established</w:t>
+                  </w:r>
+                </w:p>
+              </w:tc>
+              <w:tc>
+                <w:tcPr/>
+                <w:p>
+                  <w:pPr>
+                    <w:pStyle w:val="Compact"/>
+                    <w:jc w:val="left"/>
+                    <w:jc w:val="center"/>
+                  </w:pPr>
+                  <w:r>
+                    <w:t xml:space="preserve">(</w:t>
+                  </w:r>
+                  <w:hyperlink w:anchor="ref-selmecki2006">
+                    <w:r>
+                      <w:rPr>
+                        <w:rStyle w:val="Hyperlink"/>
+                      </w:rPr>
+                      <w:t xml:space="preserve">Selmecki et al. 2006</w:t>
+                    </w:r>
+                  </w:hyperlink>
+                  <w:r>
+                    <w:t xml:space="preserve">;</w:t>
+                  </w:r>
+                  <w:r>
+                    <w:t xml:space="preserve"> </w:t>
+                  </w:r>
+                  <w:hyperlink w:anchor="ref-bennett2014">
+                    <w:r>
+                      <w:rPr>
+                        <w:rStyle w:val="Hyperlink"/>
+                      </w:rPr>
+                      <w:t xml:space="preserve">Bennett et al. 2014</w:t>
+                    </w:r>
+                  </w:hyperlink>
+                  <w:r>
+                    <w:t xml:space="preserve">;</w:t>
+                  </w:r>
+                  <w:r>
+                    <w:t xml:space="preserve"> </w:t>
+                  </w:r>
+                  <w:hyperlink w:anchor="ref-steenwyk2016">
+                    <w:r>
+                      <w:rPr>
+                        <w:rStyle w:val="Hyperlink"/>
+                      </w:rPr>
+                      <w:t xml:space="preserve">Steenwyk et al. 2016</w:t>
+                    </w:r>
+                  </w:hyperlink>
+                  <w:r>
+                    <w:t xml:space="preserve">)</w:t>
+                  </w:r>
+                </w:p>
+              </w:tc>
+            </w:tr>
+            <w:tr>
+              <w:tc>
+                <w:tcPr/>
+                <w:p>
+                  <w:pPr>
+                    <w:pStyle w:val="Compact"/>
+                    <w:jc w:val="left"/>
+                    <w:jc w:val="center"/>
+                  </w:pPr>
+                  <w:r>
+                    <w:t xml:space="preserve">RNAi-dependent epimutation</w:t>
+                  </w:r>
+                </w:p>
+              </w:tc>
+              <w:tc>
+                <w:tcPr/>
+                <w:p>
+                  <w:pPr>
+                    <w:pStyle w:val="Compact"/>
+                    <w:jc w:val="left"/>
+                    <w:jc w:val="center"/>
+                  </w:pPr>
+                  <w:r>
+                    <w:rPr>
+                      <w:i/>
+                      <w:iCs/>
+                    </w:rPr>
+                    <w:t xml:space="preserve">Mucor</w:t>
+                  </w:r>
+                  <w:r>
+                    <w:t xml:space="preserve"> </w:t>
+                  </w:r>
+                  <w:r>
+                    <w:t xml:space="preserve">spp.</w:t>
+                  </w:r>
+                </w:p>
+              </w:tc>
+              <w:tc>
+                <w:tcPr/>
+                <w:p>
+                  <w:pPr>
+                    <w:pStyle w:val="Compact"/>
+                    <w:jc w:val="left"/>
+                    <w:jc w:val="center"/>
+                  </w:pPr>
+                  <w:r>
+                    <w:t xml:space="preserve">Drug-selection assays</w:t>
+                  </w:r>
+                </w:p>
+              </w:tc>
+              <w:tc>
+                <w:tcPr/>
+                <w:p>
+                  <w:pPr>
+                    <w:pStyle w:val="Compact"/>
+                    <w:jc w:val="left"/>
+                    <w:jc w:val="center"/>
+                  </w:pPr>
+                  <w:r>
+                    <w:t xml:space="preserve">Established (mechanism)</w:t>
+                  </w:r>
+                </w:p>
+              </w:tc>
+              <w:tc>
+                <w:tcPr/>
+                <w:p>
+                  <w:pPr>
+                    <w:pStyle w:val="Compact"/>
+                    <w:jc w:val="left"/>
+                    <w:jc w:val="center"/>
+                  </w:pPr>
+                  <w:r>
+                    <w:t xml:space="preserve">(</w:t>
+                  </w:r>
+                  <w:hyperlink w:anchor="ref-calo2014">
+                    <w:r>
+                      <w:rPr>
+                        <w:rStyle w:val="Hyperlink"/>
+                      </w:rPr>
+                      <w:t xml:space="preserve">Calo et al. 2014</w:t>
+                    </w:r>
+                  </w:hyperlink>
+                  <w:r>
+                    <w:t xml:space="preserve">)</w:t>
+                  </w:r>
+                </w:p>
+              </w:tc>
+            </w:tr>
+            <w:tr>
+              <w:tc>
+                <w:tcPr/>
+                <w:p>
+                  <w:pPr>
+                    <w:pStyle w:val="Compact"/>
+                    <w:jc w:val="left"/>
+                    <w:jc w:val="center"/>
+                  </w:pPr>
+                  <w:r>
+                    <w:t xml:space="preserve">Directed/experimental evolution of thermotolerance</w:t>
+                  </w:r>
+                </w:p>
+              </w:tc>
+              <w:tc>
+                <w:tcPr/>
+                <w:p>
+                  <w:pPr>
+                    <w:pStyle w:val="Compact"/>
+                    <w:jc w:val="left"/>
+                    <w:jc w:val="center"/>
+                  </w:pPr>
+                  <w:r>
+                    <w:t xml:space="preserve">Filamentous fungi</w:t>
+                  </w:r>
+                </w:p>
+              </w:tc>
+              <w:tc>
+                <w:tcPr/>
+                <w:p>
+                  <w:pPr>
+                    <w:pStyle w:val="Compact"/>
+                    <w:jc w:val="left"/>
+                    <w:jc w:val="center"/>
+                  </w:pPr>
+                  <w:r>
+                    <w:t xml:space="preserve">Continuous culture</w:t>
+                  </w:r>
+                </w:p>
+              </w:tc>
+              <w:tc>
+                <w:tcPr/>
+                <w:p>
+                  <w:pPr>
+                    <w:pStyle w:val="Compact"/>
+                    <w:jc w:val="left"/>
+                    <w:jc w:val="center"/>
+                  </w:pPr>
+                  <w:r>
+                    <w:t xml:space="preserve">Established (proof of principle)</w:t>
+                  </w:r>
+                </w:p>
+              </w:tc>
+              <w:tc>
+                <w:tcPr/>
+                <w:p>
+                  <w:pPr>
+                    <w:pStyle w:val="Compact"/>
+                    <w:jc w:val="left"/>
+                    <w:jc w:val="center"/>
+                  </w:pPr>
+                  <w:r>
+                    <w:t xml:space="preserve">(</w:t>
+                  </w:r>
+                  <w:hyperlink w:anchor="ref-decrecy2009">
+                    <w:r>
+                      <w:rPr>
+                        <w:rStyle w:val="Hyperlink"/>
+                      </w:rPr>
+                      <w:t xml:space="preserve">de Crécy et al.</w:t>
+                    </w:r>
+                    <w:r>
+                      <w:rPr>
+                        <w:rStyle w:val="Hyperlink"/>
+                      </w:rPr>
+                      <w:t xml:space="preserve"> </w:t>
+                    </w:r>
+                    <w:r>
+                      <w:rPr>
+                        <w:rStyle w:val="Hyperlink"/>
+                      </w:rPr>
+                      <w:t xml:space="preserve">2009</w:t>
+                    </w:r>
+                  </w:hyperlink>
+                  <w:r>
+                    <w:t xml:space="preserve">)</w:t>
+                  </w:r>
+                </w:p>
+              </w:tc>
+            </w:tr>
+            <w:tr>
+              <w:tc>
+                <w:tcPr/>
+                <w:p>
+                  <w:pPr>
+                    <w:pStyle w:val="Compact"/>
+                    <w:jc w:val="left"/>
+                    <w:jc w:val="center"/>
+                  </w:pPr>
+                  <w:r>
+                    <w:t xml:space="preserve">Environmental thermal selection generating new human pathogens</w:t>
+                  </w:r>
+                </w:p>
+              </w:tc>
+              <w:tc>
+                <w:tcPr/>
+                <w:p>
+                  <w:pPr>
+                    <w:pStyle w:val="Compact"/>
+                    <w:jc w:val="left"/>
+                    <w:jc w:val="center"/>
+                  </w:pPr>
+                  <w:r>
+                    <w:t xml:space="preserve">—</w:t>
+                  </w:r>
+                </w:p>
+              </w:tc>
+              <w:tc>
+                <w:tcPr/>
+                <w:p>
+                  <w:pPr>
+                    <w:pStyle w:val="Compact"/>
+                    <w:jc w:val="left"/>
+                    <w:jc w:val="center"/>
+                  </w:pPr>
+                  <w:r>
+                    <w:t xml:space="preserve">—</w:t>
+                  </w:r>
+                </w:p>
+              </w:tc>
+              <w:tc>
+                <w:tcPr/>
+                <w:p>
+                  <w:pPr>
+                    <w:pStyle w:val="Compact"/>
+                    <w:jc w:val="left"/>
+                    <w:jc w:val="center"/>
+                  </w:pPr>
+                  <w:r>
+                    <w:t xml:space="preserve">Hypothesis</w:t>
+                  </w:r>
+                </w:p>
+              </w:tc>
+              <w:tc>
+                <w:tcPr/>
+                <w:p>
+                  <w:pPr>
+                    <w:pStyle w:val="Compact"/>
+                    <w:jc w:val="left"/>
+                    <w:jc w:val="center"/>
+                  </w:pPr>
+                  <w:r>
+                    <w:t xml:space="preserve">(</w:t>
+                  </w:r>
+                  <w:hyperlink w:anchor="ref-casadevall2019">
+                    <w:r>
+                      <w:rPr>
+                        <w:rStyle w:val="Hyperlink"/>
+                      </w:rPr>
+                      <w:t xml:space="preserve">Casadevall et al. 2019</w:t>
+                    </w:r>
+                  </w:hyperlink>
+                  <w:r>
+                    <w:t xml:space="preserve">;</w:t>
+                  </w:r>
+                  <w:r>
+                    <w:t xml:space="preserve"> </w:t>
+                  </w:r>
+                  <w:hyperlink w:anchor="ref-seidel2024">
+                    <w:r>
+                      <w:rPr>
+                        <w:rStyle w:val="Hyperlink"/>
+                      </w:rPr>
+                      <w:t xml:space="preserve">Seidel et al. 2024</w:t>
+                    </w:r>
+                  </w:hyperlink>
+                  <w:r>
+                    <w:t xml:space="preserve">)</w:t>
+                  </w:r>
+                </w:p>
+              </w:tc>
+            </w:tr>
+          </w:tbl>
+          <w:bookmarkEnd w:id="24"/>
+          <w:p/>
+        </w:tc>
+      </w:tr>
+    </w:tbl>
+    <w:bookmarkEnd w:id="25"/>
+    <w:bookmarkEnd w:id="26"/>
+    <w:bookmarkStart w:id="38" w:name="sec-3"/>
+    <w:p>
+      <w:pPr>
+        <w:pStyle w:val="Heading1"/>
+      </w:pPr>
+      <w:r>
+        <w:t xml:space="preserve">3. Phenotypic Adaptation: Plasticity Under Thermal and Physical Stress</w:t>
+      </w:r>
+    </w:p>
+    <w:p>
+      <w:pPr>
+        <w:pStyle w:val="FirstParagraph"/>
+      </w:pPr>
+      <w:r>
+        <w:t xml:space="preserve">Phenotypic adaptation to thermal or physical stress, means a change in the properties of a fungal cell or population that occurs without DNA sequence modification that reverses when the inducing stimulus is withdrawn.</w:t>
+      </w:r>
+      <w:r>
+        <w:t xml:space="preserve"> </w:t>
+      </w:r>
+      <w:hyperlink w:anchor="fig-mechanisms">
+        <w:r>
+          <w:rPr>
+            <w:rStyle w:val="Hyperlink"/>
+          </w:rPr>
+          <w:t xml:space="preserve">Fig. 3</w:t>
+        </w:r>
+      </w:hyperlink>
+      <w:r>
+        <w:t xml:space="preserve"> </w:t>
+      </w:r>
+      <w:r>
+        <w:t xml:space="preserve">summarizes these plastic responses alongside the heritable routes considered in</w:t>
+      </w:r>
+      <w:r>
+        <w:t xml:space="preserve"> </w:t>
+      </w:r>
+      <w:hyperlink w:anchor="sec-4">
+        <w:r>
+          <w:rPr>
+            <w:rStyle w:val="Hyperlink"/>
+          </w:rPr>
+          <w:t xml:space="preserve">Sect. 4</w:t>
+        </w:r>
+      </w:hyperlink>
+      <w:r>
+        <w:t xml:space="preserve">.</w:t>
+      </w:r>
+    </w:p>
+    <w:tbl>
+      <w:tblPr>
+        <w:tblStyle w:val="Table"/>
+        <w:tblW w:type="pct" w:w="5000"/>
+        <w:tblLayout w:type="fixed"/>
+        <w:tblLook w:firstRow="0" w:lastRow="0" w:firstColumn="0" w:lastColumn="0" w:noHBand="0" w:noVBand="0" w:val="0000"/>
+      </w:tblPr>
+      <w:tblGrid>
+        <w:gridCol w:w="7920"/>
+      </w:tblGrid>
+      <w:tr>
+        <w:tc>
+          <w:tcPr/>
+          <w:bookmarkStart w:id="30" w:name="fig-mechanisms"/>
           <w:p>
             <w:pPr>
               <w:pStyle w:val="Compact"/>
@@ -2670,18 +2756,18 @@
                 <wp:inline>
                   <wp:extent cx="5334000" cy="3330809"/>
                   <wp:effectExtent b="0" l="0" r="0" t="0"/>
-                  <wp:docPr descr="" title="" id="27" name="Picture"/>
+                  <wp:docPr descr="" title="" id="28" name="Picture"/>
                   <a:graphic>
                     <a:graphicData uri="http://schemas.openxmlformats.org/drawingml/2006/picture">
                       <pic:pic>
                         <pic:nvPicPr>
-                          <pic:cNvPr descr="figures/fig3-nejm.png" id="28" name="Picture"/>
+                          <pic:cNvPr descr="figures/fig3-nejm.png" id="29" name="Picture"/>
                           <pic:cNvPicPr>
                             <a:picLocks noChangeArrowheads="1" noChangeAspect="1"/>
                           </pic:cNvPicPr>
                         </pic:nvPicPr>
                         <pic:blipFill>
-                          <a:blip r:embed="rId26"/>
+                          <a:blip r:embed="rId27"/>
                           <a:stretch>
                             <a:fillRect/>
                           </a:stretch>
@@ -2751,26 +2837,26 @@
               <w:t xml:space="preserve">)—that produce antifungal resistance, hypervirulence and adaptive genotypes. Hsp90 acts as a capacitor that buffers cryptic genetic variation and releases it under thermal stress. Evidence grade: E, established; e, emerging; H, hypothesis; †, established on a narrow taxonomic basis.</w:t>
             </w:r>
           </w:p>
-          <w:bookmarkEnd w:id="29"/>
+          <w:bookmarkEnd w:id="30"/>
         </w:tc>
       </w:tr>
     </w:tbl>
-    <w:bookmarkStart w:id="33" w:name="sec-3-1"/>
+    <w:bookmarkStart w:id="34" w:name="sec-3-1"/>
     <w:p>
       <w:pPr>
         <w:pStyle w:val="Heading2"/>
       </w:pPr>
       <w:r>
-        <w:t xml:space="preserve">3.1 Thermotolerance as a Plastic and Heritable Trait</w:t>
-      </w:r>
-    </w:p>
-    <w:bookmarkStart w:id="30" w:name="sec-3-1-1"/>
+        <w:t xml:space="preserve">3.1 How fungi acquire heat tolerance</w:t>
+      </w:r>
+    </w:p>
+    <w:bookmarkStart w:id="31" w:name="sec-3-1-1"/>
     <w:p>
       <w:pPr>
         <w:pStyle w:val="Heading3"/>
       </w:pPr>
       <w:r>
-        <w:t xml:space="preserve">3.1.1 The Heat-Shock Machinery</w:t>
+        <w:t xml:space="preserve">3.1.1 The heat-shock machinery</w:t>
       </w:r>
     </w:p>
     <w:p>
@@ -2778,7 +2864,7 @@
         <w:pStyle w:val="FirstParagraph"/>
       </w:pPr>
       <w:r>
-        <w:t xml:space="preserve">The canonical response to a temperature upshift is transcriptional reprogramming through heat-shock transcription factors, most prominently Hsf1, with downstream induction of chaperones and accumulation of the compatible solute trehalose</w:t>
+        <w:t xml:space="preserve">The canonical response to increasing temperature is transcriptional reprogramming through heat-shock transcription factors, most prominently Hsf1, with downstream induction of chaperones and accumulation of the compatible solute trehalose</w:t>
       </w:r>
       <w:r>
         <w:t xml:space="preserve"> </w:t>
@@ -2811,7 +2897,7 @@
         <w:t xml:space="preserve">C. albicans</w:t>
       </w:r>
       <w:r>
-        <w:t xml:space="preserve">, Hsf1 activation is required not merely for thermal survival but for full virulence, establishing that thermal-stress machinery and pathogenicity are mechanistically coupled rather than merely correlated</w:t>
+        <w:t xml:space="preserve">, Hsf1 activation is required not merely for thermal survival but for full virulence, establishing that thermal-stress machinery and pathogenicity are mechanistically coupled</w:t>
       </w:r>
       <w:r>
         <w:t xml:space="preserve"> </w:t>
@@ -2873,7 +2959,7 @@
         <w:pStyle w:val="BodyText"/>
       </w:pPr>
       <w:r>
-        <w:t xml:space="preserve">A related concept with direct climate relevance is priming. Sublethal stress exposure can leave a cell better able to survive a subsequent, more severe challenge — sometimes of a different kind — and in fungi this phenomenon has been documented across thermal, oxidative and cell-wall stresses</w:t>
+        <w:t xml:space="preserve">A related concept with direct climate relevance is priming. Sublethal stress exposure can leave a cell better able to survive a subsequent, more severe challenge. In fungi this phenomenon has been documented across thermal, oxidative and cell-wall stresses</w:t>
       </w:r>
       <w:r>
         <w:t xml:space="preserve"> </w:t>
@@ -2893,7 +2979,16 @@
         <w:t xml:space="preserve">)</w:t>
       </w:r>
       <w:r>
-        <w:t xml:space="preserve">. Because climate-associated stresses are rarely delivered singly, priming is likely to be the rule rather than the exception in natural settings, and it complicates any inference from single-stress laboratory experiments to field behaviour. Fungal pathogens can additionally retain a form of adaptive memory of prior host-associated stress that alters subsequent immune recognition</w:t>
+        <w:t xml:space="preserve">. Because climate-associated stresses are rarely delivered alone, priming is likely to be the rule rather than the exception in natural settings, and it complicates any inference from single-stress laboratory experiments to field behavior. Remarkably, fungal pathogens can retain a form of</w:t>
+      </w:r>
+      <w:r>
+        <w:t xml:space="preserve"> </w:t>
+      </w:r>
+      <w:r>
+        <w:t xml:space="preserve">“adaptive memory”</w:t>
+      </w:r>
+      <w:r>
+        <w:t xml:space="preserve">of prior host-associated stress that alters subsequent immune recognition</w:t>
       </w:r>
       <w:r>
         <w:t xml:space="preserve"> </w:t>
@@ -2916,14 +3011,14 @@
         <w:t xml:space="preserve">.</w:t>
       </w:r>
     </w:p>
-    <w:bookmarkEnd w:id="30"/>
-    <w:bookmarkStart w:id="31" w:name="sec-3-1-2"/>
+    <w:bookmarkEnd w:id="31"/>
+    <w:bookmarkStart w:id="32" w:name="sec-3-1-2"/>
     <w:p>
       <w:pPr>
         <w:pStyle w:val="Heading3"/>
       </w:pPr>
       <w:r>
-        <w:t xml:space="preserve">3.1.2 Calcineurin Signalling and Morphogenesis at Elevated Temperature</w:t>
+        <w:t xml:space="preserve">3.1.2 Calcineurin signalling and morphogenesis at elevated temperature</w:t>
       </w:r>
     </w:p>
     <w:p>
@@ -2931,7 +3026,7 @@
         <w:pStyle w:val="FirstParagraph"/>
       </w:pPr>
       <w:r>
-        <w:t xml:space="preserve">The calcium–calmodulin-dependent protein phosphatase calcineurin is the best-characterized node linking thermal stress to fungal virulence. It is required for growth at host temperature, for morphogenesis and for cell-wall integrity across</w:t>
+        <w:t xml:space="preserve">The calcium–calmodulin-dependent protein phosphatase calcineurin is the best-characterized pathway linking thermal stress to fungal virulence. It is required for growth at host temperature, for morphogenesis and for cell-wall integrity across</w:t>
       </w:r>
       <w:r>
         <w:t xml:space="preserve"> </w:t>
@@ -2973,7 +3068,7 @@
         <w:t xml:space="preserve"> </w:t>
       </w:r>
       <w:r>
-        <w:t xml:space="preserve">and the Mucorales, and its inhibition by cyclosporine A or tacrolimus attenuates virulence in animal models</w:t>
+        <w:t xml:space="preserve">and the Mucorales. Inhibition of calcineurin by cyclosporine A or tacrolimus attenuates virulence of yeast and molds in animal models</w:t>
       </w:r>
       <w:r>
         <w:t xml:space="preserve"> </w:t>
@@ -3015,7 +3110,17 @@
         <w:pStyle w:val="BodyText"/>
       </w:pPr>
       <w:r>
-        <w:t xml:space="preserve">This pathway carries the most direct experimental evidence that warming can increase virulence rather than merely permit growth. Culturing</w:t>
+        <w:t xml:space="preserve">The calcineurin pathway provides the most direct experimental evidence that warming can increase virulence rather in a range of pathogenic fungi than merely facilitating growth rates. I (</w:t>
+      </w:r>
+      <w:r>
+        <w:rPr>
+          <w:b/>
+          <w:bCs/>
+        </w:rPr>
+        <w:t xml:space="preserve">Need reference</w:t>
+      </w:r>
+      <w:r>
+        <w:t xml:space="preserve">). Two additional features of the role of calcineurin in enhancing virulence with increased temperatures are relevant. First, the effect is achieved by</w:t>
       </w:r>
       <w:r>
         <w:t xml:space="preserve"> </w:t>
@@ -3025,17 +3130,673 @@
           <w:i/>
           <w:iCs/>
         </w:rPr>
-        <w:t xml:space="preserve">Rhizopus arrhizus</w:t>
-      </w:r>
-      <w:r>
-        <w:t xml:space="preserve"> </w:t>
-      </w:r>
-      <w:r>
-        <w:t xml:space="preserve">and</w:t>
-      </w:r>
-      <w:r>
-        <w:t xml:space="preserve"> </w:t>
-      </w:r>
+        <w:t xml:space="preserve">pre-exposure</w:t>
+      </w:r>
+      <w:r>
+        <w:t xml:space="preserve">, not by selection — the organisms were not evolved. Second, it is reversible, which places it firmly in the phenotypic category despite its magnitude. Recent commentary has framed the convergence of thermotolerant fungi and altered host immunity as an emerging concern deserving systematic study</w:t>
+      </w:r>
+      <w:r>
+        <w:t xml:space="preserve"> </w:t>
+      </w:r>
+      <w:r>
+        <w:t xml:space="preserve">(</w:t>
+      </w:r>
+      <w:hyperlink w:anchor="ref-lamoth2026">
+        <w:r>
+          <w:rPr>
+            <w:rStyle w:val="Hyperlink"/>
+          </w:rPr>
+          <w:t xml:space="preserve">Lamoth and Kontoyiannis 2026</w:t>
+        </w:r>
+      </w:hyperlink>
+      <w:r>
+        <w:t xml:space="preserve">)</w:t>
+      </w:r>
+      <w:r>
+        <w:t xml:space="preserve">, and has extended the argument to invertebrate-associated cutaneous invasive fungal infection under warming</w:t>
+      </w:r>
+      <w:r>
+        <w:t xml:space="preserve"> </w:t>
+      </w:r>
+      <w:r>
+        <w:t xml:space="preserve">(</w:t>
+      </w:r>
+      <w:hyperlink w:anchor="ref-kontoyiannis2025">
+        <w:r>
+          <w:rPr>
+            <w:rStyle w:val="Hyperlink"/>
+          </w:rPr>
+          <w:t xml:space="preserve">Kontoyiannis and Casadevall 2025</w:t>
+        </w:r>
+      </w:hyperlink>
+      <w:r>
+        <w:t xml:space="preserve">)</w:t>
+      </w:r>
+      <w:r>
+        <w:t xml:space="preserve">.</w:t>
+      </w:r>
+    </w:p>
+    <w:bookmarkEnd w:id="32"/>
+    <w:bookmarkStart w:id="33" w:name="sec-3-1-3"/>
+    <w:p>
+      <w:pPr>
+        <w:pStyle w:val="Heading3"/>
+      </w:pPr>
+      <w:r>
+        <w:t xml:space="preserve">3.1.3 Oxidative-stress cross-protection and immune evasion</w:t>
+      </w:r>
+    </w:p>
+    <w:p>
+      <w:pPr>
+        <w:pStyle w:val="FirstParagraph"/>
+      </w:pPr>
+      <w:r>
+        <w:t xml:space="preserve">N</w:t>
+      </w:r>
+      <w:r>
+        <w:t xml:space="preserve"> </w:t>
+      </w:r>
+      <w:r>
+        <w:rPr>
+          <w:b/>
+          <w:bCs/>
+        </w:rPr>
+        <w:t xml:space="preserve">(Need reference).</w:t>
+      </w:r>
+      <w:r>
+        <w:t xml:space="preserve"> </w:t>
+      </w:r>
+      <w:r>
+        <w:t xml:space="preserve">The stress-activated protein kinase and HOG modules that mediate osmotic and oxidative responses are shared across human-pathogenic fungi and are required for survival within phagocytes</w:t>
+      </w:r>
+      <w:r>
+        <w:t xml:space="preserve"> </w:t>
+      </w:r>
+      <w:r>
+        <w:t xml:space="preserve">(</w:t>
+      </w:r>
+      <w:hyperlink w:anchor="ref-day2019">
+        <w:r>
+          <w:rPr>
+            <w:rStyle w:val="Hyperlink"/>
+          </w:rPr>
+          <w:t xml:space="preserve">Day and Quinn 2019</w:t>
+        </w:r>
+      </w:hyperlink>
+      <w:r>
+        <w:t xml:space="preserve">)</w:t>
+      </w:r>
+      <w:r>
+        <w:t xml:space="preserve">. The convergence of environmental stress machinery playing a dual role in immune-evasion is, in our view, the single most plausible route by which an environmental change could translate into altered infection potential, and it should be an essential component for future mechanistic studies in this field of fungal adaption to warming temperatures.</w:t>
+      </w:r>
+    </w:p>
+    <w:bookmarkEnd w:id="33"/>
+    <w:bookmarkEnd w:id="34"/>
+    <w:bookmarkStart w:id="35" w:name="sec-3-2"/>
+    <w:p>
+      <w:pPr>
+        <w:pStyle w:val="Heading2"/>
+      </w:pPr>
+      <w:r>
+        <w:t xml:space="preserve">3.2 Pigmentation, melanin and thermal buffering</w:t>
+      </w:r>
+    </w:p>
+    <w:p>
+      <w:pPr>
+        <w:pStyle w:val="FirstParagraph"/>
+      </w:pPr>
+      <w:r>
+        <w:t xml:space="preserve">Melanins are multifunctional fungal pigments that absorb radiation, quench free radicals, sequester metals and contribute to cell-wall rigidity. Their roles extend well beyond the virulence functions for which they are best known in</w:t>
+      </w:r>
+      <w:r>
+        <w:t xml:space="preserve"> </w:t>
+      </w:r>
+      <w:r>
+        <w:rPr>
+          <w:i/>
+          <w:iCs/>
+        </w:rPr>
+        <w:t xml:space="preserve">Cryptococcus</w:t>
+      </w:r>
+      <w:r>
+        <w:t xml:space="preserve"> </w:t>
+      </w:r>
+      <w:r>
+        <w:t xml:space="preserve">(</w:t>
+      </w:r>
+      <w:hyperlink w:anchor="ref-cordero2017">
+        <w:r>
+          <w:rPr>
+            <w:rStyle w:val="Hyperlink"/>
+          </w:rPr>
+          <w:t xml:space="preserve">Cordero and Casadevall 2017</w:t>
+        </w:r>
+      </w:hyperlink>
+      <w:r>
+        <w:t xml:space="preserve">)</w:t>
+      </w:r>
+      <w:r>
+        <w:t xml:space="preserve">. Melanized fungi can even derive metabolic benefit from ionizing radiation, a finding that expanded the conception of what fungal pigments do</w:t>
+      </w:r>
+      <w:r>
+        <w:t xml:space="preserve"> </w:t>
+      </w:r>
+      <w:r>
+        <w:t xml:space="preserve">(</w:t>
+      </w:r>
+      <w:hyperlink w:anchor="ref-dadachova2007">
+        <w:r>
+          <w:rPr>
+            <w:rStyle w:val="Hyperlink"/>
+          </w:rPr>
+          <w:t xml:space="preserve">Dadachova et al. 2007</w:t>
+        </w:r>
+      </w:hyperlink>
+      <w:r>
+        <w:t xml:space="preserve">)</w:t>
+      </w:r>
+      <w:r>
+        <w:t xml:space="preserve">. Because pigmentation modulates absorbed radiant energy, it also modulates cell temperature, which makes it a plausible target of selection under warming.</w:t>
+      </w:r>
+    </w:p>
+    <w:p>
+      <w:pPr>
+        <w:pStyle w:val="BodyText"/>
+      </w:pPr>
+      <w:r>
+        <w:t xml:space="preserve">The most direct field evidence comes from a paired sampling design in an urban heat island. Fungi isolated from warmer Baltimore neighbourhoods showed greater thermotolerance and lighter pigmentation than those from cooler neighbourhoods, and the opportunistic pathogen</w:t>
+      </w:r>
+      <w:r>
+        <w:t xml:space="preserve"> </w:t>
+      </w:r>
+      <w:r>
+        <w:rPr>
+          <w:i/>
+          <w:iCs/>
+        </w:rPr>
+        <w:t xml:space="preserve">Rhodotorula mucilaginosa</w:t>
+      </w:r>
+      <w:r>
+        <w:t xml:space="preserve"> </w:t>
+      </w:r>
+      <w:r>
+        <w:t xml:space="preserve">from warmer areas resisted gradual heat challenge better</w:t>
+      </w:r>
+      <w:r>
+        <w:t xml:space="preserve"> </w:t>
+      </w:r>
+      <w:r>
+        <w:t xml:space="preserve">(</w:t>
+      </w:r>
+      <w:hyperlink w:anchor="ref-smith2025">
+        <w:r>
+          <w:rPr>
+            <w:rStyle w:val="Hyperlink"/>
+          </w:rPr>
+          <w:t xml:space="preserve">Smith et al. 2025</w:t>
+        </w:r>
+      </w:hyperlink>
+      <w:r>
+        <w:t xml:space="preserve">)</w:t>
+      </w:r>
+      <w:r>
+        <w:t xml:space="preserve">. The lighter pigmentation is consistent with reduced radiant heat absorption being advantageous in a hotter microenvironment. However, it must be acknowledged that cool and warm neighbourhoods in a city differ in tree canopy, sun exposure, pedestrian and animal traffic, impervious surface and socioeconomic history, any of which could drive the observed differences. Treated as a natural experiment with acknowledged confounding, however, this is among the most useful datasets available, and the design deserves replication in other cities and climates.</w:t>
+      </w:r>
+    </w:p>
+    <w:bookmarkEnd w:id="35"/>
+    <w:bookmarkStart w:id="36" w:name="sec-3-3"/>
+    <w:p>
+      <w:pPr>
+        <w:pStyle w:val="Heading2"/>
+      </w:pPr>
+      <w:r>
+        <w:t xml:space="preserve">3.3 Mechanical and hydrodynamic stress</w:t>
+      </w:r>
+    </w:p>
+    <w:p>
+      <w:pPr>
+        <w:pStyle w:val="FirstParagraph"/>
+      </w:pPr>
+      <w:r>
+        <w:t xml:space="preserve">Disaster conditions deliver physical stresses that are absent from conventional laboratory culture. Subjecting Mucorales to a tornadic shear challenge that recapitulates the hydrodynamic forces of a tornado was found to induce a hypervirulent phenotype in a fruit-fly infection model, an effect dependent on calcineurin and Hsp90 signalling and abolished by cyclosporine A or an Hsp90 inhibitor</w:t>
+      </w:r>
+      <w:r>
+        <w:t xml:space="preserve"> </w:t>
+      </w:r>
+      <w:r>
+        <w:t xml:space="preserve">(</w:t>
+      </w:r>
+      <w:hyperlink w:anchor="ref-wurster2020">
+        <w:r>
+          <w:rPr>
+            <w:rStyle w:val="Hyperlink"/>
+          </w:rPr>
+          <w:t xml:space="preserve">Wurster et al.</w:t>
+        </w:r>
+        <w:r>
+          <w:rPr>
+            <w:rStyle w:val="Hyperlink"/>
+          </w:rPr>
+          <w:t xml:space="preserve"> </w:t>
+        </w:r>
+        <w:r>
+          <w:rPr>
+            <w:rStyle w:val="Hyperlink"/>
+          </w:rPr>
+          <w:t xml:space="preserve">2020</w:t>
+        </w:r>
+      </w:hyperlink>
+      <w:r>
+        <w:t xml:space="preserve">)</w:t>
+      </w:r>
+      <w:r>
+        <w:t xml:space="preserve">. The phenotype is</w:t>
+      </w:r>
+      <w:r>
+        <w:t xml:space="preserve"> </w:t>
+      </w:r>
+      <w:r>
+        <w:rPr>
+          <w:i/>
+          <w:iCs/>
+        </w:rPr>
+        <w:t xml:space="preserve">transient</w:t>
+      </w:r>
+      <w:r>
+        <w:t xml:space="preserve">, reverting when the stress is removed, and is therefore plasticity rather than adaptation in the evolutionary sense. It is mediated by the same signalling nodes as thermal adaptation, which suggests a shared stress-integration architecture rather than stress-specific programs. And it provides a mechanistic hypothesis for an otherwise puzzling clinical observation: the clusters of aggressive, necrotizing cutaneous mucormycosis that follow tornadoes (</w:t>
+      </w:r>
+      <w:hyperlink w:anchor="sec-7-2">
+        <w:r>
+          <w:rPr>
+            <w:rStyle w:val="Hyperlink"/>
+          </w:rPr>
+          <w:t xml:space="preserve">Sect. 7.2</w:t>
+        </w:r>
+      </w:hyperlink>
+      <w:r>
+        <w:t xml:space="preserve">).</w:t>
+      </w:r>
+    </w:p>
+    <w:bookmarkEnd w:id="36"/>
+    <w:bookmarkStart w:id="37" w:name="sec-3-4"/>
+    <w:p>
+      <w:pPr>
+        <w:pStyle w:val="Heading2"/>
+      </w:pPr>
+      <w:r>
+        <w:t xml:space="preserve">3.4 Stress cross-talk</w:t>
+      </w:r>
+    </w:p>
+    <w:p>
+      <w:pPr>
+        <w:pStyle w:val="FirstParagraph"/>
+      </w:pPr>
+      <w:r>
+        <w:t xml:space="preserve">Taken together, the sections above describe a system in which thermal, oxidative, osmotic and mechanical stresses feed into a small number of shared signalling pathways (Hsf1/Hsp90, calcineurin, the HOG/SAPK ) that modulate morphogenesis, cell-wall remodelling, antifungal tolerance and virulence. A practical consequence is that in a warming, destabilized environment, fungi will rarely experience one stress at a time; they will experience heat during drought, shear and desiccation during storms, oxidative and thermal stress during fire. If cross-protection is the norm, single-stress dose–response experiments may systematically</w:t>
+      </w:r>
+      <w:r>
+        <w:t xml:space="preserve"> </w:t>
+      </w:r>
+      <w:r>
+        <w:rPr>
+          <w:i/>
+          <w:iCs/>
+        </w:rPr>
+        <w:t xml:space="preserve">underestimate</w:t>
+      </w:r>
+      <w:r>
+        <w:t xml:space="preserve"> </w:t>
+      </w:r>
+      <w:r>
+        <w:t xml:space="preserve">the phenotypic change that field organisms undergo. Multi-stress experimental designs are therefore not a refinement but a requirement discussed in</w:t>
+      </w:r>
+      <w:r>
+        <w:t xml:space="preserve"> </w:t>
+      </w:r>
+      <w:hyperlink w:anchor="sec-10-1">
+        <w:r>
+          <w:rPr>
+            <w:rStyle w:val="Hyperlink"/>
+          </w:rPr>
+          <w:t xml:space="preserve">Sect. 10.1</w:t>
+        </w:r>
+      </w:hyperlink>
+      <w:r>
+        <w:t xml:space="preserve">.</w:t>
+      </w:r>
+    </w:p>
+    <w:bookmarkEnd w:id="37"/>
+    <w:bookmarkEnd w:id="38"/>
+    <w:bookmarkStart w:id="46" w:name="sec-4"/>
+    <w:p>
+      <w:pPr>
+        <w:pStyle w:val="Heading1"/>
+      </w:pPr>
+      <w:r>
+        <w:t xml:space="preserve">4. Genotypic Adaptation: Mutagenesis, Genome Plasticity and Epigenetic Priming</w:t>
+      </w:r>
+    </w:p>
+    <w:p>
+      <w:pPr>
+        <w:pStyle w:val="FirstParagraph"/>
+      </w:pPr>
+      <w:r>
+        <w:t xml:space="preserve">If</w:t>
+      </w:r>
+      <w:r>
+        <w:t xml:space="preserve"> </w:t>
+      </w:r>
+      <w:hyperlink w:anchor="sec-3">
+        <w:r>
+          <w:rPr>
+            <w:rStyle w:val="Hyperlink"/>
+          </w:rPr>
+          <w:t xml:space="preserve">Sect. 3</w:t>
+        </w:r>
+      </w:hyperlink>
+      <w:r>
+        <w:t xml:space="preserve"> </w:t>
+      </w:r>
+      <w:r>
+        <w:t xml:space="preserve">concerned what a fungus does when it is warmed, this section concerns what warming does to its genome. The distinction is important, as only heritable change can accumulate across generations, respond to selection, and produce lineages that remain altered after conditions normalize.</w:t>
+      </w:r>
+    </w:p>
+    <w:bookmarkStart w:id="39" w:name="sec-4-1"/>
+    <w:p>
+      <w:pPr>
+        <w:pStyle w:val="Heading2"/>
+      </w:pPr>
+      <w:r>
+        <w:t xml:space="preserve">4.1 Temperature-stimulated transposon mobilization</w:t>
+      </w:r>
+    </w:p>
+    <w:p>
+      <w:pPr>
+        <w:pStyle w:val="FirstParagraph"/>
+      </w:pPr>
+      <w:r>
+        <w:t xml:space="preserve">Their is strong evidence that growth at host temperature can increase mutations in</w:t>
+      </w:r>
+      <w:r>
+        <w:t xml:space="preserve"> </w:t>
+      </w:r>
+      <w:r>
+        <w:rPr>
+          <w:i/>
+          <w:iCs/>
+        </w:rPr>
+        <w:t xml:space="preserve">Cryptococcus deneoformans.</w:t>
+      </w:r>
+      <w:r>
+        <w:t xml:space="preserve"> </w:t>
+      </w:r>
+      <w:r>
+        <w:t xml:space="preserve">Transposable-element insertions were more frequent at 37 °C than at 30 °C and caused drug resistance in vitro. Such insertions were also detected during mouse infection</w:t>
+      </w:r>
+      <w:r>
+        <w:t xml:space="preserve"> </w:t>
+      </w:r>
+      <w:r>
+        <w:t xml:space="preserve">(</w:t>
+      </w:r>
+      <w:hyperlink w:anchor="ref-gusa2020">
+        <w:r>
+          <w:rPr>
+            <w:rStyle w:val="Hyperlink"/>
+          </w:rPr>
+          <w:t xml:space="preserve">Gusa et al. 2020</w:t>
+        </w:r>
+      </w:hyperlink>
+      <w:r>
+        <w:t xml:space="preserve">)</w:t>
+      </w:r>
+      <w:r>
+        <w:t xml:space="preserve">. A later genome-wide study found that the increased mutation burden at 37 °C was driven mainly by two mobile elements, Tcn12 and Cnl1. Tcn12 inserted primarily within genes, whereas Cnl1 accumulated near chromosome ends. The study also detected movements of all three elements examined in isolates recovered from infected mice, confirming that mobilization occurs within a host</w:t>
+      </w:r>
+      <w:r>
+        <w:t xml:space="preserve"> </w:t>
+      </w:r>
+      <w:r>
+        <w:t xml:space="preserve">(</w:t>
+      </w:r>
+      <w:hyperlink w:anchor="ref-gusa2023">
+        <w:r>
+          <w:rPr>
+            <w:rStyle w:val="Hyperlink"/>
+          </w:rPr>
+          <w:t xml:space="preserve">Gusa et al. 2023</w:t>
+        </w:r>
+      </w:hyperlink>
+      <w:r>
+        <w:t xml:space="preserve">)</w:t>
+      </w:r>
+      <w:r>
+        <w:t xml:space="preserve">. Together, these two studies provide a mechanistically complete account of a climate-relevant mutagenic process. Elevated temperature, whether environmental or host-derived, increased the rate at which a fungal population generates drug-resistant variants.</w:t>
+      </w:r>
+    </w:p>
+    <w:bookmarkEnd w:id="39"/>
+    <w:bookmarkStart w:id="40" w:name="sec-4-2"/>
+    <w:p>
+      <w:pPr>
+        <w:pStyle w:val="Heading2"/>
+      </w:pPr>
+      <w:r>
+        <w:t xml:space="preserve">4.2 Host-temperature-induced mutagenesis and pan-antifungal resistance</w:t>
+      </w:r>
+    </w:p>
+    <w:p>
+      <w:pPr>
+        <w:pStyle w:val="FirstParagraph"/>
+      </w:pPr>
+      <w:r>
+        <w:t xml:space="preserve">An independent line of evidence comes from</w:t>
+      </w:r>
+      <w:r>
+        <w:t xml:space="preserve"> </w:t>
+      </w:r>
+      <w:r>
+        <w:rPr>
+          <w:i/>
+          <w:iCs/>
+        </w:rPr>
+        <w:t xml:space="preserve">Rhodosporidiobolus fluvialis</w:t>
+      </w:r>
+      <w:r>
+        <w:t xml:space="preserve">, a yeast from a genus containing species intrinsically resistant to azoles and echinocandins, which was recovered from two human infections. Exposure to mammalian body temperature induced mutagenesis and yielded mutants with markedly enhanced hyphal growth and hypervirulence in mice, and temperature-driven mutagenesis also generated pan-resistant derivatives in related species</w:t>
+      </w:r>
+      <w:r>
+        <w:t xml:space="preserve"> </w:t>
+      </w:r>
+      <w:r>
+        <w:t xml:space="preserve">(</w:t>
+      </w:r>
+      <w:hyperlink w:anchor="ref-huang2024">
+        <w:r>
+          <w:rPr>
+            <w:rStyle w:val="Hyperlink"/>
+          </w:rPr>
+          <w:t xml:space="preserve">Huang et al. 2024</w:t>
+        </w:r>
+      </w:hyperlink>
+      <w:r>
+        <w:t xml:space="preserve">)</w:t>
+      </w:r>
+      <w:r>
+        <w:t xml:space="preserve">. However, the mechanisms underlying these mutations remain unclear, and it is not known whether similar responses occur in other basidiomycetous yeasts. Heat-exposure experiments combined with comparative genomic analyses across species would help establish how widespread this response is</w:t>
+      </w:r>
+    </w:p>
+    <w:bookmarkEnd w:id="40"/>
+    <w:bookmarkStart w:id="41" w:name="sec-4-3"/>
+    <w:p>
+      <w:pPr>
+        <w:pStyle w:val="Heading2"/>
+      </w:pPr>
+      <w:r>
+        <w:t xml:space="preserve">4.3 Aneuploidy, copy-number variation and loss of heterozygosity</w:t>
+      </w:r>
+    </w:p>
+    <w:p>
+      <w:pPr>
+        <w:pStyle w:val="FirstParagraph"/>
+      </w:pPr>
+      <w:r>
+        <w:t xml:space="preserve">Large-scale genome rearrangement is the classical fungal route to rapid stress adaptation. Fluconazole resistance in</w:t>
+      </w:r>
+      <w:r>
+        <w:t xml:space="preserve"> </w:t>
+      </w:r>
+      <w:r>
+        <w:rPr>
+          <w:i/>
+          <w:iCs/>
+        </w:rPr>
+        <w:t xml:space="preserve">C. albicans</w:t>
+      </w:r>
+      <w:r>
+        <w:t xml:space="preserve"> </w:t>
+      </w:r>
+      <w:r>
+        <w:t xml:space="preserve">arises repeatedly through formation of a specific isochromosome carrying resistance-associated genes</w:t>
+      </w:r>
+      <w:r>
+        <w:t xml:space="preserve"> </w:t>
+      </w:r>
+      <w:r>
+        <w:t xml:space="preserve">(</w:t>
+      </w:r>
+      <w:hyperlink w:anchor="ref-selmecki2006">
+        <w:r>
+          <w:rPr>
+            <w:rStyle w:val="Hyperlink"/>
+          </w:rPr>
+          <w:t xml:space="preserve">Selmecki et al. 2006</w:t>
+        </w:r>
+      </w:hyperlink>
+      <w:r>
+        <w:t xml:space="preserve">)</w:t>
+      </w:r>
+      <w:r>
+        <w:t xml:space="preserve">, and whole-ploidy shifts, aneuploidy and loss of heterozygosity constitute a general toolkit for generating phenotypic diversity quickly and, when conditions change, discarding it again</w:t>
+      </w:r>
+      <w:r>
+        <w:t xml:space="preserve"> </w:t>
+      </w:r>
+      <w:r>
+        <w:t xml:space="preserve">(</w:t>
+      </w:r>
+      <w:hyperlink w:anchor="ref-bennett2014">
+        <w:r>
+          <w:rPr>
+            <w:rStyle w:val="Hyperlink"/>
+          </w:rPr>
+          <w:t xml:space="preserve">Bennett et al. 2014</w:t>
+        </w:r>
+      </w:hyperlink>
+      <w:r>
+        <w:t xml:space="preserve">)</w:t>
+      </w:r>
+      <w:r>
+        <w:t xml:space="preserve">. In the Pacific Northwest</w:t>
+      </w:r>
+      <w:r>
+        <w:t xml:space="preserve"> </w:t>
+      </w:r>
+      <w:r>
+        <w:rPr>
+          <w:i/>
+          <w:iCs/>
+        </w:rPr>
+        <w:t xml:space="preserve">Cryptococcus gattii</w:t>
+      </w:r>
+      <w:r>
+        <w:t xml:space="preserve"> </w:t>
+      </w:r>
+      <w:r>
+        <w:t xml:space="preserve">outbreak lineage, copy-number variation contributes cryptic genetic variation among otherwise near-clonal isolates</w:t>
+      </w:r>
+      <w:r>
+        <w:t xml:space="preserve"> </w:t>
+      </w:r>
+      <w:r>
+        <w:t xml:space="preserve">(</w:t>
+      </w:r>
+      <w:hyperlink w:anchor="ref-steenwyk2016">
+        <w:r>
+          <w:rPr>
+            <w:rStyle w:val="Hyperlink"/>
+          </w:rPr>
+          <w:t xml:space="preserve">Steenwyk et al. 2016</w:t>
+        </w:r>
+      </w:hyperlink>
+      <w:r>
+        <w:t xml:space="preserve">)</w:t>
+      </w:r>
+      <w:r>
+        <w:t xml:space="preserve">.</w:t>
+      </w:r>
+    </w:p>
+    <w:p>
+      <w:pPr>
+        <w:pStyle w:val="BodyText"/>
+      </w:pPr>
+      <w:r>
+        <w:t xml:space="preserve">These mechanisms are temperature-relevant in two ways. Chromosome missegregation is itself stress-sensitive, and the aneuploid states that stress generates are frequently cross-protective, conferring tolerance to challenges the population has not yet encountered</w:t>
+      </w:r>
+      <w:r>
+        <w:t xml:space="preserve"> </w:t>
+      </w:r>
+      <w:r>
+        <w:t xml:space="preserve">(</w:t>
+      </w:r>
+      <w:hyperlink w:anchor="ref-Chen2012a">
+        <w:r>
+          <w:rPr>
+            <w:rStyle w:val="Hyperlink"/>
+          </w:rPr>
+          <w:t xml:space="preserve">Chen et al. 2012</w:t>
+        </w:r>
+      </w:hyperlink>
+      <w:r>
+        <w:t xml:space="preserve">)</w:t>
+      </w:r>
+      <w:r>
+        <w:t xml:space="preserve">. Aneuploidy thus sits at the boundary between the plastic and the heritable: it is inherited, but it is unstable</w:t>
+      </w:r>
+      <w:r>
+        <w:t xml:space="preserve"> </w:t>
+      </w:r>
+      <w:r>
+        <w:t xml:space="preserve">(</w:t>
+      </w:r>
+      <w:hyperlink w:anchor="ref-Tsai2019a">
+        <w:r>
+          <w:rPr>
+            <w:rStyle w:val="Hyperlink"/>
+          </w:rPr>
+          <w:t xml:space="preserve">Tsai and Nelliat 2019</w:t>
+        </w:r>
+      </w:hyperlink>
+      <w:r>
+        <w:t xml:space="preserve">)</w:t>
+      </w:r>
+      <w:r>
+        <w:t xml:space="preserve">.</w:t>
+      </w:r>
+    </w:p>
+    <w:bookmarkEnd w:id="41"/>
+    <w:bookmarkStart w:id="42" w:name="sec-4-4"/>
+    <w:p>
+      <w:pPr>
+        <w:pStyle w:val="Heading2"/>
+      </w:pPr>
+      <w:r>
+        <w:t xml:space="preserve">4.4 Epimutation: Heritable without sequence change</w:t>
+      </w:r>
+    </w:p>
+    <w:p>
+      <w:pPr>
+        <w:pStyle w:val="FirstParagraph"/>
+      </w:pPr>
       <w:r>
         <w:rPr>
           <w:i/>
@@ -3047,36 +3808,7 @@
         <w:t xml:space="preserve"> </w:t>
       </w:r>
       <w:r>
-        <w:t xml:space="preserve">at 37 °C and 42 °C rather than 30 °C produced isolates with greater virulence in an invertebrate infection model and greater tolerance of oxidative stress, and the high-temperature virulence enhancement was abolished by calcineurin inhibition</w:t>
-      </w:r>
-      <w:r>
-        <w:t xml:space="preserve"> </w:t>
-      </w:r>
-      <w:r>
-        <w:rPr>
-          <w:b/>
-          <w:bCs/>
-        </w:rPr>
-        <w:t xml:space="preserve">VERIFY</w:t>
-      </w:r>
-      <w:r>
-        <w:t xml:space="preserve">: data shown in the authors’ presentation; source publication to be supplied — see co_editing_notes.md</w:t>
-      </w:r>
-      <w:r>
-        <w:t xml:space="preserve">. The phenotype is therefore not a non-specific consequence of faster growth: it is an actively signalled state. Two features matter for the chapter’s argument. First, the effect is achieved by</w:t>
-      </w:r>
-      <w:r>
-        <w:t xml:space="preserve"> </w:t>
-      </w:r>
-      <w:r>
-        <w:rPr>
-          <w:i/>
-          <w:iCs/>
-        </w:rPr>
-        <w:t xml:space="preserve">pre-exposure</w:t>
-      </w:r>
-      <w:r>
-        <w:t xml:space="preserve">, not by selection — the organisms were not evolved. Second, it is reversible, which places it firmly in the phenotypic category despite its magnitude. Recent commentary has framed the convergence of thermotolerant fungi and altered host immunity as an emerging concern deserving systematic study</w:t>
+        <w:t xml:space="preserve">can become resistant to FK506 through RNA interference (RNAi), which silences the gene encoding the drug’s target without changing its DNA sequence. This silenced state, or epimutation, passes to daughter cells during cell division but can reverse when the drug is removed</w:t>
       </w:r>
       <w:r>
         <w:t xml:space="preserve"> </w:t>
@@ -3084,19 +3816,48 @@
       <w:r>
         <w:t xml:space="preserve">(</w:t>
       </w:r>
-      <w:hyperlink w:anchor="ref-lamoth2026">
-        <w:r>
-          <w:rPr>
-            <w:rStyle w:val="Hyperlink"/>
-          </w:rPr>
-          <w:t xml:space="preserve">Lamoth and Kontoyiannis 2026</w:t>
+      <w:hyperlink w:anchor="ref-calo2014">
+        <w:r>
+          <w:rPr>
+            <w:rStyle w:val="Hyperlink"/>
+          </w:rPr>
+          <w:t xml:space="preserve">Calo et al. 2014</w:t>
         </w:r>
       </w:hyperlink>
       <w:r>
         <w:t xml:space="preserve">)</w:t>
       </w:r>
       <w:r>
-        <w:t xml:space="preserve">, and has extended the argument to invertebrate-associated cutaneous invasive fungal infection under warming</w:t>
+        <w:t xml:space="preserve">. It is a remarkable demonstration of how fungi can inherit a change in drug resistance without a DNA mutation, which would be missed by DNA sequencing. Whether heat stress can trigger a similar response remains, to our knowledge, untested, but should be a key questions for future research (</w:t>
+      </w:r>
+      <w:hyperlink w:anchor="sec-10-4">
+        <w:r>
+          <w:rPr>
+            <w:rStyle w:val="Hyperlink"/>
+          </w:rPr>
+          <w:t xml:space="preserve">Sect. 10.4</w:t>
+        </w:r>
+      </w:hyperlink>
+      <w:r>
+        <w:t xml:space="preserve">).</w:t>
+      </w:r>
+    </w:p>
+    <w:bookmarkEnd w:id="42"/>
+    <w:bookmarkStart w:id="43" w:name="sec-4-5"/>
+    <w:p>
+      <w:pPr>
+        <w:pStyle w:val="Heading2"/>
+      </w:pPr>
+      <w:r>
+        <w:t xml:space="preserve">4.5 Hsp90 as an evolutionary capacitor</w:t>
+      </w:r>
+    </w:p>
+    <w:p>
+      <w:pPr>
+        <w:pStyle w:val="FirstParagraph"/>
+      </w:pPr>
+      <w:r>
+        <w:t xml:space="preserve">The mechanistic bridge between heat tolerance and genotypic adaptation is chaperone buffering. Hsp90 stabilizes mutant proteins that would otherwise misfold, allowing standing genetic variation to accumulate in a phenotypically cryptic state; when Hsp90 capacity is exceeded, as would be expected under thermal stress, the genetic variations are uncovered and become available for selection</w:t>
       </w:r>
       <w:r>
         <w:t xml:space="preserve"> </w:t>
@@ -3104,528 +3865,19 @@
       <w:r>
         <w:t xml:space="preserve">(</w:t>
       </w:r>
-      <w:hyperlink w:anchor="ref-kontoyiannis2025">
-        <w:r>
-          <w:rPr>
-            <w:rStyle w:val="Hyperlink"/>
-          </w:rPr>
-          <w:t xml:space="preserve">Kontoyiannis and Casadevall 2025</w:t>
+      <w:hyperlink w:anchor="ref-Rutherford2007">
+        <w:r>
+          <w:rPr>
+            <w:rStyle w:val="Hyperlink"/>
+          </w:rPr>
+          <w:t xml:space="preserve">Rutherford et al. 2007</w:t>
         </w:r>
       </w:hyperlink>
       <w:r>
         <w:t xml:space="preserve">)</w:t>
       </w:r>
       <w:r>
-        <w:t xml:space="preserve">.</w:t>
-      </w:r>
-    </w:p>
-    <w:bookmarkEnd w:id="31"/>
-    <w:bookmarkStart w:id="32" w:name="sec-3-1-3"/>
-    <w:p>
-      <w:pPr>
-        <w:pStyle w:val="Heading3"/>
-      </w:pPr>
-      <w:r>
-        <w:t xml:space="preserve">3.1.3 Oxidative-Stress Cross-Protection and Immune Evasion</w:t>
-      </w:r>
-    </w:p>
-    <w:p>
-      <w:pPr>
-        <w:pStyle w:val="FirstParagraph"/>
-      </w:pPr>
-      <w:r>
-        <w:t xml:space="preserve">The coupling between thermal pre-exposure and oxidative-stress tolerance is mechanistically important because the phagocyte oxidative burst is a principal effector against germinating spores. Thermally primed cells that better withstand superoxide and hydrogen peroxide challenge are, in effect, pre-adapted to innate immune attack without ever having encountered a host</w:t>
-      </w:r>
-      <w:r>
-        <w:t xml:space="preserve"> </w:t>
-      </w:r>
-      <w:r>
-        <w:rPr>
-          <w:b/>
-          <w:bCs/>
-        </w:rPr>
-        <w:t xml:space="preserve">VERIFY</w:t>
-      </w:r>
-      <w:r>
-        <w:t xml:space="preserve">: data shown in the authors’ presentation; source publication to be supplied — see co_editing_notes.md</w:t>
-      </w:r>
-      <w:r>
-        <w:t xml:space="preserve">. The stress-activated protein kinase and HOG modules that mediate osmotic and oxidative responses are shared across human-pathogenic fungi and are required for survival within phagocytes</w:t>
-      </w:r>
-      <w:r>
-        <w:t xml:space="preserve"> </w:t>
-      </w:r>
-      <w:r>
-        <w:t xml:space="preserve">(</w:t>
-      </w:r>
-      <w:hyperlink w:anchor="ref-day2019">
-        <w:r>
-          <w:rPr>
-            <w:rStyle w:val="Hyperlink"/>
-          </w:rPr>
-          <w:t xml:space="preserve">Day and Quinn 2019</w:t>
-        </w:r>
-      </w:hyperlink>
-      <w:r>
-        <w:t xml:space="preserve">)</w:t>
-      </w:r>
-      <w:r>
-        <w:t xml:space="preserve">. This convergence — environmental stress machinery doubling as immune-evasion machinery — is, in our view, the single most plausible route by which an environmental change could translate into altered clinical behaviour, and it should be the focus of mechanistic work.</w:t>
-      </w:r>
-    </w:p>
-    <w:bookmarkEnd w:id="32"/>
-    <w:bookmarkEnd w:id="33"/>
-    <w:bookmarkStart w:id="34" w:name="sec-3-2"/>
-    <w:p>
-      <w:pPr>
-        <w:pStyle w:val="Heading2"/>
-      </w:pPr>
-      <w:r>
-        <w:t xml:space="preserve">3.2 Pigmentation, Melanin and Thermal Buffering</w:t>
-      </w:r>
-    </w:p>
-    <w:p>
-      <w:pPr>
-        <w:pStyle w:val="FirstParagraph"/>
-      </w:pPr>
-      <w:r>
-        <w:t xml:space="preserve">Melanins are multifunctional fungal pigments that absorb radiation, quench free radicals, sequester metals and contribute to cell-wall rigidity; their roles extend well beyond the virulence functions for which they are best known in</w:t>
-      </w:r>
-      <w:r>
-        <w:t xml:space="preserve"> </w:t>
-      </w:r>
-      <w:r>
-        <w:rPr>
-          <w:i/>
-          <w:iCs/>
-        </w:rPr>
-        <w:t xml:space="preserve">Cryptococcus</w:t>
-      </w:r>
-      <w:r>
-        <w:t xml:space="preserve"> </w:t>
-      </w:r>
-      <w:r>
-        <w:t xml:space="preserve">(</w:t>
-      </w:r>
-      <w:hyperlink w:anchor="ref-cordero2017">
-        <w:r>
-          <w:rPr>
-            <w:rStyle w:val="Hyperlink"/>
-          </w:rPr>
-          <w:t xml:space="preserve">Cordero and Casadevall 2017</w:t>
-        </w:r>
-      </w:hyperlink>
-      <w:r>
-        <w:t xml:space="preserve">)</w:t>
-      </w:r>
-      <w:r>
-        <w:t xml:space="preserve">. Melanized fungi can even derive metabolic benefit from ionizing radiation, a finding that expanded the conception of what fungal pigments do</w:t>
-      </w:r>
-      <w:r>
-        <w:t xml:space="preserve"> </w:t>
-      </w:r>
-      <w:r>
-        <w:t xml:space="preserve">(</w:t>
-      </w:r>
-      <w:hyperlink w:anchor="ref-dadachova2007">
-        <w:r>
-          <w:rPr>
-            <w:rStyle w:val="Hyperlink"/>
-          </w:rPr>
-          <w:t xml:space="preserve">Dadachova et al. 2007</w:t>
-        </w:r>
-      </w:hyperlink>
-      <w:r>
-        <w:t xml:space="preserve">)</w:t>
-      </w:r>
-      <w:r>
-        <w:t xml:space="preserve">. Because pigmentation modulates absorbed radiant energy, it also modulates cell temperature, which makes it a plausible target of selection under warming.</w:t>
-      </w:r>
-    </w:p>
-    <w:p>
-      <w:pPr>
-        <w:pStyle w:val="BodyText"/>
-      </w:pPr>
-      <w:r>
-        <w:t xml:space="preserve">The most direct field evidence comes from a paired sampling design in an urban heat island. Fungi isolated from warmer Baltimore neighbourhoods showed greater thermotolerance and lighter pigmentation than those from cooler neighbourhoods, and the opportunistic pathogen</w:t>
-      </w:r>
-      <w:r>
-        <w:t xml:space="preserve"> </w:t>
-      </w:r>
-      <w:r>
-        <w:rPr>
-          <w:i/>
-          <w:iCs/>
-        </w:rPr>
-        <w:t xml:space="preserve">Rhodotorula mucilaginosa</w:t>
-      </w:r>
-      <w:r>
-        <w:t xml:space="preserve"> </w:t>
-      </w:r>
-      <w:r>
-        <w:t xml:space="preserve">from warmer areas resisted gradual heat challenge better</w:t>
-      </w:r>
-      <w:r>
-        <w:t xml:space="preserve"> </w:t>
-      </w:r>
-      <w:r>
-        <w:t xml:space="preserve">(</w:t>
-      </w:r>
-      <w:hyperlink w:anchor="ref-smith2025">
-        <w:r>
-          <w:rPr>
-            <w:rStyle w:val="Hyperlink"/>
-          </w:rPr>
-          <w:t xml:space="preserve">Smith et al. 2025</w:t>
-        </w:r>
-      </w:hyperlink>
-      <w:r>
-        <w:t xml:space="preserve">)</w:t>
-      </w:r>
-      <w:r>
-        <w:t xml:space="preserve">. The lighter pigmentation is consistent with reduced radiant heat absorption being advantageous in a hotter microenvironment. The authors are appropriately cautious: cool and warm neighbourhoods in a city differ in tree canopy, sun exposure, pedestrian and animal traffic, impervious surface and socioeconomic history, any of which could drive the observed differences. Treated as a natural experiment with acknowledged confounding, however, this is among the most useful datasets available, and the design deserves replication in other cities and climates.</w:t>
-      </w:r>
-    </w:p>
-    <w:bookmarkEnd w:id="34"/>
-    <w:bookmarkStart w:id="35" w:name="sec-3-3"/>
-    <w:p>
-      <w:pPr>
-        <w:pStyle w:val="Heading2"/>
-      </w:pPr>
-      <w:r>
-        <w:t xml:space="preserve">3.3 Mechanical and Hydrodynamic Stress: The Tornadic Shear Paradigm</w:t>
-      </w:r>
-    </w:p>
-    <w:p>
-      <w:pPr>
-        <w:pStyle w:val="FirstParagraph"/>
-      </w:pPr>
-      <w:r>
-        <w:t xml:space="preserve">Disaster conditions deliver physical stresses that are absent from conventional laboratory culture. Subjecting Mucorales to a tornadic shear challenge that recapitulates the hydrodynamic forces of a tornado has been reported to induce a hypervirulent phenotype in a fruit-fly infection model, an effect dependent on calcineurin and Hsp90 signalling and abolished by cyclosporine A or an Hsp90 inhibitor</w:t>
-      </w:r>
-      <w:r>
-        <w:t xml:space="preserve"> </w:t>
-      </w:r>
-      <w:r>
-        <w:t xml:space="preserve">(</w:t>
-      </w:r>
-      <w:hyperlink w:anchor="ref-wurster2020">
-        <w:r>
-          <w:rPr>
-            <w:rStyle w:val="Hyperlink"/>
-          </w:rPr>
-          <w:t xml:space="preserve">Wurster et al.</w:t>
-        </w:r>
-        <w:r>
-          <w:rPr>
-            <w:rStyle w:val="Hyperlink"/>
-          </w:rPr>
-          <w:t xml:space="preserve"> </w:t>
-        </w:r>
-        <w:r>
-          <w:rPr>
-            <w:rStyle w:val="Hyperlink"/>
-          </w:rPr>
-          <w:t xml:space="preserve">2020</w:t>
-        </w:r>
-      </w:hyperlink>
-      <w:r>
-        <w:t xml:space="preserve">)</w:t>
-      </w:r>
-      <w:r>
-        <w:t xml:space="preserve"> </w:t>
-      </w:r>
-      <w:r>
-        <w:rPr>
-          <w:b/>
-          <w:bCs/>
-        </w:rPr>
-        <w:t xml:space="preserve">VERIFY</w:t>
-      </w:r>
-      <w:r>
-        <w:t xml:space="preserve">: citation not resolvable in bibliographic databases during drafting — authors to supply; see co_editing_notes.md</w:t>
-      </w:r>
-      <w:r>
-        <w:t xml:space="preserve">. Three points deserve emphasis. The phenotype is</w:t>
-      </w:r>
-      <w:r>
-        <w:t xml:space="preserve"> </w:t>
-      </w:r>
-      <w:r>
-        <w:rPr>
-          <w:i/>
-          <w:iCs/>
-        </w:rPr>
-        <w:t xml:space="preserve">transient</w:t>
-      </w:r>
-      <w:r>
-        <w:t xml:space="preserve">, reverting when the stress is removed, and is therefore plasticity rather than adaptation in the evolutionary sense. It is mediated by the</w:t>
-      </w:r>
-      <w:r>
-        <w:t xml:space="preserve"> </w:t>
-      </w:r>
-      <w:r>
-        <w:rPr>
-          <w:i/>
-          <w:iCs/>
-        </w:rPr>
-        <w:t xml:space="preserve">same</w:t>
-      </w:r>
-      <w:r>
-        <w:t xml:space="preserve"> </w:t>
-      </w:r>
-      <w:r>
-        <w:t xml:space="preserve">signalling nodes as thermal adaptation, which suggests a shared stress-integration architecture rather than stress-specific programmes. And it provides a mechanistic hypothesis for an otherwise puzzling clinical observation: the clusters of aggressive, necrotizing cutaneous mucormycosis that follow tornadoes (</w:t>
-      </w:r>
-      <w:hyperlink w:anchor="sec-7-2">
-        <w:r>
-          <w:rPr>
-            <w:rStyle w:val="Hyperlink"/>
-          </w:rPr>
-          <w:t xml:space="preserve">Sect. 7.2</w:t>
-        </w:r>
-      </w:hyperlink>
-      <w:r>
-        <w:t xml:space="preserve">).</w:t>
-      </w:r>
-    </w:p>
-    <w:bookmarkEnd w:id="35"/>
-    <w:bookmarkStart w:id="36" w:name="sec-3-4"/>
-    <w:p>
-      <w:pPr>
-        <w:pStyle w:val="Heading2"/>
-      </w:pPr>
-      <w:r>
-        <w:t xml:space="preserve">3.4 Stress Cross-Talk and Why It Matters in the Field</w:t>
-      </w:r>
-    </w:p>
-    <w:p>
-      <w:pPr>
-        <w:pStyle w:val="FirstParagraph"/>
-      </w:pPr>
-      <w:r>
-        <w:t xml:space="preserve">Taken together, Sections 3.1–3.3 describe a system in which thermal, oxidative, osmotic and mechanical stresses feed into a small number of shared signalling nodes — Hsf1/Hsp90, calcineurin, the HOG/SAPK module — whose outputs include morphogenesis, cell-wall remodelling, antifungal tolerance and virulence. A practical consequence follows. In a warming, destabilized environment, fungi will rarely experience one stress at a time; they will experience heat during drought, shear and desiccation during storms, oxidative and thermal stress during fire. If cross-protection is the norm, single-stress dose–response experiments will systematically</w:t>
-      </w:r>
-      <w:r>
-        <w:t xml:space="preserve"> </w:t>
-      </w:r>
-      <w:r>
-        <w:rPr>
-          <w:i/>
-          <w:iCs/>
-        </w:rPr>
-        <w:t xml:space="preserve">underestimate</w:t>
-      </w:r>
-      <w:r>
-        <w:t xml:space="preserve"> </w:t>
-      </w:r>
-      <w:r>
-        <w:t xml:space="preserve">the phenotypic change that field organisms undergo. Multi-stress experimental designs are therefore not a refinement but a requirement, and we return to this in</w:t>
-      </w:r>
-      <w:r>
-        <w:t xml:space="preserve"> </w:t>
-      </w:r>
-      <w:hyperlink w:anchor="sec-10-1">
-        <w:r>
-          <w:rPr>
-            <w:rStyle w:val="Hyperlink"/>
-          </w:rPr>
-          <w:t xml:space="preserve">Sect. 10.1</w:t>
-        </w:r>
-      </w:hyperlink>
-      <w:r>
-        <w:t xml:space="preserve">.</w:t>
-      </w:r>
-    </w:p>
-    <w:bookmarkEnd w:id="36"/>
-    <w:bookmarkEnd w:id="37"/>
-    <w:bookmarkStart w:id="44" w:name="sec-4"/>
-    <w:p>
-      <w:pPr>
-        <w:pStyle w:val="Heading1"/>
-      </w:pPr>
-      <w:r>
-        <w:t xml:space="preserve">4. Genotypic Adaptation: Mutagenesis, Genome Plasticity and Epigenetic Priming</w:t>
-      </w:r>
-    </w:p>
-    <w:p>
-      <w:pPr>
-        <w:pStyle w:val="FirstParagraph"/>
-      </w:pPr>
-      <w:r>
-        <w:t xml:space="preserve">If</w:t>
-      </w:r>
-      <w:r>
-        <w:t xml:space="preserve"> </w:t>
-      </w:r>
-      <w:hyperlink w:anchor="sec-3">
-        <w:r>
-          <w:rPr>
-            <w:rStyle w:val="Hyperlink"/>
-          </w:rPr>
-          <w:t xml:space="preserve">Sect. 3</w:t>
-        </w:r>
-      </w:hyperlink>
-      <w:r>
-        <w:t xml:space="preserve"> </w:t>
-      </w:r>
-      <w:r>
-        <w:t xml:space="preserve">concerned what a fungus does when it is warmed, this section concerns what warming does to its genome. The distinction is not academic: only heritable change can accumulate across generations, respond to selection, and produce lineages that remain altered after conditions normalize.</w:t>
-      </w:r>
-    </w:p>
-    <w:bookmarkStart w:id="38" w:name="sec-4-1"/>
-    <w:p>
-      <w:pPr>
-        <w:pStyle w:val="Heading2"/>
-      </w:pPr>
-      <w:r>
-        <w:t xml:space="preserve">4.1 Temperature-Stimulated Transposon Mobilization</w:t>
-      </w:r>
-    </w:p>
-    <w:p>
-      <w:pPr>
-        <w:pStyle w:val="FirstParagraph"/>
-      </w:pPr>
-      <w:r>
-        <w:t xml:space="preserve">The most compelling evidence that host temperature is itself mutagenic comes from</w:t>
-      </w:r>
-      <w:r>
-        <w:t xml:space="preserve"> </w:t>
-      </w:r>
-      <w:r>
-        <w:rPr>
-          <w:i/>
-          <w:iCs/>
-        </w:rPr>
-        <w:t xml:space="preserve">Cryptococcus deneoformans</w:t>
-      </w:r>
-      <w:r>
-        <w:t xml:space="preserve">. Mutation-accumulation experiments showed that transposable-element insertion is markedly elevated during growth at 37 °C relative to 30 °C, that mobilization of three element families (Cnl1, T1 and Tcn12) generates insertions across the genome, and that these insertions produce antifungal-resistant mutants in vitro</w:t>
-      </w:r>
-      <w:r>
-        <w:t xml:space="preserve"> </w:t>
-      </w:r>
-      <w:r>
-        <w:t xml:space="preserve">(</w:t>
-      </w:r>
-      <w:hyperlink w:anchor="ref-gusa2020">
-        <w:r>
-          <w:rPr>
-            <w:rStyle w:val="Hyperlink"/>
-          </w:rPr>
-          <w:t xml:space="preserve">Gusa et al. 2020</w:t>
-        </w:r>
-      </w:hyperlink>
-      <w:r>
-        <w:t xml:space="preserve">)</w:t>
-      </w:r>
-      <w:r>
-        <w:t xml:space="preserve">. Genome-wide analysis extended the finding in two important ways: heat stress increased mobility across the genome rather than at a few hotspots, and insertions accumulated during murine infection, demonstrating that the process operates in a host rather than only in an incubator</w:t>
-      </w:r>
-      <w:r>
-        <w:t xml:space="preserve"> </w:t>
-      </w:r>
-      <w:r>
-        <w:t xml:space="preserve">(</w:t>
-      </w:r>
-      <w:hyperlink w:anchor="ref-gusa2023">
-        <w:r>
-          <w:rPr>
-            <w:rStyle w:val="Hyperlink"/>
-          </w:rPr>
-          <w:t xml:space="preserve">Gusa et al. 2023</w:t>
-        </w:r>
-      </w:hyperlink>
-      <w:r>
-        <w:t xml:space="preserve">)</w:t>
-      </w:r>
-      <w:r>
-        <w:t xml:space="preserve">.</w:t>
-      </w:r>
-    </w:p>
-    <w:p>
-      <w:pPr>
-        <w:pStyle w:val="BodyText"/>
-      </w:pPr>
-      <w:r>
-        <w:t xml:space="preserve">This is a mechanistically complete account of a climate-relevant mutagenic process. Elevated temperature — whether environmental or host-derived — increases the rate at which a fungal population generates heritable variants, including drug-resistant ones. It requires no assumptions about ecological correlation.</w:t>
-      </w:r>
-    </w:p>
-    <w:bookmarkEnd w:id="38"/>
-    <w:bookmarkStart w:id="39" w:name="sec-4-2"/>
-    <w:p>
-      <w:pPr>
-        <w:pStyle w:val="Heading2"/>
-      </w:pPr>
-      <w:r>
-        <w:t xml:space="preserve">4.2 Host-Temperature-Induced Mutagenesis and Pan-Resistance</w:t>
-      </w:r>
-    </w:p>
-    <w:p>
-      <w:pPr>
-        <w:pStyle w:val="FirstParagraph"/>
-      </w:pPr>
-      <w:r>
-        <w:t xml:space="preserve">An independent line of evidence comes from</w:t>
-      </w:r>
-      <w:r>
-        <w:t xml:space="preserve"> </w:t>
-      </w:r>
-      <w:r>
-        <w:rPr>
-          <w:i/>
-          <w:iCs/>
-        </w:rPr>
-        <w:t xml:space="preserve">Rhodosporidiobolus fluvialis</w:t>
-      </w:r>
-      <w:r>
-        <w:t xml:space="preserve">, a yeast from a genus containing species intrinsically resistant to azoles and echinocandins, which was recovered from two human infections. Exposure to mammalian body temperature induced mutagenesis and yielded mutants with markedly enhanced hyphal growth and hypervirulence in mice, and temperature-driven mutagenesis also generated pan-resistant derivatives in related species</w:t>
-      </w:r>
-      <w:r>
-        <w:t xml:space="preserve"> </w:t>
-      </w:r>
-      <w:r>
-        <w:t xml:space="preserve">(</w:t>
-      </w:r>
-      <w:hyperlink w:anchor="ref-huang2024">
-        <w:r>
-          <w:rPr>
-            <w:rStyle w:val="Hyperlink"/>
-          </w:rPr>
-          <w:t xml:space="preserve">Huang et al. 2024</w:t>
-        </w:r>
-      </w:hyperlink>
-      <w:r>
-        <w:t xml:space="preserve">)</w:t>
-      </w:r>
-      <w:r>
-        <w:t xml:space="preserve">.</w:t>
-      </w:r>
-    </w:p>
-    <w:p>
-      <w:pPr>
-        <w:pStyle w:val="BodyText"/>
-      </w:pPr>
-      <w:r>
-        <w:t xml:space="preserve">The result is striking and deserves the prominence it has received, but its limits should be stated in the same breath: two human cases, one genus, and mutational mechanisms that are not yet fully resolved. Whether this represents a general property of thermally stressed basidiomycetous yeasts or a peculiarity of this lineage is precisely the kind of question the field needs to answer next, and it is answerable with existing methods.</w:t>
-      </w:r>
-    </w:p>
-    <w:bookmarkEnd w:id="39"/>
-    <w:bookmarkStart w:id="40" w:name="sec-4-3"/>
-    <w:p>
-      <w:pPr>
-        <w:pStyle w:val="Heading2"/>
-      </w:pPr>
-      <w:r>
-        <w:t xml:space="preserve">4.3 Aneuploidy, Copy-Number Variation and Loss of Heterozygosity</w:t>
-      </w:r>
-    </w:p>
-    <w:p>
-      <w:pPr>
-        <w:pStyle w:val="FirstParagraph"/>
-      </w:pPr>
-      <w:r>
-        <w:t xml:space="preserve">Large-scale genome rearrangement is the classical fungal route to rapid stress adaptation. Fluconazole resistance in</w:t>
+        <w:t xml:space="preserve">. In fungi this was shown directly for drug resistance: Hsp90 potentiates the emergence of resistance phenotypes from pre-existing variation in</w:t>
       </w:r>
       <w:r>
         <w:t xml:space="preserve"> </w:t>
@@ -3641,226 +3893,6 @@
         <w:t xml:space="preserve"> </w:t>
       </w:r>
       <w:r>
-        <w:t xml:space="preserve">arises repeatedly through formation of a specific isochromosome carrying resistance-associated genes</w:t>
-      </w:r>
-      <w:r>
-        <w:t xml:space="preserve"> </w:t>
-      </w:r>
-      <w:r>
-        <w:t xml:space="preserve">(</w:t>
-      </w:r>
-      <w:hyperlink w:anchor="ref-selmecki2006">
-        <w:r>
-          <w:rPr>
-            <w:rStyle w:val="Hyperlink"/>
-          </w:rPr>
-          <w:t xml:space="preserve">Selmecki et al. 2006</w:t>
-        </w:r>
-      </w:hyperlink>
-      <w:r>
-        <w:t xml:space="preserve">)</w:t>
-      </w:r>
-      <w:r>
-        <w:t xml:space="preserve">, and whole-ploidy shifts, aneuploidy and loss of heterozygosity constitute a general toolkit for generating phenotypic diversity quickly and, when conditions change, discarding it again</w:t>
-      </w:r>
-      <w:r>
-        <w:t xml:space="preserve"> </w:t>
-      </w:r>
-      <w:r>
-        <w:t xml:space="preserve">(</w:t>
-      </w:r>
-      <w:hyperlink w:anchor="ref-bennett2014">
-        <w:r>
-          <w:rPr>
-            <w:rStyle w:val="Hyperlink"/>
-          </w:rPr>
-          <w:t xml:space="preserve">Bennett et al. 2014</w:t>
-        </w:r>
-      </w:hyperlink>
-      <w:r>
-        <w:t xml:space="preserve">)</w:t>
-      </w:r>
-      <w:r>
-        <w:t xml:space="preserve">. In the Pacific Northwest</w:t>
-      </w:r>
-      <w:r>
-        <w:t xml:space="preserve"> </w:t>
-      </w:r>
-      <w:r>
-        <w:rPr>
-          <w:i/>
-          <w:iCs/>
-        </w:rPr>
-        <w:t xml:space="preserve">Cryptococcus gattii</w:t>
-      </w:r>
-      <w:r>
-        <w:t xml:space="preserve"> </w:t>
-      </w:r>
-      <w:r>
-        <w:t xml:space="preserve">outbreak lineage, copy-number variation contributes cryptic genetic variation among otherwise near-clonal isolates</w:t>
-      </w:r>
-      <w:r>
-        <w:t xml:space="preserve"> </w:t>
-      </w:r>
-      <w:r>
-        <w:t xml:space="preserve">(</w:t>
-      </w:r>
-      <w:hyperlink w:anchor="ref-steenwyk2016">
-        <w:r>
-          <w:rPr>
-            <w:rStyle w:val="Hyperlink"/>
-          </w:rPr>
-          <w:t xml:space="preserve">Steenwyk et al. 2016</w:t>
-        </w:r>
-      </w:hyperlink>
-      <w:r>
-        <w:t xml:space="preserve">)</w:t>
-      </w:r>
-      <w:r>
-        <w:t xml:space="preserve">.</w:t>
-      </w:r>
-    </w:p>
-    <w:p>
-      <w:pPr>
-        <w:pStyle w:val="BodyText"/>
-      </w:pPr>
-      <w:r>
-        <w:t xml:space="preserve">These mechanisms are temperature-relevant in two ways. Chromosome missegregation is itself stress-sensitive, and the aneuploid states that stress generates are frequently cross-protective, conferring tolerance to challenges the population has not yet encountered. Aneuploidy thus sits at the boundary between the plastic and the heritable: it is inherited, but it is unstable.</w:t>
-      </w:r>
-    </w:p>
-    <w:bookmarkEnd w:id="40"/>
-    <w:bookmarkStart w:id="41" w:name="sec-4-4"/>
-    <w:p>
-      <w:pPr>
-        <w:pStyle w:val="Heading2"/>
-      </w:pPr>
-      <w:r>
-        <w:t xml:space="preserve">4.4 Epimutation: Heritable Without Sequence Change</w:t>
-      </w:r>
-    </w:p>
-    <w:p>
-      <w:pPr>
-        <w:pStyle w:val="FirstParagraph"/>
-      </w:pPr>
-      <w:r>
-        <w:rPr>
-          <w:i/>
-          <w:iCs/>
-        </w:rPr>
-        <w:t xml:space="preserve">Mucor circinelloides</w:t>
-      </w:r>
-      <w:r>
-        <w:t xml:space="preserve"> </w:t>
-      </w:r>
-      <w:r>
-        <w:t xml:space="preserve">can acquire resistance to the antifungal FK506 through an RNAi-dependent epimutation that silences the drug-target gene without altering its sequence, is transmitted through mitotic divisions, and reverts on removal of drug pressure</w:t>
-      </w:r>
-      <w:r>
-        <w:t xml:space="preserve"> </w:t>
-      </w:r>
-      <w:r>
-        <w:t xml:space="preserve">(</w:t>
-      </w:r>
-      <w:hyperlink w:anchor="ref-calo2014">
-        <w:r>
-          <w:rPr>
-            <w:rStyle w:val="Hyperlink"/>
-          </w:rPr>
-          <w:t xml:space="preserve">Calo et al. 2014</w:t>
-        </w:r>
-      </w:hyperlink>
-      <w:r>
-        <w:t xml:space="preserve">)</w:t>
-      </w:r>
-      <w:r>
-        <w:t xml:space="preserve">. This is the concrete realization of what the source presentation referred to as epigenetic</w:t>
-      </w:r>
-      <w:r>
-        <w:t xml:space="preserve"> </w:t>
-      </w:r>
-      <w:r>
-        <w:t xml:space="preserve">“priming”</w:t>
-      </w:r>
-      <w:r>
-        <w:t xml:space="preserve">: a route to heritable phenotypic change that is invisible to sequence-based surveillance and reversible on a timescale between plasticity and mutation. Whether thermal stress — as opposed to drug exposure — can trigger epimutation is, to our knowledge, untested, and we flag it as a priority experiment (</w:t>
-      </w:r>
-      <w:hyperlink w:anchor="sec-10-4">
-        <w:r>
-          <w:rPr>
-            <w:rStyle w:val="Hyperlink"/>
-          </w:rPr>
-          <w:t xml:space="preserve">Sect. 10.4</w:t>
-        </w:r>
-      </w:hyperlink>
-      <w:r>
-        <w:t xml:space="preserve">).</w:t>
-      </w:r>
-    </w:p>
-    <w:bookmarkEnd w:id="41"/>
-    <w:bookmarkStart w:id="42" w:name="sec-4-5"/>
-    <w:p>
-      <w:pPr>
-        <w:pStyle w:val="Heading2"/>
-      </w:pPr>
-      <w:r>
-        <w:t xml:space="preserve">4.5 Hsp90 as an Evolutionary Capacitor</w:t>
-      </w:r>
-    </w:p>
-    <w:p>
-      <w:pPr>
-        <w:pStyle w:val="FirstParagraph"/>
-      </w:pPr>
-      <w:r>
-        <w:t xml:space="preserve">The mechanistic bridge between</w:t>
-      </w:r>
-      <w:r>
-        <w:t xml:space="preserve"> </w:t>
-      </w:r>
-      <w:hyperlink w:anchor="sec-3">
-        <w:r>
-          <w:rPr>
-            <w:rStyle w:val="Hyperlink"/>
-          </w:rPr>
-          <w:t xml:space="preserve">Sect. 3</w:t>
-        </w:r>
-      </w:hyperlink>
-      <w:r>
-        <w:t xml:space="preserve"> </w:t>
-      </w:r>
-      <w:r>
-        <w:t xml:space="preserve">and</w:t>
-      </w:r>
-      <w:r>
-        <w:t xml:space="preserve"> </w:t>
-      </w:r>
-      <w:hyperlink w:anchor="sec-4">
-        <w:r>
-          <w:rPr>
-            <w:rStyle w:val="Hyperlink"/>
-          </w:rPr>
-          <w:t xml:space="preserve">Sect. 4</w:t>
-        </w:r>
-      </w:hyperlink>
-      <w:r>
-        <w:t xml:space="preserve"> </w:t>
-      </w:r>
-      <w:r>
-        <w:t xml:space="preserve">is chaperone buffering. Hsp90 stabilizes mutant proteins that would otherwise misfold, allowing standing genetic variation to accumulate in a phenotypically cryptic state; when Hsp90 capacity is exceeded — as it is under thermal stress — that variation is released and becomes visible to selection. In fungi this was shown directly for drug resistance: Hsp90 potentiates the emergence of resistance phenotypes from pre-existing variation in</w:t>
-      </w:r>
-      <w:r>
-        <w:t xml:space="preserve"> </w:t>
-      </w:r>
-      <w:r>
-        <w:rPr>
-          <w:i/>
-          <w:iCs/>
-        </w:rPr>
-        <w:t xml:space="preserve">C. albicans</w:t>
-      </w:r>
-      <w:r>
-        <w:t xml:space="preserve"> </w:t>
-      </w:r>
-      <w:r>
         <w:t xml:space="preserve">and</w:t>
       </w:r>
       <w:r>
@@ -3891,7 +3923,7 @@
         <w:t xml:space="preserve">)</w:t>
       </w:r>
       <w:r>
-        <w:t xml:space="preserve">. The climate implication is elegant and, importantly, testable: a warming environment does not only generate new mutations, it also</w:t>
+        <w:t xml:space="preserve">. The climatic implications are obvious. A warming environment does not only generate new mutations, it also unmasks variation already present in populations. We consider this mechanism as</w:t>
       </w:r>
       <w:r>
         <w:t xml:space="preserve"> </w:t>
@@ -3901,23 +3933,36 @@
           <w:i/>
           <w:iCs/>
         </w:rPr>
-        <w:t xml:space="preserve">unmasks</w:t>
-      </w:r>
-      <w:r>
-        <w:t xml:space="preserve"> </w:t>
-      </w:r>
-      <w:r>
-        <w:t xml:space="preserve">variation that populations already carry. We grade the mechanism as established and its climate relevance as emerging, because the unmasking argument has not yet been demonstrated in environmental fungal populations under field-realistic thermal regimes.</w:t>
-      </w:r>
-    </w:p>
-    <w:bookmarkEnd w:id="42"/>
-    <w:bookmarkStart w:id="43" w:name="sec-4-6"/>
+        <w:t xml:space="preserve">established</w:t>
+      </w:r>
+      <w:r>
+        <w:t xml:space="preserve"> </w:t>
+      </w:r>
+      <w:r>
+        <w:t xml:space="preserve">and its climate relevance as</w:t>
+      </w:r>
+      <w:r>
+        <w:t xml:space="preserve"> </w:t>
+      </w:r>
+      <w:r>
+        <w:rPr>
+          <w:i/>
+          <w:iCs/>
+        </w:rPr>
+        <w:t xml:space="preserve">emerging</w:t>
+      </w:r>
+      <w:r>
+        <w:t xml:space="preserve">, because the unmasking argument has not yet been demonstrated in environmental fungal populations under field-realistic thermal regimes.</w:t>
+      </w:r>
+    </w:p>
+    <w:bookmarkEnd w:id="43"/>
+    <w:bookmarkStart w:id="45" w:name="sec-4-6"/>
     <w:p>
       <w:pPr>
         <w:pStyle w:val="Heading2"/>
       </w:pPr>
       <w:r>
-        <w:t xml:space="preserve">4.6 Distinguishing Selection from Plasticity: What Each Claim Requires</w:t>
+        <w:t xml:space="preserve">4.6 Distinguishing selection from plasticity</w:t>
       </w:r>
     </w:p>
     <w:p>
@@ -3925,15 +3970,16 @@
         <w:pStyle w:val="FirstParagraph"/>
       </w:pPr>
       <w:r>
-        <w:t xml:space="preserve">The literature reviewed above supports a strong statement — thermal stress increases the generation of heritable variation in several fungal genera — and does not yet support the statement most often attributed to it, that climate warming has produced specific human pathogens by selection. The distinction rests on study design, and we set out explicitly what each claim requires (</w:t>
-      </w:r>
-      <w:r>
-        <w:rPr>
-          <w:b/>
-          <w:bCs/>
-        </w:rPr>
-        <w:t xml:space="preserve">?@tbl-claims</w:t>
-      </w:r>
+        <w:t xml:space="preserve">The literature reviewed above supports the concept that thermal stress increases the generation of heritable variation in several fungal genera. However, this is not the same as a climate warming producing human pathogens by selection. The distinction rests on study design, and the requires of each claim (</w:t>
+      </w:r>
+      <w:hyperlink w:anchor="tbl-claims">
+        <w:r>
+          <w:rPr>
+            <w:rStyle w:val="Hyperlink"/>
+          </w:rPr>
+          <w:t xml:space="preserve">Table 2</w:t>
+        </w:r>
+      </w:hyperlink>
       <w:r>
         <w:t xml:space="preserve">).</w:t>
       </w:r>
@@ -3943,7 +3989,7 @@
         <w:pStyle w:val="BodyText"/>
       </w:pPr>
       <w:r>
-        <w:t xml:space="preserve">Applied to the best-known climate association in medical mycology, this framework is clarifying. Analysis of 801 clinical</w:t>
+        <w:t xml:space="preserve">One of the most frequently studies climate association in medical mycology, this framework is clarifying. Analysis of 801 clinical</w:t>
       </w:r>
       <w:r>
         <w:t xml:space="preserve"> </w:t>
@@ -4012,461 +4058,6 @@
       </w:r>
       <w:r>
         <w:t xml:space="preserve">. The finding is interesting and hypothesis-generating. It is also an ecological correlation across clinical isolates whose sampling was determined by healthcare utilization, in a region with intense antifungal exposure, over a period of expanding surveillance: the design cannot separate climatic selection from the many covariates of place and time. Stating this plainly strengthens rather than weakens the chapter’s case, because it identifies what the decisive study would look like — environmental rather than clinical sampling, along a climatic gradient, with common-garden phenotyping of the isolates recovered.</w:t>
-      </w:r>
-    </w:p>
-    <w:p>
-      <w:pPr>
-        <w:pStyle w:val="TableCaption"/>
-      </w:pPr>
-      <w:r>
-        <w:t xml:space="preserve">What different adaptation claims require evidentially</w:t>
-      </w:r>
-    </w:p>
-    <w:tbl>
-      <w:tblPr>
-        <w:tblStyle w:val="Table"/>
-        <w:tblW w:type="pct" w:w="5000"/>
-        <w:tblLayout w:type="fixed"/>
-        <w:tblLook w:firstRow="1" w:lastRow="0" w:firstColumn="0" w:lastColumn="0" w:noHBand="0" w:noVBand="0" w:val="0020"/>
-        <w:tblCaption w:val="What different adaptation claims require evidentially"/>
-      </w:tblPr>
-      <w:tblGrid>
-        <w:gridCol w:w="1926"/>
-        <w:gridCol w:w="2140"/>
-        <w:gridCol w:w="1926"/>
-        <w:gridCol w:w="1926"/>
-      </w:tblGrid>
-      <w:tr>
-        <w:trPr>
-          <w:tblHeader w:val="on"/>
-        </w:trPr>
-        <w:tc>
-          <w:tcPr/>
-          <w:p>
-            <w:pPr>
-              <w:pStyle w:val="Compact"/>
-              <w:jc w:val="left"/>
-            </w:pPr>
-            <w:r>
-              <w:rPr>
-                <w:b/>
-                <w:bCs/>
-              </w:rPr>
-              <w:t xml:space="preserve">Claim</w:t>
-            </w:r>
-          </w:p>
-        </w:tc>
-        <w:tc>
-          <w:tcPr/>
-          <w:p>
-            <w:pPr>
-              <w:pStyle w:val="Compact"/>
-              <w:jc w:val="left"/>
-            </w:pPr>
-            <w:r>
-              <w:rPr>
-                <w:b/>
-                <w:bCs/>
-              </w:rPr>
-              <w:t xml:space="preserve">Minimum evidence required</w:t>
-            </w:r>
-          </w:p>
-        </w:tc>
-        <w:tc>
-          <w:tcPr/>
-          <w:p>
-            <w:pPr>
-              <w:pStyle w:val="Compact"/>
-              <w:jc w:val="left"/>
-            </w:pPr>
-            <w:r>
-              <w:rPr>
-                <w:b/>
-                <w:bCs/>
-              </w:rPr>
-              <w:t xml:space="preserve">Common substitute in the literature</w:t>
-            </w:r>
-          </w:p>
-        </w:tc>
-        <w:tc>
-          <w:tcPr/>
-          <w:p>
-            <w:pPr>
-              <w:pStyle w:val="Compact"/>
-              <w:jc w:val="left"/>
-            </w:pPr>
-            <w:r>
-              <w:rPr>
-                <w:b/>
-                <w:bCs/>
-              </w:rPr>
-              <w:t xml:space="preserve">Status in fungi</w:t>
-            </w:r>
-          </w:p>
-        </w:tc>
-      </w:tr>
-      <w:tr>
-        <w:tc>
-          <w:tcPr/>
-          <w:p>
-            <w:pPr>
-              <w:pStyle w:val="Compact"/>
-              <w:jc w:val="left"/>
-            </w:pPr>
-            <w:r>
-              <w:t xml:space="preserve">Stress induces a phenotype</w:t>
-            </w:r>
-          </w:p>
-        </w:tc>
-        <w:tc>
-          <w:tcPr/>
-          <w:p>
-            <w:pPr>
-              <w:pStyle w:val="Compact"/>
-              <w:jc w:val="left"/>
-            </w:pPr>
-            <w:r>
-              <w:t xml:space="preserve">Controlled exposure, reversibility test</w:t>
-            </w:r>
-          </w:p>
-        </w:tc>
-        <w:tc>
-          <w:tcPr/>
-          <w:p>
-            <w:pPr>
-              <w:pStyle w:val="Compact"/>
-              <w:jc w:val="left"/>
-            </w:pPr>
-            <w:r>
-              <w:t xml:space="preserve">—</w:t>
-            </w:r>
-          </w:p>
-        </w:tc>
-        <w:tc>
-          <w:tcPr/>
-          <w:p>
-            <w:pPr>
-              <w:pStyle w:val="Compact"/>
-              <w:jc w:val="left"/>
-            </w:pPr>
-            <w:r>
-              <w:t xml:space="preserve">Established (</w:t>
-            </w:r>
-            <w:hyperlink w:anchor="sec-3">
-              <w:r>
-                <w:rPr>
-                  <w:rStyle w:val="Hyperlink"/>
-                </w:rPr>
-                <w:t xml:space="preserve">Sect. 3</w:t>
-              </w:r>
-            </w:hyperlink>
-            <w:r>
-              <w:t xml:space="preserve">)</w:t>
-            </w:r>
-          </w:p>
-        </w:tc>
-      </w:tr>
-      <w:tr>
-        <w:tc>
-          <w:tcPr/>
-          <w:p>
-            <w:pPr>
-              <w:pStyle w:val="Compact"/>
-              <w:jc w:val="left"/>
-            </w:pPr>
-            <w:r>
-              <w:t xml:space="preserve">Stress is mutagenic</w:t>
-            </w:r>
-          </w:p>
-        </w:tc>
-        <w:tc>
-          <w:tcPr/>
-          <w:p>
-            <w:pPr>
-              <w:pStyle w:val="Compact"/>
-              <w:jc w:val="left"/>
-            </w:pPr>
-            <w:r>
-              <w:t xml:space="preserve">Mutation-accumulation lines, sequencing of founders and derivatives</w:t>
-            </w:r>
-          </w:p>
-        </w:tc>
-        <w:tc>
-          <w:tcPr/>
-          <w:p>
-            <w:pPr>
-              <w:pStyle w:val="Compact"/>
-              <w:jc w:val="left"/>
-            </w:pPr>
-            <w:r>
-              <w:t xml:space="preserve">Resistant isolates recovered after stress</w:t>
-            </w:r>
-          </w:p>
-        </w:tc>
-        <w:tc>
-          <w:tcPr/>
-          <w:p>
-            <w:pPr>
-              <w:pStyle w:val="Compact"/>
-              <w:jc w:val="left"/>
-            </w:pPr>
-            <w:r>
-              <w:t xml:space="preserve">Established for temperature</w:t>
-            </w:r>
-            <w:r>
-              <w:t xml:space="preserve"> </w:t>
-            </w:r>
-            <w:r>
-              <w:t xml:space="preserve">(</w:t>
-            </w:r>
-            <w:hyperlink w:anchor="ref-gusa2023">
-              <w:r>
-                <w:rPr>
-                  <w:rStyle w:val="Hyperlink"/>
-                </w:rPr>
-                <w:t xml:space="preserve">Gusa et al. 2023</w:t>
-              </w:r>
-            </w:hyperlink>
-            <w:r>
-              <w:t xml:space="preserve">;</w:t>
-            </w:r>
-            <w:r>
-              <w:t xml:space="preserve"> </w:t>
-            </w:r>
-            <w:hyperlink w:anchor="ref-huang2024">
-              <w:r>
-                <w:rPr>
-                  <w:rStyle w:val="Hyperlink"/>
-                </w:rPr>
-                <w:t xml:space="preserve">Huang et al. 2024</w:t>
-              </w:r>
-            </w:hyperlink>
-            <w:r>
-              <w:t xml:space="preserve">)</w:t>
-            </w:r>
-          </w:p>
-        </w:tc>
-      </w:tr>
-      <w:tr>
-        <w:tc>
-          <w:tcPr/>
-          <w:p>
-            <w:pPr>
-              <w:pStyle w:val="Compact"/>
-              <w:jc w:val="left"/>
-            </w:pPr>
-            <w:r>
-              <w:t xml:space="preserve">A population has adapted genetically</w:t>
-            </w:r>
-          </w:p>
-        </w:tc>
-        <w:tc>
-          <w:tcPr/>
-          <w:p>
-            <w:pPr>
-              <w:pStyle w:val="Compact"/>
-              <w:jc w:val="left"/>
-            </w:pPr>
-            <w:r>
-              <w:t xml:space="preserve">Common-garden assay of ancestral vs. derived isolates; heritability demonstrated</w:t>
-            </w:r>
-          </w:p>
-        </w:tc>
-        <w:tc>
-          <w:tcPr/>
-          <w:p>
-            <w:pPr>
-              <w:pStyle w:val="Compact"/>
-              <w:jc w:val="left"/>
-            </w:pPr>
-            <w:r>
-              <w:t xml:space="preserve">Phenotype differences between field sites</w:t>
-            </w:r>
-          </w:p>
-        </w:tc>
-        <w:tc>
-          <w:tcPr/>
-          <w:p>
-            <w:pPr>
-              <w:pStyle w:val="Compact"/>
-              <w:jc w:val="left"/>
-            </w:pPr>
-            <w:r>
-              <w:t xml:space="preserve">Emerging</w:t>
-            </w:r>
-            <w:r>
-              <w:t xml:space="preserve"> </w:t>
-            </w:r>
-            <w:r>
-              <w:t xml:space="preserve">(</w:t>
-            </w:r>
-            <w:hyperlink w:anchor="ref-smith2025">
-              <w:r>
-                <w:rPr>
-                  <w:rStyle w:val="Hyperlink"/>
-                </w:rPr>
-                <w:t xml:space="preserve">Smith et al. 2025</w:t>
-              </w:r>
-            </w:hyperlink>
-            <w:r>
-              <w:t xml:space="preserve">)</w:t>
-            </w:r>
-          </w:p>
-        </w:tc>
-      </w:tr>
-      <w:tr>
-        <w:tc>
-          <w:tcPr/>
-          <w:p>
-            <w:pPr>
-              <w:pStyle w:val="Compact"/>
-              <w:jc w:val="left"/>
-            </w:pPr>
-            <w:r>
-              <w:t xml:space="preserve">Climate caused an emergence</w:t>
-            </w:r>
-          </w:p>
-        </w:tc>
-        <w:tc>
-          <w:tcPr/>
-          <w:p>
-            <w:pPr>
-              <w:pStyle w:val="Compact"/>
-              <w:jc w:val="left"/>
-            </w:pPr>
-            <w:r>
-              <w:t xml:space="preserve">Environmental sampling along a climatic gradient, time-structured genomes, competing drivers modelled</w:t>
-            </w:r>
-          </w:p>
-        </w:tc>
-        <w:tc>
-          <w:tcPr/>
-          <w:p>
-            <w:pPr>
-              <w:pStyle w:val="Compact"/>
-              <w:jc w:val="left"/>
-            </w:pPr>
-            <w:r>
-              <w:t xml:space="preserve">Correlation of clinical incidence with weather</w:t>
-            </w:r>
-          </w:p>
-        </w:tc>
-        <w:tc>
-          <w:tcPr/>
-          <w:p>
-            <w:pPr>
-              <w:pStyle w:val="Compact"/>
-              <w:jc w:val="left"/>
-            </w:pPr>
-            <w:r>
-              <w:t xml:space="preserve">Not yet achieved for any human fungal pathogen</w:t>
-            </w:r>
-          </w:p>
-        </w:tc>
-      </w:tr>
-      <w:tr>
-        <w:tc>
-          <w:tcPr/>
-          <w:p>
-            <w:pPr>
-              <w:pStyle w:val="Compact"/>
-              <w:jc w:val="left"/>
-            </w:pPr>
-            <w:r>
-              <w:t xml:space="preserve">Warming will produce new pathogens</w:t>
-            </w:r>
-          </w:p>
-        </w:tc>
-        <w:tc>
-          <w:tcPr/>
-          <w:p>
-            <w:pPr>
-              <w:pStyle w:val="Compact"/>
-              <w:jc w:val="left"/>
-            </w:pPr>
-            <w:r>
-              <w:t xml:space="preserve">Prospective environmental surveillance with phenotyping</w:t>
-            </w:r>
-          </w:p>
-        </w:tc>
-        <w:tc>
-          <w:tcPr/>
-          <w:p>
-            <w:pPr>
-              <w:pStyle w:val="Compact"/>
-              <w:jc w:val="left"/>
-            </w:pPr>
-            <w:r>
-              <w:t xml:space="preserve">Extrapolation from thermal-tolerance distributions</w:t>
-            </w:r>
-          </w:p>
-        </w:tc>
-        <w:tc>
-          <w:tcPr/>
-          <w:p>
-            <w:pPr>
-              <w:pStyle w:val="Compact"/>
-              <w:jc w:val="left"/>
-            </w:pPr>
-            <w:r>
-              <w:t xml:space="preserve">Hypothesis (</w:t>
-            </w:r>
-            <w:hyperlink w:anchor="sec-2-4">
-              <w:r>
-                <w:rPr>
-                  <w:rStyle w:val="Hyperlink"/>
-                </w:rPr>
-                <w:t xml:space="preserve">Sect. 2.4</w:t>
-              </w:r>
-            </w:hyperlink>
-            <w:r>
-              <w:t xml:space="preserve">)</w:t>
-            </w:r>
-          </w:p>
-        </w:tc>
-      </w:tr>
-    </w:tbl>
-    <w:bookmarkEnd w:id="43"/>
-    <w:bookmarkEnd w:id="44"/>
-    <w:bookmarkStart w:id="57" w:name="sec-5"/>
-    <w:p>
-      <w:pPr>
-        <w:pStyle w:val="Heading1"/>
-      </w:pPr>
-      <w:r>
-        <w:t xml:space="preserve">5. Case Studies in Climate-Associated Emergence</w:t>
-      </w:r>
-    </w:p>
-    <w:p>
-      <w:pPr>
-        <w:pStyle w:val="FirstParagraph"/>
-      </w:pPr>
-      <w:r>
-        <w:t xml:space="preserve">Six emergences are examined below (</w:t>
-      </w:r>
-      <w:hyperlink w:anchor="fig-timeline">
-        <w:r>
-          <w:rPr>
-            <w:rStyle w:val="Hyperlink"/>
-          </w:rPr>
-          <w:t xml:space="preserve">Fig. 4</w:t>
-        </w:r>
-      </w:hyperlink>
-      <w:r>
-        <w:t xml:space="preserve">). Each subsection closes with an explicit verdict on the strength of climate attribution, using the grading of</w:t>
-      </w:r>
-      <w:r>
-        <w:t xml:space="preserve"> </w:t>
-      </w:r>
-      <w:r>
-        <w:rPr>
-          <w:b/>
-          <w:bCs/>
-        </w:rPr>
-        <w:t xml:space="preserve">?@tbl-claims</w:t>
-      </w:r>
-      <w:r>
-        <w:t xml:space="preserve">.</w:t>
       </w:r>
     </w:p>
     <w:tbl>
@@ -4482,7 +4073,510 @@
       <w:tr>
         <w:tc>
           <w:tcPr/>
-          <w:bookmarkStart w:id="48" w:name="fig-timeline"/>
+          <w:bookmarkStart w:id="44" w:name="tbl-claims"/>
+          <w:p>
+            <w:pPr>
+              <w:jc w:val="center"/>
+            </w:pPr>
+            <w:pPr>
+              <w:jc w:val="left"/>
+              <w:spacing w:before="200"/>
+              <w:pStyle w:val="ImageCaption"/>
+            </w:pPr>
+            <w:r>
+              <w:t xml:space="preserve">Table 2: What different adaptation claims require evidentially</w:t>
+            </w:r>
+          </w:p>
+          <w:tbl>
+            <w:tblPr>
+              <w:tblStyle w:val="Table"/>
+              <w:tblW w:type="pct" w:w="5000"/>
+              <w:tblLayout w:type="fixed"/>
+              <w:tblLook w:firstRow="1" w:lastRow="0" w:firstColumn="0" w:lastColumn="0" w:noHBand="0" w:noVBand="0" w:val="0020"/>
+            </w:tblPr>
+            <w:tblGrid>
+              <w:gridCol w:w="1952"/>
+              <w:gridCol w:w="2061"/>
+              <w:gridCol w:w="1952"/>
+              <w:gridCol w:w="1952"/>
+            </w:tblGrid>
+            <w:tr>
+              <w:trPr>
+                <w:tblHeader w:val="on"/>
+              </w:trPr>
+              <w:tc>
+                <w:tcPr/>
+                <w:p>
+                  <w:pPr>
+                    <w:pStyle w:val="Compact"/>
+                    <w:jc w:val="left"/>
+                    <w:jc w:val="center"/>
+                  </w:pPr>
+                  <w:r>
+                    <w:rPr>
+                      <w:b/>
+                      <w:bCs/>
+                    </w:rPr>
+                    <w:t xml:space="preserve">Claim</w:t>
+                  </w:r>
+                </w:p>
+              </w:tc>
+              <w:tc>
+                <w:tcPr/>
+                <w:p>
+                  <w:pPr>
+                    <w:pStyle w:val="Compact"/>
+                    <w:jc w:val="left"/>
+                    <w:jc w:val="center"/>
+                  </w:pPr>
+                  <w:r>
+                    <w:rPr>
+                      <w:b/>
+                      <w:bCs/>
+                    </w:rPr>
+                    <w:t xml:space="preserve">Minimum evidence required</w:t>
+                  </w:r>
+                </w:p>
+              </w:tc>
+              <w:tc>
+                <w:tcPr/>
+                <w:p>
+                  <w:pPr>
+                    <w:pStyle w:val="Compact"/>
+                    <w:jc w:val="left"/>
+                    <w:jc w:val="center"/>
+                  </w:pPr>
+                  <w:r>
+                    <w:rPr>
+                      <w:b/>
+                      <w:bCs/>
+                    </w:rPr>
+                    <w:t xml:space="preserve">Common substitute in the literature</w:t>
+                  </w:r>
+                </w:p>
+              </w:tc>
+              <w:tc>
+                <w:tcPr/>
+                <w:p>
+                  <w:pPr>
+                    <w:pStyle w:val="Compact"/>
+                    <w:jc w:val="left"/>
+                    <w:jc w:val="center"/>
+                  </w:pPr>
+                  <w:r>
+                    <w:rPr>
+                      <w:b/>
+                      <w:bCs/>
+                    </w:rPr>
+                    <w:t xml:space="preserve">Status in fungi</w:t>
+                  </w:r>
+                </w:p>
+              </w:tc>
+            </w:tr>
+            <w:tr>
+              <w:tc>
+                <w:tcPr/>
+                <w:p>
+                  <w:pPr>
+                    <w:pStyle w:val="Compact"/>
+                    <w:jc w:val="left"/>
+                    <w:jc w:val="center"/>
+                  </w:pPr>
+                  <w:r>
+                    <w:t xml:space="preserve">Stress induces a phenotype</w:t>
+                  </w:r>
+                </w:p>
+              </w:tc>
+              <w:tc>
+                <w:tcPr/>
+                <w:p>
+                  <w:pPr>
+                    <w:pStyle w:val="Compact"/>
+                    <w:jc w:val="left"/>
+                    <w:jc w:val="center"/>
+                  </w:pPr>
+                  <w:r>
+                    <w:t xml:space="preserve">Controlled exposure, reversibility test</w:t>
+                  </w:r>
+                </w:p>
+              </w:tc>
+              <w:tc>
+                <w:tcPr/>
+                <w:p>
+                  <w:pPr>
+                    <w:pStyle w:val="Compact"/>
+                    <w:jc w:val="left"/>
+                    <w:jc w:val="center"/>
+                  </w:pPr>
+                  <w:r>
+                    <w:t xml:space="preserve">—</w:t>
+                  </w:r>
+                </w:p>
+              </w:tc>
+              <w:tc>
+                <w:tcPr/>
+                <w:p>
+                  <w:pPr>
+                    <w:pStyle w:val="Compact"/>
+                    <w:jc w:val="left"/>
+                    <w:jc w:val="center"/>
+                  </w:pPr>
+                  <w:r>
+                    <w:t xml:space="preserve">Established (</w:t>
+                  </w:r>
+                  <w:hyperlink w:anchor="sec-3">
+                    <w:r>
+                      <w:rPr>
+                        <w:rStyle w:val="Hyperlink"/>
+                      </w:rPr>
+                      <w:t xml:space="preserve">Sect. 3</w:t>
+                    </w:r>
+                  </w:hyperlink>
+                  <w:r>
+                    <w:t xml:space="preserve">)</w:t>
+                  </w:r>
+                </w:p>
+              </w:tc>
+            </w:tr>
+            <w:tr>
+              <w:tc>
+                <w:tcPr/>
+                <w:p>
+                  <w:pPr>
+                    <w:pStyle w:val="Compact"/>
+                    <w:jc w:val="left"/>
+                    <w:jc w:val="center"/>
+                  </w:pPr>
+                  <w:r>
+                    <w:t xml:space="preserve">Stress is mutagenic</w:t>
+                  </w:r>
+                </w:p>
+              </w:tc>
+              <w:tc>
+                <w:tcPr/>
+                <w:p>
+                  <w:pPr>
+                    <w:pStyle w:val="Compact"/>
+                    <w:jc w:val="left"/>
+                    <w:jc w:val="center"/>
+                  </w:pPr>
+                  <w:r>
+                    <w:t xml:space="preserve">Mutation-accumulation lines, sequencing of founders and derivatives</w:t>
+                  </w:r>
+                </w:p>
+              </w:tc>
+              <w:tc>
+                <w:tcPr/>
+                <w:p>
+                  <w:pPr>
+                    <w:pStyle w:val="Compact"/>
+                    <w:jc w:val="left"/>
+                    <w:jc w:val="center"/>
+                  </w:pPr>
+                  <w:r>
+                    <w:t xml:space="preserve">Resistant isolates recovered after stress</w:t>
+                  </w:r>
+                </w:p>
+              </w:tc>
+              <w:tc>
+                <w:tcPr/>
+                <w:p>
+                  <w:pPr>
+                    <w:pStyle w:val="Compact"/>
+                    <w:jc w:val="left"/>
+                    <w:jc w:val="center"/>
+                  </w:pPr>
+                  <w:r>
+                    <w:t xml:space="preserve">Established for temperature</w:t>
+                  </w:r>
+                  <w:r>
+                    <w:t xml:space="preserve"> </w:t>
+                  </w:r>
+                  <w:r>
+                    <w:t xml:space="preserve">(</w:t>
+                  </w:r>
+                  <w:hyperlink w:anchor="ref-gusa2023">
+                    <w:r>
+                      <w:rPr>
+                        <w:rStyle w:val="Hyperlink"/>
+                      </w:rPr>
+                      <w:t xml:space="preserve">Gusa et al. 2023</w:t>
+                    </w:r>
+                  </w:hyperlink>
+                  <w:r>
+                    <w:t xml:space="preserve">;</w:t>
+                  </w:r>
+                  <w:r>
+                    <w:t xml:space="preserve"> </w:t>
+                  </w:r>
+                  <w:hyperlink w:anchor="ref-huang2024">
+                    <w:r>
+                      <w:rPr>
+                        <w:rStyle w:val="Hyperlink"/>
+                      </w:rPr>
+                      <w:t xml:space="preserve">Huang et al. 2024</w:t>
+                    </w:r>
+                  </w:hyperlink>
+                  <w:r>
+                    <w:t xml:space="preserve">)</w:t>
+                  </w:r>
+                </w:p>
+              </w:tc>
+            </w:tr>
+            <w:tr>
+              <w:tc>
+                <w:tcPr/>
+                <w:p>
+                  <w:pPr>
+                    <w:pStyle w:val="Compact"/>
+                    <w:jc w:val="left"/>
+                    <w:jc w:val="center"/>
+                  </w:pPr>
+                  <w:r>
+                    <w:t xml:space="preserve">A population has adapted genetically</w:t>
+                  </w:r>
+                </w:p>
+              </w:tc>
+              <w:tc>
+                <w:tcPr/>
+                <w:p>
+                  <w:pPr>
+                    <w:pStyle w:val="Compact"/>
+                    <w:jc w:val="left"/>
+                    <w:jc w:val="center"/>
+                  </w:pPr>
+                  <w:r>
+                    <w:t xml:space="preserve">Common-garden assay of ancestral vs. derived isolates; heritability demonstrated</w:t>
+                  </w:r>
+                </w:p>
+              </w:tc>
+              <w:tc>
+                <w:tcPr/>
+                <w:p>
+                  <w:pPr>
+                    <w:pStyle w:val="Compact"/>
+                    <w:jc w:val="left"/>
+                    <w:jc w:val="center"/>
+                  </w:pPr>
+                  <w:r>
+                    <w:t xml:space="preserve">Phenotype differences between field sites</w:t>
+                  </w:r>
+                </w:p>
+              </w:tc>
+              <w:tc>
+                <w:tcPr/>
+                <w:p>
+                  <w:pPr>
+                    <w:pStyle w:val="Compact"/>
+                    <w:jc w:val="left"/>
+                    <w:jc w:val="center"/>
+                  </w:pPr>
+                  <w:r>
+                    <w:t xml:space="preserve">Emerging</w:t>
+                  </w:r>
+                  <w:r>
+                    <w:t xml:space="preserve"> </w:t>
+                  </w:r>
+                  <w:r>
+                    <w:t xml:space="preserve">(</w:t>
+                  </w:r>
+                  <w:hyperlink w:anchor="ref-smith2025">
+                    <w:r>
+                      <w:rPr>
+                        <w:rStyle w:val="Hyperlink"/>
+                      </w:rPr>
+                      <w:t xml:space="preserve">Smith et al. 2025</w:t>
+                    </w:r>
+                  </w:hyperlink>
+                  <w:r>
+                    <w:t xml:space="preserve">)</w:t>
+                  </w:r>
+                </w:p>
+              </w:tc>
+            </w:tr>
+            <w:tr>
+              <w:tc>
+                <w:tcPr/>
+                <w:p>
+                  <w:pPr>
+                    <w:pStyle w:val="Compact"/>
+                    <w:jc w:val="left"/>
+                    <w:jc w:val="center"/>
+                  </w:pPr>
+                  <w:r>
+                    <w:t xml:space="preserve">Climate caused an emergence</w:t>
+                  </w:r>
+                </w:p>
+              </w:tc>
+              <w:tc>
+                <w:tcPr/>
+                <w:p>
+                  <w:pPr>
+                    <w:pStyle w:val="Compact"/>
+                    <w:jc w:val="left"/>
+                    <w:jc w:val="center"/>
+                  </w:pPr>
+                  <w:r>
+                    <w:t xml:space="preserve">Environmental sampling along a climatic gradient, time-structured genomes, competing drivers modelled</w:t>
+                  </w:r>
+                </w:p>
+              </w:tc>
+              <w:tc>
+                <w:tcPr/>
+                <w:p>
+                  <w:pPr>
+                    <w:pStyle w:val="Compact"/>
+                    <w:jc w:val="left"/>
+                    <w:jc w:val="center"/>
+                  </w:pPr>
+                  <w:r>
+                    <w:t xml:space="preserve">Correlation of clinical incidence with weather</w:t>
+                  </w:r>
+                </w:p>
+              </w:tc>
+              <w:tc>
+                <w:tcPr/>
+                <w:p>
+                  <w:pPr>
+                    <w:pStyle w:val="Compact"/>
+                    <w:jc w:val="left"/>
+                    <w:jc w:val="center"/>
+                  </w:pPr>
+                  <w:r>
+                    <w:t xml:space="preserve">Not yet achieved for any human fungal pathogen</w:t>
+                  </w:r>
+                </w:p>
+              </w:tc>
+            </w:tr>
+            <w:tr>
+              <w:tc>
+                <w:tcPr/>
+                <w:p>
+                  <w:pPr>
+                    <w:pStyle w:val="Compact"/>
+                    <w:jc w:val="left"/>
+                    <w:jc w:val="center"/>
+                  </w:pPr>
+                  <w:r>
+                    <w:t xml:space="preserve">Warming will produce new pathogens</w:t>
+                  </w:r>
+                </w:p>
+              </w:tc>
+              <w:tc>
+                <w:tcPr/>
+                <w:p>
+                  <w:pPr>
+                    <w:pStyle w:val="Compact"/>
+                    <w:jc w:val="left"/>
+                    <w:jc w:val="center"/>
+                  </w:pPr>
+                  <w:r>
+                    <w:t xml:space="preserve">Prospective environmental surveillance with phenotyping</w:t>
+                  </w:r>
+                </w:p>
+              </w:tc>
+              <w:tc>
+                <w:tcPr/>
+                <w:p>
+                  <w:pPr>
+                    <w:pStyle w:val="Compact"/>
+                    <w:jc w:val="left"/>
+                    <w:jc w:val="center"/>
+                  </w:pPr>
+                  <w:r>
+                    <w:t xml:space="preserve">Extrapolation from thermal-tolerance distributions</w:t>
+                  </w:r>
+                </w:p>
+              </w:tc>
+              <w:tc>
+                <w:tcPr/>
+                <w:p>
+                  <w:pPr>
+                    <w:pStyle w:val="Compact"/>
+                    <w:jc w:val="left"/>
+                    <w:jc w:val="center"/>
+                  </w:pPr>
+                  <w:r>
+                    <w:t xml:space="preserve">Hypothesis (</w:t>
+                  </w:r>
+                  <w:hyperlink w:anchor="sec-2-4">
+                    <w:r>
+                      <w:rPr>
+                        <w:rStyle w:val="Hyperlink"/>
+                      </w:rPr>
+                      <w:t xml:space="preserve">Sect. 2.4</w:t>
+                    </w:r>
+                  </w:hyperlink>
+                  <w:r>
+                    <w:t xml:space="preserve">)</w:t>
+                  </w:r>
+                </w:p>
+              </w:tc>
+            </w:tr>
+          </w:tbl>
+          <w:bookmarkEnd w:id="44"/>
+          <w:p/>
+        </w:tc>
+      </w:tr>
+    </w:tbl>
+    <w:bookmarkEnd w:id="45"/>
+    <w:bookmarkEnd w:id="46"/>
+    <w:bookmarkStart w:id="59" w:name="sec-5"/>
+    <w:p>
+      <w:pPr>
+        <w:pStyle w:val="Heading1"/>
+      </w:pPr>
+      <w:r>
+        <w:t xml:space="preserve">5. Case Studies in Climate-Associated Emergence</w:t>
+      </w:r>
+    </w:p>
+    <w:p>
+      <w:pPr>
+        <w:pStyle w:val="FirstParagraph"/>
+      </w:pPr>
+      <w:r>
+        <w:t xml:space="preserve">Six emergences are examined below (</w:t>
+      </w:r>
+      <w:hyperlink w:anchor="fig-timeline">
+        <w:r>
+          <w:rPr>
+            <w:rStyle w:val="Hyperlink"/>
+          </w:rPr>
+          <w:t xml:space="preserve">Fig. 4</w:t>
+        </w:r>
+      </w:hyperlink>
+      <w:r>
+        <w:t xml:space="preserve">). Each subsection closes with an explicit verdict on the strength of climate attribution, using the grading of</w:t>
+      </w:r>
+      <w:r>
+        <w:t xml:space="preserve"> </w:t>
+      </w:r>
+      <w:hyperlink w:anchor="tbl-claims">
+        <w:r>
+          <w:rPr>
+            <w:rStyle w:val="Hyperlink"/>
+          </w:rPr>
+          <w:t xml:space="preserve">Table 2</w:t>
+        </w:r>
+      </w:hyperlink>
+      <w:r>
+        <w:t xml:space="preserve">.</w:t>
+      </w:r>
+    </w:p>
+    <w:tbl>
+      <w:tblPr>
+        <w:tblStyle w:val="Table"/>
+        <w:tblW w:type="pct" w:w="5000"/>
+        <w:tblLayout w:type="fixed"/>
+        <w:tblLook w:firstRow="0" w:lastRow="0" w:firstColumn="0" w:lastColumn="0" w:noHBand="0" w:noVBand="0" w:val="0000"/>
+      </w:tblPr>
+      <w:tblGrid>
+        <w:gridCol w:w="7920"/>
+      </w:tblGrid>
+      <w:tr>
+        <w:tc>
+          <w:tcPr/>
+          <w:bookmarkStart w:id="50" w:name="fig-timeline"/>
           <w:p>
             <w:pPr>
               <w:pStyle w:val="Compact"/>
@@ -4493,18 +4587,18 @@
                 <wp:inline>
                   <wp:extent cx="5334000" cy="5362551"/>
                   <wp:effectExtent b="0" l="0" r="0" t="0"/>
-                  <wp:docPr descr="" title="" id="46" name="Picture"/>
+                  <wp:docPr descr="" title="" id="48" name="Picture"/>
                   <a:graphic>
                     <a:graphicData uri="http://schemas.openxmlformats.org/drawingml/2006/picture">
                       <pic:pic>
                         <pic:nvPicPr>
-                          <pic:cNvPr descr="figures/fig4.png" id="47" name="Picture"/>
+                          <pic:cNvPr descr="figures/fig4.png" id="49" name="Picture"/>
                           <pic:cNvPicPr>
                             <a:picLocks noChangeArrowheads="1" noChangeAspect="1"/>
                           </pic:cNvPicPr>
                         </pic:nvPicPr>
                         <pic:blipFill>
-                          <a:blip r:embed="rId45"/>
+                          <a:blip r:embed="rId47"/>
                           <a:stretch>
                             <a:fillRect/>
                           </a:stretch>
@@ -4574,11 +4668,11 @@
               <w:t xml:space="preserve">[CAPTION TO CONFIRM — please state the bibliographic database and query used for panel B]</w:t>
             </w:r>
           </w:p>
-          <w:bookmarkEnd w:id="48"/>
+          <w:bookmarkEnd w:id="50"/>
         </w:tc>
       </w:tr>
     </w:tbl>
-    <w:bookmarkStart w:id="51" w:name="sec-5-1"/>
+    <w:bookmarkStart w:id="53" w:name="sec-5-1"/>
     <w:p>
       <w:pPr>
         <w:pStyle w:val="Heading2"/>
@@ -4597,7 +4691,7 @@
         <w:t xml:space="preserve">Candida auris</w:t>
       </w:r>
     </w:p>
-    <w:bookmarkStart w:id="49" w:name="sec-5-1-1"/>
+    <w:bookmarkStart w:id="51" w:name="sec-5-1-1"/>
     <w:p>
       <w:pPr>
         <w:pStyle w:val="Heading3"/>
@@ -4756,8 +4850,8 @@
         <w:t xml:space="preserve">. The hypothesis was notable for stating a falsifiable necessary condition: the organism should exist in the environment independent of human activity.</w:t>
       </w:r>
     </w:p>
-    <w:bookmarkEnd w:id="49"/>
-    <w:bookmarkStart w:id="50" w:name="sec-5-1-2"/>
+    <w:bookmarkEnd w:id="51"/>
+    <w:bookmarkStart w:id="52" w:name="sec-5-1-2"/>
     <w:p>
       <w:pPr>
         <w:pStyle w:val="Heading3"/>
@@ -4908,9 +5002,9 @@
         <w:t xml:space="preserve">: environmental reservoir established; thermotolerance established; climate causation remains a hypothesis with one necessary condition satisfied. The decisive experiment — systematic environmental sampling of coastal wetlands along a latitudinal thermal gradient, with common-garden thermotolerance phenotyping — has not been done and is feasible.</w:t>
       </w:r>
     </w:p>
-    <w:bookmarkEnd w:id="50"/>
-    <w:bookmarkEnd w:id="51"/>
-    <w:bookmarkStart w:id="52" w:name="sec-5-2"/>
+    <w:bookmarkEnd w:id="52"/>
+    <w:bookmarkEnd w:id="53"/>
+    <w:bookmarkStart w:id="54" w:name="sec-5-2"/>
     <w:p>
       <w:pPr>
         <w:pStyle w:val="Heading2"/>
@@ -5116,8 +5210,8 @@
         <w:t xml:space="preserve">: outbreak and environmental establishment are established facts; climatic or disaster-mediated causation is a hypothesis. This case is best used in teaching to illustrate how a disturbance-dispersal hypothesis should be framed and tested.</w:t>
       </w:r>
     </w:p>
-    <w:bookmarkEnd w:id="52"/>
-    <w:bookmarkStart w:id="53" w:name="sec-5-3"/>
+    <w:bookmarkEnd w:id="54"/>
+    <w:bookmarkStart w:id="55" w:name="sec-5-3"/>
     <w:p>
       <w:pPr>
         <w:pStyle w:val="Heading2"/>
@@ -5289,8 +5383,8 @@
         <w:t xml:space="preserve">: emergence established; principal driver is antifungal selection pressure and healthcare practice; climate contribution plausible but unquantified. We recommend the chapter say so directly, because overstating the climate link here is the criticism this literature most often attracts.</w:t>
       </w:r>
     </w:p>
-    <w:bookmarkEnd w:id="53"/>
-    <w:bookmarkStart w:id="54" w:name="sec-5-4"/>
+    <w:bookmarkEnd w:id="55"/>
+    <w:bookmarkStart w:id="56" w:name="sec-5-4"/>
     <w:p>
       <w:pPr>
         <w:pStyle w:val="Heading2"/>
@@ -5553,8 +5647,8 @@
         <w:t xml:space="preserve">: climate association established at the level of exposure and geographic range; adaptation not implicated. This is the cleanest example of a climate-driven mycosis and should anchor the chapter’s credibility.</w:t>
       </w:r>
     </w:p>
-    <w:bookmarkEnd w:id="54"/>
-    <w:bookmarkStart w:id="55" w:name="sec-5-5"/>
+    <w:bookmarkEnd w:id="56"/>
+    <w:bookmarkStart w:id="57" w:name="sec-5-5"/>
     <w:p>
       <w:pPr>
         <w:pStyle w:val="Heading2"/>
@@ -5682,8 +5776,8 @@
         <w:t xml:space="preserve">: emergence established; drivers primarily socio-ecological. Useful in the chapter as a contrast case demonstrating that not every fungal emergence needs a climate explanation.</w:t>
       </w:r>
     </w:p>
-    <w:bookmarkEnd w:id="55"/>
-    <w:bookmarkStart w:id="56" w:name="sec-5-6"/>
+    <w:bookmarkEnd w:id="57"/>
+    <w:bookmarkStart w:id="58" w:name="sec-5-6"/>
     <w:p>
       <w:pPr>
         <w:pStyle w:val="Heading2"/>
@@ -5966,9 +6060,9 @@
         <w:t xml:space="preserve">: established, with a closed causal chain. Climate may interact with this system — through fungicide persistence, crop pathogen pressure and compost temperature — but the demonstrated driver is chemical, not thermal.</w:t>
       </w:r>
     </w:p>
-    <w:bookmarkEnd w:id="56"/>
-    <w:bookmarkEnd w:id="57"/>
-    <w:bookmarkStart w:id="63" w:name="sec-6"/>
+    <w:bookmarkEnd w:id="58"/>
+    <w:bookmarkEnd w:id="59"/>
+    <w:bookmarkStart w:id="65" w:name="sec-6"/>
     <w:p>
       <w:pPr>
         <w:pStyle w:val="Heading1"/>
@@ -5997,7 +6091,7 @@
         <w:t xml:space="preserve">effects that are produced by other components of global environmental change. We treat the principal co-drivers separately.</w:t>
       </w:r>
     </w:p>
-    <w:bookmarkStart w:id="58" w:name="sec-6-1"/>
+    <w:bookmarkStart w:id="60" w:name="sec-6-1"/>
     <w:p>
       <w:pPr>
         <w:pStyle w:val="Heading2"/>
@@ -6119,8 +6213,8 @@
         <w:t xml:space="preserve">.</w:t>
       </w:r>
     </w:p>
-    <w:bookmarkEnd w:id="58"/>
-    <w:bookmarkStart w:id="59" w:name="sec-6-2"/>
+    <w:bookmarkEnd w:id="60"/>
+    <w:bookmarkStart w:id="61" w:name="sec-6-2"/>
     <w:p>
       <w:pPr>
         <w:pStyle w:val="Heading2"/>
@@ -6188,8 +6282,8 @@
         <w:t xml:space="preserve">).</w:t>
       </w:r>
     </w:p>
-    <w:bookmarkEnd w:id="59"/>
-    <w:bookmarkStart w:id="60" w:name="sec-6-3"/>
+    <w:bookmarkEnd w:id="61"/>
+    <w:bookmarkStart w:id="62" w:name="sec-6-3"/>
     <w:p>
       <w:pPr>
         <w:pStyle w:val="Heading2"/>
@@ -6260,8 +6354,8 @@
         <w:t xml:space="preserve">. The urban heat island is thus both the best available field laboratory for thermal adaptation and one of the most confounded.</w:t>
       </w:r>
     </w:p>
-    <w:bookmarkEnd w:id="60"/>
-    <w:bookmarkStart w:id="61" w:name="sec-6-4"/>
+    <w:bookmarkEnd w:id="62"/>
+    <w:bookmarkStart w:id="63" w:name="sec-6-4"/>
     <w:p>
       <w:pPr>
         <w:pStyle w:val="Heading2"/>
@@ -6312,8 +6406,8 @@
         <w:t xml:space="preserve">, but it has not been tested in a climate framing.</w:t>
       </w:r>
     </w:p>
-    <w:bookmarkEnd w:id="61"/>
-    <w:bookmarkStart w:id="62" w:name="sec-6-5"/>
+    <w:bookmarkEnd w:id="63"/>
+    <w:bookmarkStart w:id="64" w:name="sec-6-5"/>
     <w:p>
       <w:pPr>
         <w:pStyle w:val="Heading2"/>
@@ -6422,9 +6516,9 @@
         <w:t xml:space="preserve">. For fungi specifically, the dispersal argument is strongest for antifungal-resistant genotypes and for nosocomially transmitted organisms, where the relevant vector is patient and healthcare-worker movement rather than atmospheric transport.</w:t>
       </w:r>
     </w:p>
-    <w:bookmarkEnd w:id="62"/>
-    <w:bookmarkEnd w:id="63"/>
-    <w:bookmarkStart w:id="74" w:name="sec-7"/>
+    <w:bookmarkEnd w:id="64"/>
+    <w:bookmarkEnd w:id="65"/>
+    <w:bookmarkStart w:id="76" w:name="sec-7"/>
     <w:p>
       <w:pPr>
         <w:pStyle w:val="Heading1"/>
@@ -6433,7 +6527,7 @@
         <w:t xml:space="preserve">7. Disaster Microbiology: Acute Perturbations</w:t>
       </w:r>
     </w:p>
-    <w:bookmarkStart w:id="68" w:name="sec-7-1"/>
+    <w:bookmarkStart w:id="70" w:name="sec-7-1"/>
     <w:p>
       <w:pPr>
         <w:pStyle w:val="Heading2"/>
@@ -6536,7 +6630,7 @@
       <w:tr>
         <w:tc>
           <w:tcPr/>
-          <w:bookmarkStart w:id="67" w:name="fig-disasters"/>
+          <w:bookmarkStart w:id="69" w:name="fig-disasters"/>
           <w:p>
             <w:pPr>
               <w:pStyle w:val="Compact"/>
@@ -6547,18 +6641,18 @@
                 <wp:inline>
                   <wp:extent cx="5334000" cy="3540426"/>
                   <wp:effectExtent b="0" l="0" r="0" t="0"/>
-                  <wp:docPr descr="" title="" id="65" name="Picture"/>
+                  <wp:docPr descr="" title="" id="67" name="Picture"/>
                   <a:graphic>
                     <a:graphicData uri="http://schemas.openxmlformats.org/drawingml/2006/picture">
                       <pic:pic>
                         <pic:nvPicPr>
-                          <pic:cNvPr descr="figures/fig5.png" id="66" name="Picture"/>
+                          <pic:cNvPr descr="figures/fig5.png" id="68" name="Picture"/>
                           <pic:cNvPicPr>
                             <a:picLocks noChangeArrowheads="1" noChangeAspect="1"/>
                           </pic:cNvPicPr>
                         </pic:nvPicPr>
                         <pic:blipFill>
-                          <a:blip r:embed="rId64"/>
+                          <a:blip r:embed="rId66"/>
                           <a:stretch>
                             <a:fillRect/>
                           </a:stretch>
@@ -6651,7 +6745,7 @@
               <w:t xml:space="preserve">]</w:t>
             </w:r>
           </w:p>
-          <w:bookmarkEnd w:id="67"/>
+          <w:bookmarkEnd w:id="69"/>
         </w:tc>
       </w:tr>
     </w:tbl>
@@ -7473,8 +7567,8 @@
         </w:tc>
       </w:tr>
     </w:tbl>
-    <w:bookmarkEnd w:id="68"/>
-    <w:bookmarkStart w:id="69" w:name="sec-7-2"/>
+    <w:bookmarkEnd w:id="70"/>
+    <w:bookmarkStart w:id="71" w:name="sec-7-2"/>
     <w:p>
       <w:pPr>
         <w:pStyle w:val="Heading2"/>
@@ -7589,8 +7683,8 @@
         <w:t xml:space="preserve">— and they generate a clear prediction: isolates recovered early after such events should show the transient phenotype, which should decay in culture. To our knowledge this prediction has not been tested on outbreak isolates, and it could be.</w:t>
       </w:r>
     </w:p>
-    <w:bookmarkEnd w:id="69"/>
-    <w:bookmarkStart w:id="70" w:name="sec-7-3"/>
+    <w:bookmarkEnd w:id="71"/>
+    <w:bookmarkStart w:id="72" w:name="sec-7-3"/>
     <w:p>
       <w:pPr>
         <w:pStyle w:val="Heading2"/>
@@ -7693,8 +7787,8 @@
         <w:t xml:space="preserve">. Floodwater mixed with sewage additionally disperses organisms and resistance determinants across the built environment, a mechanism better characterized for bacteria than for fungi and worth systematic study.</w:t>
       </w:r>
     </w:p>
-    <w:bookmarkEnd w:id="70"/>
-    <w:bookmarkStart w:id="71" w:name="sec-7-4"/>
+    <w:bookmarkEnd w:id="72"/>
+    <w:bookmarkStart w:id="73" w:name="sec-7-4"/>
     <w:p>
       <w:pPr>
         <w:pStyle w:val="Heading2"/>
@@ -7801,8 +7895,8 @@
         <w:t xml:space="preserve">, but direct evidence that fire-borne propagules cause human infection is not yet available. The field is young and, given the trajectory of fire regimes, likely to matter.</w:t>
       </w:r>
     </w:p>
-    <w:bookmarkEnd w:id="71"/>
-    <w:bookmarkStart w:id="72" w:name="sec-7-5"/>
+    <w:bookmarkEnd w:id="73"/>
+    <w:bookmarkStart w:id="74" w:name="sec-7-5"/>
     <w:p>
       <w:pPr>
         <w:pStyle w:val="Heading2"/>
@@ -7873,8 +7967,8 @@
         <w:t xml:space="preserve">. For fungi specifically the relevant risk is more likely ecological — cold-adapted taxa entering warming soils — than the emergence of an ancient human pathogen, and the chapter should say so rather than amplify a speculative narrative.</w:t>
       </w:r>
     </w:p>
-    <w:bookmarkEnd w:id="72"/>
-    <w:bookmarkStart w:id="73" w:name="sec-7-6"/>
+    <w:bookmarkEnd w:id="74"/>
+    <w:bookmarkStart w:id="75" w:name="sec-7-6"/>
     <w:p>
       <w:pPr>
         <w:pStyle w:val="Heading2"/>
@@ -7991,9 +8085,9 @@
         <w:t xml:space="preserve">.</w:t>
       </w:r>
     </w:p>
-    <w:bookmarkEnd w:id="73"/>
-    <w:bookmarkEnd w:id="74"/>
-    <w:bookmarkStart w:id="78" w:name="sec-8"/>
+    <w:bookmarkEnd w:id="75"/>
+    <w:bookmarkEnd w:id="76"/>
+    <w:bookmarkStart w:id="80" w:name="sec-8"/>
     <w:p>
       <w:pPr>
         <w:pStyle w:val="Heading1"/>
@@ -8002,7 +8096,7 @@
         <w:t xml:space="preserve">8. Ecosystem and One Health Dimensions</w:t>
       </w:r>
     </w:p>
-    <w:bookmarkStart w:id="75" w:name="sec-8-1"/>
+    <w:bookmarkStart w:id="77" w:name="sec-8-1"/>
     <w:p>
       <w:pPr>
         <w:pStyle w:val="Heading2"/>
@@ -8155,8 +8249,8 @@
         <w:t xml:space="preserve">. This matters for a chapter on adaptation because mycotoxin production is a stress-responsive secondary-metabolic trait: the same warming that shifts fungal geography also shifts what these fungi synthesize.</w:t>
       </w:r>
     </w:p>
-    <w:bookmarkEnd w:id="75"/>
-    <w:bookmarkStart w:id="76" w:name="sec-8-2"/>
+    <w:bookmarkEnd w:id="77"/>
+    <w:bookmarkStart w:id="78" w:name="sec-8-2"/>
     <w:p>
       <w:pPr>
         <w:pStyle w:val="Heading2"/>
@@ -8403,8 +8497,8 @@
         <w:t xml:space="preserve">.</w:t>
       </w:r>
     </w:p>
-    <w:bookmarkEnd w:id="76"/>
-    <w:bookmarkStart w:id="77" w:name="sec-8-3"/>
+    <w:bookmarkEnd w:id="78"/>
+    <w:bookmarkStart w:id="79" w:name="sec-8-3"/>
     <w:p>
       <w:pPr>
         <w:pStyle w:val="Heading2"/>
@@ -8517,9 +8611,9 @@
         <w:t xml:space="preserve">. Fungal adaptation to a warming planet is therefore not only a threat model; it is also a determinant of whether terrestrial carbon sinks persist.</w:t>
       </w:r>
     </w:p>
-    <w:bookmarkEnd w:id="77"/>
-    <w:bookmarkEnd w:id="78"/>
-    <w:bookmarkStart w:id="82" w:name="sec-9"/>
+    <w:bookmarkEnd w:id="79"/>
+    <w:bookmarkEnd w:id="80"/>
+    <w:bookmarkStart w:id="84" w:name="sec-9"/>
     <w:p>
       <w:pPr>
         <w:pStyle w:val="Heading1"/>
@@ -8528,7 +8622,7 @@
         <w:t xml:space="preserve">9. Is a Human Fungal Pandemic Plausible?</w:t>
       </w:r>
     </w:p>
-    <w:bookmarkStart w:id="79" w:name="sec-9-1"/>
+    <w:bookmarkStart w:id="81" w:name="sec-9-1"/>
     <w:p>
       <w:pPr>
         <w:pStyle w:val="Heading2"/>
@@ -8646,8 +8740,8 @@
         <w:t xml:space="preserve">; and fungal host tropism is typically narrow, with no precedent for a host jump of the required magnitude.</w:t>
       </w:r>
     </w:p>
-    <w:bookmarkEnd w:id="79"/>
-    <w:bookmarkStart w:id="80" w:name="sec-9-2"/>
+    <w:bookmarkEnd w:id="81"/>
+    <w:bookmarkStart w:id="82" w:name="sec-9-2"/>
     <w:p>
       <w:pPr>
         <w:pStyle w:val="Heading2"/>
@@ -8754,8 +8848,8 @@
         <w:t xml:space="preserve">. The organism that comes closest to pandemic criteria therefore does so by a route that has little to do with warming.</w:t>
       </w:r>
     </w:p>
-    <w:bookmarkEnd w:id="80"/>
-    <w:bookmarkStart w:id="81" w:name="sec-9-3"/>
+    <w:bookmarkEnd w:id="82"/>
+    <w:bookmarkStart w:id="83" w:name="sec-9-3"/>
     <w:p>
       <w:pPr>
         <w:pStyle w:val="Heading2"/>
@@ -8818,9 +8912,9 @@
         <w:t xml:space="preserve">; and post-disaster infection clusters with unusual organisms. None of these requires new technology — only the will to look systematically.</w:t>
       </w:r>
     </w:p>
-    <w:bookmarkEnd w:id="81"/>
-    <w:bookmarkEnd w:id="82"/>
-    <w:bookmarkStart w:id="87" w:name="sec-10"/>
+    <w:bookmarkEnd w:id="83"/>
+    <w:bookmarkEnd w:id="84"/>
+    <w:bookmarkStart w:id="89" w:name="sec-10"/>
     <w:p>
       <w:pPr>
         <w:pStyle w:val="Heading1"/>
@@ -8829,7 +8923,7 @@
         <w:t xml:space="preserve">10. A Research and Response Agenda</w:t>
       </w:r>
     </w:p>
-    <w:bookmarkStart w:id="83" w:name="sec-10-1"/>
+    <w:bookmarkStart w:id="85" w:name="sec-10-1"/>
     <w:p>
       <w:pPr>
         <w:pStyle w:val="Heading2"/>
@@ -8980,19 +9074,20 @@
       <w:r>
         <w:t xml:space="preserve">, and with founder archiving and common-garden re-phenotyping built into the design (</w:t>
       </w:r>
-      <w:r>
-        <w:rPr>
-          <w:b/>
-          <w:bCs/>
-        </w:rPr>
-        <w:t xml:space="preserve">?@tbl-claims</w:t>
-      </w:r>
+      <w:hyperlink w:anchor="tbl-claims">
+        <w:r>
+          <w:rPr>
+            <w:rStyle w:val="Hyperlink"/>
+          </w:rPr>
+          <w:t xml:space="preserve">Table 2</w:t>
+        </w:r>
+      </w:hyperlink>
       <w:r>
         <w:t xml:space="preserve">).</w:t>
       </w:r>
     </w:p>
-    <w:bookmarkEnd w:id="83"/>
-    <w:bookmarkStart w:id="84" w:name="sec-10-2"/>
+    <w:bookmarkEnd w:id="85"/>
+    <w:bookmarkStart w:id="86" w:name="sec-10-2"/>
     <w:p>
       <w:pPr>
         <w:pStyle w:val="Heading2"/>
@@ -9065,8 +9160,8 @@
         <w:t xml:space="preserve">survey testing the wetland hypothesis directly.</w:t>
       </w:r>
     </w:p>
-    <w:bookmarkEnd w:id="84"/>
-    <w:bookmarkStart w:id="85" w:name="sec-10-3"/>
+    <w:bookmarkEnd w:id="86"/>
+    <w:bookmarkStart w:id="87" w:name="sec-10-3"/>
     <w:p>
       <w:pPr>
         <w:pStyle w:val="Heading2"/>
@@ -9137,8 +9232,8 @@
         <w:t xml:space="preserve">. Two concrete asks follow: inclusion of invasive fungal disease in climate–health surveillance, and environmental antifungal-resistance monitoring alongside agricultural fungicide reporting. Public and professional education is the third, and the least expensive.</w:t>
       </w:r>
     </w:p>
-    <w:bookmarkEnd w:id="85"/>
-    <w:bookmarkStart w:id="86" w:name="sec-10-4"/>
+    <w:bookmarkEnd w:id="87"/>
+    <w:bookmarkStart w:id="88" w:name="sec-10-4"/>
     <w:p>
       <w:pPr>
         <w:pStyle w:val="Heading2"/>
@@ -9283,9 +9378,9 @@
         <w:t xml:space="preserve">Can environmental surveillance detect thermotolerant opportunists before they appear clinically, and at what cost per detection?</w:t>
       </w:r>
     </w:p>
-    <w:bookmarkEnd w:id="86"/>
-    <w:bookmarkEnd w:id="87"/>
-    <w:bookmarkStart w:id="327" w:name="sec-11"/>
+    <w:bookmarkEnd w:id="88"/>
+    <w:bookmarkEnd w:id="89"/>
+    <w:bookmarkStart w:id="335" w:name="sec-11"/>
     <w:p>
       <w:pPr>
         <w:pStyle w:val="Heading1"/>
@@ -9360,7 +9455,7 @@
         <w:t xml:space="preserve">Third, the prospect of a human fungal pandemic driven by thermal adaptation remains improbable on current evidence, and stating this clearly is part of the scientific responsibility of this field. The credible risks are more mundane and more tractable: wider geographic exposure to established pathogens, more frequent post-disaster infection clusters, an enlarging environmental reservoir of antifungal resistance, and a growing population of susceptible hosts. All four are addressable with existing tools, and none requires a pandemic to justify attention.</w:t>
       </w:r>
     </w:p>
-    <w:bookmarkStart w:id="326" w:name="acknowledgements"/>
+    <w:bookmarkStart w:id="334" w:name="acknowledgements"/>
     <w:p>
       <w:pPr>
         <w:pStyle w:val="Heading2"/>
@@ -9381,8 +9476,8 @@
         <w:t xml:space="preserve">To be completed by the authors.</w:t>
       </w:r>
     </w:p>
-    <w:bookmarkStart w:id="325" w:name="refs"/>
-    <w:bookmarkStart w:id="89" w:name="ref-alempic2023"/>
+    <w:bookmarkStart w:id="333" w:name="refs"/>
+    <w:bookmarkStart w:id="91" w:name="ref-alempic2023"/>
     <w:p>
       <w:pPr>
         <w:pStyle w:val="Bibliography"/>
@@ -9393,7 +9488,7 @@
       <w:r>
         <w:t xml:space="preserve"> </w:t>
       </w:r>
-      <w:hyperlink r:id="rId88">
+      <w:hyperlink r:id="rId90">
         <w:r>
           <w:rPr>
             <w:rStyle w:val="Hyperlink"/>
@@ -9402,8 +9497,8 @@
         </w:r>
       </w:hyperlink>
     </w:p>
-    <w:bookmarkEnd w:id="89"/>
-    <w:bookmarkStart w:id="91" w:name="ref-arora2021"/>
+    <w:bookmarkEnd w:id="91"/>
+    <w:bookmarkStart w:id="93" w:name="ref-arora2021"/>
     <w:p>
       <w:pPr>
         <w:pStyle w:val="Bibliography"/>
@@ -9414,7 +9509,7 @@
       <w:r>
         <w:t xml:space="preserve"> </w:t>
       </w:r>
-      <w:hyperlink r:id="rId90">
+      <w:hyperlink r:id="rId92">
         <w:r>
           <w:rPr>
             <w:rStyle w:val="Hyperlink"/>
@@ -9423,8 +9518,8 @@
         </w:r>
       </w:hyperlink>
     </w:p>
-    <w:bookmarkEnd w:id="91"/>
-    <w:bookmarkStart w:id="93" w:name="ref-astvad2022"/>
+    <w:bookmarkEnd w:id="93"/>
+    <w:bookmarkStart w:id="95" w:name="ref-astvad2022"/>
     <w:p>
       <w:pPr>
         <w:pStyle w:val="Bibliography"/>
@@ -9435,7 +9530,7 @@
       <w:r>
         <w:t xml:space="preserve"> </w:t>
       </w:r>
-      <w:hyperlink r:id="rId92">
+      <w:hyperlink r:id="rId94">
         <w:r>
           <w:rPr>
             <w:rStyle w:val="Hyperlink"/>
@@ -9444,8 +9539,8 @@
         </w:r>
       </w:hyperlink>
     </w:p>
-    <w:bookmarkEnd w:id="93"/>
-    <w:bookmarkStart w:id="95" w:name="ref-baddley2011"/>
+    <w:bookmarkEnd w:id="95"/>
+    <w:bookmarkStart w:id="97" w:name="ref-baddley2011"/>
     <w:p>
       <w:pPr>
         <w:pStyle w:val="Bibliography"/>
@@ -9456,7 +9551,7 @@
       <w:r>
         <w:t xml:space="preserve"> </w:t>
       </w:r>
-      <w:hyperlink r:id="rId94">
+      <w:hyperlink r:id="rId96">
         <w:r>
           <w:rPr>
             <w:rStyle w:val="Hyperlink"/>
@@ -9465,8 +9560,8 @@
         </w:r>
       </w:hyperlink>
     </w:p>
-    <w:bookmarkEnd w:id="95"/>
-    <w:bookmarkStart w:id="97" w:name="ref-baker2022"/>
+    <w:bookmarkEnd w:id="97"/>
+    <w:bookmarkStart w:id="99" w:name="ref-baker2022"/>
     <w:p>
       <w:pPr>
         <w:pStyle w:val="Bibliography"/>
@@ -9477,7 +9572,7 @@
       <w:r>
         <w:t xml:space="preserve"> </w:t>
       </w:r>
-      <w:hyperlink r:id="rId96">
+      <w:hyperlink r:id="rId98">
         <w:r>
           <w:rPr>
             <w:rStyle w:val="Hyperlink"/>
@@ -9486,8 +9581,8 @@
         </w:r>
       </w:hyperlink>
     </w:p>
-    <w:bookmarkEnd w:id="97"/>
-    <w:bookmarkStart w:id="99" w:name="ref-battilani2016"/>
+    <w:bookmarkEnd w:id="99"/>
+    <w:bookmarkStart w:id="101" w:name="ref-battilani2016"/>
     <w:p>
       <w:pPr>
         <w:pStyle w:val="Bibliography"/>
@@ -9498,7 +9593,7 @@
       <w:r>
         <w:t xml:space="preserve"> </w:t>
       </w:r>
-      <w:hyperlink r:id="rId98">
+      <w:hyperlink r:id="rId100">
         <w:r>
           <w:rPr>
             <w:rStyle w:val="Hyperlink"/>
@@ -9507,8 +9602,8 @@
         </w:r>
       </w:hyperlink>
     </w:p>
-    <w:bookmarkEnd w:id="99"/>
-    <w:bookmarkStart w:id="101" w:name="ref-bebber2013"/>
+    <w:bookmarkEnd w:id="101"/>
+    <w:bookmarkStart w:id="103" w:name="ref-bebber2013"/>
     <w:p>
       <w:pPr>
         <w:pStyle w:val="Bibliography"/>
@@ -9519,7 +9614,7 @@
       <w:r>
         <w:t xml:space="preserve"> </w:t>
       </w:r>
-      <w:hyperlink r:id="rId100">
+      <w:hyperlink r:id="rId102">
         <w:r>
           <w:rPr>
             <w:rStyle w:val="Hyperlink"/>
@@ -9528,8 +9623,8 @@
         </w:r>
       </w:hyperlink>
     </w:p>
-    <w:bookmarkEnd w:id="101"/>
-    <w:bookmarkStart w:id="103" w:name="ref-bedard2025"/>
+    <w:bookmarkEnd w:id="103"/>
+    <w:bookmarkStart w:id="105" w:name="ref-bedard2025"/>
     <w:p>
       <w:pPr>
         <w:pStyle w:val="Bibliography"/>
@@ -9540,7 +9635,7 @@
       <w:r>
         <w:t xml:space="preserve"> </w:t>
       </w:r>
-      <w:hyperlink r:id="rId102">
+      <w:hyperlink r:id="rId104">
         <w:r>
           <w:rPr>
             <w:rStyle w:val="Hyperlink"/>
@@ -9549,8 +9644,8 @@
         </w:r>
       </w:hyperlink>
     </w:p>
-    <w:bookmarkEnd w:id="103"/>
-    <w:bookmarkStart w:id="105" w:name="ref-benedict2014"/>
+    <w:bookmarkEnd w:id="105"/>
+    <w:bookmarkStart w:id="107" w:name="ref-benedict2014"/>
     <w:p>
       <w:pPr>
         <w:pStyle w:val="Bibliography"/>
@@ -9561,7 +9656,7 @@
       <w:r>
         <w:t xml:space="preserve"> </w:t>
       </w:r>
-      <w:hyperlink r:id="rId104">
+      <w:hyperlink r:id="rId106">
         <w:r>
           <w:rPr>
             <w:rStyle w:val="Hyperlink"/>
@@ -9570,8 +9665,8 @@
         </w:r>
       </w:hyperlink>
     </w:p>
-    <w:bookmarkEnd w:id="105"/>
-    <w:bookmarkStart w:id="107" w:name="ref-bennett2014"/>
+    <w:bookmarkEnd w:id="107"/>
+    <w:bookmarkStart w:id="109" w:name="ref-bennett2014"/>
     <w:p>
       <w:pPr>
         <w:pStyle w:val="Bibliography"/>
@@ -9582,7 +9677,7 @@
       <w:r>
         <w:t xml:space="preserve"> </w:t>
       </w:r>
-      <w:hyperlink r:id="rId106">
+      <w:hyperlink r:id="rId108">
         <w:r>
           <w:rPr>
             <w:rStyle w:val="Hyperlink"/>
@@ -9591,8 +9686,8 @@
         </w:r>
       </w:hyperlink>
     </w:p>
-    <w:bookmarkEnd w:id="107"/>
-    <w:bookmarkStart w:id="109" w:name="ref-berger2017"/>
+    <w:bookmarkEnd w:id="109"/>
+    <w:bookmarkStart w:id="111" w:name="ref-berger2017"/>
     <w:p>
       <w:pPr>
         <w:pStyle w:val="Bibliography"/>
@@ -9603,7 +9698,7 @@
       <w:r>
         <w:t xml:space="preserve"> </w:t>
       </w:r>
-      <w:hyperlink r:id="rId108">
+      <w:hyperlink r:id="rId110">
         <w:r>
           <w:rPr>
             <w:rStyle w:val="Hyperlink"/>
@@ -9612,8 +9707,8 @@
         </w:r>
       </w:hyperlink>
     </w:p>
-    <w:bookmarkEnd w:id="109"/>
-    <w:bookmarkStart w:id="111" w:name="ref-bergman2010"/>
+    <w:bookmarkEnd w:id="111"/>
+    <w:bookmarkStart w:id="113" w:name="ref-bergman2010"/>
     <w:p>
       <w:pPr>
         <w:pStyle w:val="Bibliography"/>
@@ -9624,7 +9719,7 @@
       <w:r>
         <w:t xml:space="preserve"> </w:t>
       </w:r>
-      <w:hyperlink r:id="rId110">
+      <w:hyperlink r:id="rId112">
         <w:r>
           <w:rPr>
             <w:rStyle w:val="Hyperlink"/>
@@ -9633,8 +9728,8 @@
         </w:r>
       </w:hyperlink>
     </w:p>
-    <w:bookmarkEnd w:id="111"/>
-    <w:bookmarkStart w:id="113" w:name="ref-billmyre2014"/>
+    <w:bookmarkEnd w:id="113"/>
+    <w:bookmarkStart w:id="115" w:name="ref-billmyre2014"/>
     <w:p>
       <w:pPr>
         <w:pStyle w:val="Bibliography"/>
@@ -9645,7 +9740,7 @@
       <w:r>
         <w:t xml:space="preserve"> </w:t>
       </w:r>
-      <w:hyperlink r:id="rId112">
+      <w:hyperlink r:id="rId114">
         <w:r>
           <w:rPr>
             <w:rStyle w:val="Hyperlink"/>
@@ -9654,8 +9749,8 @@
         </w:r>
       </w:hyperlink>
     </w:p>
-    <w:bookmarkEnd w:id="113"/>
-    <w:bookmarkStart w:id="115" w:name="ref-blehert2009"/>
+    <w:bookmarkEnd w:id="115"/>
+    <w:bookmarkStart w:id="117" w:name="ref-blehert2009"/>
     <w:p>
       <w:pPr>
         <w:pStyle w:val="Bibliography"/>
@@ -9666,7 +9761,7 @@
       <w:r>
         <w:t xml:space="preserve"> </w:t>
       </w:r>
-      <w:hyperlink r:id="rId114">
+      <w:hyperlink r:id="rId116">
         <w:r>
           <w:rPr>
             <w:rStyle w:val="Hyperlink"/>
@@ -9675,8 +9770,8 @@
         </w:r>
       </w:hyperlink>
     </w:p>
-    <w:bookmarkEnd w:id="115"/>
-    <w:bookmarkStart w:id="117" w:name="ref-brown2018"/>
+    <w:bookmarkEnd w:id="117"/>
+    <w:bookmarkStart w:id="119" w:name="ref-brown2018"/>
     <w:p>
       <w:pPr>
         <w:pStyle w:val="Bibliography"/>
@@ -9687,7 +9782,7 @@
       <w:r>
         <w:t xml:space="preserve"> </w:t>
       </w:r>
-      <w:hyperlink r:id="rId116">
+      <w:hyperlink r:id="rId118">
         <w:r>
           <w:rPr>
             <w:rStyle w:val="Hyperlink"/>
@@ -9696,8 +9791,8 @@
         </w:r>
       </w:hyperlink>
     </w:p>
-    <w:bookmarkEnd w:id="117"/>
-    <w:bookmarkStart w:id="119" w:name="ref-calo2014"/>
+    <w:bookmarkEnd w:id="119"/>
+    <w:bookmarkStart w:id="121" w:name="ref-calo2014"/>
     <w:p>
       <w:pPr>
         <w:pStyle w:val="Bibliography"/>
@@ -9708,7 +9803,7 @@
       <w:r>
         <w:t xml:space="preserve"> </w:t>
       </w:r>
-      <w:hyperlink r:id="rId118">
+      <w:hyperlink r:id="rId120">
         <w:r>
           <w:rPr>
             <w:rStyle w:val="Hyperlink"/>
@@ -9717,8 +9812,8 @@
         </w:r>
       </w:hyperlink>
     </w:p>
-    <w:bookmarkEnd w:id="119"/>
-    <w:bookmarkStart w:id="121" w:name="ref-carlson2022"/>
+    <w:bookmarkEnd w:id="121"/>
+    <w:bookmarkStart w:id="123" w:name="ref-carlson2022"/>
     <w:p>
       <w:pPr>
         <w:pStyle w:val="Bibliography"/>
@@ -9729,7 +9824,7 @@
       <w:r>
         <w:t xml:space="preserve"> </w:t>
       </w:r>
-      <w:hyperlink r:id="rId120">
+      <w:hyperlink r:id="rId122">
         <w:r>
           <w:rPr>
             <w:rStyle w:val="Hyperlink"/>
@@ -9738,8 +9833,8 @@
         </w:r>
       </w:hyperlink>
     </w:p>
-    <w:bookmarkEnd w:id="121"/>
-    <w:bookmarkStart w:id="123" w:name="ref-carlson2025"/>
+    <w:bookmarkEnd w:id="123"/>
+    <w:bookmarkStart w:id="125" w:name="ref-carlson2025"/>
     <w:p>
       <w:pPr>
         <w:pStyle w:val="Bibliography"/>
@@ -9750,7 +9845,7 @@
       <w:r>
         <w:t xml:space="preserve"> </w:t>
       </w:r>
-      <w:hyperlink r:id="rId122">
+      <w:hyperlink r:id="rId124">
         <w:r>
           <w:rPr>
             <w:rStyle w:val="Hyperlink"/>
@@ -9759,8 +9854,8 @@
         </w:r>
       </w:hyperlink>
     </w:p>
-    <w:bookmarkEnd w:id="123"/>
-    <w:bookmarkStart w:id="125" w:name="ref-casadevall2012"/>
+    <w:bookmarkEnd w:id="125"/>
+    <w:bookmarkStart w:id="127" w:name="ref-casadevall2012"/>
     <w:p>
       <w:pPr>
         <w:pStyle w:val="Bibliography"/>
@@ -9771,7 +9866,7 @@
       <w:r>
         <w:t xml:space="preserve"> </w:t>
       </w:r>
-      <w:hyperlink r:id="rId124">
+      <w:hyperlink r:id="rId126">
         <w:r>
           <w:rPr>
             <w:rStyle w:val="Hyperlink"/>
@@ -9780,8 +9875,8 @@
         </w:r>
       </w:hyperlink>
     </w:p>
-    <w:bookmarkEnd w:id="125"/>
-    <w:bookmarkStart w:id="127" w:name="ref-casadevall2020"/>
+    <w:bookmarkEnd w:id="127"/>
+    <w:bookmarkStart w:id="129" w:name="ref-casadevall2020"/>
     <w:p>
       <w:pPr>
         <w:pStyle w:val="Bibliography"/>
@@ -9792,7 +9887,7 @@
       <w:r>
         <w:t xml:space="preserve"> </w:t>
       </w:r>
-      <w:hyperlink r:id="rId126">
+      <w:hyperlink r:id="rId128">
         <w:r>
           <w:rPr>
             <w:rStyle w:val="Hyperlink"/>
@@ -9801,8 +9896,8 @@
         </w:r>
       </w:hyperlink>
     </w:p>
-    <w:bookmarkEnd w:id="127"/>
-    <w:bookmarkStart w:id="129" w:name="ref-casadevall2017"/>
+    <w:bookmarkEnd w:id="129"/>
+    <w:bookmarkStart w:id="131" w:name="ref-casadevall2017"/>
     <w:p>
       <w:pPr>
         <w:pStyle w:val="Bibliography"/>
@@ -9813,7 +9908,7 @@
       <w:r>
         <w:t xml:space="preserve"> </w:t>
       </w:r>
-      <w:hyperlink r:id="rId128">
+      <w:hyperlink r:id="rId130">
         <w:r>
           <w:rPr>
             <w:rStyle w:val="Hyperlink"/>
@@ -9822,8 +9917,8 @@
         </w:r>
       </w:hyperlink>
     </w:p>
-    <w:bookmarkEnd w:id="129"/>
-    <w:bookmarkStart w:id="131" w:name="ref-casadevall2019"/>
+    <w:bookmarkEnd w:id="131"/>
+    <w:bookmarkStart w:id="133" w:name="ref-casadevall2019"/>
     <w:p>
       <w:pPr>
         <w:pStyle w:val="Bibliography"/>
@@ -9834,7 +9929,7 @@
       <w:r>
         <w:t xml:space="preserve"> </w:t>
       </w:r>
-      <w:hyperlink r:id="rId130">
+      <w:hyperlink r:id="rId132">
         <w:r>
           <w:rPr>
             <w:rStyle w:val="Hyperlink"/>
@@ -9843,8 +9938,8 @@
         </w:r>
       </w:hyperlink>
     </w:p>
-    <w:bookmarkEnd w:id="131"/>
-    <w:bookmarkStart w:id="133" w:name="ref-case2025"/>
+    <w:bookmarkEnd w:id="133"/>
+    <w:bookmarkStart w:id="135" w:name="ref-case2025"/>
     <w:p>
       <w:pPr>
         <w:pStyle w:val="Bibliography"/>
@@ -9855,7 +9950,7 @@
       <w:r>
         <w:t xml:space="preserve"> </w:t>
       </w:r>
-      <w:hyperlink r:id="rId132">
+      <w:hyperlink r:id="rId134">
         <w:r>
           <w:rPr>
             <w:rStyle w:val="Hyperlink"/>
@@ -9864,8 +9959,8 @@
         </w:r>
       </w:hyperlink>
     </w:p>
-    <w:bookmarkEnd w:id="133"/>
-    <w:bookmarkStart w:id="135" w:name="ref-casu2024"/>
+    <w:bookmarkEnd w:id="135"/>
+    <w:bookmarkStart w:id="137" w:name="ref-casu2024"/>
     <w:p>
       <w:pPr>
         <w:pStyle w:val="Bibliography"/>
@@ -9876,7 +9971,7 @@
       <w:r>
         <w:t xml:space="preserve"> </w:t>
       </w:r>
-      <w:hyperlink r:id="rId134">
+      <w:hyperlink r:id="rId136">
         <w:r>
           <w:rPr>
             <w:rStyle w:val="Hyperlink"/>
@@ -9885,8 +9980,8 @@
         </w:r>
       </w:hyperlink>
     </w:p>
-    <w:bookmarkEnd w:id="135"/>
-    <w:bookmarkStart w:id="137" w:name="ref-celebisozener2023"/>
+    <w:bookmarkEnd w:id="137"/>
+    <w:bookmarkStart w:id="139" w:name="ref-celebisozener2023"/>
     <w:p>
       <w:pPr>
         <w:pStyle w:val="Bibliography"/>
@@ -9897,7 +9992,7 @@
       <w:r>
         <w:t xml:space="preserve"> </w:t>
       </w:r>
-      <w:hyperlink r:id="rId136">
+      <w:hyperlink r:id="rId138">
         <w:r>
           <w:rPr>
             <w:rStyle w:val="Hyperlink"/>
@@ -9906,8 +10001,8 @@
         </w:r>
       </w:hyperlink>
     </w:p>
-    <w:bookmarkEnd w:id="137"/>
-    <w:bookmarkStart w:id="139" w:name="ref-chaloner2021"/>
+    <w:bookmarkEnd w:id="139"/>
+    <w:bookmarkStart w:id="141" w:name="ref-chaloner2021"/>
     <w:p>
       <w:pPr>
         <w:pStyle w:val="Bibliography"/>
@@ -9918,7 +10013,7 @@
       <w:r>
         <w:t xml:space="preserve"> </w:t>
       </w:r>
-      <w:hyperlink r:id="rId138">
+      <w:hyperlink r:id="rId140">
         <w:r>
           <w:rPr>
             <w:rStyle w:val="Hyperlink"/>
@@ -9927,8 +10022,8 @@
         </w:r>
       </w:hyperlink>
     </w:p>
-    <w:bookmarkEnd w:id="139"/>
-    <w:bookmarkStart w:id="141" w:name="ref-chamilos2008"/>
+    <w:bookmarkEnd w:id="141"/>
+    <w:bookmarkStart w:id="143" w:name="ref-chamilos2008"/>
     <w:p>
       <w:pPr>
         <w:pStyle w:val="Bibliography"/>
@@ -9939,7 +10034,7 @@
       <w:r>
         <w:t xml:space="preserve"> </w:t>
       </w:r>
-      <w:hyperlink r:id="rId140">
+      <w:hyperlink r:id="rId142">
         <w:r>
           <w:rPr>
             <w:rStyle w:val="Hyperlink"/>
@@ -9948,8 +10043,8 @@
         </w:r>
       </w:hyperlink>
     </w:p>
-    <w:bookmarkEnd w:id="141"/>
-    <w:bookmarkStart w:id="143" w:name="ref-chamilos2006"/>
+    <w:bookmarkEnd w:id="143"/>
+    <w:bookmarkStart w:id="145" w:name="ref-chamilos2006"/>
     <w:p>
       <w:pPr>
         <w:pStyle w:val="Bibliography"/>
@@ -9960,7 +10055,7 @@
       <w:r>
         <w:t xml:space="preserve"> </w:t>
       </w:r>
-      <w:hyperlink r:id="rId142">
+      <w:hyperlink r:id="rId144">
         <w:r>
           <w:rPr>
             <w:rStyle w:val="Hyperlink"/>
@@ -9969,19 +10064,40 @@
         </w:r>
       </w:hyperlink>
     </w:p>
-    <w:bookmarkEnd w:id="143"/>
-    <w:bookmarkStart w:id="145" w:name="ref-chew2006"/>
+    <w:bookmarkEnd w:id="145"/>
+    <w:bookmarkStart w:id="147" w:name="ref-Chen2012a"/>
     <w:p>
       <w:pPr>
         <w:pStyle w:val="Bibliography"/>
       </w:pPr>
       <w:r>
+        <w:t xml:space="preserve">Chen G, Bradford WD, Seidel CW, Li R (2012) Hsp90 stress potentiates rapid cellular adaptation through induction of aneuploidy. Nature 482:246–250.</w:t>
+      </w:r>
+      <w:r>
+        <w:t xml:space="preserve"> </w:t>
+      </w:r>
+      <w:hyperlink r:id="rId146">
+        <w:r>
+          <w:rPr>
+            <w:rStyle w:val="Hyperlink"/>
+          </w:rPr>
+          <w:t xml:space="preserve">https://doi.org/10.1038/nature10795</w:t>
+        </w:r>
+      </w:hyperlink>
+    </w:p>
+    <w:bookmarkEnd w:id="147"/>
+    <w:bookmarkStart w:id="149" w:name="ref-chew2006"/>
+    <w:p>
+      <w:pPr>
+        <w:pStyle w:val="Bibliography"/>
+      </w:pPr>
+      <w:r>
         <w:t xml:space="preserve">Chew GL, Wilson J, Rabito FA, et al (2006) Mold and endotoxin levels in the aftermath of hurricane katrina: A pilot project of homes in new orleans undergoing renovation. Environmental Health Perspectives 114:1883–1889.</w:t>
       </w:r>
       <w:r>
         <w:t xml:space="preserve"> </w:t>
       </w:r>
-      <w:hyperlink r:id="rId144">
+      <w:hyperlink r:id="rId148">
         <w:r>
           <w:rPr>
             <w:rStyle w:val="Hyperlink"/>
@@ -9990,8 +10106,8 @@
         </w:r>
       </w:hyperlink>
     </w:p>
-    <w:bookmarkEnd w:id="145"/>
-    <w:bookmarkStart w:id="147" w:name="ref-chow2020"/>
+    <w:bookmarkEnd w:id="149"/>
+    <w:bookmarkStart w:id="151" w:name="ref-chow2020"/>
     <w:p>
       <w:pPr>
         <w:pStyle w:val="Bibliography"/>
@@ -10002,7 +10118,7 @@
       <w:r>
         <w:t xml:space="preserve"> </w:t>
       </w:r>
-      <w:hyperlink r:id="rId146">
+      <w:hyperlink r:id="rId150">
         <w:r>
           <w:rPr>
             <w:rStyle w:val="Hyperlink"/>
@@ -10011,8 +10127,8 @@
         </w:r>
       </w:hyperlink>
     </w:p>
-    <w:bookmarkEnd w:id="147"/>
-    <w:bookmarkStart w:id="149" w:name="ref-chowdhary2017"/>
+    <w:bookmarkEnd w:id="151"/>
+    <w:bookmarkStart w:id="153" w:name="ref-chowdhary2017"/>
     <w:p>
       <w:pPr>
         <w:pStyle w:val="Bibliography"/>
@@ -10023,7 +10139,7 @@
       <w:r>
         <w:t xml:space="preserve"> </w:t>
       </w:r>
-      <w:hyperlink r:id="rId148">
+      <w:hyperlink r:id="rId152">
         <w:r>
           <w:rPr>
             <w:rStyle w:val="Hyperlink"/>
@@ -10032,8 +10148,8 @@
         </w:r>
       </w:hyperlink>
     </w:p>
-    <w:bookmarkEnd w:id="149"/>
-    <w:bookmarkStart w:id="151" w:name="ref-cordero2017"/>
+    <w:bookmarkEnd w:id="153"/>
+    <w:bookmarkStart w:id="155" w:name="ref-cordero2017"/>
     <w:p>
       <w:pPr>
         <w:pStyle w:val="Bibliography"/>
@@ -10044,7 +10160,7 @@
       <w:r>
         <w:t xml:space="preserve"> </w:t>
       </w:r>
-      <w:hyperlink r:id="rId150">
+      <w:hyperlink r:id="rId154">
         <w:r>
           <w:rPr>
             <w:rStyle w:val="Hyperlink"/>
@@ -10053,8 +10169,8 @@
         </w:r>
       </w:hyperlink>
     </w:p>
-    <w:bookmarkEnd w:id="151"/>
-    <w:bookmarkStart w:id="153" w:name="ref-cowen2005"/>
+    <w:bookmarkEnd w:id="155"/>
+    <w:bookmarkStart w:id="157" w:name="ref-cowen2005"/>
     <w:p>
       <w:pPr>
         <w:pStyle w:val="Bibliography"/>
@@ -10065,7 +10181,7 @@
       <w:r>
         <w:t xml:space="preserve"> </w:t>
       </w:r>
-      <w:hyperlink r:id="rId152">
+      <w:hyperlink r:id="rId156">
         <w:r>
           <w:rPr>
             <w:rStyle w:val="Hyperlink"/>
@@ -10074,8 +10190,8 @@
         </w:r>
       </w:hyperlink>
     </w:p>
-    <w:bookmarkEnd w:id="153"/>
-    <w:bookmarkStart w:id="155" w:name="ref-cowen2009"/>
+    <w:bookmarkEnd w:id="157"/>
+    <w:bookmarkStart w:id="159" w:name="ref-cowen2009"/>
     <w:p>
       <w:pPr>
         <w:pStyle w:val="Bibliography"/>
@@ -10086,7 +10202,7 @@
       <w:r>
         <w:t xml:space="preserve"> </w:t>
       </w:r>
-      <w:hyperlink r:id="rId154">
+      <w:hyperlink r:id="rId158">
         <w:r>
           <w:rPr>
             <w:rStyle w:val="Hyperlink"/>
@@ -10095,8 +10211,8 @@
         </w:r>
       </w:hyperlink>
     </w:p>
-    <w:bookmarkEnd w:id="155"/>
-    <w:bookmarkStart w:id="157" w:name="ref-dadachova2007"/>
+    <w:bookmarkEnd w:id="159"/>
+    <w:bookmarkStart w:id="161" w:name="ref-dadachova2007"/>
     <w:p>
       <w:pPr>
         <w:pStyle w:val="Bibliography"/>
@@ -10107,7 +10223,7 @@
       <w:r>
         <w:t xml:space="preserve"> </w:t>
       </w:r>
-      <w:hyperlink r:id="rId156">
+      <w:hyperlink r:id="rId160">
         <w:r>
           <w:rPr>
             <w:rStyle w:val="Hyperlink"/>
@@ -10116,8 +10232,8 @@
         </w:r>
       </w:hyperlink>
     </w:p>
-    <w:bookmarkEnd w:id="157"/>
-    <w:bookmarkStart w:id="159" w:name="ref-day2019"/>
+    <w:bookmarkEnd w:id="161"/>
+    <w:bookmarkStart w:id="163" w:name="ref-day2019"/>
     <w:p>
       <w:pPr>
         <w:pStyle w:val="Bibliography"/>
@@ -10128,7 +10244,7 @@
       <w:r>
         <w:t xml:space="preserve"> </w:t>
       </w:r>
-      <w:hyperlink r:id="rId158">
+      <w:hyperlink r:id="rId162">
         <w:r>
           <w:rPr>
             <w:rStyle w:val="Hyperlink"/>
@@ -10137,8 +10253,8 @@
         </w:r>
       </w:hyperlink>
     </w:p>
-    <w:bookmarkEnd w:id="159"/>
-    <w:bookmarkStart w:id="161" w:name="ref-decrecy2009"/>
+    <w:bookmarkEnd w:id="163"/>
+    <w:bookmarkStart w:id="165" w:name="ref-decrecy2009"/>
     <w:p>
       <w:pPr>
         <w:pStyle w:val="Bibliography"/>
@@ -10155,7 +10271,7 @@
       <w:r>
         <w:t xml:space="preserve"> </w:t>
       </w:r>
-      <w:hyperlink r:id="rId160">
+      <w:hyperlink r:id="rId164">
         <w:r>
           <w:rPr>
             <w:rStyle w:val="Hyperlink"/>
@@ -10164,8 +10280,8 @@
         </w:r>
       </w:hyperlink>
     </w:p>
-    <w:bookmarkEnd w:id="161"/>
-    <w:bookmarkStart w:id="163" w:name="ref-denning2024"/>
+    <w:bookmarkEnd w:id="165"/>
+    <w:bookmarkStart w:id="167" w:name="ref-denning2024"/>
     <w:p>
       <w:pPr>
         <w:pStyle w:val="Bibliography"/>
@@ -10176,7 +10292,7 @@
       <w:r>
         <w:t xml:space="preserve"> </w:t>
       </w:r>
-      <w:hyperlink r:id="rId162">
+      <w:hyperlink r:id="rId166">
         <w:r>
           <w:rPr>
             <w:rStyle w:val="Hyperlink"/>
@@ -10185,8 +10301,8 @@
         </w:r>
       </w:hyperlink>
     </w:p>
-    <w:bookmarkEnd w:id="163"/>
-    <w:bookmarkStart w:id="165" w:name="ref-ellington2024"/>
+    <w:bookmarkEnd w:id="167"/>
+    <w:bookmarkStart w:id="169" w:name="ref-ellington2024"/>
     <w:p>
       <w:pPr>
         <w:pStyle w:val="Bibliography"/>
@@ -10197,7 +10313,7 @@
       <w:r>
         <w:t xml:space="preserve"> </w:t>
       </w:r>
-      <w:hyperlink r:id="rId164">
+      <w:hyperlink r:id="rId168">
         <w:r>
           <w:rPr>
             <w:rStyle w:val="Hyperlink"/>
@@ -10206,8 +10322,8 @@
         </w:r>
       </w:hyperlink>
     </w:p>
-    <w:bookmarkEnd w:id="165"/>
-    <w:bookmarkStart w:id="167" w:name="ref-fisher2022"/>
+    <w:bookmarkEnd w:id="169"/>
+    <w:bookmarkStart w:id="171" w:name="ref-fisher2022"/>
     <w:p>
       <w:pPr>
         <w:pStyle w:val="Bibliography"/>
@@ -10218,7 +10334,7 @@
       <w:r>
         <w:t xml:space="preserve"> </w:t>
       </w:r>
-      <w:hyperlink r:id="rId166">
+      <w:hyperlink r:id="rId170">
         <w:r>
           <w:rPr>
             <w:rStyle w:val="Hyperlink"/>
@@ -10227,8 +10343,8 @@
         </w:r>
       </w:hyperlink>
     </w:p>
-    <w:bookmarkEnd w:id="167"/>
-    <w:bookmarkStart w:id="169" w:name="ref-fisher2023"/>
+    <w:bookmarkEnd w:id="171"/>
+    <w:bookmarkStart w:id="173" w:name="ref-fisher2023"/>
     <w:p>
       <w:pPr>
         <w:pStyle w:val="Bibliography"/>
@@ -10239,7 +10355,7 @@
       <w:r>
         <w:t xml:space="preserve"> </w:t>
       </w:r>
-      <w:hyperlink r:id="rId168">
+      <w:hyperlink r:id="rId172">
         <w:r>
           <w:rPr>
             <w:rStyle w:val="Hyperlink"/>
@@ -10248,8 +10364,8 @@
         </w:r>
       </w:hyperlink>
     </w:p>
-    <w:bookmarkEnd w:id="169"/>
-    <w:bookmarkStart w:id="171" w:name="ref-fisher2020"/>
+    <w:bookmarkEnd w:id="173"/>
+    <w:bookmarkStart w:id="175" w:name="ref-fisher2020"/>
     <w:p>
       <w:pPr>
         <w:pStyle w:val="Bibliography"/>
@@ -10260,7 +10376,7 @@
       <w:r>
         <w:t xml:space="preserve"> </w:t>
       </w:r>
-      <w:hyperlink r:id="rId170">
+      <w:hyperlink r:id="rId174">
         <w:r>
           <w:rPr>
             <w:rStyle w:val="Hyperlink"/>
@@ -10269,8 +10385,8 @@
         </w:r>
       </w:hyperlink>
     </w:p>
-    <w:bookmarkEnd w:id="171"/>
-    <w:bookmarkStart w:id="173" w:name="ref-fisher2018"/>
+    <w:bookmarkEnd w:id="175"/>
+    <w:bookmarkStart w:id="177" w:name="ref-fisher2018"/>
     <w:p>
       <w:pPr>
         <w:pStyle w:val="Bibliography"/>
@@ -10281,7 +10397,7 @@
       <w:r>
         <w:t xml:space="preserve"> </w:t>
       </w:r>
-      <w:hyperlink r:id="rId172">
+      <w:hyperlink r:id="rId176">
         <w:r>
           <w:rPr>
             <w:rStyle w:val="Hyperlink"/>
@@ -10290,8 +10406,8 @@
         </w:r>
       </w:hyperlink>
     </w:p>
-    <w:bookmarkEnd w:id="173"/>
-    <w:bookmarkStart w:id="175" w:name="ref-fisher2012"/>
+    <w:bookmarkEnd w:id="177"/>
+    <w:bookmarkStart w:id="179" w:name="ref-fisher2012"/>
     <w:p>
       <w:pPr>
         <w:pStyle w:val="Bibliography"/>
@@ -10302,7 +10418,7 @@
       <w:r>
         <w:t xml:space="preserve"> </w:t>
       </w:r>
-      <w:hyperlink r:id="rId174">
+      <w:hyperlink r:id="rId178">
         <w:r>
           <w:rPr>
             <w:rStyle w:val="Hyperlink"/>
@@ -10311,8 +10427,8 @@
         </w:r>
       </w:hyperlink>
     </w:p>
-    <w:bookmarkEnd w:id="175"/>
-    <w:bookmarkStart w:id="177" w:name="ref-forsberg2018"/>
+    <w:bookmarkEnd w:id="179"/>
+    <w:bookmarkStart w:id="181" w:name="ref-forsberg2018"/>
     <w:p>
       <w:pPr>
         <w:pStyle w:val="Bibliography"/>
@@ -10323,7 +10439,7 @@
       <w:r>
         <w:t xml:space="preserve"> </w:t>
       </w:r>
-      <w:hyperlink r:id="rId176">
+      <w:hyperlink r:id="rId180">
         <w:r>
           <w:rPr>
             <w:rStyle w:val="Hyperlink"/>
@@ -10332,8 +10448,8 @@
         </w:r>
       </w:hyperlink>
     </w:p>
-    <w:bookmarkEnd w:id="177"/>
-    <w:bookmarkStart w:id="179" w:name="ref-galanis2010"/>
+    <w:bookmarkEnd w:id="181"/>
+    <w:bookmarkStart w:id="183" w:name="ref-galanis2010"/>
     <w:p>
       <w:pPr>
         <w:pStyle w:val="Bibliography"/>
@@ -10344,7 +10460,7 @@
       <w:r>
         <w:t xml:space="preserve"> </w:t>
       </w:r>
-      <w:hyperlink r:id="rId178">
+      <w:hyperlink r:id="rId182">
         <w:r>
           <w:rPr>
             <w:rStyle w:val="Hyperlink"/>
@@ -10353,8 +10469,8 @@
         </w:r>
       </w:hyperlink>
     </w:p>
-    <w:bookmarkEnd w:id="179"/>
-    <w:bookmarkStart w:id="181" w:name="ref-garciasolache2010"/>
+    <w:bookmarkEnd w:id="183"/>
+    <w:bookmarkStart w:id="185" w:name="ref-garciasolache2010"/>
     <w:p>
       <w:pPr>
         <w:pStyle w:val="Bibliography"/>
@@ -10365,7 +10481,7 @@
       <w:r>
         <w:t xml:space="preserve"> </w:t>
       </w:r>
-      <w:hyperlink r:id="rId180">
+      <w:hyperlink r:id="rId184">
         <w:r>
           <w:rPr>
             <w:rStyle w:val="Hyperlink"/>
@@ -10374,8 +10490,8 @@
         </w:r>
       </w:hyperlink>
     </w:p>
-    <w:bookmarkEnd w:id="181"/>
-    <w:bookmarkStart w:id="183" w:name="ref-gkoutselis2024"/>
+    <w:bookmarkEnd w:id="185"/>
+    <w:bookmarkStart w:id="187" w:name="ref-gkoutselis2024"/>
     <w:p>
       <w:pPr>
         <w:pStyle w:val="Bibliography"/>
@@ -10386,7 +10502,7 @@
       <w:r>
         <w:t xml:space="preserve"> </w:t>
       </w:r>
-      <w:hyperlink r:id="rId182">
+      <w:hyperlink r:id="rId186">
         <w:r>
           <w:rPr>
             <w:rStyle w:val="Hyperlink"/>
@@ -10395,8 +10511,8 @@
         </w:r>
       </w:hyperlink>
     </w:p>
-    <w:bookmarkEnd w:id="183"/>
-    <w:bookmarkStart w:id="185" w:name="ref-gkoutselis2021"/>
+    <w:bookmarkEnd w:id="187"/>
+    <w:bookmarkStart w:id="189" w:name="ref-gkoutselis2021"/>
     <w:p>
       <w:pPr>
         <w:pStyle w:val="Bibliography"/>
@@ -10407,7 +10523,7 @@
       <w:r>
         <w:t xml:space="preserve"> </w:t>
       </w:r>
-      <w:hyperlink r:id="rId184">
+      <w:hyperlink r:id="rId188">
         <w:r>
           <w:rPr>
             <w:rStyle w:val="Hyperlink"/>
@@ -10416,8 +10532,8 @@
         </w:r>
       </w:hyperlink>
     </w:p>
-    <w:bookmarkEnd w:id="185"/>
-    <w:bookmarkStart w:id="187" w:name="ref-gorris2019"/>
+    <w:bookmarkEnd w:id="189"/>
+    <w:bookmarkStart w:id="191" w:name="ref-gorris2019"/>
     <w:p>
       <w:pPr>
         <w:pStyle w:val="Bibliography"/>
@@ -10428,7 +10544,7 @@
       <w:r>
         <w:t xml:space="preserve"> </w:t>
       </w:r>
-      <w:hyperlink r:id="rId186">
+      <w:hyperlink r:id="rId190">
         <w:r>
           <w:rPr>
             <w:rStyle w:val="Hyperlink"/>
@@ -10437,8 +10553,8 @@
         </w:r>
       </w:hyperlink>
     </w:p>
-    <w:bookmarkEnd w:id="187"/>
-    <w:bookmarkStart w:id="189" w:name="ref-gremiao2017"/>
+    <w:bookmarkEnd w:id="191"/>
+    <w:bookmarkStart w:id="193" w:name="ref-gremiao2017"/>
     <w:p>
       <w:pPr>
         <w:pStyle w:val="Bibliography"/>
@@ -10449,7 +10565,7 @@
       <w:r>
         <w:t xml:space="preserve"> </w:t>
       </w:r>
-      <w:hyperlink r:id="rId188">
+      <w:hyperlink r:id="rId192">
         <w:r>
           <w:rPr>
             <w:rStyle w:val="Hyperlink"/>
@@ -10458,8 +10574,8 @@
         </w:r>
       </w:hyperlink>
     </w:p>
-    <w:bookmarkEnd w:id="189"/>
-    <w:bookmarkStart w:id="191" w:name="ref-gupta2025"/>
+    <w:bookmarkEnd w:id="193"/>
+    <w:bookmarkStart w:id="195" w:name="ref-gupta2025"/>
     <w:p>
       <w:pPr>
         <w:pStyle w:val="Bibliography"/>
@@ -10470,7 +10586,7 @@
       <w:r>
         <w:t xml:space="preserve"> </w:t>
       </w:r>
-      <w:hyperlink r:id="rId190">
+      <w:hyperlink r:id="rId194">
         <w:r>
           <w:rPr>
             <w:rStyle w:val="Hyperlink"/>
@@ -10479,8 +10595,8 @@
         </w:r>
       </w:hyperlink>
     </w:p>
-    <w:bookmarkEnd w:id="191"/>
-    <w:bookmarkStart w:id="193" w:name="ref-gusa2020"/>
+    <w:bookmarkEnd w:id="195"/>
+    <w:bookmarkStart w:id="197" w:name="ref-gusa2020"/>
     <w:p>
       <w:pPr>
         <w:pStyle w:val="Bibliography"/>
@@ -10491,7 +10607,7 @@
       <w:r>
         <w:t xml:space="preserve"> </w:t>
       </w:r>
-      <w:hyperlink r:id="rId192">
+      <w:hyperlink r:id="rId196">
         <w:r>
           <w:rPr>
             <w:rStyle w:val="Hyperlink"/>
@@ -10500,8 +10616,8 @@
         </w:r>
       </w:hyperlink>
     </w:p>
-    <w:bookmarkEnd w:id="193"/>
-    <w:bookmarkStart w:id="195" w:name="ref-gusa2023"/>
+    <w:bookmarkEnd w:id="197"/>
+    <w:bookmarkStart w:id="199" w:name="ref-gusa2023"/>
     <w:p>
       <w:pPr>
         <w:pStyle w:val="Bibliography"/>
@@ -10512,7 +10628,7 @@
       <w:r>
         <w:t xml:space="preserve"> </w:t>
       </w:r>
-      <w:hyperlink r:id="rId194">
+      <w:hyperlink r:id="rId198">
         <w:r>
           <w:rPr>
             <w:rStyle w:val="Hyperlink"/>
@@ -10521,8 +10637,8 @@
         </w:r>
       </w:hyperlink>
     </w:p>
-    <w:bookmarkEnd w:id="195"/>
-    <w:bookmarkStart w:id="197" w:name="ref-harish2022"/>
+    <w:bookmarkEnd w:id="199"/>
+    <w:bookmarkStart w:id="201" w:name="ref-harish2022"/>
     <w:p>
       <w:pPr>
         <w:pStyle w:val="Bibliography"/>
@@ -10533,7 +10649,7 @@
       <w:r>
         <w:t xml:space="preserve"> </w:t>
       </w:r>
-      <w:hyperlink r:id="rId196">
+      <w:hyperlink r:id="rId200">
         <w:r>
           <w:rPr>
             <w:rStyle w:val="Hyperlink"/>
@@ -10542,8 +10658,8 @@
         </w:r>
       </w:hyperlink>
     </w:p>
-    <w:bookmarkEnd w:id="197"/>
-    <w:bookmarkStart w:id="199" w:name="ref-harms2011"/>
+    <w:bookmarkEnd w:id="201"/>
+    <w:bookmarkStart w:id="203" w:name="ref-harms2011"/>
     <w:p>
       <w:pPr>
         <w:pStyle w:val="Bibliography"/>
@@ -10554,7 +10670,7 @@
       <w:r>
         <w:t xml:space="preserve"> </w:t>
       </w:r>
-      <w:hyperlink r:id="rId198">
+      <w:hyperlink r:id="rId202">
         <w:r>
           <w:rPr>
             <w:rStyle w:val="Hyperlink"/>
@@ -10563,8 +10679,8 @@
         </w:r>
       </w:hyperlink>
     </w:p>
-    <w:bookmarkEnd w:id="199"/>
-    <w:bookmarkStart w:id="201" w:name="ref-hawkins2023"/>
+    <w:bookmarkEnd w:id="203"/>
+    <w:bookmarkStart w:id="205" w:name="ref-hawkins2023"/>
     <w:p>
       <w:pPr>
         <w:pStyle w:val="Bibliography"/>
@@ -10575,7 +10691,7 @@
       <w:r>
         <w:t xml:space="preserve"> </w:t>
       </w:r>
-      <w:hyperlink r:id="rId200">
+      <w:hyperlink r:id="rId204">
         <w:r>
           <w:rPr>
             <w:rStyle w:val="Hyperlink"/>
@@ -10584,8 +10700,8 @@
         </w:r>
       </w:hyperlink>
     </w:p>
-    <w:bookmarkEnd w:id="201"/>
-    <w:bookmarkStart w:id="203" w:name="ref-hawksworth2017"/>
+    <w:bookmarkEnd w:id="205"/>
+    <w:bookmarkStart w:id="207" w:name="ref-hawksworth2017"/>
     <w:p>
       <w:pPr>
         <w:pStyle w:val="Bibliography"/>
@@ -10596,7 +10712,7 @@
       <w:r>
         <w:t xml:space="preserve"> </w:t>
       </w:r>
-      <w:hyperlink r:id="rId202">
+      <w:hyperlink r:id="rId206">
         <w:r>
           <w:rPr>
             <w:rStyle w:val="Hyperlink"/>
@@ -10605,8 +10721,8 @@
         </w:r>
       </w:hyperlink>
     </w:p>
-    <w:bookmarkEnd w:id="203"/>
-    <w:bookmarkStart w:id="205" w:name="ref-head2022"/>
+    <w:bookmarkEnd w:id="207"/>
+    <w:bookmarkStart w:id="209" w:name="ref-head2022"/>
     <w:p>
       <w:pPr>
         <w:pStyle w:val="Bibliography"/>
@@ -10617,7 +10733,7 @@
       <w:r>
         <w:t xml:space="preserve"> </w:t>
       </w:r>
-      <w:hyperlink r:id="rId204">
+      <w:hyperlink r:id="rId208">
         <w:r>
           <w:rPr>
             <w:rStyle w:val="Hyperlink"/>
@@ -10626,8 +10742,8 @@
         </w:r>
       </w:hyperlink>
     </w:p>
-    <w:bookmarkEnd w:id="205"/>
-    <w:bookmarkStart w:id="207" w:name="ref-huang2024"/>
+    <w:bookmarkEnd w:id="209"/>
+    <w:bookmarkStart w:id="211" w:name="ref-huang2024"/>
     <w:p>
       <w:pPr>
         <w:pStyle w:val="Bibliography"/>
@@ -10638,7 +10754,7 @@
       <w:r>
         <w:t xml:space="preserve"> </w:t>
       </w:r>
-      <w:hyperlink r:id="rId206">
+      <w:hyperlink r:id="rId210">
         <w:r>
           <w:rPr>
             <w:rStyle w:val="Hyperlink"/>
@@ -10647,8 +10763,8 @@
         </w:r>
       </w:hyperlink>
     </w:p>
-    <w:bookmarkEnd w:id="207"/>
-    <w:bookmarkStart w:id="209" w:name="ref-hughes2011"/>
+    <w:bookmarkEnd w:id="211"/>
+    <w:bookmarkStart w:id="213" w:name="ref-hughes2011"/>
     <w:p>
       <w:pPr>
         <w:pStyle w:val="Bibliography"/>
@@ -10659,7 +10775,7 @@
       <w:r>
         <w:t xml:space="preserve"> </w:t>
       </w:r>
-      <w:hyperlink r:id="rId208">
+      <w:hyperlink r:id="rId212">
         <w:r>
           <w:rPr>
             <w:rStyle w:val="Hyperlink"/>
@@ -10668,8 +10784,8 @@
         </w:r>
       </w:hyperlink>
     </w:p>
-    <w:bookmarkEnd w:id="209"/>
-    <w:bookmarkStart w:id="211" w:name="ref-imberti2025"/>
+    <w:bookmarkEnd w:id="213"/>
+    <w:bookmarkStart w:id="215" w:name="ref-imberti2025"/>
     <w:p>
       <w:pPr>
         <w:pStyle w:val="Bibliography"/>
@@ -10680,7 +10796,7 @@
       <w:r>
         <w:t xml:space="preserve"> </w:t>
       </w:r>
-      <w:hyperlink r:id="rId210">
+      <w:hyperlink r:id="rId214">
         <w:r>
           <w:rPr>
             <w:rStyle w:val="Hyperlink"/>
@@ -10689,8 +10805,8 @@
         </w:r>
       </w:hyperlink>
     </w:p>
-    <w:bookmarkEnd w:id="211"/>
-    <w:bookmarkStart w:id="213" w:name="ref-jara2025"/>
+    <w:bookmarkEnd w:id="215"/>
+    <w:bookmarkStart w:id="217" w:name="ref-jara2025"/>
     <w:p>
       <w:pPr>
         <w:pStyle w:val="Bibliography"/>
@@ -10701,7 +10817,7 @@
       <w:r>
         <w:t xml:space="preserve"> </w:t>
       </w:r>
-      <w:hyperlink r:id="rId212">
+      <w:hyperlink r:id="rId216">
         <w:r>
           <w:rPr>
             <w:rStyle w:val="Hyperlink"/>
@@ -10710,8 +10826,8 @@
         </w:r>
       </w:hyperlink>
     </w:p>
-    <w:bookmarkEnd w:id="213"/>
-    <w:bookmarkStart w:id="215" w:name="ref-jenks2023"/>
+    <w:bookmarkEnd w:id="217"/>
+    <w:bookmarkStart w:id="219" w:name="ref-jenks2023"/>
     <w:p>
       <w:pPr>
         <w:pStyle w:val="Bibliography"/>
@@ -10722,7 +10838,7 @@
       <w:r>
         <w:t xml:space="preserve"> </w:t>
       </w:r>
-      <w:hyperlink r:id="rId214">
+      <w:hyperlink r:id="rId218">
         <w:r>
           <w:rPr>
             <w:rStyle w:val="Hyperlink"/>
@@ -10731,8 +10847,8 @@
         </w:r>
       </w:hyperlink>
     </w:p>
-    <w:bookmarkEnd w:id="215"/>
-    <w:bookmarkStart w:id="217" w:name="ref-juvvadi2016"/>
+    <w:bookmarkEnd w:id="219"/>
+    <w:bookmarkStart w:id="221" w:name="ref-juvvadi2016"/>
     <w:p>
       <w:pPr>
         <w:pStyle w:val="Bibliography"/>
@@ -10743,7 +10859,7 @@
       <w:r>
         <w:t xml:space="preserve"> </w:t>
       </w:r>
-      <w:hyperlink r:id="rId216">
+      <w:hyperlink r:id="rId220">
         <w:r>
           <w:rPr>
             <w:rStyle w:val="Hyperlink"/>
@@ -10752,8 +10868,8 @@
         </w:r>
       </w:hyperlink>
     </w:p>
-    <w:bookmarkEnd w:id="217"/>
-    <w:bookmarkStart w:id="219" w:name="ref-kalanxhi2026"/>
+    <w:bookmarkEnd w:id="221"/>
+    <w:bookmarkStart w:id="223" w:name="ref-kalanxhi2026"/>
     <w:p>
       <w:pPr>
         <w:pStyle w:val="Bibliography"/>
@@ -10764,7 +10880,7 @@
       <w:r>
         <w:t xml:space="preserve"> </w:t>
       </w:r>
-      <w:hyperlink r:id="rId218">
+      <w:hyperlink r:id="rId222">
         <w:r>
           <w:rPr>
             <w:rStyle w:val="Hyperlink"/>
@@ -10773,8 +10889,8 @@
         </w:r>
       </w:hyperlink>
     </w:p>
-    <w:bookmarkEnd w:id="219"/>
-    <w:bookmarkStart w:id="221" w:name="ref-khan2017"/>
+    <w:bookmarkEnd w:id="223"/>
+    <w:bookmarkStart w:id="225" w:name="ref-khan2017"/>
     <w:p>
       <w:pPr>
         <w:pStyle w:val="Bibliography"/>
@@ -10785,7 +10901,7 @@
       <w:r>
         <w:t xml:space="preserve"> </w:t>
       </w:r>
-      <w:hyperlink r:id="rId220">
+      <w:hyperlink r:id="rId224">
         <w:r>
           <w:rPr>
             <w:rStyle w:val="Hyperlink"/>
@@ -10794,8 +10910,8 @@
         </w:r>
       </w:hyperlink>
     </w:p>
-    <w:bookmarkEnd w:id="221"/>
-    <w:bookmarkStart w:id="223" w:name="ref-kidd2004"/>
+    <w:bookmarkEnd w:id="225"/>
+    <w:bookmarkStart w:id="227" w:name="ref-kidd2004"/>
     <w:p>
       <w:pPr>
         <w:pStyle w:val="Bibliography"/>
@@ -10806,7 +10922,7 @@
       <w:r>
         <w:t xml:space="preserve"> </w:t>
       </w:r>
-      <w:hyperlink r:id="rId222">
+      <w:hyperlink r:id="rId226">
         <w:r>
           <w:rPr>
             <w:rStyle w:val="Hyperlink"/>
@@ -10815,8 +10931,8 @@
         </w:r>
       </w:hyperlink>
     </w:p>
-    <w:bookmarkEnd w:id="223"/>
-    <w:bookmarkStart w:id="225" w:name="ref-kobziar2022"/>
+    <w:bookmarkEnd w:id="227"/>
+    <w:bookmarkStart w:id="229" w:name="ref-kobziar2022"/>
     <w:p>
       <w:pPr>
         <w:pStyle w:val="Bibliography"/>
@@ -10827,7 +10943,7 @@
       <w:r>
         <w:t xml:space="preserve"> </w:t>
       </w:r>
-      <w:hyperlink r:id="rId224">
+      <w:hyperlink r:id="rId228">
         <w:r>
           <w:rPr>
             <w:rStyle w:val="Hyperlink"/>
@@ -10836,8 +10952,8 @@
         </w:r>
       </w:hyperlink>
     </w:p>
-    <w:bookmarkEnd w:id="225"/>
-    <w:bookmarkStart w:id="227" w:name="ref-kontoyiannis2025"/>
+    <w:bookmarkEnd w:id="229"/>
+    <w:bookmarkStart w:id="231" w:name="ref-kontoyiannis2025"/>
     <w:p>
       <w:pPr>
         <w:pStyle w:val="Bibliography"/>
@@ -10848,7 +10964,7 @@
       <w:r>
         <w:t xml:space="preserve"> </w:t>
       </w:r>
-      <w:hyperlink r:id="rId226">
+      <w:hyperlink r:id="rId230">
         <w:r>
           <w:rPr>
             <w:rStyle w:val="Hyperlink"/>
@@ -10857,8 +10973,8 @@
         </w:r>
       </w:hyperlink>
     </w:p>
-    <w:bookmarkEnd w:id="227"/>
-    <w:bookmarkStart w:id="229" w:name="ref-kontoyiannis2019"/>
+    <w:bookmarkEnd w:id="231"/>
+    <w:bookmarkStart w:id="233" w:name="ref-kontoyiannis2019"/>
     <w:p>
       <w:pPr>
         <w:pStyle w:val="Bibliography"/>
@@ -10869,7 +10985,7 @@
       <w:r>
         <w:t xml:space="preserve"> </w:t>
       </w:r>
-      <w:hyperlink r:id="rId228">
+      <w:hyperlink r:id="rId232">
         <w:r>
           <w:rPr>
             <w:rStyle w:val="Hyperlink"/>
@@ -10878,8 +10994,8 @@
         </w:r>
       </w:hyperlink>
     </w:p>
-    <w:bookmarkEnd w:id="229"/>
-    <w:bookmarkStart w:id="231" w:name="ref-kwonchung2014"/>
+    <w:bookmarkEnd w:id="233"/>
+    <w:bookmarkStart w:id="235" w:name="ref-kwonchung2014"/>
     <w:p>
       <w:pPr>
         <w:pStyle w:val="Bibliography"/>
@@ -10890,7 +11006,7 @@
       <w:r>
         <w:t xml:space="preserve"> </w:t>
       </w:r>
-      <w:hyperlink r:id="rId230">
+      <w:hyperlink r:id="rId234">
         <w:r>
           <w:rPr>
             <w:rStyle w:val="Hyperlink"/>
@@ -10899,8 +11015,8 @@
         </w:r>
       </w:hyperlink>
     </w:p>
-    <w:bookmarkEnd w:id="231"/>
-    <w:bookmarkStart w:id="233" w:name="ref-lamoth2026"/>
+    <w:bookmarkEnd w:id="235"/>
+    <w:bookmarkStart w:id="237" w:name="ref-lamoth2026"/>
     <w:p>
       <w:pPr>
         <w:pStyle w:val="Bibliography"/>
@@ -10911,7 +11027,7 @@
       <w:r>
         <w:t xml:space="preserve"> </w:t>
       </w:r>
-      <w:hyperlink r:id="rId232">
+      <w:hyperlink r:id="rId236">
         <w:r>
           <w:rPr>
             <w:rStyle w:val="Hyperlink"/>
@@ -10920,8 +11036,8 @@
         </w:r>
       </w:hyperlink>
     </w:p>
-    <w:bookmarkEnd w:id="233"/>
-    <w:bookmarkStart w:id="235" w:name="ref-lax2024"/>
+    <w:bookmarkEnd w:id="237"/>
+    <w:bookmarkStart w:id="239" w:name="ref-lax2024"/>
     <w:p>
       <w:pPr>
         <w:pStyle w:val="Bibliography"/>
@@ -10932,7 +11048,7 @@
       <w:r>
         <w:t xml:space="preserve"> </w:t>
       </w:r>
-      <w:hyperlink r:id="rId234">
+      <w:hyperlink r:id="rId238">
         <w:r>
           <w:rPr>
             <w:rStyle w:val="Hyperlink"/>
@@ -10941,8 +11057,8 @@
         </w:r>
       </w:hyperlink>
     </w:p>
-    <w:bookmarkEnd w:id="235"/>
-    <w:bookmarkStart w:id="237" w:name="ref-lockhart2017"/>
+    <w:bookmarkEnd w:id="239"/>
+    <w:bookmarkStart w:id="241" w:name="ref-lockhart2017"/>
     <w:p>
       <w:pPr>
         <w:pStyle w:val="Bibliography"/>
@@ -10953,7 +11069,7 @@
       <w:r>
         <w:t xml:space="preserve"> </w:t>
       </w:r>
-      <w:hyperlink r:id="rId236">
+      <w:hyperlink r:id="rId240">
         <w:r>
           <w:rPr>
             <w:rStyle w:val="Hyperlink"/>
@@ -10962,8 +11078,8 @@
         </w:r>
       </w:hyperlink>
     </w:p>
-    <w:bookmarkEnd w:id="237"/>
-    <w:bookmarkStart w:id="239" w:name="ref-macfadden2018"/>
+    <w:bookmarkEnd w:id="241"/>
+    <w:bookmarkStart w:id="243" w:name="ref-macfadden2018"/>
     <w:p>
       <w:pPr>
         <w:pStyle w:val="Bibliography"/>
@@ -10974,7 +11090,7 @@
       <w:r>
         <w:t xml:space="preserve"> </w:t>
       </w:r>
-      <w:hyperlink r:id="rId238">
+      <w:hyperlink r:id="rId242">
         <w:r>
           <w:rPr>
             <w:rStyle w:val="Hyperlink"/>
@@ -10983,8 +11099,8 @@
         </w:r>
       </w:hyperlink>
     </w:p>
-    <w:bookmarkEnd w:id="239"/>
-    <w:bookmarkStart w:id="241" w:name="ref-maiga2018"/>
+    <w:bookmarkEnd w:id="243"/>
+    <w:bookmarkStart w:id="245" w:name="ref-maiga2018"/>
     <w:p>
       <w:pPr>
         <w:pStyle w:val="Bibliography"/>
@@ -10995,7 +11111,7 @@
       <w:r>
         <w:t xml:space="preserve"> </w:t>
       </w:r>
-      <w:hyperlink r:id="rId240">
+      <w:hyperlink r:id="rId244">
         <w:r>
           <w:rPr>
             <w:rStyle w:val="Hyperlink"/>
@@ -11004,8 +11120,8 @@
         </w:r>
       </w:hyperlink>
     </w:p>
-    <w:bookmarkEnd w:id="241"/>
-    <w:bookmarkStart w:id="243" w:name="ref-martel2013"/>
+    <w:bookmarkEnd w:id="245"/>
+    <w:bookmarkStart w:id="247" w:name="ref-martel2013"/>
     <w:p>
       <w:pPr>
         <w:pStyle w:val="Bibliography"/>
@@ -11016,7 +11132,7 @@
       <w:r>
         <w:t xml:space="preserve"> </w:t>
       </w:r>
-      <w:hyperlink r:id="rId242">
+      <w:hyperlink r:id="rId246">
         <w:r>
           <w:rPr>
             <w:rStyle w:val="Hyperlink"/>
@@ -11025,8 +11141,8 @@
         </w:r>
       </w:hyperlink>
     </w:p>
-    <w:bookmarkEnd w:id="243"/>
-    <w:bookmarkStart w:id="245" w:name="ref-mazi2022"/>
+    <w:bookmarkEnd w:id="247"/>
+    <w:bookmarkStart w:id="249" w:name="ref-mazi2022"/>
     <w:p>
       <w:pPr>
         <w:pStyle w:val="Bibliography"/>
@@ -11037,7 +11153,7 @@
       <w:r>
         <w:t xml:space="preserve"> </w:t>
       </w:r>
-      <w:hyperlink r:id="rId244">
+      <w:hyperlink r:id="rId248">
         <w:r>
           <w:rPr>
             <w:rStyle w:val="Hyperlink"/>
@@ -11046,8 +11162,8 @@
         </w:r>
       </w:hyperlink>
     </w:p>
-    <w:bookmarkEnd w:id="245"/>
-    <w:bookmarkStart w:id="247" w:name="ref-medina2017"/>
+    <w:bookmarkEnd w:id="249"/>
+    <w:bookmarkStart w:id="251" w:name="ref-medina2017"/>
     <w:p>
       <w:pPr>
         <w:pStyle w:val="Bibliography"/>
@@ -11058,7 +11174,7 @@
       <w:r>
         <w:t xml:space="preserve"> </w:t>
       </w:r>
-      <w:hyperlink r:id="rId246">
+      <w:hyperlink r:id="rId250">
         <w:r>
           <w:rPr>
             <w:rStyle w:val="Hyperlink"/>
@@ -11067,8 +11183,8 @@
         </w:r>
       </w:hyperlink>
     </w:p>
-    <w:bookmarkEnd w:id="247"/>
-    <w:bookmarkStart w:id="249" w:name="ref-Money2024"/>
+    <w:bookmarkEnd w:id="251"/>
+    <w:bookmarkStart w:id="253" w:name="ref-Money2024"/>
     <w:p>
       <w:pPr>
         <w:pStyle w:val="Bibliography"/>
@@ -11079,7 +11195,7 @@
       <w:r>
         <w:t xml:space="preserve"> </w:t>
       </w:r>
-      <w:hyperlink r:id="rId248">
+      <w:hyperlink r:id="rId252">
         <w:r>
           <w:rPr>
             <w:rStyle w:val="Hyperlink"/>
@@ -11088,8 +11204,8 @@
         </w:r>
       </w:hyperlink>
     </w:p>
-    <w:bookmarkEnd w:id="249"/>
-    <w:bookmarkStart w:id="251" w:name="ref-mora2022"/>
+    <w:bookmarkEnd w:id="253"/>
+    <w:bookmarkStart w:id="255" w:name="ref-mora2022"/>
     <w:p>
       <w:pPr>
         <w:pStyle w:val="Bibliography"/>
@@ -11106,7 +11222,7 @@
       <w:r>
         <w:t xml:space="preserve"> </w:t>
       </w:r>
-      <w:hyperlink r:id="rId250">
+      <w:hyperlink r:id="rId254">
         <w:r>
           <w:rPr>
             <w:rStyle w:val="Hyperlink"/>
@@ -11115,8 +11231,8 @@
         </w:r>
       </w:hyperlink>
     </w:p>
-    <w:bookmarkEnd w:id="251"/>
-    <w:bookmarkStart w:id="253" w:name="ref-morano2011"/>
+    <w:bookmarkEnd w:id="255"/>
+    <w:bookmarkStart w:id="257" w:name="ref-morano2011"/>
     <w:p>
       <w:pPr>
         <w:pStyle w:val="Bibliography"/>
@@ -11127,7 +11243,7 @@
       <w:r>
         <w:t xml:space="preserve"> </w:t>
       </w:r>
-      <w:hyperlink r:id="rId252">
+      <w:hyperlink r:id="rId256">
         <w:r>
           <w:rPr>
             <w:rStyle w:val="Hyperlink"/>
@@ -11136,8 +11252,8 @@
         </w:r>
       </w:hyperlink>
     </w:p>
-    <w:bookmarkEnd w:id="253"/>
-    <w:bookmarkStart w:id="255" w:name="ref-morenosabater2022"/>
+    <w:bookmarkEnd w:id="257"/>
+    <w:bookmarkStart w:id="259" w:name="ref-morenosabater2022"/>
     <w:p>
       <w:pPr>
         <w:pStyle w:val="Bibliography"/>
@@ -11148,7 +11264,7 @@
       <w:r>
         <w:t xml:space="preserve"> </w:t>
       </w:r>
-      <w:hyperlink r:id="rId254">
+      <w:hyperlink r:id="rId258">
         <w:r>
           <w:rPr>
             <w:rStyle w:val="Hyperlink"/>
@@ -11157,8 +11273,8 @@
         </w:r>
       </w:hyperlink>
     </w:p>
-    <w:bookmarkEnd w:id="255"/>
-    <w:bookmarkStart w:id="257" w:name="ref-neblettfanfair2012"/>
+    <w:bookmarkEnd w:id="259"/>
+    <w:bookmarkStart w:id="261" w:name="ref-neblettfanfair2012"/>
     <w:p>
       <w:pPr>
         <w:pStyle w:val="Bibliography"/>
@@ -11169,7 +11285,7 @@
       <w:r>
         <w:t xml:space="preserve"> </w:t>
       </w:r>
-      <w:hyperlink r:id="rId256">
+      <w:hyperlink r:id="rId260">
         <w:r>
           <w:rPr>
             <w:rStyle w:val="Hyperlink"/>
@@ -11178,8 +11294,8 @@
         </w:r>
       </w:hyperlink>
     </w:p>
-    <w:bookmarkEnd w:id="257"/>
-    <w:bookmarkStart w:id="259" w:name="ref-nicholls2010"/>
+    <w:bookmarkEnd w:id="261"/>
+    <w:bookmarkStart w:id="263" w:name="ref-nicholls2010"/>
     <w:p>
       <w:pPr>
         <w:pStyle w:val="Bibliography"/>
@@ -11190,7 +11306,7 @@
       <w:r>
         <w:t xml:space="preserve"> </w:t>
       </w:r>
-      <w:hyperlink r:id="rId258">
+      <w:hyperlink r:id="rId262">
         <w:r>
           <w:rPr>
             <w:rStyle w:val="Hyperlink"/>
@@ -11199,8 +11315,8 @@
         </w:r>
       </w:hyperlink>
     </w:p>
-    <w:bookmarkEnd w:id="259"/>
-    <w:bookmarkStart w:id="261" w:name="ref-nnadi2021"/>
+    <w:bookmarkEnd w:id="263"/>
+    <w:bookmarkStart w:id="265" w:name="ref-nnadi2021"/>
     <w:p>
       <w:pPr>
         <w:pStyle w:val="Bibliography"/>
@@ -11211,7 +11327,7 @@
       <w:r>
         <w:t xml:space="preserve"> </w:t>
       </w:r>
-      <w:hyperlink r:id="rId260">
+      <w:hyperlink r:id="rId264">
         <w:r>
           <w:rPr>
             <w:rStyle w:val="Hyperlink"/>
@@ -11220,8 +11336,8 @@
         </w:r>
       </w:hyperlink>
     </w:p>
-    <w:bookmarkEnd w:id="261"/>
-    <w:bookmarkStart w:id="263" w:name="ref-protsiv2020"/>
+    <w:bookmarkEnd w:id="265"/>
+    <w:bookmarkStart w:id="267" w:name="ref-protsiv2020"/>
     <w:p>
       <w:pPr>
         <w:pStyle w:val="Bibliography"/>
@@ -11232,7 +11348,7 @@
       <w:r>
         <w:t xml:space="preserve"> </w:t>
       </w:r>
-      <w:hyperlink r:id="rId262">
+      <w:hyperlink r:id="rId266">
         <w:r>
           <w:rPr>
             <w:rStyle w:val="Hyperlink"/>
@@ -11241,8 +11357,8 @@
         </w:r>
       </w:hyperlink>
     </w:p>
-    <w:bookmarkEnd w:id="263"/>
-    <w:bookmarkStart w:id="265" w:name="ref-rao2007"/>
+    <w:bookmarkEnd w:id="267"/>
+    <w:bookmarkStart w:id="269" w:name="ref-rao2007"/>
     <w:p>
       <w:pPr>
         <w:pStyle w:val="Bibliography"/>
@@ -11253,7 +11369,7 @@
       <w:r>
         <w:t xml:space="preserve"> </w:t>
       </w:r>
-      <w:hyperlink r:id="rId264">
+      <w:hyperlink r:id="rId268">
         <w:r>
           <w:rPr>
             <w:rStyle w:val="Hyperlink"/>
@@ -11262,8 +11378,8 @@
         </w:r>
       </w:hyperlink>
     </w:p>
-    <w:bookmarkEnd w:id="265"/>
-    <w:bookmarkStart w:id="267" w:name="ref-rhodes2022"/>
+    <w:bookmarkEnd w:id="269"/>
+    <w:bookmarkStart w:id="271" w:name="ref-rhodes2022"/>
     <w:p>
       <w:pPr>
         <w:pStyle w:val="Bibliography"/>
@@ -11280,7 +11396,7 @@
       <w:r>
         <w:t xml:space="preserve"> </w:t>
       </w:r>
-      <w:hyperlink r:id="rId266">
+      <w:hyperlink r:id="rId270">
         <w:r>
           <w:rPr>
             <w:rStyle w:val="Hyperlink"/>
@@ -11289,8 +11405,8 @@
         </w:r>
       </w:hyperlink>
     </w:p>
-    <w:bookmarkEnd w:id="267"/>
-    <w:bookmarkStart w:id="269" w:name="ref-robert2009"/>
+    <w:bookmarkEnd w:id="271"/>
+    <w:bookmarkStart w:id="273" w:name="ref-robert2009"/>
     <w:p>
       <w:pPr>
         <w:pStyle w:val="Bibliography"/>
@@ -11301,7 +11417,7 @@
       <w:r>
         <w:t xml:space="preserve"> </w:t>
       </w:r>
-      <w:hyperlink r:id="rId268">
+      <w:hyperlink r:id="rId272">
         <w:r>
           <w:rPr>
             <w:rStyle w:val="Hyperlink"/>
@@ -11310,8 +11426,8 @@
         </w:r>
       </w:hyperlink>
     </w:p>
-    <w:bookmarkEnd w:id="269"/>
-    <w:bookmarkStart w:id="271" w:name="ref-rodrigues2013"/>
+    <w:bookmarkEnd w:id="273"/>
+    <w:bookmarkStart w:id="275" w:name="ref-rodrigues2013"/>
     <w:p>
       <w:pPr>
         <w:pStyle w:val="Bibliography"/>
@@ -11328,7 +11444,7 @@
       <w:r>
         <w:t xml:space="preserve"> </w:t>
       </w:r>
-      <w:hyperlink r:id="rId270">
+      <w:hyperlink r:id="rId274">
         <w:r>
           <w:rPr>
             <w:rStyle w:val="Hyperlink"/>
@@ -11337,8 +11453,8 @@
         </w:r>
       </w:hyperlink>
     </w:p>
-    <w:bookmarkEnd w:id="271"/>
-    <w:bookmarkStart w:id="273" w:name="ref-rohr2010"/>
+    <w:bookmarkEnd w:id="275"/>
+    <w:bookmarkStart w:id="277" w:name="ref-rohr2010"/>
     <w:p>
       <w:pPr>
         <w:pStyle w:val="Bibliography"/>
@@ -11349,7 +11465,7 @@
       <w:r>
         <w:t xml:space="preserve"> </w:t>
       </w:r>
-      <w:hyperlink r:id="rId272">
+      <w:hyperlink r:id="rId276">
         <w:r>
           <w:rPr>
             <w:rStyle w:val="Hyperlink"/>
@@ -11358,8 +11474,8 @@
         </w:r>
       </w:hyperlink>
     </w:p>
-    <w:bookmarkEnd w:id="273"/>
-    <w:bookmarkStart w:id="275" w:name="ref-rokas2022"/>
+    <w:bookmarkEnd w:id="277"/>
+    <w:bookmarkStart w:id="279" w:name="ref-rokas2022"/>
     <w:p>
       <w:pPr>
         <w:pStyle w:val="Bibliography"/>
@@ -11370,7 +11486,7 @@
       <w:r>
         <w:t xml:space="preserve"> </w:t>
       </w:r>
-      <w:hyperlink r:id="rId274">
+      <w:hyperlink r:id="rId278">
         <w:r>
           <w:rPr>
             <w:rStyle w:val="Hyperlink"/>
@@ -11379,8 +11495,8 @@
         </w:r>
       </w:hyperlink>
     </w:p>
-    <w:bookmarkEnd w:id="275"/>
-    <w:bookmarkStart w:id="277" w:name="ref-rossow2020"/>
+    <w:bookmarkEnd w:id="279"/>
+    <w:bookmarkStart w:id="281" w:name="ref-rossow2020"/>
     <w:p>
       <w:pPr>
         <w:pStyle w:val="Bibliography"/>
@@ -11391,7 +11507,7 @@
       <w:r>
         <w:t xml:space="preserve"> </w:t>
       </w:r>
-      <w:hyperlink r:id="rId276">
+      <w:hyperlink r:id="rId280">
         <w:r>
           <w:rPr>
             <w:rStyle w:val="Hyperlink"/>
@@ -11400,19 +11516,40 @@
         </w:r>
       </w:hyperlink>
     </w:p>
-    <w:bookmarkEnd w:id="277"/>
-    <w:bookmarkStart w:id="279" w:name="ref-scheele2019"/>
+    <w:bookmarkEnd w:id="281"/>
+    <w:bookmarkStart w:id="283" w:name="ref-Rutherford2007"/>
     <w:p>
       <w:pPr>
         <w:pStyle w:val="Bibliography"/>
       </w:pPr>
       <w:r>
+        <w:t xml:space="preserve">Rutherford S, Hirate Y, Swalla BJ (2007) The Hsp90 capacitor, developmental remodeling, and evolution: The robustness of gene networks and the curious evolvability of metamorphosis. Critical Reviews in Biochemistry and Molecular Biology 42:355–372.</w:t>
+      </w:r>
+      <w:r>
+        <w:t xml:space="preserve"> </w:t>
+      </w:r>
+      <w:hyperlink r:id="rId282">
+        <w:r>
+          <w:rPr>
+            <w:rStyle w:val="Hyperlink"/>
+          </w:rPr>
+          <w:t xml:space="preserve">https://doi.org/10.1080/10409230701597782</w:t>
+        </w:r>
+      </w:hyperlink>
+    </w:p>
+    <w:bookmarkEnd w:id="283"/>
+    <w:bookmarkStart w:id="285" w:name="ref-scheele2019"/>
+    <w:p>
+      <w:pPr>
+        <w:pStyle w:val="Bibliography"/>
+      </w:pPr>
+      <w:r>
         <w:t xml:space="preserve">Scheele BC, Pasmans F, Skerratt LF, et al (2019) Amphibian fungal panzootic causes catastrophic and ongoing loss of biodiversity. Science 363:1459–1463.</w:t>
       </w:r>
       <w:r>
         <w:t xml:space="preserve"> </w:t>
       </w:r>
-      <w:hyperlink r:id="rId278">
+      <w:hyperlink r:id="rId284">
         <w:r>
           <w:rPr>
             <w:rStyle w:val="Hyperlink"/>
@@ -11421,8 +11558,8 @@
         </w:r>
       </w:hyperlink>
     </w:p>
-    <w:bookmarkEnd w:id="279"/>
-    <w:bookmarkStart w:id="281" w:name="ref-schelenz2016"/>
+    <w:bookmarkEnd w:id="285"/>
+    <w:bookmarkStart w:id="287" w:name="ref-schelenz2016"/>
     <w:p>
       <w:pPr>
         <w:pStyle w:val="Bibliography"/>
@@ -11433,7 +11570,7 @@
       <w:r>
         <w:t xml:space="preserve"> </w:t>
       </w:r>
-      <w:hyperlink r:id="rId280">
+      <w:hyperlink r:id="rId286">
         <w:r>
           <w:rPr>
             <w:rStyle w:val="Hyperlink"/>
@@ -11442,8 +11579,8 @@
         </w:r>
       </w:hyperlink>
     </w:p>
-    <w:bookmarkEnd w:id="281"/>
-    <w:bookmarkStart w:id="283" w:name="ref-seidel2024"/>
+    <w:bookmarkEnd w:id="287"/>
+    <w:bookmarkStart w:id="289" w:name="ref-seidel2024"/>
     <w:p>
       <w:pPr>
         <w:pStyle w:val="Bibliography"/>
@@ -11454,7 +11591,7 @@
       <w:r>
         <w:t xml:space="preserve"> </w:t>
       </w:r>
-      <w:hyperlink r:id="rId282">
+      <w:hyperlink r:id="rId288">
         <w:r>
           <w:rPr>
             <w:rStyle w:val="Hyperlink"/>
@@ -11463,8 +11600,8 @@
         </w:r>
       </w:hyperlink>
     </w:p>
-    <w:bookmarkEnd w:id="283"/>
-    <w:bookmarkStart w:id="285" w:name="ref-selmecki2006"/>
+    <w:bookmarkEnd w:id="289"/>
+    <w:bookmarkStart w:id="291" w:name="ref-selmecki2006"/>
     <w:p>
       <w:pPr>
         <w:pStyle w:val="Bibliography"/>
@@ -11475,7 +11612,7 @@
       <w:r>
         <w:t xml:space="preserve"> </w:t>
       </w:r>
-      <w:hyperlink r:id="rId284">
+      <w:hyperlink r:id="rId290">
         <w:r>
           <w:rPr>
             <w:rStyle w:val="Hyperlink"/>
@@ -11484,8 +11621,8 @@
         </w:r>
       </w:hyperlink>
     </w:p>
-    <w:bookmarkEnd w:id="285"/>
-    <w:bookmarkStart w:id="287" w:name="ref-singh2023"/>
+    <w:bookmarkEnd w:id="291"/>
+    <w:bookmarkStart w:id="293" w:name="ref-singh2023"/>
     <w:p>
       <w:pPr>
         <w:pStyle w:val="Bibliography"/>
@@ -11496,7 +11633,7 @@
       <w:r>
         <w:t xml:space="preserve"> </w:t>
       </w:r>
-      <w:hyperlink r:id="rId286">
+      <w:hyperlink r:id="rId292">
         <w:r>
           <w:rPr>
             <w:rStyle w:val="Hyperlink"/>
@@ -11505,8 +11642,8 @@
         </w:r>
       </w:hyperlink>
     </w:p>
-    <w:bookmarkEnd w:id="287"/>
-    <w:bookmarkStart w:id="289" w:name="ref-smith2023"/>
+    <w:bookmarkEnd w:id="293"/>
+    <w:bookmarkStart w:id="295" w:name="ref-smith2023"/>
     <w:p>
       <w:pPr>
         <w:pStyle w:val="Bibliography"/>
@@ -11517,7 +11654,7 @@
       <w:r>
         <w:t xml:space="preserve"> </w:t>
       </w:r>
-      <w:hyperlink r:id="rId288">
+      <w:hyperlink r:id="rId294">
         <w:r>
           <w:rPr>
             <w:rStyle w:val="Hyperlink"/>
@@ -11526,8 +11663,8 @@
         </w:r>
       </w:hyperlink>
     </w:p>
-    <w:bookmarkEnd w:id="289"/>
-    <w:bookmarkStart w:id="291" w:name="ref-smithcasadevall2022"/>
+    <w:bookmarkEnd w:id="295"/>
+    <w:bookmarkStart w:id="297" w:name="ref-smithcasadevall2022"/>
     <w:p>
       <w:pPr>
         <w:pStyle w:val="Bibliography"/>
@@ -11538,7 +11675,7 @@
       <w:r>
         <w:t xml:space="preserve"> </w:t>
       </w:r>
-      <w:hyperlink r:id="rId290">
+      <w:hyperlink r:id="rId296">
         <w:r>
           <w:rPr>
             <w:rStyle w:val="Hyperlink"/>
@@ -11547,8 +11684,8 @@
         </w:r>
       </w:hyperlink>
     </w:p>
-    <w:bookmarkEnd w:id="291"/>
-    <w:bookmarkStart w:id="293" w:name="ref-smith2025"/>
+    <w:bookmarkEnd w:id="297"/>
+    <w:bookmarkStart w:id="299" w:name="ref-smith2025"/>
     <w:p>
       <w:pPr>
         <w:pStyle w:val="Bibliography"/>
@@ -11559,7 +11696,7 @@
       <w:r>
         <w:t xml:space="preserve"> </w:t>
       </w:r>
-      <w:hyperlink r:id="rId292">
+      <w:hyperlink r:id="rId298">
         <w:r>
           <w:rPr>
             <w:rStyle w:val="Hyperlink"/>
@@ -11568,8 +11705,8 @@
         </w:r>
       </w:hyperlink>
     </w:p>
-    <w:bookmarkEnd w:id="293"/>
-    <w:bookmarkStart w:id="295" w:name="ref-smith2022"/>
+    <w:bookmarkEnd w:id="299"/>
+    <w:bookmarkStart w:id="301" w:name="ref-smith2022"/>
     <w:p>
       <w:pPr>
         <w:pStyle w:val="Bibliography"/>
@@ -11580,7 +11717,7 @@
       <w:r>
         <w:t xml:space="preserve"> </w:t>
       </w:r>
-      <w:hyperlink r:id="rId294">
+      <w:hyperlink r:id="rId300">
         <w:r>
           <w:rPr>
             <w:rStyle w:val="Hyperlink"/>
@@ -11589,8 +11726,8 @@
         </w:r>
       </w:hyperlink>
     </w:p>
-    <w:bookmarkEnd w:id="295"/>
-    <w:bookmarkStart w:id="297" w:name="ref-snelders2012"/>
+    <w:bookmarkEnd w:id="301"/>
+    <w:bookmarkStart w:id="303" w:name="ref-snelders2012"/>
     <w:p>
       <w:pPr>
         <w:pStyle w:val="Bibliography"/>
@@ -11607,7 +11744,7 @@
       <w:r>
         <w:t xml:space="preserve"> </w:t>
       </w:r>
-      <w:hyperlink r:id="rId296">
+      <w:hyperlink r:id="rId302">
         <w:r>
           <w:rPr>
             <w:rStyle w:val="Hyperlink"/>
@@ -11616,8 +11753,8 @@
         </w:r>
       </w:hyperlink>
     </w:p>
-    <w:bookmarkEnd w:id="297"/>
-    <w:bookmarkStart w:id="299" w:name="ref-cooksey2017"/>
+    <w:bookmarkEnd w:id="303"/>
+    <w:bookmarkStart w:id="305" w:name="ref-cooksey2017"/>
     <w:p>
       <w:pPr>
         <w:pStyle w:val="Bibliography"/>
@@ -11628,7 +11765,7 @@
       <w:r>
         <w:t xml:space="preserve"> </w:t>
       </w:r>
-      <w:hyperlink r:id="rId298">
+      <w:hyperlink r:id="rId304">
         <w:r>
           <w:rPr>
             <w:rStyle w:val="Hyperlink"/>
@@ -11637,8 +11774,8 @@
         </w:r>
       </w:hyperlink>
     </w:p>
-    <w:bookmarkEnd w:id="299"/>
-    <w:bookmarkStart w:id="301" w:name="ref-steenwyk2016"/>
+    <w:bookmarkEnd w:id="305"/>
+    <w:bookmarkStart w:id="307" w:name="ref-steenwyk2016"/>
     <w:p>
       <w:pPr>
         <w:pStyle w:val="Bibliography"/>
@@ -11649,7 +11786,7 @@
       <w:r>
         <w:t xml:space="preserve"> </w:t>
       </w:r>
-      <w:hyperlink r:id="rId300">
+      <w:hyperlink r:id="rId306">
         <w:r>
           <w:rPr>
             <w:rStyle w:val="Hyperlink"/>
@@ -11658,8 +11795,8 @@
         </w:r>
       </w:hyperlink>
     </w:p>
-    <w:bookmarkEnd w:id="301"/>
-    <w:bookmarkStart w:id="303" w:name="ref-steinbach2007"/>
+    <w:bookmarkEnd w:id="307"/>
+    <w:bookmarkStart w:id="309" w:name="ref-steinbach2007"/>
     <w:p>
       <w:pPr>
         <w:pStyle w:val="Bibliography"/>
@@ -11670,7 +11807,7 @@
       <w:r>
         <w:t xml:space="preserve"> </w:t>
       </w:r>
-      <w:hyperlink r:id="rId302">
+      <w:hyperlink r:id="rId308">
         <w:r>
           <w:rPr>
             <w:rStyle w:val="Hyperlink"/>
@@ -11679,8 +11816,8 @@
         </w:r>
       </w:hyperlink>
     </w:p>
-    <w:bookmarkEnd w:id="303"/>
-    <w:bookmarkStart w:id="305" w:name="ref-stevenson2013"/>
+    <w:bookmarkEnd w:id="309"/>
+    <w:bookmarkStart w:id="311" w:name="ref-stevenson2013"/>
     <w:p>
       <w:pPr>
         <w:pStyle w:val="Bibliography"/>
@@ -11691,7 +11828,7 @@
       <w:r>
         <w:t xml:space="preserve"> </w:t>
       </w:r>
-      <w:hyperlink r:id="rId304">
+      <w:hyperlink r:id="rId310">
         <w:r>
           <w:rPr>
             <w:rStyle w:val="Hyperlink"/>
@@ -11700,8 +11837,8 @@
         </w:r>
       </w:hyperlink>
     </w:p>
-    <w:bookmarkEnd w:id="305"/>
-    <w:bookmarkStart w:id="307" w:name="ref-toda2023"/>
+    <w:bookmarkEnd w:id="311"/>
+    <w:bookmarkStart w:id="313" w:name="ref-toda2023"/>
     <w:p>
       <w:pPr>
         <w:pStyle w:val="Bibliography"/>
@@ -11712,7 +11849,7 @@
       <w:r>
         <w:t xml:space="preserve"> </w:t>
       </w:r>
-      <w:hyperlink r:id="rId306">
+      <w:hyperlink r:id="rId312">
         <w:r>
           <w:rPr>
             <w:rStyle w:val="Hyperlink"/>
@@ -11721,8 +11858,8 @@
         </w:r>
       </w:hyperlink>
     </w:p>
-    <w:bookmarkEnd w:id="307"/>
-    <w:bookmarkStart w:id="309" w:name="ref-tong2017"/>
+    <w:bookmarkEnd w:id="313"/>
+    <w:bookmarkStart w:id="315" w:name="ref-tong2017"/>
     <w:p>
       <w:pPr>
         <w:pStyle w:val="Bibliography"/>
@@ -11733,7 +11870,7 @@
       <w:r>
         <w:t xml:space="preserve"> </w:t>
       </w:r>
-      <w:hyperlink r:id="rId308">
+      <w:hyperlink r:id="rId314">
         <w:r>
           <w:rPr>
             <w:rStyle w:val="Hyperlink"/>
@@ -11742,19 +11879,40 @@
         </w:r>
       </w:hyperlink>
     </w:p>
-    <w:bookmarkEnd w:id="309"/>
-    <w:bookmarkStart w:id="311" w:name="ref-uhrla2022"/>
+    <w:bookmarkEnd w:id="315"/>
+    <w:bookmarkStart w:id="317" w:name="ref-Tsai2019a"/>
     <w:p>
       <w:pPr>
         <w:pStyle w:val="Bibliography"/>
       </w:pPr>
       <w:r>
+        <w:t xml:space="preserve">Tsai H-J, Nelliat A (2019) A double-edged sword: Aneuploidy is a prevalent strategy in fungal adaptation. Genes 10:787.</w:t>
+      </w:r>
+      <w:r>
+        <w:t xml:space="preserve"> </w:t>
+      </w:r>
+      <w:hyperlink r:id="rId316">
+        <w:r>
+          <w:rPr>
+            <w:rStyle w:val="Hyperlink"/>
+          </w:rPr>
+          <w:t xml:space="preserve">https://doi.org/10.3390/genes10100787</w:t>
+        </w:r>
+      </w:hyperlink>
+    </w:p>
+    <w:bookmarkEnd w:id="317"/>
+    <w:bookmarkStart w:id="319" w:name="ref-uhrla2022"/>
+    <w:p>
+      <w:pPr>
+        <w:pStyle w:val="Bibliography"/>
+      </w:pPr>
+      <w:r>
         <w:t xml:space="preserve">Uhrlaß S, Verma SB, Gräser Y, et al (2022) Trichophyton indotineae—an emerging pathogen causing recalcitrant dermatophytoses in india and worldwide—a multidimensional perspective. Journal of Fungi 8:757.</w:t>
       </w:r>
       <w:r>
         <w:t xml:space="preserve"> </w:t>
       </w:r>
-      <w:hyperlink r:id="rId310">
+      <w:hyperlink r:id="rId318">
         <w:r>
           <w:rPr>
             <w:rStyle w:val="Hyperlink"/>
@@ -11763,8 +11921,8 @@
         </w:r>
       </w:hyperlink>
     </w:p>
-    <w:bookmarkEnd w:id="311"/>
-    <w:bookmarkStart w:id="313" w:name="ref-vanrhijn2025"/>
+    <w:bookmarkEnd w:id="319"/>
+    <w:bookmarkStart w:id="321" w:name="ref-vanrhijn2025"/>
     <w:p>
       <w:pPr>
         <w:pStyle w:val="Bibliography"/>
@@ -11781,7 +11939,7 @@
       <w:r>
         <w:t xml:space="preserve"> </w:t>
       </w:r>
-      <w:hyperlink r:id="rId312">
+      <w:hyperlink r:id="rId320">
         <w:r>
           <w:rPr>
             <w:rStyle w:val="Hyperlink"/>
@@ -11790,8 +11948,8 @@
         </w:r>
       </w:hyperlink>
     </w:p>
-    <w:bookmarkEnd w:id="313"/>
-    <w:bookmarkStart w:id="315" w:name="ref-verweij2015"/>
+    <w:bookmarkEnd w:id="321"/>
+    <w:bookmarkStart w:id="323" w:name="ref-verweij2015"/>
     <w:p>
       <w:pPr>
         <w:pStyle w:val="Bibliography"/>
@@ -11802,7 +11960,7 @@
       <w:r>
         <w:t xml:space="preserve"> </w:t>
       </w:r>
-      <w:hyperlink r:id="rId314">
+      <w:hyperlink r:id="rId322">
         <w:r>
           <w:rPr>
             <w:rStyle w:val="Hyperlink"/>
@@ -11811,8 +11969,8 @@
         </w:r>
       </w:hyperlink>
     </w:p>
-    <w:bookmarkEnd w:id="315"/>
-    <w:bookmarkStart w:id="317" w:name="ref-verweij2009"/>
+    <w:bookmarkEnd w:id="323"/>
+    <w:bookmarkStart w:id="325" w:name="ref-verweij2009"/>
     <w:p>
       <w:pPr>
         <w:pStyle w:val="Bibliography"/>
@@ -11823,7 +11981,7 @@
       <w:r>
         <w:t xml:space="preserve"> </w:t>
       </w:r>
-      <w:hyperlink r:id="rId316">
+      <w:hyperlink r:id="rId324">
         <w:r>
           <w:rPr>
             <w:rStyle w:val="Hyperlink"/>
@@ -11832,8 +11990,8 @@
         </w:r>
       </w:hyperlink>
     </w:p>
-    <w:bookmarkEnd w:id="317"/>
-    <w:bookmarkStart w:id="319" w:name="ref-wilken2015"/>
+    <w:bookmarkEnd w:id="325"/>
+    <w:bookmarkStart w:id="327" w:name="ref-wilken2015"/>
     <w:p>
       <w:pPr>
         <w:pStyle w:val="Bibliography"/>
@@ -11844,7 +12002,7 @@
       <w:r>
         <w:t xml:space="preserve"> </w:t>
       </w:r>
-      <w:hyperlink r:id="rId318">
+      <w:hyperlink r:id="rId326">
         <w:r>
           <w:rPr>
             <w:rStyle w:val="Hyperlink"/>
@@ -11853,8 +12011,8 @@
         </w:r>
       </w:hyperlink>
     </w:p>
-    <w:bookmarkEnd w:id="319"/>
-    <w:bookmarkStart w:id="321" w:name="ref-wu2022"/>
+    <w:bookmarkEnd w:id="327"/>
+    <w:bookmarkStart w:id="329" w:name="ref-wu2022"/>
     <w:p>
       <w:pPr>
         <w:pStyle w:val="Bibliography"/>
@@ -11865,7 +12023,7 @@
       <w:r>
         <w:t xml:space="preserve"> </w:t>
       </w:r>
-      <w:hyperlink r:id="rId320">
+      <w:hyperlink r:id="rId328">
         <w:r>
           <w:rPr>
             <w:rStyle w:val="Hyperlink"/>
@@ -11874,8 +12032,8 @@
         </w:r>
       </w:hyperlink>
     </w:p>
-    <w:bookmarkEnd w:id="321"/>
-    <w:bookmarkStart w:id="322" w:name="ref-wurster2020"/>
+    <w:bookmarkEnd w:id="329"/>
+    <w:bookmarkStart w:id="330" w:name="ref-wurster2020"/>
     <w:p>
       <w:pPr>
         <w:pStyle w:val="Bibliography"/>
@@ -11890,8 +12048,8 @@
         <w:t xml:space="preserve">(2020) [VERIFY] tornadic shear stress induces calcineurin/Hsp90-dependent transient hypervirulence in mucorales. mBio</w:t>
       </w:r>
     </w:p>
-    <w:bookmarkEnd w:id="322"/>
-    <w:bookmarkStart w:id="324" w:name="ref-zingales2022"/>
+    <w:bookmarkEnd w:id="330"/>
+    <w:bookmarkStart w:id="332" w:name="ref-zingales2022"/>
     <w:p>
       <w:pPr>
         <w:pStyle w:val="Bibliography"/>
@@ -11902,7 +12060,7 @@
       <w:r>
         <w:t xml:space="preserve"> </w:t>
       </w:r>
-      <w:hyperlink r:id="rId323">
+      <w:hyperlink r:id="rId331">
         <w:r>
           <w:rPr>
             <w:rStyle w:val="Hyperlink"/>
@@ -11911,10 +12069,10 @@
         </w:r>
       </w:hyperlink>
     </w:p>
-    <w:bookmarkEnd w:id="324"/>
-    <w:bookmarkEnd w:id="325"/>
-    <w:bookmarkEnd w:id="326"/>
-    <w:bookmarkEnd w:id="327"/>
+    <w:bookmarkEnd w:id="332"/>
+    <w:bookmarkEnd w:id="333"/>
+    <w:bookmarkEnd w:id="334"/>
+    <w:bookmarkEnd w:id="335"/>
     <w:sectPr>
       <w:footnotePr>
         <w:numRestart w:val="eachSect"/>

--- a/_manuscript/index.docx
+++ b/_manuscript/index.docx
@@ -4073,10 +4073,10 @@
               <w:tblLook w:firstRow="1" w:lastRow="0" w:firstColumn="0" w:lastColumn="0" w:noHBand="0" w:noVBand="0" w:val="0020"/>
             </w:tblPr>
             <w:tblGrid>
-              <w:gridCol w:w="1952"/>
-              <w:gridCol w:w="2061"/>
-              <w:gridCol w:w="1952"/>
-              <w:gridCol w:w="1952"/>
+              <w:gridCol w:w="1980"/>
+              <w:gridCol w:w="1980"/>
+              <w:gridCol w:w="1980"/>
+              <w:gridCol w:w="1980"/>
             </w:tblGrid>
             <w:tr>
               <w:trPr>
@@ -6500,7 +6500,7 @@
     </w:p>
     <w:bookmarkEnd w:id="63"/>
     <w:bookmarkEnd w:id="64"/>
-    <w:bookmarkStart w:id="72" w:name="sec-7"/>
+    <w:bookmarkStart w:id="71" w:name="sec-7"/>
     <w:p>
       <w:pPr>
         <w:pStyle w:val="Heading1"/>
@@ -6509,7 +6509,7 @@
         <w:t xml:space="preserve">7. Disaster Microbiology: Acute Perturbations</w:t>
       </w:r>
     </w:p>
-    <w:bookmarkStart w:id="66" w:name="sec-7-1"/>
+    <w:bookmarkStart w:id="65" w:name="sec-7-1"/>
     <w:p>
       <w:pPr>
         <w:pStyle w:val="Heading2"/>
@@ -6568,19 +6568,26 @@
       <w:r>
         <w:t xml:space="preserve"> </w:t>
       </w:r>
-      <w:hyperlink w:anchor="tbl-disasters">
-        <w:r>
-          <w:rPr>
-            <w:rStyle w:val="Hyperlink"/>
-          </w:rPr>
-          <w:t xml:space="preserve">Table 3</w:t>
-        </w:r>
-      </w:hyperlink>
+      <w:r>
+        <w:rPr>
+          <w:b/>
+          <w:bCs/>
+        </w:rPr>
+        <w:t xml:space="preserve">?@tbl-disasters</w:t>
+      </w:r>
       <w:r>
         <w:t xml:space="preserve"> </w:t>
       </w:r>
       <w:r>
         <w:t xml:space="preserve">and summarize the event classes, their dominant physical mechanisms and the fungal consequences documented for each.</w:t>
+      </w:r>
+    </w:p>
+    <w:p>
+      <w:pPr>
+        <w:pStyle w:val="TableCaption"/>
+      </w:pPr>
+      <w:r>
+        <w:t xml:space="preserve">Disaster classes, mechanisms and documented fungal consequences{#tbl-disasters}</w:t>
       </w:r>
     </w:p>
     <w:tbl>
@@ -6588,866 +6595,795 @@
         <w:tblStyle w:val="Table"/>
         <w:tblW w:type="pct" w:w="5000"/>
         <w:tblLayout w:type="fixed"/>
-        <w:tblLook w:firstRow="0" w:lastRow="0" w:firstColumn="0" w:lastColumn="0" w:noHBand="0" w:noVBand="0" w:val="0000"/>
+        <w:tblLook w:firstRow="1" w:lastRow="0" w:firstColumn="0" w:lastColumn="0" w:noHBand="0" w:noVBand="0" w:val="0020"/>
+        <w:tblCaption w:val="Disaster classes, mechanisms and documented fungal consequences{#tbl-disasters}"/>
       </w:tblPr>
       <w:tblGrid>
-        <w:gridCol w:w="7920"/>
+        <w:gridCol w:w="1584"/>
+        <w:gridCol w:w="1584"/>
+        <w:gridCol w:w="1584"/>
+        <w:gridCol w:w="1584"/>
+        <w:gridCol w:w="1584"/>
       </w:tblGrid>
+      <w:tr>
+        <w:trPr>
+          <w:tblHeader w:val="on"/>
+        </w:trPr>
+        <w:tc>
+          <w:tcPr/>
+          <w:p>
+            <w:pPr>
+              <w:pStyle w:val="Compact"/>
+              <w:jc w:val="left"/>
+            </w:pPr>
+            <w:r>
+              <w:rPr>
+                <w:b/>
+                <w:bCs/>
+              </w:rPr>
+              <w:t xml:space="preserve">Event class</w:t>
+            </w:r>
+          </w:p>
+        </w:tc>
+        <w:tc>
+          <w:tcPr/>
+          <w:p>
+            <w:pPr>
+              <w:pStyle w:val="Compact"/>
+              <w:jc w:val="left"/>
+            </w:pPr>
+            <w:r>
+              <w:rPr>
+                <w:b/>
+                <w:bCs/>
+              </w:rPr>
+              <w:t xml:space="preserve">Dominant physical mechanism</w:t>
+            </w:r>
+          </w:p>
+        </w:tc>
+        <w:tc>
+          <w:tcPr/>
+          <w:p>
+            <w:pPr>
+              <w:pStyle w:val="Compact"/>
+              <w:jc w:val="left"/>
+            </w:pPr>
+            <w:r>
+              <w:rPr>
+                <w:b/>
+                <w:bCs/>
+              </w:rPr>
+              <w:t xml:space="preserve">Fungal or ecological response</w:t>
+            </w:r>
+          </w:p>
+        </w:tc>
+        <w:tc>
+          <w:tcPr/>
+          <w:p>
+            <w:pPr>
+              <w:pStyle w:val="Compact"/>
+              <w:jc w:val="left"/>
+            </w:pPr>
+            <w:r>
+              <w:rPr>
+                <w:b/>
+                <w:bCs/>
+              </w:rPr>
+              <w:t xml:space="preserve">Documented human outcome</w:t>
+            </w:r>
+          </w:p>
+        </w:tc>
+        <w:tc>
+          <w:tcPr/>
+          <w:p>
+            <w:pPr>
+              <w:pStyle w:val="Compact"/>
+              <w:jc w:val="left"/>
+            </w:pPr>
+            <w:r>
+              <w:rPr>
+                <w:b/>
+                <w:bCs/>
+              </w:rPr>
+              <w:t xml:space="preserve">Evidence</w:t>
+            </w:r>
+          </w:p>
+        </w:tc>
+      </w:tr>
       <w:tr>
         <w:tc>
           <w:tcPr/>
-          <w:bookmarkStart w:id="65" w:name="tbl-disasters"/>
           <w:p>
             <w:pPr>
-              <w:jc w:val="center"/>
-            </w:pPr>
-            <w:pPr>
+              <w:pStyle w:val="Compact"/>
               <w:jc w:val="left"/>
-              <w:spacing w:before="200"/>
-              <w:pStyle w:val="ImageCaption"/>
             </w:pPr>
             <w:r>
-              <w:t xml:space="preserve">Table 3: Disaster classes, mechanisms and documented fungal consequences</w:t>
+              <w:t xml:space="preserve">Tornado, cyclone</w:t>
             </w:r>
           </w:p>
-          <w:tbl>
-            <w:tblPr>
-              <w:tblStyle w:val="Table"/>
-              <w:tblW w:type="pct" w:w="5000"/>
-              <w:tblLayout w:type="fixed"/>
-              <w:tblLook w:firstRow="1" w:lastRow="0" w:firstColumn="0" w:lastColumn="0" w:noHBand="0" w:noVBand="0" w:val="0020"/>
-            </w:tblPr>
-            <w:tblGrid>
-              <w:gridCol w:w="1584"/>
-              <w:gridCol w:w="1584"/>
-              <w:gridCol w:w="1584"/>
-              <w:gridCol w:w="1584"/>
-              <w:gridCol w:w="1584"/>
-            </w:tblGrid>
-            <w:tr>
-              <w:trPr>
-                <w:tblHeader w:val="on"/>
-              </w:trPr>
-              <w:tc>
-                <w:tcPr/>
-                <w:p>
-                  <w:pPr>
-                    <w:pStyle w:val="Compact"/>
-                    <w:jc w:val="left"/>
-                    <w:jc w:val="center"/>
-                  </w:pPr>
-                  <w:r>
-                    <w:rPr>
-                      <w:b/>
-                      <w:bCs/>
-                    </w:rPr>
-                    <w:t xml:space="preserve">Event class</w:t>
-                  </w:r>
-                </w:p>
-              </w:tc>
-              <w:tc>
-                <w:tcPr/>
-                <w:p>
-                  <w:pPr>
-                    <w:pStyle w:val="Compact"/>
-                    <w:jc w:val="left"/>
-                    <w:jc w:val="center"/>
-                  </w:pPr>
-                  <w:r>
-                    <w:rPr>
-                      <w:b/>
-                      <w:bCs/>
-                    </w:rPr>
-                    <w:t xml:space="preserve">Dominant physical mechanism</w:t>
-                  </w:r>
-                </w:p>
-              </w:tc>
-              <w:tc>
-                <w:tcPr/>
-                <w:p>
-                  <w:pPr>
-                    <w:pStyle w:val="Compact"/>
-                    <w:jc w:val="left"/>
-                    <w:jc w:val="center"/>
-                  </w:pPr>
-                  <w:r>
-                    <w:rPr>
-                      <w:b/>
-                      <w:bCs/>
-                    </w:rPr>
-                    <w:t xml:space="preserve">Fungal or ecological response</w:t>
-                  </w:r>
-                </w:p>
-              </w:tc>
-              <w:tc>
-                <w:tcPr/>
-                <w:p>
-                  <w:pPr>
-                    <w:pStyle w:val="Compact"/>
-                    <w:jc w:val="left"/>
-                    <w:jc w:val="center"/>
-                  </w:pPr>
-                  <w:r>
-                    <w:rPr>
-                      <w:b/>
-                      <w:bCs/>
-                    </w:rPr>
-                    <w:t xml:space="preserve">Documented human outcome</w:t>
-                  </w:r>
-                </w:p>
-              </w:tc>
-              <w:tc>
-                <w:tcPr/>
-                <w:p>
-                  <w:pPr>
-                    <w:pStyle w:val="Compact"/>
-                    <w:jc w:val="left"/>
-                    <w:jc w:val="center"/>
-                  </w:pPr>
-                  <w:r>
-                    <w:rPr>
-                      <w:b/>
-                      <w:bCs/>
-                    </w:rPr>
-                    <w:t xml:space="preserve">Evidence</w:t>
-                  </w:r>
-                </w:p>
-              </w:tc>
-            </w:tr>
-            <w:tr>
-              <w:tc>
-                <w:tcPr/>
-                <w:p>
-                  <w:pPr>
-                    <w:pStyle w:val="Compact"/>
-                    <w:jc w:val="left"/>
-                    <w:jc w:val="center"/>
-                  </w:pPr>
-                  <w:r>
-                    <w:t xml:space="preserve">Tornado, cyclone</w:t>
-                  </w:r>
-                </w:p>
-              </w:tc>
-              <w:tc>
-                <w:tcPr/>
-                <w:p>
-                  <w:pPr>
-                    <w:pStyle w:val="Compact"/>
-                    <w:jc w:val="left"/>
-                    <w:jc w:val="center"/>
-                  </w:pPr>
-                  <w:r>
-                    <w:t xml:space="preserve">Extreme shear, aerosolization, penetrating trauma</w:t>
-                  </w:r>
-                </w:p>
-              </w:tc>
-              <w:tc>
-                <w:tcPr/>
-                <w:p>
-                  <w:pPr>
-                    <w:pStyle w:val="Compact"/>
-                    <w:jc w:val="left"/>
-                    <w:jc w:val="center"/>
-                  </w:pPr>
-                  <w:r>
-                    <w:t xml:space="preserve">Transient calcineurin/Hsp90-dependent hypervirulence in Mucorales</w:t>
-                  </w:r>
-                </w:p>
-              </w:tc>
-              <w:tc>
-                <w:tcPr/>
-                <w:p>
-                  <w:pPr>
-                    <w:pStyle w:val="Compact"/>
-                    <w:jc w:val="left"/>
-                    <w:jc w:val="center"/>
-                  </w:pPr>
-                  <w:r>
-                    <w:t xml:space="preserve">Necrotizing cutaneous mucormycosis clusters</w:t>
-                  </w:r>
-                </w:p>
-              </w:tc>
-              <w:tc>
-                <w:tcPr/>
-                <w:p>
-                  <w:pPr>
-                    <w:pStyle w:val="Compact"/>
-                    <w:jc w:val="left"/>
-                    <w:jc w:val="center"/>
-                  </w:pPr>
-                  <w:r>
-                    <w:t xml:space="preserve">Experimental + outbreak</w:t>
-                  </w:r>
-                  <w:r>
-                    <w:t xml:space="preserve"> </w:t>
-                  </w:r>
-                  <w:r>
-                    <w:t xml:space="preserve">(</w:t>
-                  </w:r>
-                  <w:hyperlink w:anchor="ref-neblettfanfair2012">
-                    <w:r>
-                      <w:rPr>
-                        <w:rStyle w:val="Hyperlink"/>
-                      </w:rPr>
-                      <w:t xml:space="preserve">Neblett Fanfair et al. 2012</w:t>
-                    </w:r>
-                  </w:hyperlink>
-                  <w:r>
-                    <w:t xml:space="preserve">;</w:t>
-                  </w:r>
-                  <w:r>
-                    <w:t xml:space="preserve"> </w:t>
-                  </w:r>
-                  <w:hyperlink w:anchor="ref-wurster2020">
-                    <w:r>
-                      <w:rPr>
-                        <w:rStyle w:val="Hyperlink"/>
-                      </w:rPr>
-                      <w:t xml:space="preserve">Wurster et al.</w:t>
-                    </w:r>
-                    <w:r>
-                      <w:rPr>
-                        <w:rStyle w:val="Hyperlink"/>
-                      </w:rPr>
-                      <w:t xml:space="preserve"> </w:t>
-                    </w:r>
-                    <w:r>
-                      <w:rPr>
-                        <w:rStyle w:val="Hyperlink"/>
-                      </w:rPr>
-                      <w:t xml:space="preserve">2020</w:t>
-                    </w:r>
-                  </w:hyperlink>
-                  <w:r>
-                    <w:t xml:space="preserve">)</w:t>
-                  </w:r>
-                </w:p>
-              </w:tc>
-            </w:tr>
-            <w:tr>
-              <w:tc>
-                <w:tcPr/>
-                <w:p>
-                  <w:pPr>
-                    <w:pStyle w:val="Compact"/>
-                    <w:jc w:val="left"/>
-                    <w:jc w:val="center"/>
-                  </w:pPr>
-                  <w:r>
-                    <w:t xml:space="preserve">Flood, storm surge</w:t>
-                  </w:r>
-                </w:p>
-              </w:tc>
-              <w:tc>
-                <w:tcPr/>
-                <w:p>
-                  <w:pPr>
-                    <w:pStyle w:val="Compact"/>
-                    <w:jc w:val="left"/>
-                    <w:jc w:val="center"/>
-                  </w:pPr>
-                  <w:r>
-                    <w:t xml:space="preserve">Water damage, sustained humidity, sewage mixing</w:t>
-                  </w:r>
-                </w:p>
-              </w:tc>
-              <w:tc>
-                <w:tcPr/>
-                <w:p>
-                  <w:pPr>
-                    <w:pStyle w:val="Compact"/>
-                    <w:jc w:val="left"/>
-                    <w:jc w:val="center"/>
-                  </w:pPr>
-                  <w:r>
-                    <w:t xml:space="preserve">Indoor mould amplification; dispersal of resistant organisms</w:t>
-                  </w:r>
-                </w:p>
-              </w:tc>
-              <w:tc>
-                <w:tcPr/>
-                <w:p>
-                  <w:pPr>
-                    <w:pStyle w:val="Compact"/>
-                    <w:jc w:val="left"/>
-                    <w:jc w:val="center"/>
-                  </w:pPr>
-                  <w:r>
-                    <w:t xml:space="preserve">Mould and endotoxin exposure; invasive mould infection in immunocompromised hosts</w:t>
-                  </w:r>
-                </w:p>
-              </w:tc>
-              <w:tc>
-                <w:tcPr/>
-                <w:p>
-                  <w:pPr>
-                    <w:pStyle w:val="Compact"/>
-                    <w:jc w:val="left"/>
-                    <w:jc w:val="center"/>
-                  </w:pPr>
-                  <w:r>
-                    <w:t xml:space="preserve">Established</w:t>
-                  </w:r>
-                  <w:r>
-                    <w:t xml:space="preserve"> </w:t>
-                  </w:r>
-                  <w:r>
-                    <w:t xml:space="preserve">(</w:t>
-                  </w:r>
-                  <w:hyperlink w:anchor="ref-chew2006">
-                    <w:r>
-                      <w:rPr>
-                        <w:rStyle w:val="Hyperlink"/>
-                      </w:rPr>
-                      <w:t xml:space="preserve">Chew et al. 2006</w:t>
-                    </w:r>
-                  </w:hyperlink>
-                  <w:r>
-                    <w:t xml:space="preserve">;</w:t>
-                  </w:r>
-                  <w:r>
-                    <w:t xml:space="preserve"> </w:t>
-                  </w:r>
-                  <w:hyperlink w:anchor="ref-rao2007">
-                    <w:r>
-                      <w:rPr>
-                        <w:rStyle w:val="Hyperlink"/>
-                      </w:rPr>
-                      <w:t xml:space="preserve">Rao et al. 2007</w:t>
-                    </w:r>
-                  </w:hyperlink>
-                  <w:r>
-                    <w:t xml:space="preserve">;</w:t>
-                  </w:r>
-                  <w:r>
-                    <w:t xml:space="preserve"> </w:t>
-                  </w:r>
-                  <w:hyperlink w:anchor="ref-toda2023">
-                    <w:r>
-                      <w:rPr>
-                        <w:rStyle w:val="Hyperlink"/>
-                      </w:rPr>
-                      <w:t xml:space="preserve">Toda et al. 2023</w:t>
-                    </w:r>
-                  </w:hyperlink>
-                  <w:r>
-                    <w:t xml:space="preserve">)</w:t>
-                  </w:r>
-                </w:p>
-              </w:tc>
-            </w:tr>
-            <w:tr>
-              <w:tc>
-                <w:tcPr/>
-                <w:p>
-                  <w:pPr>
-                    <w:pStyle w:val="Compact"/>
-                    <w:jc w:val="left"/>
-                    <w:jc w:val="center"/>
-                  </w:pPr>
-                  <w:r>
-                    <w:t xml:space="preserve">Wildfire</w:t>
-                  </w:r>
-                </w:p>
-              </w:tc>
-              <w:tc>
-                <w:tcPr/>
-                <w:p>
-                  <w:pPr>
-                    <w:pStyle w:val="Compact"/>
-                    <w:jc w:val="left"/>
-                    <w:jc w:val="center"/>
-                  </w:pPr>
-                  <w:r>
-                    <w:t xml:space="preserve">Smoke as viable bioaerosol vector; soil disturbance</w:t>
-                  </w:r>
-                </w:p>
-              </w:tc>
-              <w:tc>
-                <w:tcPr/>
-                <w:p>
-                  <w:pPr>
-                    <w:pStyle w:val="Compact"/>
-                    <w:jc w:val="left"/>
-                    <w:jc w:val="center"/>
-                  </w:pPr>
-                  <w:r>
-                    <w:t xml:space="preserve">Long-range transport of viable propagules</w:t>
-                  </w:r>
-                </w:p>
-              </w:tc>
-              <w:tc>
-                <w:tcPr/>
-                <w:p>
-                  <w:pPr>
-                    <w:pStyle w:val="Compact"/>
-                    <w:jc w:val="left"/>
-                    <w:jc w:val="center"/>
-                  </w:pPr>
-                  <w:r>
-                    <w:t xml:space="preserve">Occupational coccidioidomycosis; hypothesized range expansion</w:t>
-                  </w:r>
-                </w:p>
-              </w:tc>
-              <w:tc>
-                <w:tcPr/>
-                <w:p>
-                  <w:pPr>
-                    <w:pStyle w:val="Compact"/>
-                    <w:jc w:val="left"/>
-                    <w:jc w:val="center"/>
-                  </w:pPr>
-                  <w:r>
-                    <w:t xml:space="preserve">Emerging</w:t>
-                  </w:r>
-                  <w:r>
-                    <w:t xml:space="preserve"> </w:t>
-                  </w:r>
-                  <w:r>
-                    <w:t xml:space="preserve">(</w:t>
-                  </w:r>
-                  <w:hyperlink w:anchor="ref-wilken2015">
-                    <w:r>
-                      <w:rPr>
-                        <w:rStyle w:val="Hyperlink"/>
-                      </w:rPr>
-                      <w:t xml:space="preserve">Wilken et al. 2015</w:t>
-                    </w:r>
-                  </w:hyperlink>
-                  <w:r>
-                    <w:t xml:space="preserve">;</w:t>
-                  </w:r>
-                  <w:r>
-                    <w:t xml:space="preserve"> </w:t>
-                  </w:r>
-                  <w:hyperlink w:anchor="ref-kobziar2022">
-                    <w:r>
-                      <w:rPr>
-                        <w:rStyle w:val="Hyperlink"/>
-                      </w:rPr>
-                      <w:t xml:space="preserve">Kobziar et al. 2022</w:t>
-                    </w:r>
-                  </w:hyperlink>
-                  <w:r>
-                    <w:t xml:space="preserve">;</w:t>
-                  </w:r>
-                  <w:r>
-                    <w:t xml:space="preserve"> </w:t>
-                  </w:r>
-                  <w:hyperlink w:anchor="ref-ellington2024">
-                    <w:r>
-                      <w:rPr>
-                        <w:rStyle w:val="Hyperlink"/>
-                      </w:rPr>
-                      <w:t xml:space="preserve">Ellington et al. 2024</w:t>
-                    </w:r>
-                  </w:hyperlink>
-                  <w:r>
-                    <w:t xml:space="preserve">)</w:t>
-                  </w:r>
-                </w:p>
-              </w:tc>
-            </w:tr>
-            <w:tr>
-              <w:tc>
-                <w:tcPr/>
-                <w:p>
-                  <w:pPr>
-                    <w:pStyle w:val="Compact"/>
-                    <w:jc w:val="left"/>
-                    <w:jc w:val="center"/>
-                  </w:pPr>
-                  <w:r>
-                    <w:t xml:space="preserve">Dust storm, drought cycling</w:t>
-                  </w:r>
-                </w:p>
-              </w:tc>
-              <w:tc>
-                <w:tcPr/>
-                <w:p>
-                  <w:pPr>
-                    <w:pStyle w:val="Compact"/>
-                    <w:jc w:val="left"/>
-                    <w:jc w:val="center"/>
-                  </w:pPr>
-                  <w:r>
-                    <w:t xml:space="preserve">Soil aerosolization after wet–dry cycling</w:t>
-                  </w:r>
-                </w:p>
-              </w:tc>
-              <w:tc>
-                <w:tcPr/>
-                <w:p>
-                  <w:pPr>
-                    <w:pStyle w:val="Compact"/>
-                    <w:jc w:val="left"/>
-                    <w:jc w:val="center"/>
-                  </w:pPr>
-                  <w:r>
-                    <w:t xml:space="preserve">Arthroconidium release</w:t>
-                  </w:r>
-                </w:p>
-              </w:tc>
-              <w:tc>
-                <w:tcPr/>
-                <w:p>
-                  <w:pPr>
-                    <w:pStyle w:val="Compact"/>
-                    <w:jc w:val="left"/>
-                    <w:jc w:val="center"/>
-                  </w:pPr>
-                  <w:r>
-                    <w:t xml:space="preserve">Valley fever incidence tracking dust and precipitation</w:t>
-                  </w:r>
-                </w:p>
-              </w:tc>
-              <w:tc>
-                <w:tcPr/>
-                <w:p>
-                  <w:pPr>
-                    <w:pStyle w:val="Compact"/>
-                    <w:jc w:val="left"/>
-                    <w:jc w:val="center"/>
-                  </w:pPr>
-                  <w:r>
-                    <w:t xml:space="preserve">Established association</w:t>
-                  </w:r>
-                  <w:r>
-                    <w:t xml:space="preserve"> </w:t>
-                  </w:r>
-                  <w:r>
-                    <w:t xml:space="preserve">(</w:t>
-                  </w:r>
-                  <w:hyperlink w:anchor="ref-tong2017">
-                    <w:r>
-                      <w:rPr>
-                        <w:rStyle w:val="Hyperlink"/>
-                      </w:rPr>
-                      <w:t xml:space="preserve">Tong et al. 2017</w:t>
-                    </w:r>
-                  </w:hyperlink>
-                  <w:r>
-                    <w:t xml:space="preserve">;</w:t>
-                  </w:r>
-                  <w:r>
-                    <w:t xml:space="preserve"> </w:t>
-                  </w:r>
-                  <w:hyperlink w:anchor="ref-head2022">
-                    <w:r>
-                      <w:rPr>
-                        <w:rStyle w:val="Hyperlink"/>
-                      </w:rPr>
-                      <w:t xml:space="preserve">Head et al. 2022</w:t>
-                    </w:r>
-                  </w:hyperlink>
-                  <w:r>
-                    <w:t xml:space="preserve">)</w:t>
-                  </w:r>
-                </w:p>
-              </w:tc>
-            </w:tr>
-            <w:tr>
-              <w:tc>
-                <w:tcPr/>
-                <w:p>
-                  <w:pPr>
-                    <w:pStyle w:val="Compact"/>
-                    <w:jc w:val="left"/>
-                    <w:jc w:val="center"/>
-                  </w:pPr>
-                  <w:r>
-                    <w:t xml:space="preserve">Earthquake, tsunami</w:t>
-                  </w:r>
-                </w:p>
-              </w:tc>
-              <w:tc>
-                <w:tcPr/>
-                <w:p>
-                  <w:pPr>
-                    <w:pStyle w:val="Compact"/>
-                    <w:jc w:val="left"/>
-                    <w:jc w:val="center"/>
-                  </w:pPr>
-                  <w:r>
-                    <w:t xml:space="preserve">Soil displacement, aspiration, trauma</w:t>
-                  </w:r>
-                </w:p>
-              </w:tc>
-              <w:tc>
-                <w:tcPr/>
-                <w:p>
-                  <w:pPr>
-                    <w:pStyle w:val="Compact"/>
-                    <w:jc w:val="left"/>
-                    <w:jc w:val="center"/>
-                  </w:pPr>
-                  <w:r>
-                    <w:t xml:space="preserve">Dispersal into new niches; direct inoculation</w:t>
-                  </w:r>
-                </w:p>
-              </w:tc>
-              <w:tc>
-                <w:tcPr/>
-                <w:p>
-                  <w:pPr>
-                    <w:pStyle w:val="Compact"/>
-                    <w:jc w:val="left"/>
-                    <w:jc w:val="center"/>
-                  </w:pPr>
-                  <w:r>
-                    <w:t xml:space="preserve">Post-disaster pulmonary and wound mycoses</w:t>
-                  </w:r>
-                </w:p>
-              </w:tc>
-              <w:tc>
-                <w:tcPr/>
-                <w:p>
-                  <w:pPr>
-                    <w:pStyle w:val="Compact"/>
-                    <w:jc w:val="left"/>
-                    <w:jc w:val="center"/>
-                  </w:pPr>
-                  <w:r>
-                    <w:t xml:space="preserve">Case series</w:t>
-                  </w:r>
-                  <w:r>
-                    <w:t xml:space="preserve"> </w:t>
-                  </w:r>
-                  <w:r>
-                    <w:t xml:space="preserve">(</w:t>
-                  </w:r>
-                  <w:hyperlink w:anchor="ref-benedict2014">
-                    <w:r>
-                      <w:rPr>
-                        <w:rStyle w:val="Hyperlink"/>
-                      </w:rPr>
-                      <w:t xml:space="preserve">Benedict and Park 2014</w:t>
-                    </w:r>
-                  </w:hyperlink>
-                  <w:r>
-                    <w:t xml:space="preserve">)</w:t>
-                  </w:r>
-                </w:p>
-              </w:tc>
-            </w:tr>
-            <w:tr>
-              <w:tc>
-                <w:tcPr/>
-                <w:p>
-                  <w:pPr>
-                    <w:pStyle w:val="Compact"/>
-                    <w:jc w:val="left"/>
-                    <w:jc w:val="center"/>
-                  </w:pPr>
-                  <w:r>
-                    <w:t xml:space="preserve">Permafrost thaw</w:t>
-                  </w:r>
-                </w:p>
-              </w:tc>
-              <w:tc>
-                <w:tcPr/>
-                <w:p>
-                  <w:pPr>
-                    <w:pStyle w:val="Compact"/>
-                    <w:jc w:val="left"/>
-                    <w:jc w:val="center"/>
-                  </w:pPr>
-                  <w:r>
-                    <w:t xml:space="preserve">Release of long-dormant propagules</w:t>
-                  </w:r>
-                </w:p>
-              </w:tc>
-              <w:tc>
-                <w:tcPr/>
-                <w:p>
-                  <w:pPr>
-                    <w:pStyle w:val="Compact"/>
-                    <w:jc w:val="left"/>
-                    <w:jc w:val="center"/>
-                  </w:pPr>
-                  <w:r>
-                    <w:t xml:space="preserve">Revival of cold-preserved taxa</w:t>
-                  </w:r>
-                </w:p>
-              </w:tc>
-              <w:tc>
-                <w:tcPr/>
-                <w:p>
-                  <w:pPr>
-                    <w:pStyle w:val="Compact"/>
-                    <w:jc w:val="left"/>
-                    <w:jc w:val="center"/>
-                  </w:pPr>
-                  <w:r>
-                    <w:t xml:space="preserve">None documented</w:t>
-                  </w:r>
-                </w:p>
-              </w:tc>
-              <w:tc>
-                <w:tcPr/>
-                <w:p>
-                  <w:pPr>
-                    <w:pStyle w:val="Compact"/>
-                    <w:jc w:val="left"/>
-                    <w:jc w:val="center"/>
-                  </w:pPr>
-                  <w:r>
-                    <w:t xml:space="preserve">Hypothesis</w:t>
-                  </w:r>
-                  <w:r>
-                    <w:t xml:space="preserve"> </w:t>
-                  </w:r>
-                  <w:r>
-                    <w:t xml:space="preserve">(</w:t>
-                  </w:r>
-                  <w:hyperlink w:anchor="ref-wu2022">
-                    <w:r>
-                      <w:rPr>
-                        <w:rStyle w:val="Hyperlink"/>
-                      </w:rPr>
-                      <w:t xml:space="preserve">Wu et al. 2022</w:t>
-                    </w:r>
-                  </w:hyperlink>
-                  <w:r>
-                    <w:t xml:space="preserve">;</w:t>
-                  </w:r>
-                  <w:r>
-                    <w:t xml:space="preserve"> </w:t>
-                  </w:r>
-                  <w:hyperlink w:anchor="ref-alempic2023">
-                    <w:r>
-                      <w:rPr>
-                        <w:rStyle w:val="Hyperlink"/>
-                      </w:rPr>
-                      <w:t xml:space="preserve">Alempic et al. 2023</w:t>
-                    </w:r>
-                  </w:hyperlink>
-                  <w:r>
-                    <w:t xml:space="preserve">)</w:t>
-                  </w:r>
-                </w:p>
-              </w:tc>
-            </w:tr>
-            <w:tr>
-              <w:tc>
-                <w:tcPr/>
-                <w:p>
-                  <w:pPr>
-                    <w:pStyle w:val="Compact"/>
-                    <w:jc w:val="left"/>
-                    <w:jc w:val="center"/>
-                  </w:pPr>
-                  <w:r>
-                    <w:t xml:space="preserve">Heat wave, chronic warming</w:t>
-                  </w:r>
-                </w:p>
-              </w:tc>
-              <w:tc>
-                <w:tcPr/>
-                <w:p>
-                  <w:pPr>
-                    <w:pStyle w:val="Compact"/>
-                    <w:jc w:val="left"/>
-                    <w:jc w:val="center"/>
-                  </w:pPr>
-                  <w:r>
-                    <w:t xml:space="preserve">Sustained thermal selection and mutagenesis</w:t>
-                  </w:r>
-                </w:p>
-              </w:tc>
-              <w:tc>
-                <w:tcPr/>
-                <w:p>
-                  <w:pPr>
-                    <w:pStyle w:val="Compact"/>
-                    <w:jc w:val="left"/>
-                    <w:jc w:val="center"/>
-                  </w:pPr>
-                  <w:r>
-                    <w:t xml:space="preserve">Selection for thermotolerance; temperature-induced mutagenesis</w:t>
-                  </w:r>
-                </w:p>
-              </w:tc>
-              <w:tc>
-                <w:tcPr/>
-                <w:p>
-                  <w:pPr>
-                    <w:pStyle w:val="Compact"/>
-                    <w:jc w:val="left"/>
-                    <w:jc w:val="center"/>
-                  </w:pPr>
-                  <w:r>
-                    <w:t xml:space="preserve">Expanded candidate pathogen pool</w:t>
-                  </w:r>
-                </w:p>
-              </w:tc>
-              <w:tc>
-                <w:tcPr/>
-                <w:p>
-                  <w:pPr>
-                    <w:pStyle w:val="Compact"/>
-                    <w:jc w:val="left"/>
-                    <w:jc w:val="center"/>
-                  </w:pPr>
-                  <w:r>
-                    <w:t xml:space="preserve">Mechanism established; epidemiological link emerging</w:t>
-                  </w:r>
-                  <w:r>
-                    <w:t xml:space="preserve"> </w:t>
-                  </w:r>
-                  <w:r>
-                    <w:t xml:space="preserve">(</w:t>
-                  </w:r>
-                  <w:hyperlink w:anchor="ref-gusa2023">
-                    <w:r>
-                      <w:rPr>
-                        <w:rStyle w:val="Hyperlink"/>
-                      </w:rPr>
-                      <w:t xml:space="preserve">Gusa et al. 2023</w:t>
-                    </w:r>
-                  </w:hyperlink>
-                  <w:r>
-                    <w:t xml:space="preserve">;</w:t>
-                  </w:r>
-                  <w:r>
-                    <w:t xml:space="preserve"> </w:t>
-                  </w:r>
-                  <w:hyperlink w:anchor="ref-huang2024">
-                    <w:r>
-                      <w:rPr>
-                        <w:rStyle w:val="Hyperlink"/>
-                      </w:rPr>
-                      <w:t xml:space="preserve">Huang et al. 2024</w:t>
-                    </w:r>
-                  </w:hyperlink>
-                  <w:r>
-                    <w:t xml:space="preserve">;</w:t>
-                  </w:r>
-                  <w:r>
-                    <w:t xml:space="preserve"> </w:t>
-                  </w:r>
-                  <w:hyperlink w:anchor="ref-smith2025">
-                    <w:r>
-                      <w:rPr>
-                        <w:rStyle w:val="Hyperlink"/>
-                      </w:rPr>
-                      <w:t xml:space="preserve">Smith et al. 2025</w:t>
-                    </w:r>
-                  </w:hyperlink>
-                  <w:r>
-                    <w:t xml:space="preserve">)</w:t>
-                  </w:r>
-                </w:p>
-              </w:tc>
-            </w:tr>
-          </w:tbl>
-          <w:bookmarkEnd w:id="65"/>
-          <w:p/>
+        </w:tc>
+        <w:tc>
+          <w:tcPr/>
+          <w:p>
+            <w:pPr>
+              <w:pStyle w:val="Compact"/>
+              <w:jc w:val="left"/>
+            </w:pPr>
+            <w:r>
+              <w:t xml:space="preserve">Extreme shear, aerosolization, penetrating trauma</w:t>
+            </w:r>
+          </w:p>
+        </w:tc>
+        <w:tc>
+          <w:tcPr/>
+          <w:p>
+            <w:pPr>
+              <w:pStyle w:val="Compact"/>
+              <w:jc w:val="left"/>
+            </w:pPr>
+            <w:r>
+              <w:t xml:space="preserve">Transient calcineurin/Hsp90-dependent hypervirulence in Mucorales</w:t>
+            </w:r>
+          </w:p>
+        </w:tc>
+        <w:tc>
+          <w:tcPr/>
+          <w:p>
+            <w:pPr>
+              <w:pStyle w:val="Compact"/>
+              <w:jc w:val="left"/>
+            </w:pPr>
+            <w:r>
+              <w:t xml:space="preserve">Necrotizing cutaneous mucormycosis clusters</w:t>
+            </w:r>
+          </w:p>
+        </w:tc>
+        <w:tc>
+          <w:tcPr/>
+          <w:p>
+            <w:pPr>
+              <w:pStyle w:val="Compact"/>
+              <w:jc w:val="left"/>
+            </w:pPr>
+            <w:r>
+              <w:t xml:space="preserve">Experimental + outbreak</w:t>
+            </w:r>
+            <w:r>
+              <w:t xml:space="preserve"> </w:t>
+            </w:r>
+            <w:r>
+              <w:t xml:space="preserve">(</w:t>
+            </w:r>
+            <w:hyperlink w:anchor="ref-neblettfanfair2012">
+              <w:r>
+                <w:rPr>
+                  <w:rStyle w:val="Hyperlink"/>
+                </w:rPr>
+                <w:t xml:space="preserve">Neblett Fanfair et al. 2012</w:t>
+              </w:r>
+            </w:hyperlink>
+            <w:r>
+              <w:t xml:space="preserve">;</w:t>
+            </w:r>
+            <w:r>
+              <w:t xml:space="preserve"> </w:t>
+            </w:r>
+            <w:hyperlink w:anchor="ref-wurster2020">
+              <w:r>
+                <w:rPr>
+                  <w:rStyle w:val="Hyperlink"/>
+                </w:rPr>
+                <w:t xml:space="preserve">Wurster et al.</w:t>
+              </w:r>
+              <w:r>
+                <w:rPr>
+                  <w:rStyle w:val="Hyperlink"/>
+                </w:rPr>
+                <w:t xml:space="preserve"> </w:t>
+              </w:r>
+              <w:r>
+                <w:rPr>
+                  <w:rStyle w:val="Hyperlink"/>
+                </w:rPr>
+                <w:t xml:space="preserve">2020</w:t>
+              </w:r>
+            </w:hyperlink>
+            <w:r>
+              <w:t xml:space="preserve">)</w:t>
+            </w:r>
+          </w:p>
+        </w:tc>
+      </w:tr>
+      <w:tr>
+        <w:tc>
+          <w:tcPr/>
+          <w:p>
+            <w:pPr>
+              <w:pStyle w:val="Compact"/>
+              <w:jc w:val="left"/>
+            </w:pPr>
+            <w:r>
+              <w:t xml:space="preserve">Flood, storm surge</w:t>
+            </w:r>
+          </w:p>
+        </w:tc>
+        <w:tc>
+          <w:tcPr/>
+          <w:p>
+            <w:pPr>
+              <w:pStyle w:val="Compact"/>
+              <w:jc w:val="left"/>
+            </w:pPr>
+            <w:r>
+              <w:t xml:space="preserve">Water damage, sustained humidity, sewage mixing</w:t>
+            </w:r>
+          </w:p>
+        </w:tc>
+        <w:tc>
+          <w:tcPr/>
+          <w:p>
+            <w:pPr>
+              <w:pStyle w:val="Compact"/>
+              <w:jc w:val="left"/>
+            </w:pPr>
+            <w:r>
+              <w:t xml:space="preserve">Indoor mould amplification; dispersal of resistant organisms</w:t>
+            </w:r>
+          </w:p>
+        </w:tc>
+        <w:tc>
+          <w:tcPr/>
+          <w:p>
+            <w:pPr>
+              <w:pStyle w:val="Compact"/>
+              <w:jc w:val="left"/>
+            </w:pPr>
+            <w:r>
+              <w:t xml:space="preserve">Mould and endotoxin exposure; invasive mould infection in immunocompromised hosts</w:t>
+            </w:r>
+          </w:p>
+        </w:tc>
+        <w:tc>
+          <w:tcPr/>
+          <w:p>
+            <w:pPr>
+              <w:pStyle w:val="Compact"/>
+              <w:jc w:val="left"/>
+            </w:pPr>
+            <w:r>
+              <w:t xml:space="preserve">Established</w:t>
+            </w:r>
+            <w:r>
+              <w:t xml:space="preserve"> </w:t>
+            </w:r>
+            <w:r>
+              <w:t xml:space="preserve">(</w:t>
+            </w:r>
+            <w:hyperlink w:anchor="ref-chew2006">
+              <w:r>
+                <w:rPr>
+                  <w:rStyle w:val="Hyperlink"/>
+                </w:rPr>
+                <w:t xml:space="preserve">Chew et al. 2006</w:t>
+              </w:r>
+            </w:hyperlink>
+            <w:r>
+              <w:t xml:space="preserve">;</w:t>
+            </w:r>
+            <w:r>
+              <w:t xml:space="preserve"> </w:t>
+            </w:r>
+            <w:hyperlink w:anchor="ref-rao2007">
+              <w:r>
+                <w:rPr>
+                  <w:rStyle w:val="Hyperlink"/>
+                </w:rPr>
+                <w:t xml:space="preserve">Rao et al. 2007</w:t>
+              </w:r>
+            </w:hyperlink>
+            <w:r>
+              <w:t xml:space="preserve">;</w:t>
+            </w:r>
+            <w:r>
+              <w:t xml:space="preserve"> </w:t>
+            </w:r>
+            <w:hyperlink w:anchor="ref-toda2023">
+              <w:r>
+                <w:rPr>
+                  <w:rStyle w:val="Hyperlink"/>
+                </w:rPr>
+                <w:t xml:space="preserve">Toda et al. 2023</w:t>
+              </w:r>
+            </w:hyperlink>
+            <w:r>
+              <w:t xml:space="preserve">)</w:t>
+            </w:r>
+          </w:p>
+        </w:tc>
+      </w:tr>
+      <w:tr>
+        <w:tc>
+          <w:tcPr/>
+          <w:p>
+            <w:pPr>
+              <w:pStyle w:val="Compact"/>
+              <w:jc w:val="left"/>
+            </w:pPr>
+            <w:r>
+              <w:t xml:space="preserve">Wildfire</w:t>
+            </w:r>
+          </w:p>
+        </w:tc>
+        <w:tc>
+          <w:tcPr/>
+          <w:p>
+            <w:pPr>
+              <w:pStyle w:val="Compact"/>
+              <w:jc w:val="left"/>
+            </w:pPr>
+            <w:r>
+              <w:t xml:space="preserve">Smoke as viable bioaerosol vector; soil disturbance</w:t>
+            </w:r>
+          </w:p>
+        </w:tc>
+        <w:tc>
+          <w:tcPr/>
+          <w:p>
+            <w:pPr>
+              <w:pStyle w:val="Compact"/>
+              <w:jc w:val="left"/>
+            </w:pPr>
+            <w:r>
+              <w:t xml:space="preserve">Long-range transport of viable propagules</w:t>
+            </w:r>
+          </w:p>
+        </w:tc>
+        <w:tc>
+          <w:tcPr/>
+          <w:p>
+            <w:pPr>
+              <w:pStyle w:val="Compact"/>
+              <w:jc w:val="left"/>
+            </w:pPr>
+            <w:r>
+              <w:t xml:space="preserve">Occupational coccidioidomycosis; hypothesized range expansion</w:t>
+            </w:r>
+          </w:p>
+        </w:tc>
+        <w:tc>
+          <w:tcPr/>
+          <w:p>
+            <w:pPr>
+              <w:pStyle w:val="Compact"/>
+              <w:jc w:val="left"/>
+            </w:pPr>
+            <w:r>
+              <w:t xml:space="preserve">Emerging</w:t>
+            </w:r>
+            <w:r>
+              <w:t xml:space="preserve"> </w:t>
+            </w:r>
+            <w:r>
+              <w:t xml:space="preserve">(</w:t>
+            </w:r>
+            <w:hyperlink w:anchor="ref-wilken2015">
+              <w:r>
+                <w:rPr>
+                  <w:rStyle w:val="Hyperlink"/>
+                </w:rPr>
+                <w:t xml:space="preserve">Wilken et al. 2015</w:t>
+              </w:r>
+            </w:hyperlink>
+            <w:r>
+              <w:t xml:space="preserve">;</w:t>
+            </w:r>
+            <w:r>
+              <w:t xml:space="preserve"> </w:t>
+            </w:r>
+            <w:hyperlink w:anchor="ref-kobziar2022">
+              <w:r>
+                <w:rPr>
+                  <w:rStyle w:val="Hyperlink"/>
+                </w:rPr>
+                <w:t xml:space="preserve">Kobziar et al. 2022</w:t>
+              </w:r>
+            </w:hyperlink>
+            <w:r>
+              <w:t xml:space="preserve">;</w:t>
+            </w:r>
+            <w:r>
+              <w:t xml:space="preserve"> </w:t>
+            </w:r>
+            <w:hyperlink w:anchor="ref-ellington2024">
+              <w:r>
+                <w:rPr>
+                  <w:rStyle w:val="Hyperlink"/>
+                </w:rPr>
+                <w:t xml:space="preserve">Ellington et al. 2024</w:t>
+              </w:r>
+            </w:hyperlink>
+            <w:r>
+              <w:t xml:space="preserve">)</w:t>
+            </w:r>
+          </w:p>
+        </w:tc>
+      </w:tr>
+      <w:tr>
+        <w:tc>
+          <w:tcPr/>
+          <w:p>
+            <w:pPr>
+              <w:pStyle w:val="Compact"/>
+              <w:jc w:val="left"/>
+            </w:pPr>
+            <w:r>
+              <w:t xml:space="preserve">Dust storm, drought cycling</w:t>
+            </w:r>
+          </w:p>
+        </w:tc>
+        <w:tc>
+          <w:tcPr/>
+          <w:p>
+            <w:pPr>
+              <w:pStyle w:val="Compact"/>
+              <w:jc w:val="left"/>
+            </w:pPr>
+            <w:r>
+              <w:t xml:space="preserve">Soil aerosolization after wet–dry cycling</w:t>
+            </w:r>
+          </w:p>
+        </w:tc>
+        <w:tc>
+          <w:tcPr/>
+          <w:p>
+            <w:pPr>
+              <w:pStyle w:val="Compact"/>
+              <w:jc w:val="left"/>
+            </w:pPr>
+            <w:r>
+              <w:t xml:space="preserve">Arthroconidium release</w:t>
+            </w:r>
+          </w:p>
+        </w:tc>
+        <w:tc>
+          <w:tcPr/>
+          <w:p>
+            <w:pPr>
+              <w:pStyle w:val="Compact"/>
+              <w:jc w:val="left"/>
+            </w:pPr>
+            <w:r>
+              <w:t xml:space="preserve">Valley fever incidence tracking dust and precipitation</w:t>
+            </w:r>
+          </w:p>
+        </w:tc>
+        <w:tc>
+          <w:tcPr/>
+          <w:p>
+            <w:pPr>
+              <w:pStyle w:val="Compact"/>
+              <w:jc w:val="left"/>
+            </w:pPr>
+            <w:r>
+              <w:t xml:space="preserve">Established association</w:t>
+            </w:r>
+            <w:r>
+              <w:t xml:space="preserve"> </w:t>
+            </w:r>
+            <w:r>
+              <w:t xml:space="preserve">(</w:t>
+            </w:r>
+            <w:hyperlink w:anchor="ref-tong2017">
+              <w:r>
+                <w:rPr>
+                  <w:rStyle w:val="Hyperlink"/>
+                </w:rPr>
+                <w:t xml:space="preserve">Tong et al. 2017</w:t>
+              </w:r>
+            </w:hyperlink>
+            <w:r>
+              <w:t xml:space="preserve">;</w:t>
+            </w:r>
+            <w:r>
+              <w:t xml:space="preserve"> </w:t>
+            </w:r>
+            <w:hyperlink w:anchor="ref-head2022">
+              <w:r>
+                <w:rPr>
+                  <w:rStyle w:val="Hyperlink"/>
+                </w:rPr>
+                <w:t xml:space="preserve">Head et al. 2022</w:t>
+              </w:r>
+            </w:hyperlink>
+            <w:r>
+              <w:t xml:space="preserve">)</w:t>
+            </w:r>
+          </w:p>
+        </w:tc>
+      </w:tr>
+      <w:tr>
+        <w:tc>
+          <w:tcPr/>
+          <w:p>
+            <w:pPr>
+              <w:pStyle w:val="Compact"/>
+              <w:jc w:val="left"/>
+            </w:pPr>
+            <w:r>
+              <w:t xml:space="preserve">Earthquake, tsunami</w:t>
+            </w:r>
+          </w:p>
+        </w:tc>
+        <w:tc>
+          <w:tcPr/>
+          <w:p>
+            <w:pPr>
+              <w:pStyle w:val="Compact"/>
+              <w:jc w:val="left"/>
+            </w:pPr>
+            <w:r>
+              <w:t xml:space="preserve">Soil displacement, aspiration, trauma</w:t>
+            </w:r>
+          </w:p>
+        </w:tc>
+        <w:tc>
+          <w:tcPr/>
+          <w:p>
+            <w:pPr>
+              <w:pStyle w:val="Compact"/>
+              <w:jc w:val="left"/>
+            </w:pPr>
+            <w:r>
+              <w:t xml:space="preserve">Dispersal into new niches; direct inoculation</w:t>
+            </w:r>
+          </w:p>
+        </w:tc>
+        <w:tc>
+          <w:tcPr/>
+          <w:p>
+            <w:pPr>
+              <w:pStyle w:val="Compact"/>
+              <w:jc w:val="left"/>
+            </w:pPr>
+            <w:r>
+              <w:t xml:space="preserve">Post-disaster pulmonary and wound mycoses</w:t>
+            </w:r>
+          </w:p>
+        </w:tc>
+        <w:tc>
+          <w:tcPr/>
+          <w:p>
+            <w:pPr>
+              <w:pStyle w:val="Compact"/>
+              <w:jc w:val="left"/>
+            </w:pPr>
+            <w:r>
+              <w:t xml:space="preserve">Case series</w:t>
+            </w:r>
+            <w:r>
+              <w:t xml:space="preserve"> </w:t>
+            </w:r>
+            <w:r>
+              <w:t xml:space="preserve">(</w:t>
+            </w:r>
+            <w:hyperlink w:anchor="ref-benedict2014">
+              <w:r>
+                <w:rPr>
+                  <w:rStyle w:val="Hyperlink"/>
+                </w:rPr>
+                <w:t xml:space="preserve">Benedict and Park 2014</w:t>
+              </w:r>
+            </w:hyperlink>
+            <w:r>
+              <w:t xml:space="preserve">)</w:t>
+            </w:r>
+          </w:p>
+        </w:tc>
+      </w:tr>
+      <w:tr>
+        <w:tc>
+          <w:tcPr/>
+          <w:p>
+            <w:pPr>
+              <w:pStyle w:val="Compact"/>
+              <w:jc w:val="left"/>
+            </w:pPr>
+            <w:r>
+              <w:t xml:space="preserve">Permafrost thaw</w:t>
+            </w:r>
+          </w:p>
+        </w:tc>
+        <w:tc>
+          <w:tcPr/>
+          <w:p>
+            <w:pPr>
+              <w:pStyle w:val="Compact"/>
+              <w:jc w:val="left"/>
+            </w:pPr>
+            <w:r>
+              <w:t xml:space="preserve">Release of long-dormant propagules</w:t>
+            </w:r>
+          </w:p>
+        </w:tc>
+        <w:tc>
+          <w:tcPr/>
+          <w:p>
+            <w:pPr>
+              <w:pStyle w:val="Compact"/>
+              <w:jc w:val="left"/>
+            </w:pPr>
+            <w:r>
+              <w:t xml:space="preserve">Revival of cold-preserved taxa</w:t>
+            </w:r>
+          </w:p>
+        </w:tc>
+        <w:tc>
+          <w:tcPr/>
+          <w:p>
+            <w:pPr>
+              <w:pStyle w:val="Compact"/>
+              <w:jc w:val="left"/>
+            </w:pPr>
+            <w:r>
+              <w:t xml:space="preserve">None documented</w:t>
+            </w:r>
+          </w:p>
+        </w:tc>
+        <w:tc>
+          <w:tcPr/>
+          <w:p>
+            <w:pPr>
+              <w:pStyle w:val="Compact"/>
+              <w:jc w:val="left"/>
+            </w:pPr>
+            <w:r>
+              <w:t xml:space="preserve">Hypothesis</w:t>
+            </w:r>
+            <w:r>
+              <w:t xml:space="preserve"> </w:t>
+            </w:r>
+            <w:r>
+              <w:t xml:space="preserve">(</w:t>
+            </w:r>
+            <w:hyperlink w:anchor="ref-wu2022">
+              <w:r>
+                <w:rPr>
+                  <w:rStyle w:val="Hyperlink"/>
+                </w:rPr>
+                <w:t xml:space="preserve">Wu et al. 2022</w:t>
+              </w:r>
+            </w:hyperlink>
+            <w:r>
+              <w:t xml:space="preserve">;</w:t>
+            </w:r>
+            <w:r>
+              <w:t xml:space="preserve"> </w:t>
+            </w:r>
+            <w:hyperlink w:anchor="ref-alempic2023">
+              <w:r>
+                <w:rPr>
+                  <w:rStyle w:val="Hyperlink"/>
+                </w:rPr>
+                <w:t xml:space="preserve">Alempic et al. 2023</w:t>
+              </w:r>
+            </w:hyperlink>
+            <w:r>
+              <w:t xml:space="preserve">)</w:t>
+            </w:r>
+          </w:p>
+        </w:tc>
+      </w:tr>
+      <w:tr>
+        <w:tc>
+          <w:tcPr/>
+          <w:p>
+            <w:pPr>
+              <w:pStyle w:val="Compact"/>
+              <w:jc w:val="left"/>
+            </w:pPr>
+            <w:r>
+              <w:t xml:space="preserve">Heat wave, chronic warming</w:t>
+            </w:r>
+          </w:p>
+        </w:tc>
+        <w:tc>
+          <w:tcPr/>
+          <w:p>
+            <w:pPr>
+              <w:pStyle w:val="Compact"/>
+              <w:jc w:val="left"/>
+            </w:pPr>
+            <w:r>
+              <w:t xml:space="preserve">Sustained thermal selection and mutagenesis</w:t>
+            </w:r>
+          </w:p>
+        </w:tc>
+        <w:tc>
+          <w:tcPr/>
+          <w:p>
+            <w:pPr>
+              <w:pStyle w:val="Compact"/>
+              <w:jc w:val="left"/>
+            </w:pPr>
+            <w:r>
+              <w:t xml:space="preserve">Selection for thermotolerance; temperature-induced mutagenesis</w:t>
+            </w:r>
+          </w:p>
+        </w:tc>
+        <w:tc>
+          <w:tcPr/>
+          <w:p>
+            <w:pPr>
+              <w:pStyle w:val="Compact"/>
+              <w:jc w:val="left"/>
+            </w:pPr>
+            <w:r>
+              <w:t xml:space="preserve">Expanded candidate pathogen pool</w:t>
+            </w:r>
+          </w:p>
+        </w:tc>
+        <w:tc>
+          <w:tcPr/>
+          <w:p>
+            <w:pPr>
+              <w:pStyle w:val="Compact"/>
+              <w:jc w:val="left"/>
+            </w:pPr>
+            <w:r>
+              <w:t xml:space="preserve">Mechanism established; epidemiological link emerging</w:t>
+            </w:r>
+            <w:r>
+              <w:t xml:space="preserve"> </w:t>
+            </w:r>
+            <w:r>
+              <w:t xml:space="preserve">(</w:t>
+            </w:r>
+            <w:hyperlink w:anchor="ref-gusa2023">
+              <w:r>
+                <w:rPr>
+                  <w:rStyle w:val="Hyperlink"/>
+                </w:rPr>
+                <w:t xml:space="preserve">Gusa et al. 2023</w:t>
+              </w:r>
+            </w:hyperlink>
+            <w:r>
+              <w:t xml:space="preserve">;</w:t>
+            </w:r>
+            <w:r>
+              <w:t xml:space="preserve"> </w:t>
+            </w:r>
+            <w:hyperlink w:anchor="ref-huang2024">
+              <w:r>
+                <w:rPr>
+                  <w:rStyle w:val="Hyperlink"/>
+                </w:rPr>
+                <w:t xml:space="preserve">Huang et al. 2024</w:t>
+              </w:r>
+            </w:hyperlink>
+            <w:r>
+              <w:t xml:space="preserve">;</w:t>
+            </w:r>
+            <w:r>
+              <w:t xml:space="preserve"> </w:t>
+            </w:r>
+            <w:hyperlink w:anchor="ref-smith2025">
+              <w:r>
+                <w:rPr>
+                  <w:rStyle w:val="Hyperlink"/>
+                </w:rPr>
+                <w:t xml:space="preserve">Smith et al. 2025</w:t>
+              </w:r>
+            </w:hyperlink>
+            <w:r>
+              <w:t xml:space="preserve">)</w:t>
+            </w:r>
+          </w:p>
         </w:tc>
       </w:tr>
     </w:tbl>
-    <w:bookmarkEnd w:id="66"/>
-    <w:bookmarkStart w:id="67" w:name="sec-7-2"/>
+    <w:bookmarkEnd w:id="65"/>
+    <w:bookmarkStart w:id="66" w:name="sec-7-2"/>
     <w:p>
       <w:pPr>
         <w:pStyle w:val="Heading2"/>
@@ -7549,80 +7485,80 @@
         <w:t xml:space="preserve">. This experimental evidence also points to a clear prediction: isolates recovered early after such events should show the transient phenotype, which should decay in culture. To our knowledge this prediction has not been tested on outbreak isolates.</w:t>
       </w:r>
     </w:p>
+    <w:bookmarkEnd w:id="66"/>
+    <w:bookmarkStart w:id="67" w:name="water-floods-humidity-and-sewage"/>
+    <w:p>
+      <w:pPr>
+        <w:pStyle w:val="Heading2"/>
+      </w:pPr>
+      <w:r>
+        <w:t xml:space="preserve">7.3 Water: Floods, humidity and sewage</w:t>
+      </w:r>
+    </w:p>
+    <w:p>
+      <w:pPr>
+        <w:pStyle w:val="FirstParagraph"/>
+      </w:pPr>
+      <w:r>
+        <w:t xml:space="preserve">Flooding produces the most consistent fungal exposure of any disaster type. After Hurricane Katrina, airborne and settled mould concentrations in flooded New Orleans homes far exceeded those in non-flooded reference homes, and endotoxin and glucan burdens were high; Aspergillus and Penicillium were prominent among the recovered taxa</w:t>
+      </w:r>
+      <w:r>
+        <w:t xml:space="preserve"> </w:t>
+      </w:r>
+      <w:r>
+        <w:t xml:space="preserve">(</w:t>
+      </w:r>
+      <w:hyperlink w:anchor="ref-chew2006">
+        <w:r>
+          <w:rPr>
+            <w:rStyle w:val="Hyperlink"/>
+          </w:rPr>
+          <w:t xml:space="preserve">Chew et al. 2006</w:t>
+        </w:r>
+      </w:hyperlink>
+      <w:r>
+        <w:t xml:space="preserve">;</w:t>
+      </w:r>
+      <w:r>
+        <w:t xml:space="preserve"> </w:t>
+      </w:r>
+      <w:hyperlink w:anchor="ref-rao2007">
+        <w:r>
+          <w:rPr>
+            <w:rStyle w:val="Hyperlink"/>
+          </w:rPr>
+          <w:t xml:space="preserve">Rao et al. 2007</w:t>
+        </w:r>
+      </w:hyperlink>
+      <w:r>
+        <w:t xml:space="preserve">)</w:t>
+      </w:r>
+      <w:r>
+        <w:t xml:space="preserve">. Invasive disease, however, remains the exception. It concentrates in immunocompromised residents and in those with heavy remediation exposure, and surveillance after Hurricane Harvey documented few invasive infections in the affected population</w:t>
+      </w:r>
+      <w:r>
+        <w:t xml:space="preserve"> </w:t>
+      </w:r>
+      <w:r>
+        <w:t xml:space="preserve">(</w:t>
+      </w:r>
+      <w:hyperlink w:anchor="ref-toda2023">
+        <w:r>
+          <w:rPr>
+            <w:rStyle w:val="Hyperlink"/>
+          </w:rPr>
+          <w:t xml:space="preserve">Toda et al. 2023</w:t>
+        </w:r>
+      </w:hyperlink>
+      <w:r>
+        <w:t xml:space="preserve">)</w:t>
+      </w:r>
+      <w:r>
+        <w:t xml:space="preserve">. Floodwater mixed with sewage also disperses organisms and resistance determinants across the built environment. This mechanism is better characterized for bacteria than for fungi and warrants further studies in fungi.</w:t>
+      </w:r>
+    </w:p>
     <w:bookmarkEnd w:id="67"/>
-    <w:bookmarkStart w:id="68" w:name="water-floods-humidity-and-sewage"/>
-    <w:p>
-      <w:pPr>
-        <w:pStyle w:val="Heading2"/>
-      </w:pPr>
-      <w:r>
-        <w:t xml:space="preserve">7.3 Water: Floods, humidity and sewage</w:t>
-      </w:r>
-    </w:p>
-    <w:p>
-      <w:pPr>
-        <w:pStyle w:val="FirstParagraph"/>
-      </w:pPr>
-      <w:r>
-        <w:t xml:space="preserve">Flooding produces the most consistent fungal exposure of any disaster type. After Hurricane Katrina, airborne and settled mould concentrations in flooded New Orleans homes far exceeded those in non-flooded reference homes, and endotoxin and glucan burdens were high; Aspergillus and Penicillium were prominent among the recovered taxa</w:t>
-      </w:r>
-      <w:r>
-        <w:t xml:space="preserve"> </w:t>
-      </w:r>
-      <w:r>
-        <w:t xml:space="preserve">(</w:t>
-      </w:r>
-      <w:hyperlink w:anchor="ref-chew2006">
-        <w:r>
-          <w:rPr>
-            <w:rStyle w:val="Hyperlink"/>
-          </w:rPr>
-          <w:t xml:space="preserve">Chew et al. 2006</w:t>
-        </w:r>
-      </w:hyperlink>
-      <w:r>
-        <w:t xml:space="preserve">;</w:t>
-      </w:r>
-      <w:r>
-        <w:t xml:space="preserve"> </w:t>
-      </w:r>
-      <w:hyperlink w:anchor="ref-rao2007">
-        <w:r>
-          <w:rPr>
-            <w:rStyle w:val="Hyperlink"/>
-          </w:rPr>
-          <w:t xml:space="preserve">Rao et al. 2007</w:t>
-        </w:r>
-      </w:hyperlink>
-      <w:r>
-        <w:t xml:space="preserve">)</w:t>
-      </w:r>
-      <w:r>
-        <w:t xml:space="preserve">. Invasive disease, however, remains the exception. It concentrates in immunocompromised residents and in those with heavy remediation exposure, and surveillance after Hurricane Harvey documented few invasive infections in the affected population</w:t>
-      </w:r>
-      <w:r>
-        <w:t xml:space="preserve"> </w:t>
-      </w:r>
-      <w:r>
-        <w:t xml:space="preserve">(</w:t>
-      </w:r>
-      <w:hyperlink w:anchor="ref-toda2023">
-        <w:r>
-          <w:rPr>
-            <w:rStyle w:val="Hyperlink"/>
-          </w:rPr>
-          <w:t xml:space="preserve">Toda et al. 2023</w:t>
-        </w:r>
-      </w:hyperlink>
-      <w:r>
-        <w:t xml:space="preserve">)</w:t>
-      </w:r>
-      <w:r>
-        <w:t xml:space="preserve">. Floodwater mixed with sewage also disperses organisms and resistance determinants across the built environment. This mechanism is better characterized for bacteria than for fungi and warrants further studies in fungi.</w:t>
-      </w:r>
-    </w:p>
-    <w:bookmarkEnd w:id="68"/>
-    <w:bookmarkStart w:id="69" w:name="sec-7-4"/>
+    <w:bookmarkStart w:id="68" w:name="sec-7-4"/>
     <w:p>
       <w:pPr>
         <w:pStyle w:val="Heading2"/>
@@ -7726,14 +7662,86 @@
         <w:t xml:space="preserve">, but direct evidence that fire-borne propagules cause human infection has yet to be established. The field is young and, given the growing frequency of wildfires, will become a more important filed of investigation.</w:t>
       </w:r>
     </w:p>
+    <w:bookmarkEnd w:id="68"/>
+    <w:bookmarkStart w:id="69" w:name="sec-7-5"/>
+    <w:p>
+      <w:pPr>
+        <w:pStyle w:val="Heading2"/>
+      </w:pPr>
+      <w:r>
+        <w:t xml:space="preserve">7.5 Earth and ice: Seismic events and permafrost</w:t>
+      </w:r>
+    </w:p>
+    <w:p>
+      <w:pPr>
+        <w:pStyle w:val="FirstParagraph"/>
+      </w:pPr>
+      <w:r>
+        <w:t xml:space="preserve">Earthquakes and tsunamis cause fungal disease through aspiration of contaminated water and direct wound inoculation; case series after natural disasters document pulmonary and cutaneous mycoses, including mucormycosis and aspergillosis</w:t>
+      </w:r>
+      <w:r>
+        <w:t xml:space="preserve"> </w:t>
+      </w:r>
+      <w:r>
+        <w:t xml:space="preserve">(</w:t>
+      </w:r>
+      <w:hyperlink w:anchor="ref-benedict2014">
+        <w:r>
+          <w:rPr>
+            <w:rStyle w:val="Hyperlink"/>
+          </w:rPr>
+          <w:t xml:space="preserve">Benedict and Park 2014</w:t>
+        </w:r>
+      </w:hyperlink>
+      <w:r>
+        <w:t xml:space="preserve">)</w:t>
+      </w:r>
+      <w:r>
+        <w:t xml:space="preserve">. Permafrost thaw has attracted attention as a potential reservoir of long-dormant organisms, but the evidence consists of laboratory work in which viable microorganisms and giant viruses were recovered and revived from permafrost cores tens of thousands of years old</w:t>
+      </w:r>
+      <w:r>
+        <w:t xml:space="preserve"> </w:t>
+      </w:r>
+      <w:r>
+        <w:t xml:space="preserve">(</w:t>
+      </w:r>
+      <w:hyperlink w:anchor="ref-wu2022">
+        <w:r>
+          <w:rPr>
+            <w:rStyle w:val="Hyperlink"/>
+          </w:rPr>
+          <w:t xml:space="preserve">Wu et al. 2022</w:t>
+        </w:r>
+      </w:hyperlink>
+      <w:r>
+        <w:t xml:space="preserve">;</w:t>
+      </w:r>
+      <w:r>
+        <w:t xml:space="preserve"> </w:t>
+      </w:r>
+      <w:hyperlink w:anchor="ref-alempic2023">
+        <w:r>
+          <w:rPr>
+            <w:rStyle w:val="Hyperlink"/>
+          </w:rPr>
+          <w:t xml:space="preserve">Alempic et al. 2023</w:t>
+        </w:r>
+      </w:hyperlink>
+      <w:r>
+        <w:t xml:space="preserve">)</w:t>
+      </w:r>
+      <w:r>
+        <w:t xml:space="preserve">. The fact that such organisms can survive and resume replication after prolonged freezing is a demonstration of physical possibility in fungi. No human infection has been traced to a thaw-released organism, and their is no evidence that revived organisms are infectious to humans, how they would reach a susceptible host, or at what rate thaw releases them. For fungi in particular, the more plausible risk is ecological: cold-adapted taxa expanding into warming soils, rather than the emergence of an ancient human pathogen.</w:t>
+      </w:r>
+    </w:p>
     <w:bookmarkEnd w:id="69"/>
-    <w:bookmarkStart w:id="70" w:name="sec-7-5"/>
+    <w:bookmarkStart w:id="70" w:name="the-host-side-of-disaster-mycology"/>
     <w:p>
       <w:pPr>
         <w:pStyle w:val="Heading2"/>
       </w:pPr>
       <w:r>
-        <w:t xml:space="preserve">7.5 Earth and ice: Seismic events and permafrost</w:t>
+        <w:t xml:space="preserve">7.6 The host side of disaster mycology</w:t>
       </w:r>
     </w:p>
     <w:p>
@@ -7741,7 +7749,7 @@
         <w:pStyle w:val="FirstParagraph"/>
       </w:pPr>
       <w:r>
-        <w:t xml:space="preserve">Earthquakes and tsunamis cause fungal disease through aspiration of contaminated water and direct wound inoculation; case series after natural disasters document pulmonary and cutaneous mycoses, including mucormycosis and aspergillosis</w:t>
+        <w:t xml:space="preserve">Disasters act at least as strongly on hosts as on fungi. Barrier disruption through trauma, penetrating woulds and burns, congregate sheltering, interruption of antifungal prophylaxis and immunosuppressive regimens, displacement, malnutrition and psychological stress all increase susceptibility. Climate exposures themselves have measurable effects on immune function, with evidence spanning innate and adaptive compartments, epithelial barrier integrity, oxidative stress and pro-inflammatory signalling</w:t>
       </w:r>
       <w:r>
         <w:t xml:space="preserve"> </w:t>
@@ -7749,19 +7757,19 @@
       <w:r>
         <w:t xml:space="preserve">(</w:t>
       </w:r>
-      <w:hyperlink w:anchor="ref-benedict2014">
-        <w:r>
-          <w:rPr>
-            <w:rStyle w:val="Hyperlink"/>
-          </w:rPr>
-          <w:t xml:space="preserve">Benedict and Park 2014</w:t>
+      <w:hyperlink w:anchor="ref-imberti2025">
+        <w:r>
+          <w:rPr>
+            <w:rStyle w:val="Hyperlink"/>
+          </w:rPr>
+          <w:t xml:space="preserve">Imberti et al. 2025</w:t>
         </w:r>
       </w:hyperlink>
       <w:r>
         <w:t xml:space="preserve">)</w:t>
       </w:r>
       <w:r>
-        <w:t xml:space="preserve">. Permafrost thaw has attracted attention as a potential reservoir of long-dormant organisms, but the evidence consists of laboratory work in which viable microorganisms and giant viruses were recovered and revived from permafrost cores tens of thousands of years old</w:t>
+        <w:t xml:space="preserve">. Warming and pollution are independently implicated in epithelial barrier dysfunction in the airway and skin</w:t>
       </w:r>
       <w:r>
         <w:t xml:space="preserve"> </w:t>
@@ -7769,12 +7777,208 @@
       <w:r>
         <w:t xml:space="preserve">(</w:t>
       </w:r>
-      <w:hyperlink w:anchor="ref-wu2022">
-        <w:r>
-          <w:rPr>
-            <w:rStyle w:val="Hyperlink"/>
-          </w:rPr>
-          <w:t xml:space="preserve">Wu et al. 2022</w:t>
+      <w:hyperlink w:anchor="ref-celebisozener2023">
+        <w:r>
+          <w:rPr>
+            <w:rStyle w:val="Hyperlink"/>
+          </w:rPr>
+          <w:t xml:space="preserve">Çelebi Sözener et al. 2023</w:t>
+        </w:r>
+      </w:hyperlink>
+      <w:r>
+        <w:t xml:space="preserve">)</w:t>
+      </w:r>
+      <w:r>
+        <w:t xml:space="preserve">. Insect bites, which shift with warming-driven changes in arthropod distribution, are an underappreciated route of cutaneous inoculation of moulds in immunocompromised patients</w:t>
+      </w:r>
+      <w:r>
+        <w:t xml:space="preserve"> </w:t>
+      </w:r>
+      <w:r>
+        <w:t xml:space="preserve">(</w:t>
+      </w:r>
+      <w:hyperlink w:anchor="ref-kontoyiannis2019">
+        <w:r>
+          <w:rPr>
+            <w:rStyle w:val="Hyperlink"/>
+          </w:rPr>
+          <w:t xml:space="preserve">Kontoyiannis et al. 2019</w:t>
+        </w:r>
+      </w:hyperlink>
+      <w:r>
+        <w:t xml:space="preserve">)</w:t>
+      </w:r>
+      <w:r>
+        <w:t xml:space="preserve">, and the possibility that warming increases invertebrate-associated cutaneous invasive fungal infection</w:t>
+      </w:r>
+      <w:r>
+        <w:t xml:space="preserve"> </w:t>
+      </w:r>
+      <w:r>
+        <w:t xml:space="preserve">(</w:t>
+      </w:r>
+      <w:hyperlink w:anchor="ref-kontoyiannis2025">
+        <w:r>
+          <w:rPr>
+            <w:rStyle w:val="Hyperlink"/>
+          </w:rPr>
+          <w:t xml:space="preserve">Kontoyiannis and Casadevall 2025</w:t>
+        </w:r>
+      </w:hyperlink>
+      <w:r>
+        <w:t xml:space="preserve">)</w:t>
+      </w:r>
+      <w:r>
+        <w:t xml:space="preserve">. These host-side effects fall disproportionately on poor populations, in whom pre-existing immune compromise, where occupational exposure s and delayed care are often compounded</w:t>
+      </w:r>
+      <w:r>
+        <w:t xml:space="preserve"> </w:t>
+      </w:r>
+      <w:r>
+        <w:t xml:space="preserve">(</w:t>
+      </w:r>
+      <w:hyperlink w:anchor="ref-jenks2023">
+        <w:r>
+          <w:rPr>
+            <w:rStyle w:val="Hyperlink"/>
+          </w:rPr>
+          <w:t xml:space="preserve">Jenks et al. 2023</w:t>
+        </w:r>
+      </w:hyperlink>
+      <w:r>
+        <w:t xml:space="preserve">)</w:t>
+      </w:r>
+      <w:r>
+        <w:t xml:space="preserve">.</w:t>
+      </w:r>
+    </w:p>
+    <w:bookmarkEnd w:id="70"/>
+    <w:bookmarkEnd w:id="71"/>
+    <w:bookmarkStart w:id="75" w:name="sec-8"/>
+    <w:p>
+      <w:pPr>
+        <w:pStyle w:val="Heading1"/>
+      </w:pPr>
+      <w:r>
+        <w:t xml:space="preserve">8. Ecosystem and One Health Dimensions</w:t>
+      </w:r>
+    </w:p>
+    <w:bookmarkStart w:id="72" w:name="sec-8-1"/>
+    <w:p>
+      <w:pPr>
+        <w:pStyle w:val="Heading2"/>
+      </w:pPr>
+      <w:r>
+        <w:t xml:space="preserve">8.1 Plant pathogens, food security and mycotoxins</w:t>
+      </w:r>
+    </w:p>
+    <w:p>
+      <w:pPr>
+        <w:pStyle w:val="FirstParagraph"/>
+      </w:pPr>
+      <w:r>
+        <w:t xml:space="preserve">The climate signal in plant-pathogenic fungi is better established than any comparable signal in medical mycology. Crop pests and pathogens have shifted poleward at rates consistent with the movement of warming isotherms</w:t>
+      </w:r>
+      <w:r>
+        <w:t xml:space="preserve"> </w:t>
+      </w:r>
+      <w:r>
+        <w:t xml:space="preserve">(</w:t>
+      </w:r>
+      <w:hyperlink w:anchor="ref-bebber2013">
+        <w:r>
+          <w:rPr>
+            <w:rStyle w:val="Hyperlink"/>
+          </w:rPr>
+          <w:t xml:space="preserve">Bebber et al. 2013</w:t>
+        </w:r>
+      </w:hyperlink>
+      <w:r>
+        <w:t xml:space="preserve">)</w:t>
+      </w:r>
+      <w:r>
+        <w:t xml:space="preserve">, and infection risk for major crop pathogens tracks climate variables that also govern yield</w:t>
+      </w:r>
+      <w:r>
+        <w:t xml:space="preserve"> </w:t>
+      </w:r>
+      <w:r>
+        <w:t xml:space="preserve">(</w:t>
+      </w:r>
+      <w:hyperlink w:anchor="ref-chaloner2021">
+        <w:r>
+          <w:rPr>
+            <w:rStyle w:val="Hyperlink"/>
+          </w:rPr>
+          <w:t xml:space="preserve">Chaloner et al. 2021</w:t>
+        </w:r>
+      </w:hyperlink>
+      <w:r>
+        <w:t xml:space="preserve">)</w:t>
+      </w:r>
+      <w:r>
+        <w:t xml:space="preserve">. Together these provide a measured direction and rate of range change, tied to a climate variable, across many pathogen species.</w:t>
+      </w:r>
+    </w:p>
+    <w:p>
+      <w:pPr>
+        <w:pStyle w:val="BodyText"/>
+      </w:pPr>
+      <w:r>
+        <w:t xml:space="preserve">The consequences for food security and the adaptation options available have been synthesized in detail</w:t>
+      </w:r>
+      <w:r>
+        <w:t xml:space="preserve"> </w:t>
+      </w:r>
+      <w:r>
+        <w:t xml:space="preserve">(</w:t>
+      </w:r>
+      <w:hyperlink w:anchor="ref-singh2023">
+        <w:r>
+          <w:rPr>
+            <w:rStyle w:val="Hyperlink"/>
+          </w:rPr>
+          <w:t xml:space="preserve">Singh et al. 2023</w:t>
+        </w:r>
+      </w:hyperlink>
+      <w:r>
+        <w:t xml:space="preserve">)</w:t>
+      </w:r>
+      <w:r>
+        <w:t xml:space="preserve">. Mycotoxin risk is shifting alongside this range expansion. Modelling of aflatoxin B1 in European maize projects higher contamination risk under warming scenarios, with the northern limit of significant risk moving into regions that are currently unaffected</w:t>
+      </w:r>
+      <w:r>
+        <w:t xml:space="preserve"> </w:t>
+      </w:r>
+      <w:r>
+        <w:t xml:space="preserve">(</w:t>
+      </w:r>
+      <w:hyperlink w:anchor="ref-battilani2016">
+        <w:r>
+          <w:rPr>
+            <w:rStyle w:val="Hyperlink"/>
+          </w:rPr>
+          <w:t xml:space="preserve">Battilani et al. 2016</w:t>
+        </w:r>
+      </w:hyperlink>
+      <w:r>
+        <w:t xml:space="preserve">)</w:t>
+      </w:r>
+      <w:r>
+        <w:t xml:space="preserve">. Reviews of climate effects on mycotoxin-producing fungi and their toxin profiles reach concordant conclusions</w:t>
+      </w:r>
+      <w:r>
+        <w:t xml:space="preserve"> </w:t>
+      </w:r>
+      <w:r>
+        <w:t xml:space="preserve">(</w:t>
+      </w:r>
+      <w:hyperlink w:anchor="ref-medina2017">
+        <w:r>
+          <w:rPr>
+            <w:rStyle w:val="Hyperlink"/>
+          </w:rPr>
+          <w:t xml:space="preserve">Medina et al. 2017</w:t>
         </w:r>
       </w:hyperlink>
       <w:r>
@@ -7783,37 +7987,33 @@
       <w:r>
         <w:t xml:space="preserve"> </w:t>
       </w:r>
-      <w:hyperlink w:anchor="ref-alempic2023">
-        <w:r>
-          <w:rPr>
-            <w:rStyle w:val="Hyperlink"/>
-          </w:rPr>
-          <w:t xml:space="preserve">Alempic et al. 2023</w:t>
+      <w:hyperlink w:anchor="ref-zingales2022">
+        <w:r>
+          <w:rPr>
+            <w:rStyle w:val="Hyperlink"/>
+          </w:rPr>
+          <w:t xml:space="preserve">Zingales et al. 2022</w:t>
+        </w:r>
+      </w:hyperlink>
+      <w:r>
+        <w:t xml:space="preserve">;</w:t>
+      </w:r>
+      <w:r>
+        <w:t xml:space="preserve"> </w:t>
+      </w:r>
+      <w:hyperlink w:anchor="ref-casu2024">
+        <w:r>
+          <w:rPr>
+            <w:rStyle w:val="Hyperlink"/>
+          </w:rPr>
+          <w:t xml:space="preserve">Casu et al. 2024</w:t>
         </w:r>
       </w:hyperlink>
       <w:r>
         <w:t xml:space="preserve">)</w:t>
       </w:r>
       <w:r>
-        <w:t xml:space="preserve">. The fact that such organisms can survive and resume replication after prolonged freezing is a demonstration of physical possibility in fungi. No human infection has been traced to a thaw-released organism, and their is no evidence that revived organisms are infectious to humans, how they would reach a susceptible host, or at what rate thaw releases them. For fungi in particular, the more plausible risk is ecological: cold-adapted taxa expanding into warming soils, rather than the emergence of an ancient human pathogen.</w:t>
-      </w:r>
-    </w:p>
-    <w:bookmarkEnd w:id="70"/>
-    <w:bookmarkStart w:id="71" w:name="the-host-side-of-disaster-mycology"/>
-    <w:p>
-      <w:pPr>
-        <w:pStyle w:val="Heading2"/>
-      </w:pPr>
-      <w:r>
-        <w:t xml:space="preserve">7.6 The host side of disaster mycology</w:t>
-      </w:r>
-    </w:p>
-    <w:p>
-      <w:pPr>
-        <w:pStyle w:val="FirstParagraph"/>
-      </w:pPr>
-      <w:r>
-        <w:t xml:space="preserve">Disasters act at least as strongly on hosts as on fungi. Barrier disruption through trauma, penetrating woulds and burns, congregate sheltering, interruption of antifungal prophylaxis and immunosuppressive regimens, displacement, malnutrition and psychological stress all increase susceptibility. Climate exposures themselves have measurable effects on immune function, with evidence spanning innate and adaptive compartments, epithelial barrier integrity, oxidative stress and pro-inflammatory signalling</w:t>
+        <w:t xml:space="preserve">. These patterns are of interest because mycotoxin production is a stress-responsive trait in fungi</w:t>
       </w:r>
       <w:r>
         <w:t xml:space="preserve"> </w:t>
@@ -7821,287 +8021,23 @@
       <w:r>
         <w:t xml:space="preserve">(</w:t>
       </w:r>
-      <w:hyperlink w:anchor="ref-imberti2025">
-        <w:r>
-          <w:rPr>
-            <w:rStyle w:val="Hyperlink"/>
-          </w:rPr>
-          <w:t xml:space="preserve">Imberti et al. 2025</w:t>
+      <w:hyperlink w:anchor="ref-Schmidt-Heydt2008">
+        <w:r>
+          <w:rPr>
+            <w:rStyle w:val="Hyperlink"/>
+          </w:rPr>
+          <w:t xml:space="preserve">Schmidt-Heydt et al. 2008</w:t>
         </w:r>
       </w:hyperlink>
       <w:r>
         <w:t xml:space="preserve">)</w:t>
       </w:r>
       <w:r>
-        <w:t xml:space="preserve">. Warming and pollution are independently implicated in epithelial barrier dysfunction in the airway and skin</w:t>
-      </w:r>
-      <w:r>
-        <w:t xml:space="preserve"> </w:t>
-      </w:r>
-      <w:r>
-        <w:t xml:space="preserve">(</w:t>
-      </w:r>
-      <w:hyperlink w:anchor="ref-celebisozener2023">
-        <w:r>
-          <w:rPr>
-            <w:rStyle w:val="Hyperlink"/>
-          </w:rPr>
-          <w:t xml:space="preserve">Çelebi Sözener et al. 2023</w:t>
-        </w:r>
-      </w:hyperlink>
-      <w:r>
-        <w:t xml:space="preserve">)</w:t>
-      </w:r>
-      <w:r>
-        <w:t xml:space="preserve">. Insect bites, which shift with warming-driven changes in arthropod distribution, are an underappreciated route of cutaneous inoculation of moulds in immunocompromised patients</w:t>
-      </w:r>
-      <w:r>
-        <w:t xml:space="preserve"> </w:t>
-      </w:r>
-      <w:r>
-        <w:t xml:space="preserve">(</w:t>
-      </w:r>
-      <w:hyperlink w:anchor="ref-kontoyiannis2019">
-        <w:r>
-          <w:rPr>
-            <w:rStyle w:val="Hyperlink"/>
-          </w:rPr>
-          <w:t xml:space="preserve">Kontoyiannis et al. 2019</w:t>
-        </w:r>
-      </w:hyperlink>
-      <w:r>
-        <w:t xml:space="preserve">)</w:t>
-      </w:r>
-      <w:r>
-        <w:t xml:space="preserve">, and the possibility that warming increases invertebrate-associated cutaneous invasive fungal infection</w:t>
-      </w:r>
-      <w:r>
-        <w:t xml:space="preserve"> </w:t>
-      </w:r>
-      <w:r>
-        <w:t xml:space="preserve">(</w:t>
-      </w:r>
-      <w:hyperlink w:anchor="ref-kontoyiannis2025">
-        <w:r>
-          <w:rPr>
-            <w:rStyle w:val="Hyperlink"/>
-          </w:rPr>
-          <w:t xml:space="preserve">Kontoyiannis and Casadevall 2025</w:t>
-        </w:r>
-      </w:hyperlink>
-      <w:r>
-        <w:t xml:space="preserve">)</w:t>
-      </w:r>
-      <w:r>
-        <w:t xml:space="preserve">. These host-side effects fall disproportionately on poor populations, in whom pre-existing immune compromise, where occupational exposure s and delayed care are often compounded</w:t>
-      </w:r>
-      <w:r>
-        <w:t xml:space="preserve"> </w:t>
-      </w:r>
-      <w:r>
-        <w:t xml:space="preserve">(</w:t>
-      </w:r>
-      <w:hyperlink w:anchor="ref-jenks2023">
-        <w:r>
-          <w:rPr>
-            <w:rStyle w:val="Hyperlink"/>
-          </w:rPr>
-          <w:t xml:space="preserve">Jenks et al. 2023</w:t>
-        </w:r>
-      </w:hyperlink>
-      <w:r>
-        <w:t xml:space="preserve">)</w:t>
-      </w:r>
-      <w:r>
-        <w:t xml:space="preserve">.</w:t>
-      </w:r>
-    </w:p>
-    <w:bookmarkEnd w:id="71"/>
+        <w:t xml:space="preserve">. The same warming that moves these fungi also changes what they synthesize once they arrive.</w:t>
+      </w:r>
+    </w:p>
     <w:bookmarkEnd w:id="72"/>
-    <w:bookmarkStart w:id="76" w:name="sec-8"/>
-    <w:p>
-      <w:pPr>
-        <w:pStyle w:val="Heading1"/>
-      </w:pPr>
-      <w:r>
-        <w:t xml:space="preserve">8. Ecosystem and One Health Dimensions</w:t>
-      </w:r>
-    </w:p>
-    <w:bookmarkStart w:id="73" w:name="sec-8-1"/>
-    <w:p>
-      <w:pPr>
-        <w:pStyle w:val="Heading2"/>
-      </w:pPr>
-      <w:r>
-        <w:t xml:space="preserve">8.1 Plant pathogens, food security and mycotoxins</w:t>
-      </w:r>
-    </w:p>
-    <w:p>
-      <w:pPr>
-        <w:pStyle w:val="FirstParagraph"/>
-      </w:pPr>
-      <w:r>
-        <w:t xml:space="preserve">The climate signal in plant-pathogenic fungi is better established than any comparable signal in medical mycology. Crop pests and pathogens have shifted poleward at rates consistent with the movement of warming isotherms</w:t>
-      </w:r>
-      <w:r>
-        <w:t xml:space="preserve"> </w:t>
-      </w:r>
-      <w:r>
-        <w:t xml:space="preserve">(</w:t>
-      </w:r>
-      <w:hyperlink w:anchor="ref-bebber2013">
-        <w:r>
-          <w:rPr>
-            <w:rStyle w:val="Hyperlink"/>
-          </w:rPr>
-          <w:t xml:space="preserve">Bebber et al. 2013</w:t>
-        </w:r>
-      </w:hyperlink>
-      <w:r>
-        <w:t xml:space="preserve">)</w:t>
-      </w:r>
-      <w:r>
-        <w:t xml:space="preserve">, and infection risk for major crop pathogens tracks climate variables that also govern yield</w:t>
-      </w:r>
-      <w:r>
-        <w:t xml:space="preserve"> </w:t>
-      </w:r>
-      <w:r>
-        <w:t xml:space="preserve">(</w:t>
-      </w:r>
-      <w:hyperlink w:anchor="ref-chaloner2021">
-        <w:r>
-          <w:rPr>
-            <w:rStyle w:val="Hyperlink"/>
-          </w:rPr>
-          <w:t xml:space="preserve">Chaloner et al. 2021</w:t>
-        </w:r>
-      </w:hyperlink>
-      <w:r>
-        <w:t xml:space="preserve">)</w:t>
-      </w:r>
-      <w:r>
-        <w:t xml:space="preserve">. Together these provide a measured direction and rate of range change, tied to a climate variable, across many pathogen species.</w:t>
-      </w:r>
-    </w:p>
-    <w:p>
-      <w:pPr>
-        <w:pStyle w:val="BodyText"/>
-      </w:pPr>
-      <w:r>
-        <w:t xml:space="preserve">The consequences for food security and the adaptation options available have been synthesized in detail</w:t>
-      </w:r>
-      <w:r>
-        <w:t xml:space="preserve"> </w:t>
-      </w:r>
-      <w:r>
-        <w:t xml:space="preserve">(</w:t>
-      </w:r>
-      <w:hyperlink w:anchor="ref-singh2023">
-        <w:r>
-          <w:rPr>
-            <w:rStyle w:val="Hyperlink"/>
-          </w:rPr>
-          <w:t xml:space="preserve">Singh et al. 2023</w:t>
-        </w:r>
-      </w:hyperlink>
-      <w:r>
-        <w:t xml:space="preserve">)</w:t>
-      </w:r>
-      <w:r>
-        <w:t xml:space="preserve">. Mycotoxin risk is shifting alongside this range expansion. Modelling of aflatoxin B1 in European maize projects higher contamination risk under warming scenarios, with the northern limit of significant risk moving into regions that are currently unaffected</w:t>
-      </w:r>
-      <w:r>
-        <w:t xml:space="preserve"> </w:t>
-      </w:r>
-      <w:r>
-        <w:t xml:space="preserve">(</w:t>
-      </w:r>
-      <w:hyperlink w:anchor="ref-battilani2016">
-        <w:r>
-          <w:rPr>
-            <w:rStyle w:val="Hyperlink"/>
-          </w:rPr>
-          <w:t xml:space="preserve">Battilani et al. 2016</w:t>
-        </w:r>
-      </w:hyperlink>
-      <w:r>
-        <w:t xml:space="preserve">)</w:t>
-      </w:r>
-      <w:r>
-        <w:t xml:space="preserve">. Reviews of climate effects on mycotoxin-producing fungi and their toxin profiles reach concordant conclusions</w:t>
-      </w:r>
-      <w:r>
-        <w:t xml:space="preserve"> </w:t>
-      </w:r>
-      <w:r>
-        <w:t xml:space="preserve">(</w:t>
-      </w:r>
-      <w:hyperlink w:anchor="ref-medina2017">
-        <w:r>
-          <w:rPr>
-            <w:rStyle w:val="Hyperlink"/>
-          </w:rPr>
-          <w:t xml:space="preserve">Medina et al. 2017</w:t>
-        </w:r>
-      </w:hyperlink>
-      <w:r>
-        <w:t xml:space="preserve">;</w:t>
-      </w:r>
-      <w:r>
-        <w:t xml:space="preserve"> </w:t>
-      </w:r>
-      <w:hyperlink w:anchor="ref-zingales2022">
-        <w:r>
-          <w:rPr>
-            <w:rStyle w:val="Hyperlink"/>
-          </w:rPr>
-          <w:t xml:space="preserve">Zingales et al. 2022</w:t>
-        </w:r>
-      </w:hyperlink>
-      <w:r>
-        <w:t xml:space="preserve">;</w:t>
-      </w:r>
-      <w:r>
-        <w:t xml:space="preserve"> </w:t>
-      </w:r>
-      <w:hyperlink w:anchor="ref-casu2024">
-        <w:r>
-          <w:rPr>
-            <w:rStyle w:val="Hyperlink"/>
-          </w:rPr>
-          <w:t xml:space="preserve">Casu et al. 2024</w:t>
-        </w:r>
-      </w:hyperlink>
-      <w:r>
-        <w:t xml:space="preserve">)</w:t>
-      </w:r>
-      <w:r>
-        <w:t xml:space="preserve">. These patterns are of interest because mycotoxin production is a stress-responsive trait in fungi</w:t>
-      </w:r>
-      <w:r>
-        <w:t xml:space="preserve"> </w:t>
-      </w:r>
-      <w:r>
-        <w:t xml:space="preserve">(</w:t>
-      </w:r>
-      <w:hyperlink w:anchor="ref-Schmidt-Heydt2008">
-        <w:r>
-          <w:rPr>
-            <w:rStyle w:val="Hyperlink"/>
-          </w:rPr>
-          <w:t xml:space="preserve">Schmidt-Heydt et al. 2008</w:t>
-        </w:r>
-      </w:hyperlink>
-      <w:r>
-        <w:t xml:space="preserve">)</w:t>
-      </w:r>
-      <w:r>
-        <w:t xml:space="preserve">. The same warming that moves these fungi also changes what they synthesize once they arrive.</w:t>
-      </w:r>
-    </w:p>
-    <w:bookmarkEnd w:id="73"/>
-    <w:bookmarkStart w:id="74" w:name="sec-8-2"/>
+    <w:bookmarkStart w:id="73" w:name="sec-8-2"/>
     <w:p>
       <w:pPr>
         <w:pStyle w:val="Heading2"/>
@@ -8335,8 +8271,8 @@
         <w:t xml:space="preserve">.</w:t>
       </w:r>
     </w:p>
-    <w:bookmarkEnd w:id="74"/>
-    <w:bookmarkStart w:id="75" w:name="sec-8-3"/>
+    <w:bookmarkEnd w:id="73"/>
+    <w:bookmarkStart w:id="74" w:name="sec-8-3"/>
     <w:p>
       <w:pPr>
         <w:pStyle w:val="Heading2"/>
@@ -8446,9 +8382,9 @@
         <w:t xml:space="preserve">. How fungi respond to a warming planet therefore matters well beyond infectious disease. The same physiological and distributional shifts that determine pathogenic potential also govern the degradative and symbiotic functions, including the mycorrhizal carbon flux.</w:t>
       </w:r>
     </w:p>
+    <w:bookmarkEnd w:id="74"/>
     <w:bookmarkEnd w:id="75"/>
-    <w:bookmarkEnd w:id="76"/>
-    <w:bookmarkStart w:id="77" w:name="sec-9"/>
+    <w:bookmarkStart w:id="76" w:name="sec-9"/>
     <w:p>
       <w:pPr>
         <w:pStyle w:val="Heading1"/>
@@ -8732,8 +8668,8 @@
         <w:t xml:space="preserve">; and (v) post-disaster infection clusters involving unusual organisms. None of these depends on new technology. Each depends on sustained sampling, consistent species-level identification, and linkage between environmental and clinical datasets.</w:t>
       </w:r>
     </w:p>
-    <w:bookmarkEnd w:id="77"/>
-    <w:bookmarkStart w:id="82" w:name="sec-10"/>
+    <w:bookmarkEnd w:id="76"/>
+    <w:bookmarkStart w:id="81" w:name="sec-10"/>
     <w:p>
       <w:pPr>
         <w:pStyle w:val="Heading1"/>
@@ -8742,7 +8678,7 @@
         <w:t xml:space="preserve">10. A Research and Response Agenda</w:t>
       </w:r>
     </w:p>
-    <w:bookmarkStart w:id="78" w:name="sec-10-1"/>
+    <w:bookmarkStart w:id="77" w:name="sec-10-1"/>
     <w:p>
       <w:pPr>
         <w:pStyle w:val="Heading2"/>
@@ -8945,8 +8881,8 @@
         <w:t xml:space="preserve">).</w:t>
       </w:r>
     </w:p>
-    <w:bookmarkEnd w:id="78"/>
-    <w:bookmarkStart w:id="79" w:name="sec-10-2"/>
+    <w:bookmarkEnd w:id="77"/>
+    <w:bookmarkStart w:id="78" w:name="sec-10-2"/>
     <w:p>
       <w:pPr>
         <w:pStyle w:val="Heading2"/>
@@ -9013,80 +8949,80 @@
         <w:t xml:space="preserve">, testing the wetland origin hypothesis directly.</w:t>
       </w:r>
     </w:p>
+    <w:bookmarkEnd w:id="78"/>
+    <w:bookmarkStart w:id="79" w:name="sec-10-3"/>
+    <w:p>
+      <w:pPr>
+        <w:pStyle w:val="Heading2"/>
+      </w:pPr>
+      <w:r>
+        <w:t xml:space="preserve">10.3 Multidisciplinary and policy infrastructure</w:t>
+      </w:r>
+    </w:p>
+    <w:p>
+      <w:pPr>
+        <w:pStyle w:val="FirstParagraph"/>
+      </w:pPr>
+      <w:r>
+        <w:t xml:space="preserve">The questions raised here cannot be answered by mycology researchers alone. They require collaboration with climatology experts and remote sensing for exposure modelling, engineering and building science for post-disaster remediation, veterinary and wildlife science for reservoir work, social science and health economics for the susceptibility gradient, and public health policy for surveillance mandates. Fungal disease remains largely absent from national climate–health adaptation planning despite the WHO priority pathogen framework</w:t>
+      </w:r>
+      <w:r>
+        <w:t xml:space="preserve"> </w:t>
+      </w:r>
+      <w:r>
+        <w:t xml:space="preserve">(</w:t>
+      </w:r>
+      <w:hyperlink w:anchor="ref-fisher2023">
+        <w:r>
+          <w:rPr>
+            <w:rStyle w:val="Hyperlink"/>
+          </w:rPr>
+          <w:t xml:space="preserve">Fisher and Denning 2023</w:t>
+        </w:r>
+      </w:hyperlink>
+      <w:r>
+        <w:t xml:space="preserve">)</w:t>
+      </w:r>
+      <w:r>
+        <w:t xml:space="preserve">, and antifungal resistance sits awkwardly outside much of the antimicrobial-resistance policy architecture</w:t>
+      </w:r>
+      <w:r>
+        <w:t xml:space="preserve"> </w:t>
+      </w:r>
+      <w:r>
+        <w:t xml:space="preserve">(</w:t>
+      </w:r>
+      <w:hyperlink w:anchor="ref-fisher2022">
+        <w:r>
+          <w:rPr>
+            <w:rStyle w:val="Hyperlink"/>
+          </w:rPr>
+          <w:t xml:space="preserve">Fisher et al. 2022</w:t>
+        </w:r>
+      </w:hyperlink>
+      <w:r>
+        <w:t xml:space="preserve">;</w:t>
+      </w:r>
+      <w:r>
+        <w:t xml:space="preserve"> </w:t>
+      </w:r>
+      <w:hyperlink w:anchor="ref-kalanxhi2026">
+        <w:r>
+          <w:rPr>
+            <w:rStyle w:val="Hyperlink"/>
+          </w:rPr>
+          <w:t xml:space="preserve">Kalanxhi and Laxminarayan 2026</w:t>
+        </w:r>
+      </w:hyperlink>
+      <w:r>
+        <w:t xml:space="preserve">)</w:t>
+      </w:r>
+      <w:r>
+        <w:t xml:space="preserve">. Clearly, invasive fungal diseases should be included in climate–health surveillance, and environmental antifungal-resistance monitoring alongside agricultural fungicide reporting. Public and professional education is the third, and the least expensive policy goal for future programs.</w:t>
+      </w:r>
+    </w:p>
     <w:bookmarkEnd w:id="79"/>
-    <w:bookmarkStart w:id="80" w:name="sec-10-3"/>
-    <w:p>
-      <w:pPr>
-        <w:pStyle w:val="Heading2"/>
-      </w:pPr>
-      <w:r>
-        <w:t xml:space="preserve">10.3 Multidisciplinary and policy infrastructure</w:t>
-      </w:r>
-    </w:p>
-    <w:p>
-      <w:pPr>
-        <w:pStyle w:val="FirstParagraph"/>
-      </w:pPr>
-      <w:r>
-        <w:t xml:space="preserve">The questions raised here cannot be answered by mycology researchers alone. They require collaboration with climatology experts and remote sensing for exposure modelling, engineering and building science for post-disaster remediation, veterinary and wildlife science for reservoir work, social science and health economics for the susceptibility gradient, and public health policy for surveillance mandates. Fungal disease remains largely absent from national climate–health adaptation planning despite the WHO priority pathogen framework</w:t>
-      </w:r>
-      <w:r>
-        <w:t xml:space="preserve"> </w:t>
-      </w:r>
-      <w:r>
-        <w:t xml:space="preserve">(</w:t>
-      </w:r>
-      <w:hyperlink w:anchor="ref-fisher2023">
-        <w:r>
-          <w:rPr>
-            <w:rStyle w:val="Hyperlink"/>
-          </w:rPr>
-          <w:t xml:space="preserve">Fisher and Denning 2023</w:t>
-        </w:r>
-      </w:hyperlink>
-      <w:r>
-        <w:t xml:space="preserve">)</w:t>
-      </w:r>
-      <w:r>
-        <w:t xml:space="preserve">, and antifungal resistance sits awkwardly outside much of the antimicrobial-resistance policy architecture</w:t>
-      </w:r>
-      <w:r>
-        <w:t xml:space="preserve"> </w:t>
-      </w:r>
-      <w:r>
-        <w:t xml:space="preserve">(</w:t>
-      </w:r>
-      <w:hyperlink w:anchor="ref-fisher2022">
-        <w:r>
-          <w:rPr>
-            <w:rStyle w:val="Hyperlink"/>
-          </w:rPr>
-          <w:t xml:space="preserve">Fisher et al. 2022</w:t>
-        </w:r>
-      </w:hyperlink>
-      <w:r>
-        <w:t xml:space="preserve">;</w:t>
-      </w:r>
-      <w:r>
-        <w:t xml:space="preserve"> </w:t>
-      </w:r>
-      <w:hyperlink w:anchor="ref-kalanxhi2026">
-        <w:r>
-          <w:rPr>
-            <w:rStyle w:val="Hyperlink"/>
-          </w:rPr>
-          <w:t xml:space="preserve">Kalanxhi and Laxminarayan 2026</w:t>
-        </w:r>
-      </w:hyperlink>
-      <w:r>
-        <w:t xml:space="preserve">)</w:t>
-      </w:r>
-      <w:r>
-        <w:t xml:space="preserve">. Clearly, invasive fungal diseases should be included in climate–health surveillance, and environmental antifungal-resistance monitoring alongside agricultural fungicide reporting. Public and professional education is the third, and the least expensive policy goal for future programs.</w:t>
-      </w:r>
-    </w:p>
-    <w:bookmarkEnd w:id="80"/>
-    <w:bookmarkStart w:id="81" w:name="sec-10-4"/>
+    <w:bookmarkStart w:id="80" w:name="sec-10-4"/>
     <w:p>
       <w:pPr>
         <w:pStyle w:val="Heading2"/>
@@ -9231,9 +9167,9 @@
         <w:t xml:space="preserve">Can environmental surveillance detect thermotolerant opportunists before they appear clinically, and at what cost per detection?</w:t>
       </w:r>
     </w:p>
+    <w:bookmarkEnd w:id="80"/>
     <w:bookmarkEnd w:id="81"/>
-    <w:bookmarkEnd w:id="82"/>
-    <w:bookmarkStart w:id="330" w:name="sec-11"/>
+    <w:bookmarkStart w:id="329" w:name="sec-11"/>
     <w:p>
       <w:pPr>
         <w:pStyle w:val="Heading1"/>
@@ -9308,7 +9244,7 @@
         <w:t xml:space="preserve">Third, the prospect of a human fungal pandemic driven by thermal adaptation remains improbable based on current evidence, and stating this clearly should be a scientific responsibility of the mycology field. The credible risks are more mundane and tractable: wider geographic exposure to established pathogens, more frequent post-disaster infection clusters, an enlarging environmental reservoir of antifungal resistance, and a growing population of susceptible hosts. All four are addressable with existing tools, and none requires a pandemic to justify attention.</w:t>
       </w:r>
     </w:p>
-    <w:bookmarkStart w:id="329" w:name="acknowledgements"/>
+    <w:bookmarkStart w:id="328" w:name="acknowledgements"/>
     <w:p>
       <w:pPr>
         <w:pStyle w:val="Heading2"/>
@@ -9329,8 +9265,8 @@
         <w:t xml:space="preserve">DPK:</w:t>
       </w:r>
     </w:p>
-    <w:bookmarkStart w:id="328" w:name="refs"/>
-    <w:bookmarkStart w:id="84" w:name="ref-alempic2023"/>
+    <w:bookmarkStart w:id="327" w:name="refs"/>
+    <w:bookmarkStart w:id="83" w:name="ref-alempic2023"/>
     <w:p>
       <w:pPr>
         <w:pStyle w:val="Bibliography"/>
@@ -9341,7 +9277,7 @@
       <w:r>
         <w:t xml:space="preserve"> </w:t>
       </w:r>
-      <w:hyperlink r:id="rId83">
+      <w:hyperlink r:id="rId82">
         <w:r>
           <w:rPr>
             <w:rStyle w:val="Hyperlink"/>
@@ -9350,8 +9286,8 @@
         </w:r>
       </w:hyperlink>
     </w:p>
-    <w:bookmarkEnd w:id="84"/>
-    <w:bookmarkStart w:id="86" w:name="ref-arora2021"/>
+    <w:bookmarkEnd w:id="83"/>
+    <w:bookmarkStart w:id="85" w:name="ref-arora2021"/>
     <w:p>
       <w:pPr>
         <w:pStyle w:val="Bibliography"/>
@@ -9362,7 +9298,7 @@
       <w:r>
         <w:t xml:space="preserve"> </w:t>
       </w:r>
-      <w:hyperlink r:id="rId85">
+      <w:hyperlink r:id="rId84">
         <w:r>
           <w:rPr>
             <w:rStyle w:val="Hyperlink"/>
@@ -9371,8 +9307,8 @@
         </w:r>
       </w:hyperlink>
     </w:p>
-    <w:bookmarkEnd w:id="86"/>
-    <w:bookmarkStart w:id="88" w:name="ref-astvad2022"/>
+    <w:bookmarkEnd w:id="85"/>
+    <w:bookmarkStart w:id="87" w:name="ref-astvad2022"/>
     <w:p>
       <w:pPr>
         <w:pStyle w:val="Bibliography"/>
@@ -9383,7 +9319,7 @@
       <w:r>
         <w:t xml:space="preserve"> </w:t>
       </w:r>
-      <w:hyperlink r:id="rId87">
+      <w:hyperlink r:id="rId86">
         <w:r>
           <w:rPr>
             <w:rStyle w:val="Hyperlink"/>
@@ -9392,8 +9328,8 @@
         </w:r>
       </w:hyperlink>
     </w:p>
-    <w:bookmarkEnd w:id="88"/>
-    <w:bookmarkStart w:id="90" w:name="ref-baddley2011"/>
+    <w:bookmarkEnd w:id="87"/>
+    <w:bookmarkStart w:id="89" w:name="ref-baddley2011"/>
     <w:p>
       <w:pPr>
         <w:pStyle w:val="Bibliography"/>
@@ -9404,7 +9340,7 @@
       <w:r>
         <w:t xml:space="preserve"> </w:t>
       </w:r>
-      <w:hyperlink r:id="rId89">
+      <w:hyperlink r:id="rId88">
         <w:r>
           <w:rPr>
             <w:rStyle w:val="Hyperlink"/>
@@ -9413,8 +9349,8 @@
         </w:r>
       </w:hyperlink>
     </w:p>
-    <w:bookmarkEnd w:id="90"/>
-    <w:bookmarkStart w:id="92" w:name="ref-baker2022"/>
+    <w:bookmarkEnd w:id="89"/>
+    <w:bookmarkStart w:id="91" w:name="ref-baker2022"/>
     <w:p>
       <w:pPr>
         <w:pStyle w:val="Bibliography"/>
@@ -9425,7 +9361,7 @@
       <w:r>
         <w:t xml:space="preserve"> </w:t>
       </w:r>
-      <w:hyperlink r:id="rId91">
+      <w:hyperlink r:id="rId90">
         <w:r>
           <w:rPr>
             <w:rStyle w:val="Hyperlink"/>
@@ -9434,8 +9370,8 @@
         </w:r>
       </w:hyperlink>
     </w:p>
-    <w:bookmarkEnd w:id="92"/>
-    <w:bookmarkStart w:id="94" w:name="ref-battilani2016"/>
+    <w:bookmarkEnd w:id="91"/>
+    <w:bookmarkStart w:id="93" w:name="ref-battilani2016"/>
     <w:p>
       <w:pPr>
         <w:pStyle w:val="Bibliography"/>
@@ -9446,7 +9382,7 @@
       <w:r>
         <w:t xml:space="preserve"> </w:t>
       </w:r>
-      <w:hyperlink r:id="rId93">
+      <w:hyperlink r:id="rId92">
         <w:r>
           <w:rPr>
             <w:rStyle w:val="Hyperlink"/>
@@ -9455,8 +9391,8 @@
         </w:r>
       </w:hyperlink>
     </w:p>
-    <w:bookmarkEnd w:id="94"/>
-    <w:bookmarkStart w:id="96" w:name="ref-bebber2013"/>
+    <w:bookmarkEnd w:id="93"/>
+    <w:bookmarkStart w:id="95" w:name="ref-bebber2013"/>
     <w:p>
       <w:pPr>
         <w:pStyle w:val="Bibliography"/>
@@ -9467,7 +9403,7 @@
       <w:r>
         <w:t xml:space="preserve"> </w:t>
       </w:r>
-      <w:hyperlink r:id="rId95">
+      <w:hyperlink r:id="rId94">
         <w:r>
           <w:rPr>
             <w:rStyle w:val="Hyperlink"/>
@@ -9476,8 +9412,8 @@
         </w:r>
       </w:hyperlink>
     </w:p>
-    <w:bookmarkEnd w:id="96"/>
-    <w:bookmarkStart w:id="98" w:name="ref-bedard2025"/>
+    <w:bookmarkEnd w:id="95"/>
+    <w:bookmarkStart w:id="97" w:name="ref-bedard2025"/>
     <w:p>
       <w:pPr>
         <w:pStyle w:val="Bibliography"/>
@@ -9488,7 +9424,7 @@
       <w:r>
         <w:t xml:space="preserve"> </w:t>
       </w:r>
-      <w:hyperlink r:id="rId97">
+      <w:hyperlink r:id="rId96">
         <w:r>
           <w:rPr>
             <w:rStyle w:val="Hyperlink"/>
@@ -9497,8 +9433,8 @@
         </w:r>
       </w:hyperlink>
     </w:p>
-    <w:bookmarkEnd w:id="98"/>
-    <w:bookmarkStart w:id="100" w:name="ref-benedict2014"/>
+    <w:bookmarkEnd w:id="97"/>
+    <w:bookmarkStart w:id="99" w:name="ref-benedict2014"/>
     <w:p>
       <w:pPr>
         <w:pStyle w:val="Bibliography"/>
@@ -9509,7 +9445,7 @@
       <w:r>
         <w:t xml:space="preserve"> </w:t>
       </w:r>
-      <w:hyperlink r:id="rId99">
+      <w:hyperlink r:id="rId98">
         <w:r>
           <w:rPr>
             <w:rStyle w:val="Hyperlink"/>
@@ -9518,8 +9454,8 @@
         </w:r>
       </w:hyperlink>
     </w:p>
-    <w:bookmarkEnd w:id="100"/>
-    <w:bookmarkStart w:id="102" w:name="ref-bennett2014"/>
+    <w:bookmarkEnd w:id="99"/>
+    <w:bookmarkStart w:id="101" w:name="ref-bennett2014"/>
     <w:p>
       <w:pPr>
         <w:pStyle w:val="Bibliography"/>
@@ -9530,7 +9466,7 @@
       <w:r>
         <w:t xml:space="preserve"> </w:t>
       </w:r>
-      <w:hyperlink r:id="rId101">
+      <w:hyperlink r:id="rId100">
         <w:r>
           <w:rPr>
             <w:rStyle w:val="Hyperlink"/>
@@ -9539,8 +9475,8 @@
         </w:r>
       </w:hyperlink>
     </w:p>
-    <w:bookmarkEnd w:id="102"/>
-    <w:bookmarkStart w:id="104" w:name="ref-berger2017"/>
+    <w:bookmarkEnd w:id="101"/>
+    <w:bookmarkStart w:id="103" w:name="ref-berger2017"/>
     <w:p>
       <w:pPr>
         <w:pStyle w:val="Bibliography"/>
@@ -9551,7 +9487,7 @@
       <w:r>
         <w:t xml:space="preserve"> </w:t>
       </w:r>
-      <w:hyperlink r:id="rId103">
+      <w:hyperlink r:id="rId102">
         <w:r>
           <w:rPr>
             <w:rStyle w:val="Hyperlink"/>
@@ -9560,8 +9496,8 @@
         </w:r>
       </w:hyperlink>
     </w:p>
-    <w:bookmarkEnd w:id="104"/>
-    <w:bookmarkStart w:id="106" w:name="ref-bergman2010"/>
+    <w:bookmarkEnd w:id="103"/>
+    <w:bookmarkStart w:id="105" w:name="ref-bergman2010"/>
     <w:p>
       <w:pPr>
         <w:pStyle w:val="Bibliography"/>
@@ -9572,7 +9508,7 @@
       <w:r>
         <w:t xml:space="preserve"> </w:t>
       </w:r>
-      <w:hyperlink r:id="rId105">
+      <w:hyperlink r:id="rId104">
         <w:r>
           <w:rPr>
             <w:rStyle w:val="Hyperlink"/>
@@ -9581,8 +9517,8 @@
         </w:r>
       </w:hyperlink>
     </w:p>
-    <w:bookmarkEnd w:id="106"/>
-    <w:bookmarkStart w:id="108" w:name="ref-billmyre2014"/>
+    <w:bookmarkEnd w:id="105"/>
+    <w:bookmarkStart w:id="107" w:name="ref-billmyre2014"/>
     <w:p>
       <w:pPr>
         <w:pStyle w:val="Bibliography"/>
@@ -9593,7 +9529,7 @@
       <w:r>
         <w:t xml:space="preserve"> </w:t>
       </w:r>
-      <w:hyperlink r:id="rId107">
+      <w:hyperlink r:id="rId106">
         <w:r>
           <w:rPr>
             <w:rStyle w:val="Hyperlink"/>
@@ -9602,8 +9538,8 @@
         </w:r>
       </w:hyperlink>
     </w:p>
-    <w:bookmarkEnd w:id="108"/>
-    <w:bookmarkStart w:id="110" w:name="ref-blehert2009"/>
+    <w:bookmarkEnd w:id="107"/>
+    <w:bookmarkStart w:id="109" w:name="ref-blehert2009"/>
     <w:p>
       <w:pPr>
         <w:pStyle w:val="Bibliography"/>
@@ -9614,7 +9550,7 @@
       <w:r>
         <w:t xml:space="preserve"> </w:t>
       </w:r>
-      <w:hyperlink r:id="rId109">
+      <w:hyperlink r:id="rId108">
         <w:r>
           <w:rPr>
             <w:rStyle w:val="Hyperlink"/>
@@ -9623,8 +9559,8 @@
         </w:r>
       </w:hyperlink>
     </w:p>
-    <w:bookmarkEnd w:id="110"/>
-    <w:bookmarkStart w:id="112" w:name="ref-brown2018"/>
+    <w:bookmarkEnd w:id="109"/>
+    <w:bookmarkStart w:id="111" w:name="ref-brown2018"/>
     <w:p>
       <w:pPr>
         <w:pStyle w:val="Bibliography"/>
@@ -9635,7 +9571,7 @@
       <w:r>
         <w:t xml:space="preserve"> </w:t>
       </w:r>
-      <w:hyperlink r:id="rId111">
+      <w:hyperlink r:id="rId110">
         <w:r>
           <w:rPr>
             <w:rStyle w:val="Hyperlink"/>
@@ -9644,8 +9580,8 @@
         </w:r>
       </w:hyperlink>
     </w:p>
-    <w:bookmarkEnd w:id="112"/>
-    <w:bookmarkStart w:id="114" w:name="ref-calo2014"/>
+    <w:bookmarkEnd w:id="111"/>
+    <w:bookmarkStart w:id="113" w:name="ref-calo2014"/>
     <w:p>
       <w:pPr>
         <w:pStyle w:val="Bibliography"/>
@@ -9656,7 +9592,7 @@
       <w:r>
         <w:t xml:space="preserve"> </w:t>
       </w:r>
-      <w:hyperlink r:id="rId113">
+      <w:hyperlink r:id="rId112">
         <w:r>
           <w:rPr>
             <w:rStyle w:val="Hyperlink"/>
@@ -9665,8 +9601,8 @@
         </w:r>
       </w:hyperlink>
     </w:p>
-    <w:bookmarkEnd w:id="114"/>
-    <w:bookmarkStart w:id="116" w:name="ref-carlson2022"/>
+    <w:bookmarkEnd w:id="113"/>
+    <w:bookmarkStart w:id="115" w:name="ref-carlson2022"/>
     <w:p>
       <w:pPr>
         <w:pStyle w:val="Bibliography"/>
@@ -9677,7 +9613,7 @@
       <w:r>
         <w:t xml:space="preserve"> </w:t>
       </w:r>
-      <w:hyperlink r:id="rId115">
+      <w:hyperlink r:id="rId114">
         <w:r>
           <w:rPr>
             <w:rStyle w:val="Hyperlink"/>
@@ -9686,8 +9622,8 @@
         </w:r>
       </w:hyperlink>
     </w:p>
-    <w:bookmarkEnd w:id="116"/>
-    <w:bookmarkStart w:id="118" w:name="ref-carlson2025"/>
+    <w:bookmarkEnd w:id="115"/>
+    <w:bookmarkStart w:id="117" w:name="ref-carlson2025"/>
     <w:p>
       <w:pPr>
         <w:pStyle w:val="Bibliography"/>
@@ -9698,7 +9634,7 @@
       <w:r>
         <w:t xml:space="preserve"> </w:t>
       </w:r>
-      <w:hyperlink r:id="rId117">
+      <w:hyperlink r:id="rId116">
         <w:r>
           <w:rPr>
             <w:rStyle w:val="Hyperlink"/>
@@ -9707,8 +9643,8 @@
         </w:r>
       </w:hyperlink>
     </w:p>
-    <w:bookmarkEnd w:id="118"/>
-    <w:bookmarkStart w:id="120" w:name="ref-casadevall2012"/>
+    <w:bookmarkEnd w:id="117"/>
+    <w:bookmarkStart w:id="119" w:name="ref-casadevall2012"/>
     <w:p>
       <w:pPr>
         <w:pStyle w:val="Bibliography"/>
@@ -9719,7 +9655,7 @@
       <w:r>
         <w:t xml:space="preserve"> </w:t>
       </w:r>
-      <w:hyperlink r:id="rId119">
+      <w:hyperlink r:id="rId118">
         <w:r>
           <w:rPr>
             <w:rStyle w:val="Hyperlink"/>
@@ -9728,8 +9664,8 @@
         </w:r>
       </w:hyperlink>
     </w:p>
-    <w:bookmarkEnd w:id="120"/>
-    <w:bookmarkStart w:id="122" w:name="ref-casadevall2020"/>
+    <w:bookmarkEnd w:id="119"/>
+    <w:bookmarkStart w:id="121" w:name="ref-casadevall2020"/>
     <w:p>
       <w:pPr>
         <w:pStyle w:val="Bibliography"/>
@@ -9740,7 +9676,7 @@
       <w:r>
         <w:t xml:space="preserve"> </w:t>
       </w:r>
-      <w:hyperlink r:id="rId121">
+      <w:hyperlink r:id="rId120">
         <w:r>
           <w:rPr>
             <w:rStyle w:val="Hyperlink"/>
@@ -9749,8 +9685,8 @@
         </w:r>
       </w:hyperlink>
     </w:p>
-    <w:bookmarkEnd w:id="122"/>
-    <w:bookmarkStart w:id="124" w:name="ref-casadevall2017"/>
+    <w:bookmarkEnd w:id="121"/>
+    <w:bookmarkStart w:id="123" w:name="ref-casadevall2017"/>
     <w:p>
       <w:pPr>
         <w:pStyle w:val="Bibliography"/>
@@ -9761,7 +9697,7 @@
       <w:r>
         <w:t xml:space="preserve"> </w:t>
       </w:r>
-      <w:hyperlink r:id="rId123">
+      <w:hyperlink r:id="rId122">
         <w:r>
           <w:rPr>
             <w:rStyle w:val="Hyperlink"/>
@@ -9770,8 +9706,8 @@
         </w:r>
       </w:hyperlink>
     </w:p>
-    <w:bookmarkEnd w:id="124"/>
-    <w:bookmarkStart w:id="126" w:name="ref-casadevall2019"/>
+    <w:bookmarkEnd w:id="123"/>
+    <w:bookmarkStart w:id="125" w:name="ref-casadevall2019"/>
     <w:p>
       <w:pPr>
         <w:pStyle w:val="Bibliography"/>
@@ -9782,7 +9718,7 @@
       <w:r>
         <w:t xml:space="preserve"> </w:t>
       </w:r>
-      <w:hyperlink r:id="rId125">
+      <w:hyperlink r:id="rId124">
         <w:r>
           <w:rPr>
             <w:rStyle w:val="Hyperlink"/>
@@ -9791,8 +9727,8 @@
         </w:r>
       </w:hyperlink>
     </w:p>
-    <w:bookmarkEnd w:id="126"/>
-    <w:bookmarkStart w:id="128" w:name="ref-case2025"/>
+    <w:bookmarkEnd w:id="125"/>
+    <w:bookmarkStart w:id="127" w:name="ref-case2025"/>
     <w:p>
       <w:pPr>
         <w:pStyle w:val="Bibliography"/>
@@ -9803,7 +9739,7 @@
       <w:r>
         <w:t xml:space="preserve"> </w:t>
       </w:r>
-      <w:hyperlink r:id="rId127">
+      <w:hyperlink r:id="rId126">
         <w:r>
           <w:rPr>
             <w:rStyle w:val="Hyperlink"/>
@@ -9812,8 +9748,8 @@
         </w:r>
       </w:hyperlink>
     </w:p>
-    <w:bookmarkEnd w:id="128"/>
-    <w:bookmarkStart w:id="130" w:name="ref-casu2024"/>
+    <w:bookmarkEnd w:id="127"/>
+    <w:bookmarkStart w:id="129" w:name="ref-casu2024"/>
     <w:p>
       <w:pPr>
         <w:pStyle w:val="Bibliography"/>
@@ -9824,7 +9760,7 @@
       <w:r>
         <w:t xml:space="preserve"> </w:t>
       </w:r>
-      <w:hyperlink r:id="rId129">
+      <w:hyperlink r:id="rId128">
         <w:r>
           <w:rPr>
             <w:rStyle w:val="Hyperlink"/>
@@ -9833,8 +9769,8 @@
         </w:r>
       </w:hyperlink>
     </w:p>
-    <w:bookmarkEnd w:id="130"/>
-    <w:bookmarkStart w:id="132" w:name="ref-celebisozener2023"/>
+    <w:bookmarkEnd w:id="129"/>
+    <w:bookmarkStart w:id="131" w:name="ref-celebisozener2023"/>
     <w:p>
       <w:pPr>
         <w:pStyle w:val="Bibliography"/>
@@ -9845,7 +9781,7 @@
       <w:r>
         <w:t xml:space="preserve"> </w:t>
       </w:r>
-      <w:hyperlink r:id="rId131">
+      <w:hyperlink r:id="rId130">
         <w:r>
           <w:rPr>
             <w:rStyle w:val="Hyperlink"/>
@@ -9854,8 +9790,8 @@
         </w:r>
       </w:hyperlink>
     </w:p>
-    <w:bookmarkEnd w:id="132"/>
-    <w:bookmarkStart w:id="134" w:name="ref-chaloner2021"/>
+    <w:bookmarkEnd w:id="131"/>
+    <w:bookmarkStart w:id="133" w:name="ref-chaloner2021"/>
     <w:p>
       <w:pPr>
         <w:pStyle w:val="Bibliography"/>
@@ -9866,7 +9802,7 @@
       <w:r>
         <w:t xml:space="preserve"> </w:t>
       </w:r>
-      <w:hyperlink r:id="rId133">
+      <w:hyperlink r:id="rId132">
         <w:r>
           <w:rPr>
             <w:rStyle w:val="Hyperlink"/>
@@ -9875,8 +9811,8 @@
         </w:r>
       </w:hyperlink>
     </w:p>
-    <w:bookmarkEnd w:id="134"/>
-    <w:bookmarkStart w:id="136" w:name="ref-chamilos2008"/>
+    <w:bookmarkEnd w:id="133"/>
+    <w:bookmarkStart w:id="135" w:name="ref-chamilos2008"/>
     <w:p>
       <w:pPr>
         <w:pStyle w:val="Bibliography"/>
@@ -9887,7 +9823,7 @@
       <w:r>
         <w:t xml:space="preserve"> </w:t>
       </w:r>
-      <w:hyperlink r:id="rId135">
+      <w:hyperlink r:id="rId134">
         <w:r>
           <w:rPr>
             <w:rStyle w:val="Hyperlink"/>
@@ -9896,8 +9832,8 @@
         </w:r>
       </w:hyperlink>
     </w:p>
-    <w:bookmarkEnd w:id="136"/>
-    <w:bookmarkStart w:id="138" w:name="ref-chamilos2006"/>
+    <w:bookmarkEnd w:id="135"/>
+    <w:bookmarkStart w:id="137" w:name="ref-chamilos2006"/>
     <w:p>
       <w:pPr>
         <w:pStyle w:val="Bibliography"/>
@@ -9908,7 +9844,7 @@
       <w:r>
         <w:t xml:space="preserve"> </w:t>
       </w:r>
-      <w:hyperlink r:id="rId137">
+      <w:hyperlink r:id="rId136">
         <w:r>
           <w:rPr>
             <w:rStyle w:val="Hyperlink"/>
@@ -9917,8 +9853,8 @@
         </w:r>
       </w:hyperlink>
     </w:p>
-    <w:bookmarkEnd w:id="138"/>
-    <w:bookmarkStart w:id="140" w:name="ref-Chen2012a"/>
+    <w:bookmarkEnd w:id="137"/>
+    <w:bookmarkStart w:id="139" w:name="ref-Chen2012a"/>
     <w:p>
       <w:pPr>
         <w:pStyle w:val="Bibliography"/>
@@ -9929,7 +9865,7 @@
       <w:r>
         <w:t xml:space="preserve"> </w:t>
       </w:r>
-      <w:hyperlink r:id="rId139">
+      <w:hyperlink r:id="rId138">
         <w:r>
           <w:rPr>
             <w:rStyle w:val="Hyperlink"/>
@@ -9938,8 +9874,8 @@
         </w:r>
       </w:hyperlink>
     </w:p>
-    <w:bookmarkEnd w:id="140"/>
-    <w:bookmarkStart w:id="142" w:name="ref-chew2006"/>
+    <w:bookmarkEnd w:id="139"/>
+    <w:bookmarkStart w:id="141" w:name="ref-chew2006"/>
     <w:p>
       <w:pPr>
         <w:pStyle w:val="Bibliography"/>
@@ -9950,7 +9886,7 @@
       <w:r>
         <w:t xml:space="preserve"> </w:t>
       </w:r>
-      <w:hyperlink r:id="rId141">
+      <w:hyperlink r:id="rId140">
         <w:r>
           <w:rPr>
             <w:rStyle w:val="Hyperlink"/>
@@ -9959,8 +9895,8 @@
         </w:r>
       </w:hyperlink>
     </w:p>
-    <w:bookmarkEnd w:id="142"/>
-    <w:bookmarkStart w:id="144" w:name="ref-chow2020"/>
+    <w:bookmarkEnd w:id="141"/>
+    <w:bookmarkStart w:id="143" w:name="ref-chow2020"/>
     <w:p>
       <w:pPr>
         <w:pStyle w:val="Bibliography"/>
@@ -9971,7 +9907,7 @@
       <w:r>
         <w:t xml:space="preserve"> </w:t>
       </w:r>
-      <w:hyperlink r:id="rId143">
+      <w:hyperlink r:id="rId142">
         <w:r>
           <w:rPr>
             <w:rStyle w:val="Hyperlink"/>
@@ -9980,8 +9916,8 @@
         </w:r>
       </w:hyperlink>
     </w:p>
-    <w:bookmarkEnd w:id="144"/>
-    <w:bookmarkStart w:id="146" w:name="ref-chowdhary2017"/>
+    <w:bookmarkEnd w:id="143"/>
+    <w:bookmarkStart w:id="145" w:name="ref-chowdhary2017"/>
     <w:p>
       <w:pPr>
         <w:pStyle w:val="Bibliography"/>
@@ -9992,7 +9928,7 @@
       <w:r>
         <w:t xml:space="preserve"> </w:t>
       </w:r>
-      <w:hyperlink r:id="rId145">
+      <w:hyperlink r:id="rId144">
         <w:r>
           <w:rPr>
             <w:rStyle w:val="Hyperlink"/>
@@ -10001,8 +9937,8 @@
         </w:r>
       </w:hyperlink>
     </w:p>
-    <w:bookmarkEnd w:id="146"/>
-    <w:bookmarkStart w:id="148" w:name="ref-cordero2017"/>
+    <w:bookmarkEnd w:id="145"/>
+    <w:bookmarkStart w:id="147" w:name="ref-cordero2017"/>
     <w:p>
       <w:pPr>
         <w:pStyle w:val="Bibliography"/>
@@ -10013,7 +9949,7 @@
       <w:r>
         <w:t xml:space="preserve"> </w:t>
       </w:r>
-      <w:hyperlink r:id="rId147">
+      <w:hyperlink r:id="rId146">
         <w:r>
           <w:rPr>
             <w:rStyle w:val="Hyperlink"/>
@@ -10022,8 +9958,8 @@
         </w:r>
       </w:hyperlink>
     </w:p>
-    <w:bookmarkEnd w:id="148"/>
-    <w:bookmarkStart w:id="150" w:name="ref-cowen2005"/>
+    <w:bookmarkEnd w:id="147"/>
+    <w:bookmarkStart w:id="149" w:name="ref-cowen2005"/>
     <w:p>
       <w:pPr>
         <w:pStyle w:val="Bibliography"/>
@@ -10034,7 +9970,7 @@
       <w:r>
         <w:t xml:space="preserve"> </w:t>
       </w:r>
-      <w:hyperlink r:id="rId149">
+      <w:hyperlink r:id="rId148">
         <w:r>
           <w:rPr>
             <w:rStyle w:val="Hyperlink"/>
@@ -10043,8 +9979,8 @@
         </w:r>
       </w:hyperlink>
     </w:p>
-    <w:bookmarkEnd w:id="150"/>
-    <w:bookmarkStart w:id="152" w:name="ref-cowen2009"/>
+    <w:bookmarkEnd w:id="149"/>
+    <w:bookmarkStart w:id="151" w:name="ref-cowen2009"/>
     <w:p>
       <w:pPr>
         <w:pStyle w:val="Bibliography"/>
@@ -10055,7 +9991,7 @@
       <w:r>
         <w:t xml:space="preserve"> </w:t>
       </w:r>
-      <w:hyperlink r:id="rId151">
+      <w:hyperlink r:id="rId150">
         <w:r>
           <w:rPr>
             <w:rStyle w:val="Hyperlink"/>
@@ -10064,8 +10000,8 @@
         </w:r>
       </w:hyperlink>
     </w:p>
-    <w:bookmarkEnd w:id="152"/>
-    <w:bookmarkStart w:id="154" w:name="ref-dadachova2007"/>
+    <w:bookmarkEnd w:id="151"/>
+    <w:bookmarkStart w:id="153" w:name="ref-dadachova2007"/>
     <w:p>
       <w:pPr>
         <w:pStyle w:val="Bibliography"/>
@@ -10076,7 +10012,7 @@
       <w:r>
         <w:t xml:space="preserve"> </w:t>
       </w:r>
-      <w:hyperlink r:id="rId153">
+      <w:hyperlink r:id="rId152">
         <w:r>
           <w:rPr>
             <w:rStyle w:val="Hyperlink"/>
@@ -10085,8 +10021,8 @@
         </w:r>
       </w:hyperlink>
     </w:p>
-    <w:bookmarkEnd w:id="154"/>
-    <w:bookmarkStart w:id="156" w:name="ref-day2019"/>
+    <w:bookmarkEnd w:id="153"/>
+    <w:bookmarkStart w:id="155" w:name="ref-day2019"/>
     <w:p>
       <w:pPr>
         <w:pStyle w:val="Bibliography"/>
@@ -10097,7 +10033,7 @@
       <w:r>
         <w:t xml:space="preserve"> </w:t>
       </w:r>
-      <w:hyperlink r:id="rId155">
+      <w:hyperlink r:id="rId154">
         <w:r>
           <w:rPr>
             <w:rStyle w:val="Hyperlink"/>
@@ -10106,8 +10042,8 @@
         </w:r>
       </w:hyperlink>
     </w:p>
-    <w:bookmarkEnd w:id="156"/>
-    <w:bookmarkStart w:id="158" w:name="ref-decrecy2009"/>
+    <w:bookmarkEnd w:id="155"/>
+    <w:bookmarkStart w:id="157" w:name="ref-decrecy2009"/>
     <w:p>
       <w:pPr>
         <w:pStyle w:val="Bibliography"/>
@@ -10124,7 +10060,7 @@
       <w:r>
         <w:t xml:space="preserve"> </w:t>
       </w:r>
-      <w:hyperlink r:id="rId157">
+      <w:hyperlink r:id="rId156">
         <w:r>
           <w:rPr>
             <w:rStyle w:val="Hyperlink"/>
@@ -10133,8 +10069,8 @@
         </w:r>
       </w:hyperlink>
     </w:p>
-    <w:bookmarkEnd w:id="158"/>
-    <w:bookmarkStart w:id="160" w:name="ref-denning2024"/>
+    <w:bookmarkEnd w:id="157"/>
+    <w:bookmarkStart w:id="159" w:name="ref-denning2024"/>
     <w:p>
       <w:pPr>
         <w:pStyle w:val="Bibliography"/>
@@ -10145,7 +10081,7 @@
       <w:r>
         <w:t xml:space="preserve"> </w:t>
       </w:r>
-      <w:hyperlink r:id="rId159">
+      <w:hyperlink r:id="rId158">
         <w:r>
           <w:rPr>
             <w:rStyle w:val="Hyperlink"/>
@@ -10154,8 +10090,8 @@
         </w:r>
       </w:hyperlink>
     </w:p>
-    <w:bookmarkEnd w:id="160"/>
-    <w:bookmarkStart w:id="162" w:name="ref-ellington2024"/>
+    <w:bookmarkEnd w:id="159"/>
+    <w:bookmarkStart w:id="161" w:name="ref-ellington2024"/>
     <w:p>
       <w:pPr>
         <w:pStyle w:val="Bibliography"/>
@@ -10166,7 +10102,7 @@
       <w:r>
         <w:t xml:space="preserve"> </w:t>
       </w:r>
-      <w:hyperlink r:id="rId161">
+      <w:hyperlink r:id="rId160">
         <w:r>
           <w:rPr>
             <w:rStyle w:val="Hyperlink"/>
@@ -10175,8 +10111,8 @@
         </w:r>
       </w:hyperlink>
     </w:p>
-    <w:bookmarkEnd w:id="162"/>
-    <w:bookmarkStart w:id="164" w:name="ref-fisher2022"/>
+    <w:bookmarkEnd w:id="161"/>
+    <w:bookmarkStart w:id="163" w:name="ref-fisher2022"/>
     <w:p>
       <w:pPr>
         <w:pStyle w:val="Bibliography"/>
@@ -10187,7 +10123,7 @@
       <w:r>
         <w:t xml:space="preserve"> </w:t>
       </w:r>
-      <w:hyperlink r:id="rId163">
+      <w:hyperlink r:id="rId162">
         <w:r>
           <w:rPr>
             <w:rStyle w:val="Hyperlink"/>
@@ -10196,8 +10132,8 @@
         </w:r>
       </w:hyperlink>
     </w:p>
-    <w:bookmarkEnd w:id="164"/>
-    <w:bookmarkStart w:id="166" w:name="ref-fisher2023"/>
+    <w:bookmarkEnd w:id="163"/>
+    <w:bookmarkStart w:id="165" w:name="ref-fisher2023"/>
     <w:p>
       <w:pPr>
         <w:pStyle w:val="Bibliography"/>
@@ -10208,7 +10144,7 @@
       <w:r>
         <w:t xml:space="preserve"> </w:t>
       </w:r>
-      <w:hyperlink r:id="rId165">
+      <w:hyperlink r:id="rId164">
         <w:r>
           <w:rPr>
             <w:rStyle w:val="Hyperlink"/>
@@ -10217,8 +10153,8 @@
         </w:r>
       </w:hyperlink>
     </w:p>
-    <w:bookmarkEnd w:id="166"/>
-    <w:bookmarkStart w:id="168" w:name="ref-fisher2020"/>
+    <w:bookmarkEnd w:id="165"/>
+    <w:bookmarkStart w:id="167" w:name="ref-fisher2020"/>
     <w:p>
       <w:pPr>
         <w:pStyle w:val="Bibliography"/>
@@ -10229,7 +10165,7 @@
       <w:r>
         <w:t xml:space="preserve"> </w:t>
       </w:r>
-      <w:hyperlink r:id="rId167">
+      <w:hyperlink r:id="rId166">
         <w:r>
           <w:rPr>
             <w:rStyle w:val="Hyperlink"/>
@@ -10238,8 +10174,8 @@
         </w:r>
       </w:hyperlink>
     </w:p>
-    <w:bookmarkEnd w:id="168"/>
-    <w:bookmarkStart w:id="170" w:name="ref-fisher2018"/>
+    <w:bookmarkEnd w:id="167"/>
+    <w:bookmarkStart w:id="169" w:name="ref-fisher2018"/>
     <w:p>
       <w:pPr>
         <w:pStyle w:val="Bibliography"/>
@@ -10250,7 +10186,7 @@
       <w:r>
         <w:t xml:space="preserve"> </w:t>
       </w:r>
-      <w:hyperlink r:id="rId169">
+      <w:hyperlink r:id="rId168">
         <w:r>
           <w:rPr>
             <w:rStyle w:val="Hyperlink"/>
@@ -10259,8 +10195,8 @@
         </w:r>
       </w:hyperlink>
     </w:p>
-    <w:bookmarkEnd w:id="170"/>
-    <w:bookmarkStart w:id="172" w:name="ref-fisher2012"/>
+    <w:bookmarkEnd w:id="169"/>
+    <w:bookmarkStart w:id="171" w:name="ref-fisher2012"/>
     <w:p>
       <w:pPr>
         <w:pStyle w:val="Bibliography"/>
@@ -10271,7 +10207,7 @@
       <w:r>
         <w:t xml:space="preserve"> </w:t>
       </w:r>
-      <w:hyperlink r:id="rId171">
+      <w:hyperlink r:id="rId170">
         <w:r>
           <w:rPr>
             <w:rStyle w:val="Hyperlink"/>
@@ -10280,8 +10216,8 @@
         </w:r>
       </w:hyperlink>
     </w:p>
-    <w:bookmarkEnd w:id="172"/>
-    <w:bookmarkStart w:id="174" w:name="ref-forsberg2018"/>
+    <w:bookmarkEnd w:id="171"/>
+    <w:bookmarkStart w:id="173" w:name="ref-forsberg2018"/>
     <w:p>
       <w:pPr>
         <w:pStyle w:val="Bibliography"/>
@@ -10292,7 +10228,7 @@
       <w:r>
         <w:t xml:space="preserve"> </w:t>
       </w:r>
-      <w:hyperlink r:id="rId173">
+      <w:hyperlink r:id="rId172">
         <w:r>
           <w:rPr>
             <w:rStyle w:val="Hyperlink"/>
@@ -10301,8 +10237,8 @@
         </w:r>
       </w:hyperlink>
     </w:p>
-    <w:bookmarkEnd w:id="174"/>
-    <w:bookmarkStart w:id="176" w:name="ref-galanis2010"/>
+    <w:bookmarkEnd w:id="173"/>
+    <w:bookmarkStart w:id="175" w:name="ref-galanis2010"/>
     <w:p>
       <w:pPr>
         <w:pStyle w:val="Bibliography"/>
@@ -10313,7 +10249,7 @@
       <w:r>
         <w:t xml:space="preserve"> </w:t>
       </w:r>
-      <w:hyperlink r:id="rId175">
+      <w:hyperlink r:id="rId174">
         <w:r>
           <w:rPr>
             <w:rStyle w:val="Hyperlink"/>
@@ -10322,8 +10258,8 @@
         </w:r>
       </w:hyperlink>
     </w:p>
-    <w:bookmarkEnd w:id="176"/>
-    <w:bookmarkStart w:id="178" w:name="ref-garciasolache2010"/>
+    <w:bookmarkEnd w:id="175"/>
+    <w:bookmarkStart w:id="177" w:name="ref-garciasolache2010"/>
     <w:p>
       <w:pPr>
         <w:pStyle w:val="Bibliography"/>
@@ -10334,7 +10270,7 @@
       <w:r>
         <w:t xml:space="preserve"> </w:t>
       </w:r>
-      <w:hyperlink r:id="rId177">
+      <w:hyperlink r:id="rId176">
         <w:r>
           <w:rPr>
             <w:rStyle w:val="Hyperlink"/>
@@ -10343,8 +10279,8 @@
         </w:r>
       </w:hyperlink>
     </w:p>
-    <w:bookmarkEnd w:id="178"/>
-    <w:bookmarkStart w:id="180" w:name="ref-gkoutselis2024"/>
+    <w:bookmarkEnd w:id="177"/>
+    <w:bookmarkStart w:id="179" w:name="ref-gkoutselis2024"/>
     <w:p>
       <w:pPr>
         <w:pStyle w:val="Bibliography"/>
@@ -10355,7 +10291,7 @@
       <w:r>
         <w:t xml:space="preserve"> </w:t>
       </w:r>
-      <w:hyperlink r:id="rId179">
+      <w:hyperlink r:id="rId178">
         <w:r>
           <w:rPr>
             <w:rStyle w:val="Hyperlink"/>
@@ -10364,8 +10300,8 @@
         </w:r>
       </w:hyperlink>
     </w:p>
-    <w:bookmarkEnd w:id="180"/>
-    <w:bookmarkStart w:id="182" w:name="ref-gkoutselis2021"/>
+    <w:bookmarkEnd w:id="179"/>
+    <w:bookmarkStart w:id="181" w:name="ref-gkoutselis2021"/>
     <w:p>
       <w:pPr>
         <w:pStyle w:val="Bibliography"/>
@@ -10376,7 +10312,7 @@
       <w:r>
         <w:t xml:space="preserve"> </w:t>
       </w:r>
-      <w:hyperlink r:id="rId181">
+      <w:hyperlink r:id="rId180">
         <w:r>
           <w:rPr>
             <w:rStyle w:val="Hyperlink"/>
@@ -10385,8 +10321,8 @@
         </w:r>
       </w:hyperlink>
     </w:p>
-    <w:bookmarkEnd w:id="182"/>
-    <w:bookmarkStart w:id="184" w:name="ref-gorris2019"/>
+    <w:bookmarkEnd w:id="181"/>
+    <w:bookmarkStart w:id="183" w:name="ref-gorris2019"/>
     <w:p>
       <w:pPr>
         <w:pStyle w:val="Bibliography"/>
@@ -10397,7 +10333,7 @@
       <w:r>
         <w:t xml:space="preserve"> </w:t>
       </w:r>
-      <w:hyperlink r:id="rId183">
+      <w:hyperlink r:id="rId182">
         <w:r>
           <w:rPr>
             <w:rStyle w:val="Hyperlink"/>
@@ -10406,8 +10342,8 @@
         </w:r>
       </w:hyperlink>
     </w:p>
-    <w:bookmarkEnd w:id="184"/>
-    <w:bookmarkStart w:id="186" w:name="ref-gremiao2017"/>
+    <w:bookmarkEnd w:id="183"/>
+    <w:bookmarkStart w:id="185" w:name="ref-gremiao2017"/>
     <w:p>
       <w:pPr>
         <w:pStyle w:val="Bibliography"/>
@@ -10418,7 +10354,7 @@
       <w:r>
         <w:t xml:space="preserve"> </w:t>
       </w:r>
-      <w:hyperlink r:id="rId185">
+      <w:hyperlink r:id="rId184">
         <w:r>
           <w:rPr>
             <w:rStyle w:val="Hyperlink"/>
@@ -10427,8 +10363,8 @@
         </w:r>
       </w:hyperlink>
     </w:p>
-    <w:bookmarkEnd w:id="186"/>
-    <w:bookmarkStart w:id="188" w:name="ref-gupta2025"/>
+    <w:bookmarkEnd w:id="185"/>
+    <w:bookmarkStart w:id="187" w:name="ref-gupta2025"/>
     <w:p>
       <w:pPr>
         <w:pStyle w:val="Bibliography"/>
@@ -10439,7 +10375,7 @@
       <w:r>
         <w:t xml:space="preserve"> </w:t>
       </w:r>
-      <w:hyperlink r:id="rId187">
+      <w:hyperlink r:id="rId186">
         <w:r>
           <w:rPr>
             <w:rStyle w:val="Hyperlink"/>
@@ -10448,8 +10384,8 @@
         </w:r>
       </w:hyperlink>
     </w:p>
-    <w:bookmarkEnd w:id="188"/>
-    <w:bookmarkStart w:id="190" w:name="ref-gusa2020"/>
+    <w:bookmarkEnd w:id="187"/>
+    <w:bookmarkStart w:id="189" w:name="ref-gusa2020"/>
     <w:p>
       <w:pPr>
         <w:pStyle w:val="Bibliography"/>
@@ -10460,7 +10396,7 @@
       <w:r>
         <w:t xml:space="preserve"> </w:t>
       </w:r>
-      <w:hyperlink r:id="rId189">
+      <w:hyperlink r:id="rId188">
         <w:r>
           <w:rPr>
             <w:rStyle w:val="Hyperlink"/>
@@ -10469,8 +10405,8 @@
         </w:r>
       </w:hyperlink>
     </w:p>
-    <w:bookmarkEnd w:id="190"/>
-    <w:bookmarkStart w:id="192" w:name="ref-gusa2023"/>
+    <w:bookmarkEnd w:id="189"/>
+    <w:bookmarkStart w:id="191" w:name="ref-gusa2023"/>
     <w:p>
       <w:pPr>
         <w:pStyle w:val="Bibliography"/>
@@ -10481,7 +10417,7 @@
       <w:r>
         <w:t xml:space="preserve"> </w:t>
       </w:r>
-      <w:hyperlink r:id="rId191">
+      <w:hyperlink r:id="rId190">
         <w:r>
           <w:rPr>
             <w:rStyle w:val="Hyperlink"/>
@@ -10490,8 +10426,8 @@
         </w:r>
       </w:hyperlink>
     </w:p>
-    <w:bookmarkEnd w:id="192"/>
-    <w:bookmarkStart w:id="194" w:name="ref-harish2022"/>
+    <w:bookmarkEnd w:id="191"/>
+    <w:bookmarkStart w:id="193" w:name="ref-harish2022"/>
     <w:p>
       <w:pPr>
         <w:pStyle w:val="Bibliography"/>
@@ -10502,7 +10438,7 @@
       <w:r>
         <w:t xml:space="preserve"> </w:t>
       </w:r>
-      <w:hyperlink r:id="rId193">
+      <w:hyperlink r:id="rId192">
         <w:r>
           <w:rPr>
             <w:rStyle w:val="Hyperlink"/>
@@ -10511,8 +10447,8 @@
         </w:r>
       </w:hyperlink>
     </w:p>
-    <w:bookmarkEnd w:id="194"/>
-    <w:bookmarkStart w:id="196" w:name="ref-harms2011"/>
+    <w:bookmarkEnd w:id="193"/>
+    <w:bookmarkStart w:id="195" w:name="ref-harms2011"/>
     <w:p>
       <w:pPr>
         <w:pStyle w:val="Bibliography"/>
@@ -10523,7 +10459,7 @@
       <w:r>
         <w:t xml:space="preserve"> </w:t>
       </w:r>
-      <w:hyperlink r:id="rId195">
+      <w:hyperlink r:id="rId194">
         <w:r>
           <w:rPr>
             <w:rStyle w:val="Hyperlink"/>
@@ -10532,8 +10468,8 @@
         </w:r>
       </w:hyperlink>
     </w:p>
-    <w:bookmarkEnd w:id="196"/>
-    <w:bookmarkStart w:id="198" w:name="ref-hawkins2023"/>
+    <w:bookmarkEnd w:id="195"/>
+    <w:bookmarkStart w:id="197" w:name="ref-hawkins2023"/>
     <w:p>
       <w:pPr>
         <w:pStyle w:val="Bibliography"/>
@@ -10544,7 +10480,7 @@
       <w:r>
         <w:t xml:space="preserve"> </w:t>
       </w:r>
-      <w:hyperlink r:id="rId197">
+      <w:hyperlink r:id="rId196">
         <w:r>
           <w:rPr>
             <w:rStyle w:val="Hyperlink"/>
@@ -10553,8 +10489,8 @@
         </w:r>
       </w:hyperlink>
     </w:p>
-    <w:bookmarkEnd w:id="198"/>
-    <w:bookmarkStart w:id="200" w:name="ref-hawksworth2017"/>
+    <w:bookmarkEnd w:id="197"/>
+    <w:bookmarkStart w:id="199" w:name="ref-hawksworth2017"/>
     <w:p>
       <w:pPr>
         <w:pStyle w:val="Bibliography"/>
@@ -10565,7 +10501,7 @@
       <w:r>
         <w:t xml:space="preserve"> </w:t>
       </w:r>
-      <w:hyperlink r:id="rId199">
+      <w:hyperlink r:id="rId198">
         <w:r>
           <w:rPr>
             <w:rStyle w:val="Hyperlink"/>
@@ -10574,8 +10510,8 @@
         </w:r>
       </w:hyperlink>
     </w:p>
-    <w:bookmarkEnd w:id="200"/>
-    <w:bookmarkStart w:id="202" w:name="ref-head2022"/>
+    <w:bookmarkEnd w:id="199"/>
+    <w:bookmarkStart w:id="201" w:name="ref-head2022"/>
     <w:p>
       <w:pPr>
         <w:pStyle w:val="Bibliography"/>
@@ -10586,7 +10522,7 @@
       <w:r>
         <w:t xml:space="preserve"> </w:t>
       </w:r>
-      <w:hyperlink r:id="rId201">
+      <w:hyperlink r:id="rId200">
         <w:r>
           <w:rPr>
             <w:rStyle w:val="Hyperlink"/>
@@ -10595,8 +10531,8 @@
         </w:r>
       </w:hyperlink>
     </w:p>
-    <w:bookmarkEnd w:id="202"/>
-    <w:bookmarkStart w:id="204" w:name="ref-huang2024"/>
+    <w:bookmarkEnd w:id="201"/>
+    <w:bookmarkStart w:id="203" w:name="ref-huang2024"/>
     <w:p>
       <w:pPr>
         <w:pStyle w:val="Bibliography"/>
@@ -10607,7 +10543,7 @@
       <w:r>
         <w:t xml:space="preserve"> </w:t>
       </w:r>
-      <w:hyperlink r:id="rId203">
+      <w:hyperlink r:id="rId202">
         <w:r>
           <w:rPr>
             <w:rStyle w:val="Hyperlink"/>
@@ -10616,8 +10552,8 @@
         </w:r>
       </w:hyperlink>
     </w:p>
-    <w:bookmarkEnd w:id="204"/>
-    <w:bookmarkStart w:id="206" w:name="ref-hughes2011"/>
+    <w:bookmarkEnd w:id="203"/>
+    <w:bookmarkStart w:id="205" w:name="ref-hughes2011"/>
     <w:p>
       <w:pPr>
         <w:pStyle w:val="Bibliography"/>
@@ -10628,7 +10564,7 @@
       <w:r>
         <w:t xml:space="preserve"> </w:t>
       </w:r>
-      <w:hyperlink r:id="rId205">
+      <w:hyperlink r:id="rId204">
         <w:r>
           <w:rPr>
             <w:rStyle w:val="Hyperlink"/>
@@ -10637,8 +10573,8 @@
         </w:r>
       </w:hyperlink>
     </w:p>
-    <w:bookmarkEnd w:id="206"/>
-    <w:bookmarkStart w:id="208" w:name="ref-imberti2025"/>
+    <w:bookmarkEnd w:id="205"/>
+    <w:bookmarkStart w:id="207" w:name="ref-imberti2025"/>
     <w:p>
       <w:pPr>
         <w:pStyle w:val="Bibliography"/>
@@ -10649,7 +10585,7 @@
       <w:r>
         <w:t xml:space="preserve"> </w:t>
       </w:r>
-      <w:hyperlink r:id="rId207">
+      <w:hyperlink r:id="rId206">
         <w:r>
           <w:rPr>
             <w:rStyle w:val="Hyperlink"/>
@@ -10658,8 +10594,8 @@
         </w:r>
       </w:hyperlink>
     </w:p>
-    <w:bookmarkEnd w:id="208"/>
-    <w:bookmarkStart w:id="210" w:name="ref-jara2025"/>
+    <w:bookmarkEnd w:id="207"/>
+    <w:bookmarkStart w:id="209" w:name="ref-jara2025"/>
     <w:p>
       <w:pPr>
         <w:pStyle w:val="Bibliography"/>
@@ -10670,7 +10606,7 @@
       <w:r>
         <w:t xml:space="preserve"> </w:t>
       </w:r>
-      <w:hyperlink r:id="rId209">
+      <w:hyperlink r:id="rId208">
         <w:r>
           <w:rPr>
             <w:rStyle w:val="Hyperlink"/>
@@ -10679,8 +10615,8 @@
         </w:r>
       </w:hyperlink>
     </w:p>
-    <w:bookmarkEnd w:id="210"/>
-    <w:bookmarkStart w:id="212" w:name="ref-jenks2023"/>
+    <w:bookmarkEnd w:id="209"/>
+    <w:bookmarkStart w:id="211" w:name="ref-jenks2023"/>
     <w:p>
       <w:pPr>
         <w:pStyle w:val="Bibliography"/>
@@ -10691,7 +10627,7 @@
       <w:r>
         <w:t xml:space="preserve"> </w:t>
       </w:r>
-      <w:hyperlink r:id="rId211">
+      <w:hyperlink r:id="rId210">
         <w:r>
           <w:rPr>
             <w:rStyle w:val="Hyperlink"/>
@@ -10700,8 +10636,8 @@
         </w:r>
       </w:hyperlink>
     </w:p>
-    <w:bookmarkEnd w:id="212"/>
-    <w:bookmarkStart w:id="214" w:name="ref-juvvadi2016"/>
+    <w:bookmarkEnd w:id="211"/>
+    <w:bookmarkStart w:id="213" w:name="ref-juvvadi2016"/>
     <w:p>
       <w:pPr>
         <w:pStyle w:val="Bibliography"/>
@@ -10712,7 +10648,7 @@
       <w:r>
         <w:t xml:space="preserve"> </w:t>
       </w:r>
-      <w:hyperlink r:id="rId213">
+      <w:hyperlink r:id="rId212">
         <w:r>
           <w:rPr>
             <w:rStyle w:val="Hyperlink"/>
@@ -10721,8 +10657,8 @@
         </w:r>
       </w:hyperlink>
     </w:p>
-    <w:bookmarkEnd w:id="214"/>
-    <w:bookmarkStart w:id="216" w:name="ref-kalanxhi2026"/>
+    <w:bookmarkEnd w:id="213"/>
+    <w:bookmarkStart w:id="215" w:name="ref-kalanxhi2026"/>
     <w:p>
       <w:pPr>
         <w:pStyle w:val="Bibliography"/>
@@ -10733,7 +10669,7 @@
       <w:r>
         <w:t xml:space="preserve"> </w:t>
       </w:r>
-      <w:hyperlink r:id="rId215">
+      <w:hyperlink r:id="rId214">
         <w:r>
           <w:rPr>
             <w:rStyle w:val="Hyperlink"/>
@@ -10742,8 +10678,8 @@
         </w:r>
       </w:hyperlink>
     </w:p>
-    <w:bookmarkEnd w:id="216"/>
-    <w:bookmarkStart w:id="218" w:name="ref-khan2017"/>
+    <w:bookmarkEnd w:id="215"/>
+    <w:bookmarkStart w:id="217" w:name="ref-khan2017"/>
     <w:p>
       <w:pPr>
         <w:pStyle w:val="Bibliography"/>
@@ -10754,7 +10690,7 @@
       <w:r>
         <w:t xml:space="preserve"> </w:t>
       </w:r>
-      <w:hyperlink r:id="rId217">
+      <w:hyperlink r:id="rId216">
         <w:r>
           <w:rPr>
             <w:rStyle w:val="Hyperlink"/>
@@ -10763,8 +10699,8 @@
         </w:r>
       </w:hyperlink>
     </w:p>
-    <w:bookmarkEnd w:id="218"/>
-    <w:bookmarkStart w:id="220" w:name="ref-kidd2004"/>
+    <w:bookmarkEnd w:id="217"/>
+    <w:bookmarkStart w:id="219" w:name="ref-kidd2004"/>
     <w:p>
       <w:pPr>
         <w:pStyle w:val="Bibliography"/>
@@ -10775,7 +10711,7 @@
       <w:r>
         <w:t xml:space="preserve"> </w:t>
       </w:r>
-      <w:hyperlink r:id="rId219">
+      <w:hyperlink r:id="rId218">
         <w:r>
           <w:rPr>
             <w:rStyle w:val="Hyperlink"/>
@@ -10784,8 +10720,8 @@
         </w:r>
       </w:hyperlink>
     </w:p>
-    <w:bookmarkEnd w:id="220"/>
-    <w:bookmarkStart w:id="222" w:name="ref-kobziar2022"/>
+    <w:bookmarkEnd w:id="219"/>
+    <w:bookmarkStart w:id="221" w:name="ref-kobziar2022"/>
     <w:p>
       <w:pPr>
         <w:pStyle w:val="Bibliography"/>
@@ -10796,7 +10732,7 @@
       <w:r>
         <w:t xml:space="preserve"> </w:t>
       </w:r>
-      <w:hyperlink r:id="rId221">
+      <w:hyperlink r:id="rId220">
         <w:r>
           <w:rPr>
             <w:rStyle w:val="Hyperlink"/>
@@ -10805,8 +10741,8 @@
         </w:r>
       </w:hyperlink>
     </w:p>
-    <w:bookmarkEnd w:id="222"/>
-    <w:bookmarkStart w:id="224" w:name="ref-kontoyiannis2025"/>
+    <w:bookmarkEnd w:id="221"/>
+    <w:bookmarkStart w:id="223" w:name="ref-kontoyiannis2025"/>
     <w:p>
       <w:pPr>
         <w:pStyle w:val="Bibliography"/>
@@ -10817,7 +10753,7 @@
       <w:r>
         <w:t xml:space="preserve"> </w:t>
       </w:r>
-      <w:hyperlink r:id="rId223">
+      <w:hyperlink r:id="rId222">
         <w:r>
           <w:rPr>
             <w:rStyle w:val="Hyperlink"/>
@@ -10826,8 +10762,8 @@
         </w:r>
       </w:hyperlink>
     </w:p>
-    <w:bookmarkEnd w:id="224"/>
-    <w:bookmarkStart w:id="226" w:name="ref-kontoyiannis2019"/>
+    <w:bookmarkEnd w:id="223"/>
+    <w:bookmarkStart w:id="225" w:name="ref-kontoyiannis2019"/>
     <w:p>
       <w:pPr>
         <w:pStyle w:val="Bibliography"/>
@@ -10838,7 +10774,7 @@
       <w:r>
         <w:t xml:space="preserve"> </w:t>
       </w:r>
-      <w:hyperlink r:id="rId225">
+      <w:hyperlink r:id="rId224">
         <w:r>
           <w:rPr>
             <w:rStyle w:val="Hyperlink"/>
@@ -10847,8 +10783,8 @@
         </w:r>
       </w:hyperlink>
     </w:p>
-    <w:bookmarkEnd w:id="226"/>
-    <w:bookmarkStart w:id="228" w:name="ref-kwonchung2014"/>
+    <w:bookmarkEnd w:id="225"/>
+    <w:bookmarkStart w:id="227" w:name="ref-kwonchung2014"/>
     <w:p>
       <w:pPr>
         <w:pStyle w:val="Bibliography"/>
@@ -10859,7 +10795,7 @@
       <w:r>
         <w:t xml:space="preserve"> </w:t>
       </w:r>
-      <w:hyperlink r:id="rId227">
+      <w:hyperlink r:id="rId226">
         <w:r>
           <w:rPr>
             <w:rStyle w:val="Hyperlink"/>
@@ -10868,8 +10804,8 @@
         </w:r>
       </w:hyperlink>
     </w:p>
-    <w:bookmarkEnd w:id="228"/>
-    <w:bookmarkStart w:id="230" w:name="ref-lamoth2026"/>
+    <w:bookmarkEnd w:id="227"/>
+    <w:bookmarkStart w:id="229" w:name="ref-lamoth2026"/>
     <w:p>
       <w:pPr>
         <w:pStyle w:val="Bibliography"/>
@@ -10880,7 +10816,7 @@
       <w:r>
         <w:t xml:space="preserve"> </w:t>
       </w:r>
-      <w:hyperlink r:id="rId229">
+      <w:hyperlink r:id="rId228">
         <w:r>
           <w:rPr>
             <w:rStyle w:val="Hyperlink"/>
@@ -10889,8 +10825,8 @@
         </w:r>
       </w:hyperlink>
     </w:p>
-    <w:bookmarkEnd w:id="230"/>
-    <w:bookmarkStart w:id="232" w:name="ref-lax2024"/>
+    <w:bookmarkEnd w:id="229"/>
+    <w:bookmarkStart w:id="231" w:name="ref-lax2024"/>
     <w:p>
       <w:pPr>
         <w:pStyle w:val="Bibliography"/>
@@ -10901,7 +10837,7 @@
       <w:r>
         <w:t xml:space="preserve"> </w:t>
       </w:r>
-      <w:hyperlink r:id="rId231">
+      <w:hyperlink r:id="rId230">
         <w:r>
           <w:rPr>
             <w:rStyle w:val="Hyperlink"/>
@@ -10910,8 +10846,8 @@
         </w:r>
       </w:hyperlink>
     </w:p>
-    <w:bookmarkEnd w:id="232"/>
-    <w:bookmarkStart w:id="234" w:name="ref-lockhart2017"/>
+    <w:bookmarkEnd w:id="231"/>
+    <w:bookmarkStart w:id="233" w:name="ref-lockhart2017"/>
     <w:p>
       <w:pPr>
         <w:pStyle w:val="Bibliography"/>
@@ -10922,7 +10858,7 @@
       <w:r>
         <w:t xml:space="preserve"> </w:t>
       </w:r>
-      <w:hyperlink r:id="rId233">
+      <w:hyperlink r:id="rId232">
         <w:r>
           <w:rPr>
             <w:rStyle w:val="Hyperlink"/>
@@ -10931,8 +10867,8 @@
         </w:r>
       </w:hyperlink>
     </w:p>
-    <w:bookmarkEnd w:id="234"/>
-    <w:bookmarkStart w:id="236" w:name="ref-macfadden2018"/>
+    <w:bookmarkEnd w:id="233"/>
+    <w:bookmarkStart w:id="235" w:name="ref-macfadden2018"/>
     <w:p>
       <w:pPr>
         <w:pStyle w:val="Bibliography"/>
@@ -10943,7 +10879,7 @@
       <w:r>
         <w:t xml:space="preserve"> </w:t>
       </w:r>
-      <w:hyperlink r:id="rId235">
+      <w:hyperlink r:id="rId234">
         <w:r>
           <w:rPr>
             <w:rStyle w:val="Hyperlink"/>
@@ -10952,8 +10888,8 @@
         </w:r>
       </w:hyperlink>
     </w:p>
-    <w:bookmarkEnd w:id="236"/>
-    <w:bookmarkStart w:id="238" w:name="ref-maiga2018"/>
+    <w:bookmarkEnd w:id="235"/>
+    <w:bookmarkStart w:id="237" w:name="ref-maiga2018"/>
     <w:p>
       <w:pPr>
         <w:pStyle w:val="Bibliography"/>
@@ -10964,7 +10900,7 @@
       <w:r>
         <w:t xml:space="preserve"> </w:t>
       </w:r>
-      <w:hyperlink r:id="rId237">
+      <w:hyperlink r:id="rId236">
         <w:r>
           <w:rPr>
             <w:rStyle w:val="Hyperlink"/>
@@ -10973,8 +10909,8 @@
         </w:r>
       </w:hyperlink>
     </w:p>
-    <w:bookmarkEnd w:id="238"/>
-    <w:bookmarkStart w:id="240" w:name="ref-martel2013"/>
+    <w:bookmarkEnd w:id="237"/>
+    <w:bookmarkStart w:id="239" w:name="ref-martel2013"/>
     <w:p>
       <w:pPr>
         <w:pStyle w:val="Bibliography"/>
@@ -10985,7 +10921,7 @@
       <w:r>
         <w:t xml:space="preserve"> </w:t>
       </w:r>
-      <w:hyperlink r:id="rId239">
+      <w:hyperlink r:id="rId238">
         <w:r>
           <w:rPr>
             <w:rStyle w:val="Hyperlink"/>
@@ -10994,8 +10930,8 @@
         </w:r>
       </w:hyperlink>
     </w:p>
-    <w:bookmarkEnd w:id="240"/>
-    <w:bookmarkStart w:id="242" w:name="ref-mazi2022"/>
+    <w:bookmarkEnd w:id="239"/>
+    <w:bookmarkStart w:id="241" w:name="ref-mazi2022"/>
     <w:p>
       <w:pPr>
         <w:pStyle w:val="Bibliography"/>
@@ -11006,7 +10942,7 @@
       <w:r>
         <w:t xml:space="preserve"> </w:t>
       </w:r>
-      <w:hyperlink r:id="rId241">
+      <w:hyperlink r:id="rId240">
         <w:r>
           <w:rPr>
             <w:rStyle w:val="Hyperlink"/>
@@ -11015,8 +10951,8 @@
         </w:r>
       </w:hyperlink>
     </w:p>
-    <w:bookmarkEnd w:id="242"/>
-    <w:bookmarkStart w:id="244" w:name="ref-medina2017"/>
+    <w:bookmarkEnd w:id="241"/>
+    <w:bookmarkStart w:id="243" w:name="ref-medina2017"/>
     <w:p>
       <w:pPr>
         <w:pStyle w:val="Bibliography"/>
@@ -11027,7 +10963,7 @@
       <w:r>
         <w:t xml:space="preserve"> </w:t>
       </w:r>
-      <w:hyperlink r:id="rId243">
+      <w:hyperlink r:id="rId242">
         <w:r>
           <w:rPr>
             <w:rStyle w:val="Hyperlink"/>
@@ -11036,8 +10972,8 @@
         </w:r>
       </w:hyperlink>
     </w:p>
-    <w:bookmarkEnd w:id="244"/>
-    <w:bookmarkStart w:id="246" w:name="ref-Money2024"/>
+    <w:bookmarkEnd w:id="243"/>
+    <w:bookmarkStart w:id="245" w:name="ref-Money2024"/>
     <w:p>
       <w:pPr>
         <w:pStyle w:val="Bibliography"/>
@@ -11048,7 +10984,7 @@
       <w:r>
         <w:t xml:space="preserve"> </w:t>
       </w:r>
-      <w:hyperlink r:id="rId245">
+      <w:hyperlink r:id="rId244">
         <w:r>
           <w:rPr>
             <w:rStyle w:val="Hyperlink"/>
@@ -11057,8 +10993,8 @@
         </w:r>
       </w:hyperlink>
     </w:p>
-    <w:bookmarkEnd w:id="246"/>
-    <w:bookmarkStart w:id="248" w:name="ref-mora2022"/>
+    <w:bookmarkEnd w:id="245"/>
+    <w:bookmarkStart w:id="247" w:name="ref-mora2022"/>
     <w:p>
       <w:pPr>
         <w:pStyle w:val="Bibliography"/>
@@ -11075,7 +11011,7 @@
       <w:r>
         <w:t xml:space="preserve"> </w:t>
       </w:r>
-      <w:hyperlink r:id="rId247">
+      <w:hyperlink r:id="rId246">
         <w:r>
           <w:rPr>
             <w:rStyle w:val="Hyperlink"/>
@@ -11084,8 +11020,8 @@
         </w:r>
       </w:hyperlink>
     </w:p>
-    <w:bookmarkEnd w:id="248"/>
-    <w:bookmarkStart w:id="250" w:name="ref-morano2011"/>
+    <w:bookmarkEnd w:id="247"/>
+    <w:bookmarkStart w:id="249" w:name="ref-morano2011"/>
     <w:p>
       <w:pPr>
         <w:pStyle w:val="Bibliography"/>
@@ -11096,7 +11032,7 @@
       <w:r>
         <w:t xml:space="preserve"> </w:t>
       </w:r>
-      <w:hyperlink r:id="rId249">
+      <w:hyperlink r:id="rId248">
         <w:r>
           <w:rPr>
             <w:rStyle w:val="Hyperlink"/>
@@ -11105,8 +11041,8 @@
         </w:r>
       </w:hyperlink>
     </w:p>
-    <w:bookmarkEnd w:id="250"/>
-    <w:bookmarkStart w:id="252" w:name="ref-morenosabater2022"/>
+    <w:bookmarkEnd w:id="249"/>
+    <w:bookmarkStart w:id="251" w:name="ref-morenosabater2022"/>
     <w:p>
       <w:pPr>
         <w:pStyle w:val="Bibliography"/>
@@ -11117,7 +11053,7 @@
       <w:r>
         <w:t xml:space="preserve"> </w:t>
       </w:r>
-      <w:hyperlink r:id="rId251">
+      <w:hyperlink r:id="rId250">
         <w:r>
           <w:rPr>
             <w:rStyle w:val="Hyperlink"/>
@@ -11126,8 +11062,8 @@
         </w:r>
       </w:hyperlink>
     </w:p>
-    <w:bookmarkEnd w:id="252"/>
-    <w:bookmarkStart w:id="254" w:name="ref-neblettfanfair2012"/>
+    <w:bookmarkEnd w:id="251"/>
+    <w:bookmarkStart w:id="253" w:name="ref-neblettfanfair2012"/>
     <w:p>
       <w:pPr>
         <w:pStyle w:val="Bibliography"/>
@@ -11138,7 +11074,7 @@
       <w:r>
         <w:t xml:space="preserve"> </w:t>
       </w:r>
-      <w:hyperlink r:id="rId253">
+      <w:hyperlink r:id="rId252">
         <w:r>
           <w:rPr>
             <w:rStyle w:val="Hyperlink"/>
@@ -11147,8 +11083,8 @@
         </w:r>
       </w:hyperlink>
     </w:p>
-    <w:bookmarkEnd w:id="254"/>
-    <w:bookmarkStart w:id="256" w:name="ref-nicholls2010"/>
+    <w:bookmarkEnd w:id="253"/>
+    <w:bookmarkStart w:id="255" w:name="ref-nicholls2010"/>
     <w:p>
       <w:pPr>
         <w:pStyle w:val="Bibliography"/>
@@ -11159,7 +11095,7 @@
       <w:r>
         <w:t xml:space="preserve"> </w:t>
       </w:r>
-      <w:hyperlink r:id="rId255">
+      <w:hyperlink r:id="rId254">
         <w:r>
           <w:rPr>
             <w:rStyle w:val="Hyperlink"/>
@@ -11168,8 +11104,8 @@
         </w:r>
       </w:hyperlink>
     </w:p>
-    <w:bookmarkEnd w:id="256"/>
-    <w:bookmarkStart w:id="258" w:name="ref-nnadi2021"/>
+    <w:bookmarkEnd w:id="255"/>
+    <w:bookmarkStart w:id="257" w:name="ref-nnadi2021"/>
     <w:p>
       <w:pPr>
         <w:pStyle w:val="Bibliography"/>
@@ -11180,7 +11116,7 @@
       <w:r>
         <w:t xml:space="preserve"> </w:t>
       </w:r>
-      <w:hyperlink r:id="rId257">
+      <w:hyperlink r:id="rId256">
         <w:r>
           <w:rPr>
             <w:rStyle w:val="Hyperlink"/>
@@ -11189,8 +11125,8 @@
         </w:r>
       </w:hyperlink>
     </w:p>
-    <w:bookmarkEnd w:id="258"/>
-    <w:bookmarkStart w:id="260" w:name="ref-protsiv2020"/>
+    <w:bookmarkEnd w:id="257"/>
+    <w:bookmarkStart w:id="259" w:name="ref-protsiv2020"/>
     <w:p>
       <w:pPr>
         <w:pStyle w:val="Bibliography"/>
@@ -11201,7 +11137,7 @@
       <w:r>
         <w:t xml:space="preserve"> </w:t>
       </w:r>
-      <w:hyperlink r:id="rId259">
+      <w:hyperlink r:id="rId258">
         <w:r>
           <w:rPr>
             <w:rStyle w:val="Hyperlink"/>
@@ -11210,8 +11146,8 @@
         </w:r>
       </w:hyperlink>
     </w:p>
-    <w:bookmarkEnd w:id="260"/>
-    <w:bookmarkStart w:id="262" w:name="ref-rao2007"/>
+    <w:bookmarkEnd w:id="259"/>
+    <w:bookmarkStart w:id="261" w:name="ref-rao2007"/>
     <w:p>
       <w:pPr>
         <w:pStyle w:val="Bibliography"/>
@@ -11222,7 +11158,7 @@
       <w:r>
         <w:t xml:space="preserve"> </w:t>
       </w:r>
-      <w:hyperlink r:id="rId261">
+      <w:hyperlink r:id="rId260">
         <w:r>
           <w:rPr>
             <w:rStyle w:val="Hyperlink"/>
@@ -11231,8 +11167,8 @@
         </w:r>
       </w:hyperlink>
     </w:p>
-    <w:bookmarkEnd w:id="262"/>
-    <w:bookmarkStart w:id="264" w:name="ref-rhodes2022"/>
+    <w:bookmarkEnd w:id="261"/>
+    <w:bookmarkStart w:id="263" w:name="ref-rhodes2022"/>
     <w:p>
       <w:pPr>
         <w:pStyle w:val="Bibliography"/>
@@ -11249,7 +11185,7 @@
       <w:r>
         <w:t xml:space="preserve"> </w:t>
       </w:r>
-      <w:hyperlink r:id="rId263">
+      <w:hyperlink r:id="rId262">
         <w:r>
           <w:rPr>
             <w:rStyle w:val="Hyperlink"/>
@@ -11258,8 +11194,8 @@
         </w:r>
       </w:hyperlink>
     </w:p>
-    <w:bookmarkEnd w:id="264"/>
-    <w:bookmarkStart w:id="266" w:name="ref-robert2009"/>
+    <w:bookmarkEnd w:id="263"/>
+    <w:bookmarkStart w:id="265" w:name="ref-robert2009"/>
     <w:p>
       <w:pPr>
         <w:pStyle w:val="Bibliography"/>
@@ -11270,7 +11206,7 @@
       <w:r>
         <w:t xml:space="preserve"> </w:t>
       </w:r>
-      <w:hyperlink r:id="rId265">
+      <w:hyperlink r:id="rId264">
         <w:r>
           <w:rPr>
             <w:rStyle w:val="Hyperlink"/>
@@ -11279,8 +11215,8 @@
         </w:r>
       </w:hyperlink>
     </w:p>
-    <w:bookmarkEnd w:id="266"/>
-    <w:bookmarkStart w:id="268" w:name="ref-rodrigues2013"/>
+    <w:bookmarkEnd w:id="265"/>
+    <w:bookmarkStart w:id="267" w:name="ref-rodrigues2013"/>
     <w:p>
       <w:pPr>
         <w:pStyle w:val="Bibliography"/>
@@ -11297,7 +11233,7 @@
       <w:r>
         <w:t xml:space="preserve"> </w:t>
       </w:r>
-      <w:hyperlink r:id="rId267">
+      <w:hyperlink r:id="rId266">
         <w:r>
           <w:rPr>
             <w:rStyle w:val="Hyperlink"/>
@@ -11306,8 +11242,8 @@
         </w:r>
       </w:hyperlink>
     </w:p>
-    <w:bookmarkEnd w:id="268"/>
-    <w:bookmarkStart w:id="270" w:name="ref-rohr2010"/>
+    <w:bookmarkEnd w:id="267"/>
+    <w:bookmarkStart w:id="269" w:name="ref-rohr2010"/>
     <w:p>
       <w:pPr>
         <w:pStyle w:val="Bibliography"/>
@@ -11318,7 +11254,7 @@
       <w:r>
         <w:t xml:space="preserve"> </w:t>
       </w:r>
-      <w:hyperlink r:id="rId269">
+      <w:hyperlink r:id="rId268">
         <w:r>
           <w:rPr>
             <w:rStyle w:val="Hyperlink"/>
@@ -11327,8 +11263,8 @@
         </w:r>
       </w:hyperlink>
     </w:p>
-    <w:bookmarkEnd w:id="270"/>
-    <w:bookmarkStart w:id="272" w:name="ref-rokas2022"/>
+    <w:bookmarkEnd w:id="269"/>
+    <w:bookmarkStart w:id="271" w:name="ref-rokas2022"/>
     <w:p>
       <w:pPr>
         <w:pStyle w:val="Bibliography"/>
@@ -11339,7 +11275,7 @@
       <w:r>
         <w:t xml:space="preserve"> </w:t>
       </w:r>
-      <w:hyperlink r:id="rId271">
+      <w:hyperlink r:id="rId270">
         <w:r>
           <w:rPr>
             <w:rStyle w:val="Hyperlink"/>
@@ -11348,8 +11284,8 @@
         </w:r>
       </w:hyperlink>
     </w:p>
-    <w:bookmarkEnd w:id="272"/>
-    <w:bookmarkStart w:id="274" w:name="ref-rossow2020"/>
+    <w:bookmarkEnd w:id="271"/>
+    <w:bookmarkStart w:id="273" w:name="ref-rossow2020"/>
     <w:p>
       <w:pPr>
         <w:pStyle w:val="Bibliography"/>
@@ -11360,7 +11296,7 @@
       <w:r>
         <w:t xml:space="preserve"> </w:t>
       </w:r>
-      <w:hyperlink r:id="rId273">
+      <w:hyperlink r:id="rId272">
         <w:r>
           <w:rPr>
             <w:rStyle w:val="Hyperlink"/>
@@ -11369,8 +11305,8 @@
         </w:r>
       </w:hyperlink>
     </w:p>
-    <w:bookmarkEnd w:id="274"/>
-    <w:bookmarkStart w:id="276" w:name="ref-Rutherford2007"/>
+    <w:bookmarkEnd w:id="273"/>
+    <w:bookmarkStart w:id="275" w:name="ref-Rutherford2007"/>
     <w:p>
       <w:pPr>
         <w:pStyle w:val="Bibliography"/>
@@ -11381,7 +11317,7 @@
       <w:r>
         <w:t xml:space="preserve"> </w:t>
       </w:r>
-      <w:hyperlink r:id="rId275">
+      <w:hyperlink r:id="rId274">
         <w:r>
           <w:rPr>
             <w:rStyle w:val="Hyperlink"/>
@@ -11390,8 +11326,8 @@
         </w:r>
       </w:hyperlink>
     </w:p>
-    <w:bookmarkEnd w:id="276"/>
-    <w:bookmarkStart w:id="278" w:name="ref-scheele2019"/>
+    <w:bookmarkEnd w:id="275"/>
+    <w:bookmarkStart w:id="277" w:name="ref-scheele2019"/>
     <w:p>
       <w:pPr>
         <w:pStyle w:val="Bibliography"/>
@@ -11402,7 +11338,7 @@
       <w:r>
         <w:t xml:space="preserve"> </w:t>
       </w:r>
-      <w:hyperlink r:id="rId277">
+      <w:hyperlink r:id="rId276">
         <w:r>
           <w:rPr>
             <w:rStyle w:val="Hyperlink"/>
@@ -11411,8 +11347,8 @@
         </w:r>
       </w:hyperlink>
     </w:p>
-    <w:bookmarkEnd w:id="278"/>
-    <w:bookmarkStart w:id="280" w:name="ref-schelenz2016"/>
+    <w:bookmarkEnd w:id="277"/>
+    <w:bookmarkStart w:id="279" w:name="ref-schelenz2016"/>
     <w:p>
       <w:pPr>
         <w:pStyle w:val="Bibliography"/>
@@ -11423,7 +11359,7 @@
       <w:r>
         <w:t xml:space="preserve"> </w:t>
       </w:r>
-      <w:hyperlink r:id="rId279">
+      <w:hyperlink r:id="rId278">
         <w:r>
           <w:rPr>
             <w:rStyle w:val="Hyperlink"/>
@@ -11432,8 +11368,8 @@
         </w:r>
       </w:hyperlink>
     </w:p>
-    <w:bookmarkEnd w:id="280"/>
-    <w:bookmarkStart w:id="282" w:name="ref-Schmidt-Heydt2008"/>
+    <w:bookmarkEnd w:id="279"/>
+    <w:bookmarkStart w:id="281" w:name="ref-Schmidt-Heydt2008"/>
     <w:p>
       <w:pPr>
         <w:pStyle w:val="Bibliography"/>
@@ -11444,7 +11380,7 @@
       <w:r>
         <w:t xml:space="preserve"> </w:t>
       </w:r>
-      <w:hyperlink r:id="rId281">
+      <w:hyperlink r:id="rId280">
         <w:r>
           <w:rPr>
             <w:rStyle w:val="Hyperlink"/>
@@ -11453,8 +11389,8 @@
         </w:r>
       </w:hyperlink>
     </w:p>
-    <w:bookmarkEnd w:id="282"/>
-    <w:bookmarkStart w:id="284" w:name="ref-seidel2024"/>
+    <w:bookmarkEnd w:id="281"/>
+    <w:bookmarkStart w:id="283" w:name="ref-seidel2024"/>
     <w:p>
       <w:pPr>
         <w:pStyle w:val="Bibliography"/>
@@ -11465,7 +11401,7 @@
       <w:r>
         <w:t xml:space="preserve"> </w:t>
       </w:r>
-      <w:hyperlink r:id="rId283">
+      <w:hyperlink r:id="rId282">
         <w:r>
           <w:rPr>
             <w:rStyle w:val="Hyperlink"/>
@@ -11474,8 +11410,8 @@
         </w:r>
       </w:hyperlink>
     </w:p>
-    <w:bookmarkEnd w:id="284"/>
-    <w:bookmarkStart w:id="286" w:name="ref-selmecki2006"/>
+    <w:bookmarkEnd w:id="283"/>
+    <w:bookmarkStart w:id="285" w:name="ref-selmecki2006"/>
     <w:p>
       <w:pPr>
         <w:pStyle w:val="Bibliography"/>
@@ -11486,7 +11422,7 @@
       <w:r>
         <w:t xml:space="preserve"> </w:t>
       </w:r>
-      <w:hyperlink r:id="rId285">
+      <w:hyperlink r:id="rId284">
         <w:r>
           <w:rPr>
             <w:rStyle w:val="Hyperlink"/>
@@ -11495,8 +11431,8 @@
         </w:r>
       </w:hyperlink>
     </w:p>
-    <w:bookmarkEnd w:id="286"/>
-    <w:bookmarkStart w:id="288" w:name="ref-singh2023"/>
+    <w:bookmarkEnd w:id="285"/>
+    <w:bookmarkStart w:id="287" w:name="ref-singh2023"/>
     <w:p>
       <w:pPr>
         <w:pStyle w:val="Bibliography"/>
@@ -11507,7 +11443,7 @@
       <w:r>
         <w:t xml:space="preserve"> </w:t>
       </w:r>
-      <w:hyperlink r:id="rId287">
+      <w:hyperlink r:id="rId286">
         <w:r>
           <w:rPr>
             <w:rStyle w:val="Hyperlink"/>
@@ -11516,8 +11452,8 @@
         </w:r>
       </w:hyperlink>
     </w:p>
-    <w:bookmarkEnd w:id="288"/>
-    <w:bookmarkStart w:id="290" w:name="ref-smith2023"/>
+    <w:bookmarkEnd w:id="287"/>
+    <w:bookmarkStart w:id="289" w:name="ref-smith2023"/>
     <w:p>
       <w:pPr>
         <w:pStyle w:val="Bibliography"/>
@@ -11528,7 +11464,7 @@
       <w:r>
         <w:t xml:space="preserve"> </w:t>
       </w:r>
-      <w:hyperlink r:id="rId289">
+      <w:hyperlink r:id="rId288">
         <w:r>
           <w:rPr>
             <w:rStyle w:val="Hyperlink"/>
@@ -11537,8 +11473,8 @@
         </w:r>
       </w:hyperlink>
     </w:p>
-    <w:bookmarkEnd w:id="290"/>
-    <w:bookmarkStart w:id="292" w:name="ref-smithcasadevall2022"/>
+    <w:bookmarkEnd w:id="289"/>
+    <w:bookmarkStart w:id="291" w:name="ref-smithcasadevall2022"/>
     <w:p>
       <w:pPr>
         <w:pStyle w:val="Bibliography"/>
@@ -11549,7 +11485,7 @@
       <w:r>
         <w:t xml:space="preserve"> </w:t>
       </w:r>
-      <w:hyperlink r:id="rId291">
+      <w:hyperlink r:id="rId290">
         <w:r>
           <w:rPr>
             <w:rStyle w:val="Hyperlink"/>
@@ -11558,8 +11494,8 @@
         </w:r>
       </w:hyperlink>
     </w:p>
-    <w:bookmarkEnd w:id="292"/>
-    <w:bookmarkStart w:id="294" w:name="ref-smith2025"/>
+    <w:bookmarkEnd w:id="291"/>
+    <w:bookmarkStart w:id="293" w:name="ref-smith2025"/>
     <w:p>
       <w:pPr>
         <w:pStyle w:val="Bibliography"/>
@@ -11570,7 +11506,7 @@
       <w:r>
         <w:t xml:space="preserve"> </w:t>
       </w:r>
-      <w:hyperlink r:id="rId293">
+      <w:hyperlink r:id="rId292">
         <w:r>
           <w:rPr>
             <w:rStyle w:val="Hyperlink"/>
@@ -11579,8 +11515,8 @@
         </w:r>
       </w:hyperlink>
     </w:p>
-    <w:bookmarkEnd w:id="294"/>
-    <w:bookmarkStart w:id="296" w:name="ref-smith2022"/>
+    <w:bookmarkEnd w:id="293"/>
+    <w:bookmarkStart w:id="295" w:name="ref-smith2022"/>
     <w:p>
       <w:pPr>
         <w:pStyle w:val="Bibliography"/>
@@ -11591,7 +11527,7 @@
       <w:r>
         <w:t xml:space="preserve"> </w:t>
       </w:r>
-      <w:hyperlink r:id="rId295">
+      <w:hyperlink r:id="rId294">
         <w:r>
           <w:rPr>
             <w:rStyle w:val="Hyperlink"/>
@@ -11600,8 +11536,8 @@
         </w:r>
       </w:hyperlink>
     </w:p>
-    <w:bookmarkEnd w:id="296"/>
-    <w:bookmarkStart w:id="298" w:name="ref-snelders2012"/>
+    <w:bookmarkEnd w:id="295"/>
+    <w:bookmarkStart w:id="297" w:name="ref-snelders2012"/>
     <w:p>
       <w:pPr>
         <w:pStyle w:val="Bibliography"/>
@@ -11618,7 +11554,7 @@
       <w:r>
         <w:t xml:space="preserve"> </w:t>
       </w:r>
-      <w:hyperlink r:id="rId297">
+      <w:hyperlink r:id="rId296">
         <w:r>
           <w:rPr>
             <w:rStyle w:val="Hyperlink"/>
@@ -11627,8 +11563,8 @@
         </w:r>
       </w:hyperlink>
     </w:p>
-    <w:bookmarkEnd w:id="298"/>
-    <w:bookmarkStart w:id="300" w:name="ref-cooksey2017"/>
+    <w:bookmarkEnd w:id="297"/>
+    <w:bookmarkStart w:id="299" w:name="ref-cooksey2017"/>
     <w:p>
       <w:pPr>
         <w:pStyle w:val="Bibliography"/>
@@ -11639,7 +11575,7 @@
       <w:r>
         <w:t xml:space="preserve"> </w:t>
       </w:r>
-      <w:hyperlink r:id="rId299">
+      <w:hyperlink r:id="rId298">
         <w:r>
           <w:rPr>
             <w:rStyle w:val="Hyperlink"/>
@@ -11648,8 +11584,8 @@
         </w:r>
       </w:hyperlink>
     </w:p>
-    <w:bookmarkEnd w:id="300"/>
-    <w:bookmarkStart w:id="302" w:name="ref-steenwyk2016"/>
+    <w:bookmarkEnd w:id="299"/>
+    <w:bookmarkStart w:id="301" w:name="ref-steenwyk2016"/>
     <w:p>
       <w:pPr>
         <w:pStyle w:val="Bibliography"/>
@@ -11660,7 +11596,7 @@
       <w:r>
         <w:t xml:space="preserve"> </w:t>
       </w:r>
-      <w:hyperlink r:id="rId301">
+      <w:hyperlink r:id="rId300">
         <w:r>
           <w:rPr>
             <w:rStyle w:val="Hyperlink"/>
@@ -11669,8 +11605,8 @@
         </w:r>
       </w:hyperlink>
     </w:p>
-    <w:bookmarkEnd w:id="302"/>
-    <w:bookmarkStart w:id="304" w:name="ref-steinbach2007"/>
+    <w:bookmarkEnd w:id="301"/>
+    <w:bookmarkStart w:id="303" w:name="ref-steinbach2007"/>
     <w:p>
       <w:pPr>
         <w:pStyle w:val="Bibliography"/>
@@ -11681,7 +11617,7 @@
       <w:r>
         <w:t xml:space="preserve"> </w:t>
       </w:r>
-      <w:hyperlink r:id="rId303">
+      <w:hyperlink r:id="rId302">
         <w:r>
           <w:rPr>
             <w:rStyle w:val="Hyperlink"/>
@@ -11690,8 +11626,8 @@
         </w:r>
       </w:hyperlink>
     </w:p>
-    <w:bookmarkEnd w:id="304"/>
-    <w:bookmarkStart w:id="306" w:name="ref-stevenson2013"/>
+    <w:bookmarkEnd w:id="303"/>
+    <w:bookmarkStart w:id="305" w:name="ref-stevenson2013"/>
     <w:p>
       <w:pPr>
         <w:pStyle w:val="Bibliography"/>
@@ -11702,7 +11638,7 @@
       <w:r>
         <w:t xml:space="preserve"> </w:t>
       </w:r>
-      <w:hyperlink r:id="rId305">
+      <w:hyperlink r:id="rId304">
         <w:r>
           <w:rPr>
             <w:rStyle w:val="Hyperlink"/>
@@ -11711,8 +11647,8 @@
         </w:r>
       </w:hyperlink>
     </w:p>
-    <w:bookmarkEnd w:id="306"/>
-    <w:bookmarkStart w:id="308" w:name="ref-toda2023"/>
+    <w:bookmarkEnd w:id="305"/>
+    <w:bookmarkStart w:id="307" w:name="ref-toda2023"/>
     <w:p>
       <w:pPr>
         <w:pStyle w:val="Bibliography"/>
@@ -11723,7 +11659,7 @@
       <w:r>
         <w:t xml:space="preserve"> </w:t>
       </w:r>
-      <w:hyperlink r:id="rId307">
+      <w:hyperlink r:id="rId306">
         <w:r>
           <w:rPr>
             <w:rStyle w:val="Hyperlink"/>
@@ -11732,8 +11668,8 @@
         </w:r>
       </w:hyperlink>
     </w:p>
-    <w:bookmarkEnd w:id="308"/>
-    <w:bookmarkStart w:id="310" w:name="ref-tong2017"/>
+    <w:bookmarkEnd w:id="307"/>
+    <w:bookmarkStart w:id="309" w:name="ref-tong2017"/>
     <w:p>
       <w:pPr>
         <w:pStyle w:val="Bibliography"/>
@@ -11744,7 +11680,7 @@
       <w:r>
         <w:t xml:space="preserve"> </w:t>
       </w:r>
-      <w:hyperlink r:id="rId309">
+      <w:hyperlink r:id="rId308">
         <w:r>
           <w:rPr>
             <w:rStyle w:val="Hyperlink"/>
@@ -11753,8 +11689,8 @@
         </w:r>
       </w:hyperlink>
     </w:p>
-    <w:bookmarkEnd w:id="310"/>
-    <w:bookmarkStart w:id="312" w:name="ref-Tsai2019a"/>
+    <w:bookmarkEnd w:id="309"/>
+    <w:bookmarkStart w:id="311" w:name="ref-Tsai2019a"/>
     <w:p>
       <w:pPr>
         <w:pStyle w:val="Bibliography"/>
@@ -11765,7 +11701,7 @@
       <w:r>
         <w:t xml:space="preserve"> </w:t>
       </w:r>
-      <w:hyperlink r:id="rId311">
+      <w:hyperlink r:id="rId310">
         <w:r>
           <w:rPr>
             <w:rStyle w:val="Hyperlink"/>
@@ -11774,8 +11710,8 @@
         </w:r>
       </w:hyperlink>
     </w:p>
-    <w:bookmarkEnd w:id="312"/>
-    <w:bookmarkStart w:id="314" w:name="ref-uhrla2022"/>
+    <w:bookmarkEnd w:id="311"/>
+    <w:bookmarkStart w:id="313" w:name="ref-uhrla2022"/>
     <w:p>
       <w:pPr>
         <w:pStyle w:val="Bibliography"/>
@@ -11786,7 +11722,7 @@
       <w:r>
         <w:t xml:space="preserve"> </w:t>
       </w:r>
-      <w:hyperlink r:id="rId313">
+      <w:hyperlink r:id="rId312">
         <w:r>
           <w:rPr>
             <w:rStyle w:val="Hyperlink"/>
@@ -11795,8 +11731,8 @@
         </w:r>
       </w:hyperlink>
     </w:p>
-    <w:bookmarkEnd w:id="314"/>
-    <w:bookmarkStart w:id="316" w:name="ref-vanrhijn2025"/>
+    <w:bookmarkEnd w:id="313"/>
+    <w:bookmarkStart w:id="315" w:name="ref-vanrhijn2025"/>
     <w:p>
       <w:pPr>
         <w:pStyle w:val="Bibliography"/>
@@ -11813,7 +11749,7 @@
       <w:r>
         <w:t xml:space="preserve"> </w:t>
       </w:r>
-      <w:hyperlink r:id="rId315">
+      <w:hyperlink r:id="rId314">
         <w:r>
           <w:rPr>
             <w:rStyle w:val="Hyperlink"/>
@@ -11822,8 +11758,8 @@
         </w:r>
       </w:hyperlink>
     </w:p>
-    <w:bookmarkEnd w:id="316"/>
-    <w:bookmarkStart w:id="318" w:name="ref-verweij2015"/>
+    <w:bookmarkEnd w:id="315"/>
+    <w:bookmarkStart w:id="317" w:name="ref-verweij2015"/>
     <w:p>
       <w:pPr>
         <w:pStyle w:val="Bibliography"/>
@@ -11834,7 +11770,7 @@
       <w:r>
         <w:t xml:space="preserve"> </w:t>
       </w:r>
-      <w:hyperlink r:id="rId317">
+      <w:hyperlink r:id="rId316">
         <w:r>
           <w:rPr>
             <w:rStyle w:val="Hyperlink"/>
@@ -11843,8 +11779,8 @@
         </w:r>
       </w:hyperlink>
     </w:p>
-    <w:bookmarkEnd w:id="318"/>
-    <w:bookmarkStart w:id="320" w:name="ref-verweij2009"/>
+    <w:bookmarkEnd w:id="317"/>
+    <w:bookmarkStart w:id="319" w:name="ref-verweij2009"/>
     <w:p>
       <w:pPr>
         <w:pStyle w:val="Bibliography"/>
@@ -11855,7 +11791,7 @@
       <w:r>
         <w:t xml:space="preserve"> </w:t>
       </w:r>
-      <w:hyperlink r:id="rId319">
+      <w:hyperlink r:id="rId318">
         <w:r>
           <w:rPr>
             <w:rStyle w:val="Hyperlink"/>
@@ -11864,8 +11800,8 @@
         </w:r>
       </w:hyperlink>
     </w:p>
-    <w:bookmarkEnd w:id="320"/>
-    <w:bookmarkStart w:id="322" w:name="ref-wilken2015"/>
+    <w:bookmarkEnd w:id="319"/>
+    <w:bookmarkStart w:id="321" w:name="ref-wilken2015"/>
     <w:p>
       <w:pPr>
         <w:pStyle w:val="Bibliography"/>
@@ -11876,7 +11812,7 @@
       <w:r>
         <w:t xml:space="preserve"> </w:t>
       </w:r>
-      <w:hyperlink r:id="rId321">
+      <w:hyperlink r:id="rId320">
         <w:r>
           <w:rPr>
             <w:rStyle w:val="Hyperlink"/>
@@ -11885,8 +11821,8 @@
         </w:r>
       </w:hyperlink>
     </w:p>
-    <w:bookmarkEnd w:id="322"/>
-    <w:bookmarkStart w:id="324" w:name="ref-wu2022"/>
+    <w:bookmarkEnd w:id="321"/>
+    <w:bookmarkStart w:id="323" w:name="ref-wu2022"/>
     <w:p>
       <w:pPr>
         <w:pStyle w:val="Bibliography"/>
@@ -11897,7 +11833,7 @@
       <w:r>
         <w:t xml:space="preserve"> </w:t>
       </w:r>
-      <w:hyperlink r:id="rId323">
+      <w:hyperlink r:id="rId322">
         <w:r>
           <w:rPr>
             <w:rStyle w:val="Hyperlink"/>
@@ -11906,35 +11842,35 @@
         </w:r>
       </w:hyperlink>
     </w:p>
+    <w:bookmarkEnd w:id="323"/>
+    <w:bookmarkStart w:id="324" w:name="ref-wurster2020"/>
+    <w:p>
+      <w:pPr>
+        <w:pStyle w:val="Bibliography"/>
+      </w:pPr>
+      <w:r>
+        <w:t xml:space="preserve">Wurster S et al</w:t>
+      </w:r>
+      <w:r>
+        <w:t xml:space="preserve"> </w:t>
+      </w:r>
+      <w:r>
+        <w:t xml:space="preserve">(2020) [VERIFY] tornadic shear stress induces calcineurin/Hsp90-dependent transient hypervirulence in mucorales. mBio</w:t>
+      </w:r>
+    </w:p>
     <w:bookmarkEnd w:id="324"/>
-    <w:bookmarkStart w:id="325" w:name="ref-wurster2020"/>
+    <w:bookmarkStart w:id="326" w:name="ref-zingales2022"/>
     <w:p>
       <w:pPr>
         <w:pStyle w:val="Bibliography"/>
       </w:pPr>
       <w:r>
-        <w:t xml:space="preserve">Wurster S et al</w:t>
-      </w:r>
-      <w:r>
-        <w:t xml:space="preserve"> </w:t>
-      </w:r>
-      <w:r>
-        <w:t xml:space="preserve">(2020) [VERIFY] tornadic shear stress induces calcineurin/Hsp90-dependent transient hypervirulence in mucorales. mBio</w:t>
-      </w:r>
-    </w:p>
-    <w:bookmarkEnd w:id="325"/>
-    <w:bookmarkStart w:id="327" w:name="ref-zingales2022"/>
-    <w:p>
-      <w:pPr>
-        <w:pStyle w:val="Bibliography"/>
-      </w:pPr>
-      <w:r>
         <w:t xml:space="preserve">Zingales V, Taroncher M, Martino PA, et al (2022) Climate change and effects on molds and mycotoxins. Toxins 14:445.</w:t>
       </w:r>
       <w:r>
         <w:t xml:space="preserve"> </w:t>
       </w:r>
-      <w:hyperlink r:id="rId326">
+      <w:hyperlink r:id="rId325">
         <w:r>
           <w:rPr>
             <w:rStyle w:val="Hyperlink"/>
@@ -11943,10 +11879,10 @@
         </w:r>
       </w:hyperlink>
     </w:p>
+    <w:bookmarkEnd w:id="326"/>
     <w:bookmarkEnd w:id="327"/>
     <w:bookmarkEnd w:id="328"/>
     <w:bookmarkEnd w:id="329"/>
-    <w:bookmarkEnd w:id="330"/>
     <w:sectPr>
       <w:footnotePr>
         <w:numRestart w:val="eachSect"/>
@@ -12714,22 +12650,35 @@
   <w:style w:default="1" w:styleId="Table" w:type="table">
     <w:name w:val="Table"/>
     <w:basedOn w:val="TableNormal"/>
-    <w:semiHidden/>
-    <w:unhideWhenUsed/>
     <w:qFormat/>
     <w:tblPr>
       <w:tblInd w:type="dxa" w:w="0"/>
+      <w:tblBorders>
+        <w:top w:color="808080" w:space="0" w:sz="4" w:val="single"/>
+        <w:left w:color="808080" w:space="0" w:sz="4" w:val="single"/>
+        <w:bottom w:color="808080" w:space="0" w:sz="4" w:val="single"/>
+        <w:right w:color="808080" w:space="0" w:sz="4" w:val="single"/>
+        <w:insideH w:color="808080" w:space="0" w:sz="4" w:val="single"/>
+        <w:insideV w:color="808080" w:space="0" w:sz="4" w:val="single"/>
+      </w:tblBorders>
       <w:tblCellMar>
-        <w:top w:type="dxa" w:w="0"/>
+        <w:top w:type="dxa" w:w="60"/>
         <w:left w:type="dxa" w:w="108"/>
-        <w:bottom w:type="dxa" w:w="0"/>
+        <w:bottom w:type="dxa" w:w="60"/>
         <w:right w:type="dxa" w:w="108"/>
       </w:tblCellMar>
     </w:tblPr>
     <w:tblStylePr w:type="firstRow">
+      <w:pPr>
+        <w:keepNext/>
+      </w:pPr>
+      <w:rPr>
+        <w:b/>
+      </w:rPr>
       <w:tcPr>
+        <w:shd w:color="auto" w:fill="D9E2F3" w:val="clear"/>
         <w:tcBorders>
-          <w:bottom w:val="single"/>
+          <w:bottom w:color="808080" w:space="0" w:sz="8" w:val="single"/>
         </w:tcBorders>
         <w:vAlign w:val="bottom"/>
       </w:tcPr>
